--- a/downloads/teacher/ai-1-week-26.docx
+++ b/downloads/teacher/ai-1-week-26.docx
@@ -2968,6 +2968,396 @@
         <w:t>Specify sorter input, output fields, evidence limits and missing/conflict behavior before improving its wording.</w:t>
       </w:r>
     </w:p>
+    <w:p>
+      <w:pPr>
+        <w:pStyle w:val="Heading1"/>
+      </w:pPr>
+      <w:r>
+        <w:t>07. Prepare, teach and assess</w:t>
+      </w:r>
+    </w:p>
+    <w:p>
+      <w:r>
+        <w:t>Teaching target: Write a prompt with a clear task, supplied evidence and checkable output requirements</w:t>
+      </w:r>
+    </w:p>
+    <w:p>
+      <w:r>
+        <w:t>Prepare the labelled worked-case picture, the matching workbook, fictional input cards and a place for individual responses. No paid AI account is required for the paper reasoning activities.</w:t>
+      </w:r>
+    </w:p>
+    <w:tbl>
+      <w:tblPr>
+        <w:tblStyle w:val="LightShading-Accent1"/>
+        <w:tblW w:type="auto" w:w="0"/>
+        <w:tblLook w:firstColumn="1" w:firstRow="1" w:lastColumn="0" w:lastRow="0" w:noHBand="0" w:noVBand="1" w:val="04A0"/>
+      </w:tblPr>
+      <w:tblGrid>
+        <w:gridCol w:w="3408"/>
+        <w:gridCol w:w="3408"/>
+        <w:gridCol w:w="3408"/>
+      </w:tblGrid>
+      <w:tr>
+        <w:trPr>
+          <w:tblHeader/>
+        </w:trPr>
+        <w:tc>
+          <w:tcPr>
+            <w:tcW w:type="dxa" w:w="3408"/>
+          </w:tcPr>
+          <w:p>
+            <w:r>
+              <w:t>Session</w:t>
+            </w:r>
+          </w:p>
+        </w:tc>
+        <w:tc>
+          <w:tcPr>
+            <w:tcW w:type="dxa" w:w="3408"/>
+          </w:tcPr>
+          <w:p>
+            <w:r>
+              <w:t>Plan</w:t>
+            </w:r>
+          </w:p>
+        </w:tc>
+        <w:tc>
+          <w:tcPr>
+            <w:tcW w:type="dxa" w:w="3408"/>
+          </w:tcPr>
+          <w:p>
+            <w:r>
+              <w:t>Resources</w:t>
+            </w:r>
+          </w:p>
+        </w:tc>
+      </w:tr>
+      <w:tr>
+        <w:tc>
+          <w:tcPr>
+            <w:tcW w:type="dxa" w:w="3408"/>
+          </w:tcPr>
+          <w:p>
+            <w:r>
+              <w:t>Session 1 · Understand · 45 min</w:t>
+            </w:r>
+          </w:p>
+        </w:tc>
+        <w:tc>
+          <w:tcPr>
+            <w:tcW w:type="dxa" w:w="3408"/>
+          </w:tcPr>
+          <w:p>
+            <w:r>
+              <w:t>0–7: recall and prerequisite; 7–15: inspect the concrete case and predict; 15–30: teacher models the worked trace; 30–40: learners explain a step using the text and visual; 40–45: check the core idea.</w:t>
+            </w:r>
+          </w:p>
+        </w:tc>
+        <w:tc>
+          <w:tcPr>
+            <w:tcW w:type="dxa" w:w="3408"/>
+          </w:tcPr>
+          <w:p>
+            <w:r>
+              <w:t>Sections 1–6; record the brief recall in the workbook.</w:t>
+            </w:r>
+          </w:p>
+        </w:tc>
+      </w:tr>
+      <w:tr>
+        <w:tc>
+          <w:tcPr>
+            <w:tcW w:type="dxa" w:w="3408"/>
+          </w:tcPr>
+          <w:p>
+            <w:r>
+              <w:t>Session 2 · Practise · 45 min</w:t>
+            </w:r>
+          </w:p>
+        </w:tc>
+        <w:tc>
+          <w:tcPr>
+            <w:tcW w:type="dxa" w:w="3408"/>
+          </w:tcPr>
+          <w:p>
+            <w:r>
+              <w:t>0–5: retrieve the procedure; 5–15: W2 completion practice; 15–23: explain and check with a partner; 23–30: each learner answers the misconception check; 30–40: targeted reteaching or a harder variation; 40–45: prepare the investigation.</w:t>
+            </w:r>
+          </w:p>
+        </w:tc>
+        <w:tc>
+          <w:tcPr>
+            <w:tcW w:type="dxa" w:w="3408"/>
+          </w:tcPr>
+          <w:p>
+            <w:r>
+              <w:t>Sections 7–10; use the matching workbook W2 and misconception check.</w:t>
+            </w:r>
+          </w:p>
+        </w:tc>
+      </w:tr>
+      <w:tr>
+        <w:tc>
+          <w:tcPr>
+            <w:tcW w:type="dxa" w:w="3408"/>
+          </w:tcPr>
+          <w:p>
+            <w:r>
+              <w:t>Session 3 · Investigate and transfer · 45 min</w:t>
+            </w:r>
+          </w:p>
+        </w:tc>
+        <w:tc>
+          <w:tcPr>
+            <w:tcW w:type="dxa" w:w="3408"/>
+          </w:tcPr>
+          <w:p>
+            <w:r>
+              <w:t>0–5: retrieve the decision rule; 5–20: investigate or trace; 20–30: start the independent case; 30–38: connect the project; 38–43: act on feedback; 43–45: plan the return check.</w:t>
+            </w:r>
+          </w:p>
+        </w:tc>
+        <w:tc>
+          <w:tcPr>
+            <w:tcW w:type="dxa" w:w="3408"/>
+          </w:tcPr>
+          <w:p>
+            <w:r>
+              <w:t>Sections 9 and 11–14. Give extra time to finish the full task set; use Section 15 when the week includes a coding lab.</w:t>
+            </w:r>
+          </w:p>
+        </w:tc>
+      </w:tr>
+    </w:tbl>
+    <w:p>
+      <w:r>
+        <w:t>Before class, solve the supported practice: For original C, a card gives four correctly labelled lines but says Time: 3 pm. All other values match C. State which format and evidence checks pass or fail. Is the card acceptable overall? Explain.</w:t>
+      </w:r>
+    </w:p>
+    <w:p>
+      <w:r>
+        <w:t>Reasoned practice answer: The four-line label and order checks pass; day, place and bring values match. The time and no-unsupported-details checks fail because C gives no time; Time should be not stated. It is not acceptable overall because every required criterion must pass.</w:t>
+      </w:r>
+    </w:p>
+    <w:p>
+      <w:r>
+        <w:t>Check every learner before discussion: Use the worked case for Specifying and testing prompts. Proposed explanation: “A tidy response is a correct response”. Decide whether this explanation is supported. Point to the step or supplied fact that decides; explain your repair if needed.</w:t>
+      </w:r>
+    </w:p>
+    <w:p>
+      <w:r>
+        <w:t>Misconception repair: Score facts and missing-value handling separately from layout.</w:t>
+      </w:r>
+    </w:p>
+    <w:p>
+      <w:r>
+        <w:t>Support: read the exact case aloud, enlarge the labelled picture, supply input cards and model only the first deciding step. Accept a spoken explanation or drawing; retain the reasoning goal.</w:t>
+      </w:r>
+    </w:p>
+    <w:p>
+      <w:r>
+        <w:t>Extension: Add source B naming the same exhibit duration 20 minutes, with B declared current and authoritative. Require a prediction and a reason before comparing. Expected result: Duration becomes 20 minutes. Reason: There is now an authorised source for the previously missing field.</w:t>
+      </w:r>
+    </w:p>
+    <w:p>
+      <w:r>
+        <w:t>Independent assessment: withhold the reserved answer until the learner has attempted the new case. Record support separately from correctness.</w:t>
+      </w:r>
+    </w:p>
+    <w:tbl>
+      <w:tblPr>
+        <w:tblStyle w:val="LightShading-Accent1"/>
+        <w:tblW w:type="auto" w:w="0"/>
+        <w:tblLook w:firstColumn="1" w:firstRow="1" w:lastColumn="0" w:lastRow="0" w:noHBand="0" w:noVBand="1" w:val="04A0"/>
+      </w:tblPr>
+      <w:tblGrid>
+        <w:gridCol w:w="2556"/>
+        <w:gridCol w:w="2556"/>
+        <w:gridCol w:w="2556"/>
+        <w:gridCol w:w="2556"/>
+      </w:tblGrid>
+      <w:tr>
+        <w:trPr>
+          <w:tblHeader/>
+        </w:trPr>
+        <w:tc>
+          <w:tcPr>
+            <w:tcW w:type="dxa" w:w="2556"/>
+          </w:tcPr>
+          <w:p>
+            <w:r>
+              <w:t>Criterion</w:t>
+            </w:r>
+          </w:p>
+        </w:tc>
+        <w:tc>
+          <w:tcPr>
+            <w:tcW w:type="dxa" w:w="2556"/>
+          </w:tcPr>
+          <w:p>
+            <w:r>
+              <w:t>Not yet</w:t>
+            </w:r>
+          </w:p>
+        </w:tc>
+        <w:tc>
+          <w:tcPr>
+            <w:tcW w:type="dxa" w:w="2556"/>
+          </w:tcPr>
+          <w:p>
+            <w:r>
+              <w:t>With support</w:t>
+            </w:r>
+          </w:p>
+        </w:tc>
+        <w:tc>
+          <w:tcPr>
+            <w:tcW w:type="dxa" w:w="2556"/>
+          </w:tcPr>
+          <w:p>
+            <w:r>
+              <w:t>Independent</w:t>
+            </w:r>
+          </w:p>
+        </w:tc>
+      </w:tr>
+      <w:tr>
+        <w:tc>
+          <w:tcPr>
+            <w:tcW w:type="dxa" w:w="2556"/>
+          </w:tcPr>
+          <w:p>
+            <w:r>
+              <w:t>Explanation</w:t>
+            </w:r>
+          </w:p>
+        </w:tc>
+        <w:tc>
+          <w:tcPr>
+            <w:tcW w:type="dxa" w:w="2556"/>
+          </w:tcPr>
+          <w:p>
+            <w:r>
+              <w:t>Names an answer without a deciding fact</w:t>
+            </w:r>
+          </w:p>
+        </w:tc>
+        <w:tc>
+          <w:tcPr>
+            <w:tcW w:type="dxa" w:w="2556"/>
+          </w:tcPr>
+          <w:p>
+            <w:r>
+              <w:t>Uses a hint to link fact and decision</w:t>
+            </w:r>
+          </w:p>
+        </w:tc>
+        <w:tc>
+          <w:tcPr>
+            <w:tcW w:type="dxa" w:w="2556"/>
+          </w:tcPr>
+          <w:p>
+            <w:r>
+              <w:t>Explains the deciding fact in own words</w:t>
+            </w:r>
+          </w:p>
+        </w:tc>
+      </w:tr>
+      <w:tr>
+        <w:tc>
+          <w:tcPr>
+            <w:tcW w:type="dxa" w:w="2556"/>
+          </w:tcPr>
+          <w:p>
+            <w:r>
+              <w:t>Trace or test</w:t>
+            </w:r>
+          </w:p>
+        </w:tc>
+        <w:tc>
+          <w:tcPr>
+            <w:tcW w:type="dxa" w:w="2556"/>
+          </w:tcPr>
+          <w:p>
+            <w:r>
+              <w:t>Cannot connect input and result</w:t>
+            </w:r>
+          </w:p>
+        </w:tc>
+        <w:tc>
+          <w:tcPr>
+            <w:tcW w:type="dxa" w:w="2556"/>
+          </w:tcPr>
+          <w:p>
+            <w:r>
+              <w:t>Completes steps with prompts</w:t>
+            </w:r>
+          </w:p>
+        </w:tc>
+        <w:tc>
+          <w:tcPr>
+            <w:tcW w:type="dxa" w:w="2556"/>
+          </w:tcPr>
+          <w:p>
+            <w:r>
+              <w:t>Traces or tests a changed case accurately</w:t>
+            </w:r>
+          </w:p>
+        </w:tc>
+      </w:tr>
+      <w:tr>
+        <w:tc>
+          <w:tcPr>
+            <w:tcW w:type="dxa" w:w="2556"/>
+          </w:tcPr>
+          <w:p>
+            <w:r>
+              <w:t>Limits and revision</w:t>
+            </w:r>
+          </w:p>
+        </w:tc>
+        <w:tc>
+          <w:tcPr>
+            <w:tcW w:type="dxa" w:w="2556"/>
+          </w:tcPr>
+          <w:p>
+            <w:r>
+              <w:t>Claims more than evidence supports</w:t>
+            </w:r>
+          </w:p>
+        </w:tc>
+        <w:tc>
+          <w:tcPr>
+            <w:tcW w:type="dxa" w:w="2556"/>
+          </w:tcPr>
+          <w:p>
+            <w:r>
+              <w:t>Names a limit after a prompt</w:t>
+            </w:r>
+          </w:p>
+        </w:tc>
+        <w:tc>
+          <w:tcPr>
+            <w:tcW w:type="dxa" w:w="2556"/>
+          </w:tcPr>
+          <w:p>
+            <w:r>
+              <w:t>States a defensible limit and useful next test</w:t>
+            </w:r>
+          </w:p>
+        </w:tc>
+      </w:tr>
+    </w:tbl>
+    <w:p>
+      <w:r>
+        <w:t>Project checkpoint: Prepare the demonstration. Gather reproducible instructions, evidence, access checks and remaining limitations.</w:t>
+      </w:r>
+    </w:p>
+    <w:p>
+      <w:r>
+        <w:t>Use the weekly teacher answer for topic-specific reasoning. A saved progress tick is an activity record; judge mastery from the learner’s explanation and evidence.</w:t>
+      </w:r>
+    </w:p>
     <w:sectPr>
       <w:pgSz w:w="12240" w:h="15840"/>
       <w:pgMar w:top="936" w:right="1008" w:bottom="936" w:left="1008" w:header="720" w:footer="720" w:gutter="0"/>

--- a/downloads/teacher/ai-1-week-26.docx
+++ b/downloads/teacher/ai-1-week-26.docx
@@ -3358,6 +3358,39 @@
         <w:t>Use the weekly teacher answer for topic-specific reasoning. A saved progress tick is an activity record; judge mastery from the learner’s explanation and evidence.</w:t>
       </w:r>
     </w:p>
+    <w:p>
+      <w:pPr>
+        <w:pStyle w:val="Heading1"/>
+      </w:pPr>
+      <w:r>
+        <w:t>08. Use feedback, labs and repair paths</w:t>
+      </w:r>
+    </w:p>
+    <w:p>
+      <w:r>
+        <w:t>Use the two formative questions as supported practice, not as independent mastery scores. Discuss the deciding evidence rather than accepting a guessed selection.</w:t>
+      </w:r>
+    </w:p>
+    <w:p>
+      <w:r>
+        <w:t>The feedback comes from the reviewed public worked case. Do not reveal the separately reserved independent teacher answer until the learner has attempted that case.</w:t>
+      </w:r>
+    </w:p>
+    <w:p>
+      <w:r>
+        <w:t>Ask students to predict before running code. Preserve errors and actual outputs; collect a changed test and an explanation. The branch-boundary and indexing lessons deliberately include failure cases.</w:t>
+      </w:r>
+    </w:p>
+    <w:p>
+      <w:r>
+        <w:t>Use the earlier worked-explanation links to address a specific missing building block, then return to the current question. Adapt this suggestion after observing the learner; it is not an automatic diagnosis.</w:t>
+      </w:r>
+    </w:p>
+    <w:p>
+      <w:r>
+        <w:t>Collect the completed-work portfolio as evidence. Record support separately from correctness, and assess explanation, trace/test and limitations. Progress ticks and quiz selections alone do not establish mastery.</w:t>
+      </w:r>
+    </w:p>
     <w:sectPr>
       <w:pgSz w:w="12240" w:h="15840"/>
       <w:pgMar w:top="936" w:right="1008" w:bottom="936" w:left="1008" w:header="720" w:footer="720" w:gutter="0"/>

--- a/downloads/teacher/ai-1-week-26.docx
+++ b/downloads/teacher/ai-1-week-26.docx
@@ -29,6 +29,11 @@
       </w:r>
     </w:p>
     <w:p>
+      <w:r>
+        <w:t>Prepare Prompts Are Design Instructions: check the target, prerequisites, resources and adaptable teaching schedule.</w:t>
+      </w:r>
+    </w:p>
+    <w:p>
       <w:pPr>
         <w:pStyle w:val="Heading3"/>
       </w:pPr>
@@ -37,8 +42,50 @@
       </w:r>
     </w:p>
     <w:p>
-      <w:r>
-        <w:t>Primary target: Write a prompt with a clear task, supplied evidence and checkable output requirements</w:t>
+      <w:pPr>
+        <w:spacing w:line="336" w:lineRule="auto" w:after="180"/>
+      </w:pPr>
+      <w:r>
+        <w:rPr>
+          <w:b w:val="0"/>
+        </w:rPr>
+        <w:t xml:space="preserve">Primary target: Write a </w:t>
+      </w:r>
+      <w:r>
+        <w:rPr>
+          <w:b/>
+        </w:rPr>
+        <w:t>prompt</w:t>
+      </w:r>
+      <w:r>
+        <w:rPr>
+          <w:b w:val="0"/>
+        </w:rPr>
+        <w:t xml:space="preserve"> with a clear task, supplied </w:t>
+      </w:r>
+      <w:r>
+        <w:rPr>
+          <w:b/>
+        </w:rPr>
+        <w:t>evidence</w:t>
+      </w:r>
+      <w:r>
+        <w:rPr>
+          <w:b w:val="0"/>
+        </w:rPr>
+        <w:t xml:space="preserve"> and checkable </w:t>
+      </w:r>
+      <w:r>
+        <w:rPr>
+          <w:b/>
+        </w:rPr>
+        <w:t>output</w:t>
+      </w:r>
+      <w:r>
+        <w:rPr>
+          <w:b w:val="0"/>
+        </w:rPr>
+        <w:t xml:space="preserve"> requirements</w:t>
       </w:r>
     </w:p>
     <w:tbl>
@@ -185,8 +232,37 @@
       </w:tr>
     </w:tbl>
     <w:p>
-      <w:r>
-        <w:t>This is a starting allocation of 135 minutes, not a validated duration. Preserve all named topics. Schedule extra time for connected examples, the full investigation, independent cases and project building. Repeated copies of a case share one recorded attempt; they are not new evidence.</w:t>
+      <w:pPr>
+        <w:spacing w:line="336" w:lineRule="auto" w:after="180"/>
+      </w:pPr>
+      <w:r>
+        <w:rPr>
+          <w:b w:val="0"/>
+        </w:rPr>
+        <w:t>This is a starting allocation of 135 minutes, not a validated duration. Preserve all named topics. Schedule extra time for connected examples, the full investigation, independent cases and project building.</w:t>
+      </w:r>
+    </w:p>
+    <w:p>
+      <w:pPr>
+        <w:spacing w:line="336" w:lineRule="auto" w:after="180"/>
+      </w:pPr>
+      <w:r>
+        <w:rPr>
+          <w:b w:val="0"/>
+        </w:rPr>
+        <w:t xml:space="preserve">Repeated copies of a case share one recorded attempt; they are not new </w:t>
+      </w:r>
+      <w:r>
+        <w:rPr>
+          <w:b/>
+        </w:rPr>
+        <w:t>evidence</w:t>
+      </w:r>
+      <w:r>
+        <w:rPr>
+          <w:b w:val="0"/>
+        </w:rPr>
+        <w:t>.</w:t>
       </w:r>
     </w:p>
     <w:p>
@@ -206,18 +282,71 @@
       </w:r>
     </w:p>
     <w:p>
-      <w:r>
+      <w:pPr>
+        <w:spacing w:line="336" w:lineRule="auto" w:after="180"/>
+      </w:pPr>
+      <w:r>
+        <w:rPr>
+          <w:b w:val="0"/>
+        </w:rPr>
         <w:t>Without opening the old lesson, explain one key idea from Generate, Retrieve, or Calculate?. Give an example and a mistake that the idea helps you avoid.</w:t>
       </w:r>
     </w:p>
     <w:p>
-      <w:r>
-        <w:t>Look for: Distinguish retrieving a record, calculating from inputs and generating wording</w:t>
-      </w:r>
-    </w:p>
-    <w:p>
-      <w:r>
-        <w:t>Reference example, not the only acceptable wording: Room: retrieval, checked against the right source N2 and event. Remaining places: calculation, checked as 6 × 4 − 3 = 21 with correct inputs. Title: generation, checked for the requested style and unsupported factual details. An application can combine them; the labels describe operations rather than exclusive types of application.</w:t>
+      <w:pPr>
+        <w:spacing w:line="336" w:lineRule="auto" w:after="180"/>
+      </w:pPr>
+      <w:r>
+        <w:rPr>
+          <w:b w:val="0"/>
+        </w:rPr>
+        <w:t xml:space="preserve">Look for: Distinguish retrieving a record, calculating from </w:t>
+      </w:r>
+      <w:r>
+        <w:rPr>
+          <w:b/>
+        </w:rPr>
+        <w:t>input</w:t>
+      </w:r>
+      <w:r>
+        <w:rPr>
+          <w:b w:val="0"/>
+        </w:rPr>
+        <w:t>s and generating wording</w:t>
+      </w:r>
+    </w:p>
+    <w:p>
+      <w:pPr>
+        <w:spacing w:line="336" w:lineRule="auto" w:after="180"/>
+      </w:pPr>
+      <w:r>
+        <w:rPr>
+          <w:b w:val="0"/>
+        </w:rPr>
+        <w:t xml:space="preserve">Reference example, not the only acceptable wording: Room: retrieval, checked against the right source N2 and event. Remaining places: calculation, checked as 6 × 4 − 3 = 21 with correct </w:t>
+      </w:r>
+      <w:r>
+        <w:rPr>
+          <w:b/>
+        </w:rPr>
+        <w:t>input</w:t>
+      </w:r>
+      <w:r>
+        <w:rPr>
+          <w:b w:val="0"/>
+        </w:rPr>
+        <w:t>s.</w:t>
+      </w:r>
+    </w:p>
+    <w:p>
+      <w:pPr>
+        <w:spacing w:line="336" w:lineRule="auto" w:after="180"/>
+      </w:pPr>
+      <w:r>
+        <w:rPr>
+          <w:b w:val="0"/>
+        </w:rPr>
+        <w:t>Title: generation, checked for the requested style and unsupported factual details. An application can combine them; the labels describe operations rather than exclusive types of application.</w:t>
       </w:r>
     </w:p>
     <w:p>
@@ -229,18 +358,47 @@
       </w:r>
     </w:p>
     <w:p>
-      <w:r>
+      <w:pPr>
+        <w:spacing w:line="336" w:lineRule="auto" w:after="180"/>
+      </w:pPr>
+      <w:r>
+        <w:rPr>
+          <w:b w:val="0"/>
+        </w:rPr>
         <w:t>Without opening the old lesson, explain one key idea from Fair for Whom?. Give an example and a mistake that the idea helps you avoid.</w:t>
       </w:r>
     </w:p>
     <w:p>
-      <w:r>
+      <w:pPr>
+        <w:spacing w:line="336" w:lineRule="auto" w:after="180"/>
+      </w:pPr>
+      <w:r>
+        <w:rPr>
+          <w:b w:val="0"/>
+        </w:rPr>
         <w:t>Look for: Compute a correct-out-of-assessed fraction and explain its denominator</w:t>
       </w:r>
     </w:p>
     <w:p>
-      <w:r>
-        <w:t>Reference example, not the only acceptable wording: A has 9 correct out of 12 assessed: 9/12 = 3/4 = 75%. The denominator includes all 12 judged outcomes, including 3 incorrect ones. Using 9/9 would exclude the errors and falsely report perfect assessed accuracy.</w:t>
+      <w:pPr>
+        <w:spacing w:line="336" w:lineRule="auto" w:after="180"/>
+      </w:pPr>
+      <w:r>
+        <w:rPr>
+          <w:b w:val="0"/>
+        </w:rPr>
+        <w:t>Reference example, not the only acceptable wording: A has 9 correct out of 12 assessed: 9/12 = 3/4 = 75%. The denominator includes all 12 judged outcomes, including 3 incorrect ones.</w:t>
+      </w:r>
+    </w:p>
+    <w:p>
+      <w:pPr>
+        <w:spacing w:line="336" w:lineRule="auto" w:after="180"/>
+      </w:pPr>
+      <w:r>
+        <w:rPr>
+          <w:b w:val="0"/>
+        </w:rPr>
+        <w:t>Using 9/9 would exclude the errors and falsely report perfect assessed accuracy.</w:t>
       </w:r>
     </w:p>
     <w:p>
@@ -252,22 +410,57 @@
       </w:r>
     </w:p>
     <w:p>
-      <w:r>
+      <w:pPr>
+        <w:spacing w:line="336" w:lineRule="auto" w:after="180"/>
+      </w:pPr>
+      <w:r>
+        <w:rPr>
+          <w:b w:val="0"/>
+        </w:rPr>
         <w:t>Without opening the old lesson, explain one key idea from Recommendations. Give an example and a mistake that the idea helps you avoid.</w:t>
       </w:r>
     </w:p>
     <w:p>
-      <w:r>
+      <w:pPr>
+        <w:spacing w:line="336" w:lineRule="auto" w:after="180"/>
+      </w:pPr>
+      <w:r>
+        <w:rPr>
+          <w:b w:val="0"/>
+        </w:rPr>
         <w:t>Look for: Apply eligibility requirements before ranking candidates by preferences</w:t>
       </w:r>
     </w:p>
     <w:p>
-      <w:r>
-        <w:t>Reference example, not the only acceptable wording: J eligible scores 2; K eligible scores 1; L excluded for Spanish; M excluded because unavailable. Recommend J. Preference matches cannot compensate for failing the English requirement.</w:t>
-      </w:r>
-    </w:p>
-    <w:p>
-      <w:r>
+      <w:pPr>
+        <w:spacing w:line="336" w:lineRule="auto" w:after="180"/>
+      </w:pPr>
+      <w:r>
+        <w:rPr>
+          <w:b w:val="0"/>
+        </w:rPr>
+        <w:t>Reference example, not the only acceptable wording: J eligible scores 2; K eligible scores 1; L excluded for Spanish; M excluded because unavailable. Recommend J.</w:t>
+      </w:r>
+    </w:p>
+    <w:p>
+      <w:pPr>
+        <w:spacing w:line="336" w:lineRule="auto" w:after="180"/>
+      </w:pPr>
+      <w:r>
+        <w:rPr>
+          <w:b w:val="0"/>
+        </w:rPr>
+        <w:t>Preference matches cannot compensate for failing the English requirement.</w:t>
+      </w:r>
+    </w:p>
+    <w:p>
+      <w:pPr>
+        <w:spacing w:line="336" w:lineRule="auto" w:after="180"/>
+      </w:pPr>
+      <w:r>
+        <w:rPr>
+          <w:b w:val="0"/>
+        </w:rPr>
         <w:t>Use the student module and workbook section with this exact week title. The worked case, independent question and answers below form one aligned lesson sequence.</w:t>
       </w:r>
     </w:p>
@@ -280,8 +473,27 @@
       </w:r>
     </w:p>
     <w:p>
-      <w:r>
-        <w:t>Write a request for a three-bullet explanation of evaporation for Grade 6 using only a supplied paragraph. Create three separately checkable acceptance criteria. What should happen if the paragraph does not explain evaporation?</w:t>
+      <w:pPr>
+        <w:spacing w:line="336" w:lineRule="auto" w:after="180"/>
+        <w:shd w:fill="F5F1FB"/>
+      </w:pPr>
+      <w:r>
+        <w:rPr>
+          <w:b w:val="0"/>
+        </w:rPr>
+        <w:t>Write a request for a three-bullet explanation of evaporation for Grade 6 using only a supplied paragraph. Create three separately checkable acceptance criteria.</w:t>
+      </w:r>
+    </w:p>
+    <w:p>
+      <w:pPr>
+        <w:spacing w:line="336" w:lineRule="auto" w:after="180"/>
+        <w:shd w:fill="F5F1FB"/>
+      </w:pPr>
+      <w:r>
+        <w:rPr>
+          <w:b w:val="0"/>
+        </w:rPr>
+        <w:t>What should happen if the paragraph does not explain evaporation?</w:t>
       </w:r>
     </w:p>
     <w:p>
@@ -293,8 +505,26 @@
       </w:r>
     </w:p>
     <w:p>
-      <w:r>
-        <w:t>Clear goals, context, and constraints improve usefulness, not truth guarantees.</w:t>
+      <w:pPr>
+        <w:spacing w:line="336" w:lineRule="auto" w:after="180"/>
+      </w:pPr>
+      <w:r>
+        <w:rPr>
+          <w:b w:val="0"/>
+        </w:rPr>
+        <w:t xml:space="preserve">Clear goals, context, and </w:t>
+      </w:r>
+      <w:r>
+        <w:rPr>
+          <w:b/>
+        </w:rPr>
+        <w:t>constraint</w:t>
+      </w:r>
+      <w:r>
+        <w:rPr>
+          <w:b w:val="0"/>
+        </w:rPr>
+        <w:t>s improve usefulness, not truth guarantees.</w:t>
       </w:r>
     </w:p>
     <w:tbl>
@@ -430,12 +660,38 @@
       </w:r>
     </w:p>
     <w:p>
-      <w:r>
+      <w:pPr>
+        <w:spacing w:line="336" w:lineRule="auto" w:after="180"/>
+      </w:pPr>
+      <w:r>
+        <w:rPr>
+          <w:b w:val="0"/>
+        </w:rPr>
         <w:t>Use the supplied scenario, student illustrations and blank paper. For numeric work, offer counters or a calculator after learners show the setup. Fictional records are supplied; personal data and paid accounts are unnecessary.</w:t>
       </w:r>
     </w:p>
     <w:p>
-      <w:r>
+      <w:pPr>
+        <w:pStyle w:val="Heading3"/>
+      </w:pPr>
+      <w:r>
+        <w:t>Alternative compact allocation</w:t>
+      </w:r>
+    </w:p>
+    <w:p>
+      <w:r>
+        <w:t>This compact option is not the full-week schedule. Use the main teaching cycle and allow extra sessions for the investigation, independent work and project.</w:t>
+      </w:r>
+    </w:p>
+    <w:p>
+      <w:pPr>
+        <w:spacing w:line="336" w:lineRule="auto" w:after="180"/>
+        <w:shd w:fill="F1F6F8"/>
+      </w:pPr>
+      <w:r>
+        <w:rPr>
+          <w:b w:val="0"/>
+        </w:rPr>
         <w:t>Allow 80 minutes: recall 8; explanation 12; worked demonstration 15; guided practice 20; independent assessment 15; project and reflection 10. Extend the lab into a second session when needed.</w:t>
       </w:r>
     </w:p>
@@ -448,8 +704,72 @@
       </w:r>
     </w:p>
     <w:p>
-      <w:r>
-        <w:t>This is a specification and evaluation lesson, not a live model benchmark or a collection of magic prompt phrases. All example responses are authored classroom cases. A partner following instructions on paper is useful for finding ambiguity but does not establish model reliability. If an approved tool is used, record the exact prompt, inputs, model and available settings; keep failures as well as successes.</w:t>
+      <w:pPr>
+        <w:spacing w:line="336" w:lineRule="auto" w:after="180"/>
+      </w:pPr>
+      <w:r>
+        <w:rPr>
+          <w:b w:val="0"/>
+        </w:rPr>
+        <w:t xml:space="preserve">This is a specification and evaluation lesson, not a live model benchmark or a collection of magic </w:t>
+      </w:r>
+      <w:r>
+        <w:rPr>
+          <w:b/>
+        </w:rPr>
+        <w:t>prompt</w:t>
+      </w:r>
+      <w:r>
+        <w:rPr>
+          <w:b w:val="0"/>
+        </w:rPr>
+        <w:t xml:space="preserve"> phrases. All example responses are authored classroom cases.</w:t>
+      </w:r>
+    </w:p>
+    <w:p>
+      <w:pPr>
+        <w:spacing w:line="336" w:lineRule="auto" w:after="180"/>
+      </w:pPr>
+      <w:r>
+        <w:rPr>
+          <w:b w:val="0"/>
+        </w:rPr>
+        <w:t>A partner following instructions on paper is useful for finding ambiguity but does not establish model reliability.</w:t>
+      </w:r>
+    </w:p>
+    <w:p>
+      <w:pPr>
+        <w:spacing w:line="336" w:lineRule="auto" w:after="180"/>
+      </w:pPr>
+      <w:r>
+        <w:rPr>
+          <w:b w:val="0"/>
+        </w:rPr>
+        <w:t xml:space="preserve">If an approved tool is used, record the exact </w:t>
+      </w:r>
+      <w:r>
+        <w:rPr>
+          <w:b/>
+        </w:rPr>
+        <w:t>prompt</w:t>
+      </w:r>
+      <w:r>
+        <w:rPr>
+          <w:b w:val="0"/>
+        </w:rPr>
+        <w:t xml:space="preserve">, </w:t>
+      </w:r>
+      <w:r>
+        <w:rPr>
+          <w:b/>
+        </w:rPr>
+        <w:t>input</w:t>
+      </w:r>
+      <w:r>
+        <w:rPr>
+          <w:b w:val="0"/>
+        </w:rPr>
+        <w:t>s, model and available settings; keep failures as well as successes.</w:t>
       </w:r>
     </w:p>
     <w:p>
@@ -461,23 +781,83 @@
       </w:r>
     </w:p>
     <w:p>
-      <w:r>
-        <w:t>No. Remove the unsupported time or verify it from an appropriate source. A plausible sentence is not evidence for a missing fact.</w:t>
-      </w:r>
-    </w:p>
-    <w:p>
-      <w:r>
+      <w:pPr>
+        <w:spacing w:line="336" w:lineRule="auto" w:after="180"/>
+      </w:pPr>
+      <w:r>
+        <w:rPr>
+          <w:b w:val="0"/>
+        </w:rPr>
+        <w:t xml:space="preserve">No. Remove the unsupported time or verify it from an appropriate source. A plausible sentence is not </w:t>
+      </w:r>
+      <w:r>
+        <w:rPr>
+          <w:b/>
+        </w:rPr>
+        <w:t>evidence</w:t>
+      </w:r>
+      <w:r>
+        <w:rPr>
+          <w:b w:val="0"/>
+        </w:rPr>
+        <w:t xml:space="preserve"> for a missing fact.</w:t>
+      </w:r>
+    </w:p>
+    <w:p>
+      <w:pPr>
+        <w:spacing w:line="336" w:lineRule="auto" w:after="180"/>
+      </w:pPr>
+      <w:r>
+        <w:rPr>
+          <w:b w:val="0"/>
+        </w:rPr>
         <w:t>Fictional C and D records from the lesson, with D sharing the event but giving Room 9</w:t>
       </w:r>
     </w:p>
     <w:p>
-      <w:r>
-        <w:t>A four-criterion checklist for supported values, missing/conflicting handling, format and no additions</w:t>
-      </w:r>
-    </w:p>
-    <w:p>
-      <w:r>
-        <w:t>Paper for a prompt-version and test-case log; optional teacher-approved model only</w:t>
+      <w:pPr>
+        <w:spacing w:line="336" w:lineRule="auto" w:after="180"/>
+      </w:pPr>
+      <w:r>
+        <w:rPr>
+          <w:b w:val="0"/>
+        </w:rPr>
+        <w:t>A four-</w:t>
+      </w:r>
+      <w:r>
+        <w:rPr>
+          <w:b/>
+        </w:rPr>
+        <w:t>criterion</w:t>
+      </w:r>
+      <w:r>
+        <w:rPr>
+          <w:b w:val="0"/>
+        </w:rPr>
+        <w:t xml:space="preserve"> checklist for supported values, missing/conflicting handling, format and no additions</w:t>
+      </w:r>
+    </w:p>
+    <w:p>
+      <w:pPr>
+        <w:spacing w:line="336" w:lineRule="auto" w:after="180"/>
+      </w:pPr>
+      <w:r>
+        <w:rPr>
+          <w:b w:val="0"/>
+        </w:rPr>
+        <w:t xml:space="preserve">Paper for a </w:t>
+      </w:r>
+      <w:r>
+        <w:rPr>
+          <w:b/>
+        </w:rPr>
+        <w:t>prompt</w:t>
+      </w:r>
+      <w:r>
+        <w:rPr>
+          <w:b w:val="0"/>
+        </w:rPr>
+        <w:t>-version and test-case log; optional teacher-approved model only</w:t>
       </w:r>
     </w:p>
     <w:p>
@@ -489,12 +869,36 @@
       </w:r>
     </w:p>
     <w:p>
-      <w:r>
-        <w:t>By the end, I can write a prompt contract that handles absent and conflicting facts.</w:t>
-      </w:r>
-    </w:p>
-    <w:p>
-      <w:r>
+      <w:pPr>
+        <w:spacing w:line="336" w:lineRule="auto" w:after="180"/>
+      </w:pPr>
+      <w:r>
+        <w:rPr>
+          <w:b w:val="0"/>
+        </w:rPr>
+        <w:t xml:space="preserve">By the end, I can write a </w:t>
+      </w:r>
+      <w:r>
+        <w:rPr>
+          <w:b/>
+        </w:rPr>
+        <w:t>prompt</w:t>
+      </w:r>
+      <w:r>
+        <w:rPr>
+          <w:b w:val="0"/>
+        </w:rPr>
+        <w:t xml:space="preserve"> contract that handles absent and conflicting facts.</w:t>
+      </w:r>
+    </w:p>
+    <w:p>
+      <w:pPr>
+        <w:spacing w:line="336" w:lineRule="auto" w:after="180"/>
+      </w:pPr>
+      <w:r>
+        <w:rPr>
+          <w:b w:val="0"/>
+        </w:rPr>
         <w:t>This added worked case illustrates the week’s main idea. Retain all original and connected topics; schedule its practice within the teaching cycle.</w:t>
       </w:r>
     </w:p>
@@ -507,116 +911,594 @@
       </w:r>
     </w:p>
     <w:p>
+      <w:r>
+        <w:t>Model Prompts Are Design Instructions using the supplied case, labelled mechanism and reasoning. Make the scope of each conclusion explicit.</w:t>
+      </w:r>
+    </w:p>
+    <w:p>
+      <w:pPr>
+        <w:spacing w:line="336" w:lineRule="auto" w:after="180"/>
+      </w:pPr>
+      <w:r>
+        <w:rPr>
+          <w:b w:val="0"/>
+        </w:rPr>
+        <w:t>Follow the information instead of imagining magic inside the machine.</w:t>
+      </w:r>
+    </w:p>
+    <w:p>
       <w:pPr>
         <w:pStyle w:val="Heading3"/>
       </w:pPr>
       <w:r>
-        <w:t>Explain the mechanism</w:t>
-      </w:r>
-    </w:p>
-    <w:p>
-      <w:r>
-        <w:t>Follow the information instead of imagining magic inside the machine.</w:t>
-      </w:r>
-    </w:p>
-    <w:p>
-      <w:r>
-        <w:t>INPUT goal, context, constraints, and requested format</w:t>
-      </w:r>
-    </w:p>
-    <w:p>
-      <w:r>
-        <w:t>PROCESS a generative model predicts an output matching the instruction</w:t>
-      </w:r>
-    </w:p>
-    <w:p>
-      <w:r>
-        <w:t>OUTPUT draft that still requires review</w:t>
-      </w:r>
-    </w:p>
-    <w:p>
-      <w:r>
-        <w:t>CORE IDEA Clear goals, context, and constraints improve usefulness, not truth guarantees.</w:t>
-      </w:r>
-    </w:p>
-    <w:p>
-      <w:r>
-        <w:t>UNDER THE HOOD Prompting conditions model behavior but does not change underlying knowledge, eliminate hallucination, or grant access to missing sources. Strong prompts specify success criteria and evidence boundaries, then support iterative evaluation.</w:t>
-      </w:r>
-    </w:p>
-    <w:p>
-      <w:r>
+        <w:t>1. Input — information entering</w:t>
+      </w:r>
+    </w:p>
+    <w:p>
+      <w:pPr>
+        <w:spacing w:line="336" w:lineRule="auto" w:after="180"/>
+        <w:shd w:fill="F4F9FC"/>
+      </w:pPr>
+      <w:r>
+        <w:rPr>
+          <w:b/>
+        </w:rPr>
+        <w:t>INPUT</w:t>
+      </w:r>
+      <w:r>
+        <w:rPr>
+          <w:b w:val="0"/>
+        </w:rPr>
+        <w:t xml:space="preserve"> goal, context, </w:t>
+      </w:r>
+      <w:r>
+        <w:rPr>
+          <w:b/>
+        </w:rPr>
+        <w:t>constraint</w:t>
+      </w:r>
+      <w:r>
+        <w:rPr>
+          <w:b w:val="0"/>
+        </w:rPr>
+        <w:t>s, and requested format</w:t>
+      </w:r>
+    </w:p>
+    <w:p>
+      <w:pPr>
+        <w:pStyle w:val="Heading3"/>
+      </w:pPr>
+      <w:r>
+        <w:t>2. Process — the deciding step</w:t>
+      </w:r>
+    </w:p>
+    <w:p>
+      <w:pPr>
+        <w:spacing w:line="336" w:lineRule="auto" w:after="180"/>
+        <w:shd w:fill="F4F9FC"/>
+      </w:pPr>
+      <w:r>
+        <w:rPr>
+          <w:b/>
+        </w:rPr>
+        <w:t>PROCESS</w:t>
+      </w:r>
+      <w:r>
+        <w:rPr>
+          <w:b w:val="0"/>
+        </w:rPr>
+        <w:t xml:space="preserve"> a generative model predicts an </w:t>
+      </w:r>
+      <w:r>
+        <w:rPr>
+          <w:b/>
+        </w:rPr>
+        <w:t>output</w:t>
+      </w:r>
+      <w:r>
+        <w:rPr>
+          <w:b w:val="0"/>
+        </w:rPr>
+        <w:t xml:space="preserve"> matching the instruction</w:t>
+      </w:r>
+    </w:p>
+    <w:p>
+      <w:pPr>
+        <w:pStyle w:val="Heading3"/>
+      </w:pPr>
+      <w:r>
+        <w:t>3. Output — the result</w:t>
+      </w:r>
+    </w:p>
+    <w:p>
+      <w:pPr>
+        <w:spacing w:line="336" w:lineRule="auto" w:after="180"/>
+        <w:shd w:fill="F4F9FC"/>
+      </w:pPr>
+      <w:r>
+        <w:rPr>
+          <w:b/>
+        </w:rPr>
+        <w:t>OUTPUT</w:t>
+      </w:r>
+      <w:r>
+        <w:rPr>
+          <w:b w:val="0"/>
+        </w:rPr>
+        <w:t xml:space="preserve"> draft that still requires review</w:t>
+      </w:r>
+    </w:p>
+    <w:p>
+      <w:pPr>
+        <w:pStyle w:val="Heading3"/>
+      </w:pPr>
+      <w:r>
+        <w:t>Key idea</w:t>
+      </w:r>
+    </w:p>
+    <w:p>
+      <w:pPr>
+        <w:spacing w:line="336" w:lineRule="auto" w:after="180"/>
+        <w:shd w:fill="EDF7F3"/>
+      </w:pPr>
+      <w:r>
+        <w:rPr>
+          <w:b w:val="0"/>
+        </w:rPr>
+        <w:t xml:space="preserve">CORE IDEA Clear goals, context, and </w:t>
+      </w:r>
+      <w:r>
+        <w:rPr>
+          <w:b/>
+        </w:rPr>
+        <w:t>constraint</w:t>
+      </w:r>
+      <w:r>
+        <w:rPr>
+          <w:b w:val="0"/>
+        </w:rPr>
+        <w:t>s improve usefulness, not truth guarantees.</w:t>
+      </w:r>
+    </w:p>
+    <w:p>
+      <w:pPr>
+        <w:pStyle w:val="Heading3"/>
+      </w:pPr>
+      <w:r>
+        <w:t>How the mechanism works</w:t>
+      </w:r>
+    </w:p>
+    <w:p>
+      <w:pPr>
+        <w:spacing w:line="336" w:lineRule="auto" w:after="180"/>
+        <w:shd w:fill="F1F6F8"/>
+      </w:pPr>
+      <w:r>
+        <w:rPr>
+          <w:b w:val="0"/>
+        </w:rPr>
+        <w:t xml:space="preserve">UNDER THE HOOD </w:t>
+      </w:r>
+      <w:r>
+        <w:rPr>
+          <w:b/>
+        </w:rPr>
+        <w:t>Prompt</w:t>
+      </w:r>
+      <w:r>
+        <w:rPr>
+          <w:b w:val="0"/>
+        </w:rPr>
+        <w:t>ing conditions model behavior but does not change underlying knowledge, eliminate hallucination, or grant access to missing sources.</w:t>
+      </w:r>
+    </w:p>
+    <w:p>
+      <w:pPr>
+        <w:spacing w:line="336" w:lineRule="auto" w:after="180"/>
+        <w:shd w:fill="F1F6F8"/>
+      </w:pPr>
+      <w:r>
+        <w:rPr>
+          <w:b w:val="0"/>
+        </w:rPr>
+        <w:t xml:space="preserve">Strong </w:t>
+      </w:r>
+      <w:r>
+        <w:rPr>
+          <w:b/>
+        </w:rPr>
+        <w:t>prompt</w:t>
+      </w:r>
+      <w:r>
+        <w:rPr>
+          <w:b w:val="0"/>
+        </w:rPr>
+        <w:t xml:space="preserve">s specify success criteria and </w:t>
+      </w:r>
+      <w:r>
+        <w:rPr>
+          <w:b/>
+        </w:rPr>
+        <w:t>evidence</w:t>
+      </w:r>
+      <w:r>
+        <w:rPr>
+          <w:b w:val="0"/>
+        </w:rPr>
+        <w:t xml:space="preserve"> boundaries, then support iterative evaluation.</w:t>
+      </w:r>
+    </w:p>
+    <w:p>
+      <w:pPr>
+        <w:spacing w:line="336" w:lineRule="auto" w:after="180"/>
+      </w:pPr>
+      <w:r>
+        <w:rPr>
+          <w:b w:val="0"/>
+        </w:rPr>
         <w:t>Draw a fresh example with all three stages:</w:t>
       </w:r>
     </w:p>
     <w:p>
-      <w:r>
-        <w:t>Every step connects a claim to observable evidence.</w:t>
-      </w:r>
-    </w:p>
-    <w:p>
-      <w:r>
-        <w:t>CASE 'Write a story' gives little direction; a goal, audience, setting, length, required facts, and safety constraints shape a more useful output.</w:t>
-      </w:r>
-    </w:p>
-    <w:p>
-      <w:r>
-        <w:t>STEP 1 — OBSERVE goal, context, constraints, and requested format</w:t>
-      </w:r>
-    </w:p>
-    <w:p>
-      <w:r>
-        <w:t>STEP 2 — TRACE a generative model predicts an output matching the instruction</w:t>
-      </w:r>
-    </w:p>
-    <w:p>
-      <w:r>
+      <w:pPr>
+        <w:spacing w:line="336" w:lineRule="auto" w:after="180"/>
+      </w:pPr>
+      <w:r>
+        <w:rPr>
+          <w:b w:val="0"/>
+        </w:rPr>
+        <w:t xml:space="preserve">Every step connects a claim to observable </w:t>
+      </w:r>
+      <w:r>
+        <w:rPr>
+          <w:b/>
+        </w:rPr>
+        <w:t>evidence</w:t>
+      </w:r>
+      <w:r>
+        <w:rPr>
+          <w:b w:val="0"/>
+        </w:rPr>
+        <w:t>.</w:t>
+      </w:r>
+    </w:p>
+    <w:p>
+      <w:pPr>
+        <w:pStyle w:val="Heading3"/>
+      </w:pPr>
+      <w:r>
+        <w:t>The case to investigate</w:t>
+      </w:r>
+    </w:p>
+    <w:p>
+      <w:pPr>
+        <w:spacing w:line="336" w:lineRule="auto" w:after="180"/>
+        <w:shd w:fill="F1F6FC"/>
+      </w:pPr>
+      <w:r>
+        <w:rPr>
+          <w:b w:val="0"/>
+        </w:rPr>
+        <w:t xml:space="preserve">CASE 'Write a story' gives little direction; a goal, </w:t>
+      </w:r>
+      <w:r>
+        <w:rPr>
+          <w:b/>
+        </w:rPr>
+        <w:t>audience</w:t>
+      </w:r>
+      <w:r>
+        <w:rPr>
+          <w:b w:val="0"/>
+        </w:rPr>
+        <w:t xml:space="preserve">, setting, length, required facts, and safety </w:t>
+      </w:r>
+      <w:r>
+        <w:rPr>
+          <w:b/>
+        </w:rPr>
+        <w:t>constraint</w:t>
+      </w:r>
+      <w:r>
+        <w:rPr>
+          <w:b w:val="0"/>
+        </w:rPr>
+        <w:t xml:space="preserve">s shape a more useful </w:t>
+      </w:r>
+      <w:r>
+        <w:rPr>
+          <w:b/>
+        </w:rPr>
+        <w:t>output</w:t>
+      </w:r>
+      <w:r>
+        <w:rPr>
+          <w:b w:val="0"/>
+        </w:rPr>
+        <w:t>.</w:t>
+      </w:r>
+    </w:p>
+    <w:p>
+      <w:pPr>
+        <w:pStyle w:val="Heading3"/>
+      </w:pPr>
+      <w:r>
+        <w:t>Step 1</w:t>
+      </w:r>
+    </w:p>
+    <w:p>
+      <w:pPr>
+        <w:spacing w:line="336" w:lineRule="auto" w:after="180"/>
+        <w:shd w:fill="F4F9FC"/>
+      </w:pPr>
+      <w:r>
+        <w:rPr>
+          <w:b w:val="0"/>
+        </w:rPr>
+        <w:t xml:space="preserve">STEP 1 — OBSERVE goal, context, </w:t>
+      </w:r>
+      <w:r>
+        <w:rPr>
+          <w:b/>
+        </w:rPr>
+        <w:t>constraint</w:t>
+      </w:r>
+      <w:r>
+        <w:rPr>
+          <w:b w:val="0"/>
+        </w:rPr>
+        <w:t>s, and requested format</w:t>
+      </w:r>
+    </w:p>
+    <w:p>
+      <w:pPr>
+        <w:pStyle w:val="Heading3"/>
+      </w:pPr>
+      <w:r>
+        <w:t>Step 2</w:t>
+      </w:r>
+    </w:p>
+    <w:p>
+      <w:pPr>
+        <w:spacing w:line="336" w:lineRule="auto" w:after="180"/>
+        <w:shd w:fill="F4F9FC"/>
+      </w:pPr>
+      <w:r>
+        <w:rPr>
+          <w:b w:val="0"/>
+        </w:rPr>
+        <w:t xml:space="preserve">STEP 2 — TRACE a generative model predicts an </w:t>
+      </w:r>
+      <w:r>
+        <w:rPr>
+          <w:b/>
+        </w:rPr>
+        <w:t>output</w:t>
+      </w:r>
+      <w:r>
+        <w:rPr>
+          <w:b w:val="0"/>
+        </w:rPr>
+        <w:t xml:space="preserve"> matching the instruction</w:t>
+      </w:r>
+    </w:p>
+    <w:p>
+      <w:pPr>
+        <w:pStyle w:val="Heading3"/>
+      </w:pPr>
+      <w:r>
+        <w:t>Step 3</w:t>
+      </w:r>
+    </w:p>
+    <w:p>
+      <w:pPr>
+        <w:spacing w:line="336" w:lineRule="auto" w:after="180"/>
+        <w:shd w:fill="F4F9FC"/>
+      </w:pPr>
+      <w:r>
+        <w:rPr>
+          <w:b w:val="0"/>
+        </w:rPr>
         <w:t>STEP 3 — CONCLUDE draft that still requires review</w:t>
       </w:r>
     </w:p>
     <w:p>
-      <w:r>
-        <w:t>MODEL REASONING The improved prompt should make success observable: who it is for, what it must include, what it must avoid, and how it should be structured. Evaluate usefulness and verify factual claims separately.</w:t>
-      </w:r>
-    </w:p>
-    <w:p>
-      <w:r>
-        <w:t>DO NOT OVERCLAIM Prompt quality improves control and usefulness, not guaranteed truth.</w:t>
-      </w:r>
-    </w:p>
-    <w:p>
-      <w:r>
-        <w:t>What new evidence could change this answer?</w:t>
-      </w:r>
-    </w:p>
-    <w:p>
       <w:pPr>
         <w:pStyle w:val="Heading3"/>
       </w:pPr>
       <w:r>
+        <w:t>Model answer</w:t>
+      </w:r>
+    </w:p>
+    <w:p>
+      <w:pPr>
+        <w:spacing w:line="336" w:lineRule="auto" w:after="180"/>
+        <w:shd w:fill="F1F6FC"/>
+      </w:pPr>
+      <w:r>
+        <w:rPr>
+          <w:b w:val="0"/>
+        </w:rPr>
+        <w:t xml:space="preserve">MODEL REASONING The improved </w:t>
+      </w:r>
+      <w:r>
+        <w:rPr>
+          <w:b/>
+        </w:rPr>
+        <w:t>prompt</w:t>
+      </w:r>
+      <w:r>
+        <w:rPr>
+          <w:b w:val="0"/>
+        </w:rPr>
+        <w:t xml:space="preserve"> should make success observable: who it is for, what it must include, what it must avoid, and how it should be structured. Evaluate usefulness and verify factual claims separately.</w:t>
+      </w:r>
+    </w:p>
+    <w:p>
+      <w:pPr>
+        <w:pStyle w:val="Heading3"/>
+      </w:pPr>
+      <w:r>
+        <w:t>A claim to avoid</w:t>
+      </w:r>
+    </w:p>
+    <w:p>
+      <w:pPr>
+        <w:spacing w:line="336" w:lineRule="auto" w:after="180"/>
+        <w:shd w:fill="FFF5E6"/>
+      </w:pPr>
+      <w:r>
+        <w:rPr>
+          <w:b w:val="0"/>
+        </w:rPr>
+        <w:t xml:space="preserve">DO NOT OVERCLAIM </w:t>
+      </w:r>
+      <w:r>
+        <w:rPr>
+          <w:b/>
+        </w:rPr>
+        <w:t>Prompt</w:t>
+      </w:r>
+      <w:r>
+        <w:rPr>
+          <w:b w:val="0"/>
+        </w:rPr>
+        <w:t xml:space="preserve"> quality improves control and usefulness, not guaranteed truth.</w:t>
+      </w:r>
+    </w:p>
+    <w:p>
+      <w:pPr>
+        <w:spacing w:line="336" w:lineRule="auto" w:after="180"/>
+        <w:shd w:fill="F5F1FB"/>
+      </w:pPr>
+      <w:r>
+        <w:rPr>
+          <w:b w:val="0"/>
+        </w:rPr>
+        <w:t xml:space="preserve">What new </w:t>
+      </w:r>
+      <w:r>
+        <w:rPr>
+          <w:b/>
+        </w:rPr>
+        <w:t>evidence</w:t>
+      </w:r>
+      <w:r>
+        <w:rPr>
+          <w:b w:val="0"/>
+        </w:rPr>
+        <w:t xml:space="preserve"> could change this answer?</w:t>
+      </w:r>
+    </w:p>
+    <w:p>
+      <w:pPr>
+        <w:pStyle w:val="Heading3"/>
+      </w:pPr>
+      <w:r>
         <w:t>Concrete teaching case</w:t>
       </w:r>
     </w:p>
     <w:p>
-      <w:r>
-        <w:t>The prompt says make it good; the desired output is a four-line rain poem using simple words.</w:t>
-      </w:r>
-    </w:p>
-    <w:p>
-      <w:r>
-        <w:t>Write a checkable prompt.</w:t>
-      </w:r>
-    </w:p>
-    <w:p>
       <w:pPr>
         <w:pStyle w:val="Heading3"/>
       </w:pPr>
       <w:r>
+        <w:t>The teaching case</w:t>
+      </w:r>
+    </w:p>
+    <w:p>
+      <w:pPr>
+        <w:spacing w:line="336" w:lineRule="auto" w:after="180"/>
+        <w:shd w:fill="F1F6FC"/>
+      </w:pPr>
+      <w:r>
+        <w:rPr>
+          <w:b w:val="0"/>
+        </w:rPr>
+        <w:t xml:space="preserve">The </w:t>
+      </w:r>
+      <w:r>
+        <w:rPr>
+          <w:b/>
+        </w:rPr>
+        <w:t>prompt</w:t>
+      </w:r>
+      <w:r>
+        <w:rPr>
+          <w:b w:val="0"/>
+        </w:rPr>
+        <w:t xml:space="preserve"> says make it good; the desired </w:t>
+      </w:r>
+      <w:r>
+        <w:rPr>
+          <w:b/>
+        </w:rPr>
+        <w:t>output</w:t>
+      </w:r>
+      <w:r>
+        <w:rPr>
+          <w:b w:val="0"/>
+        </w:rPr>
+        <w:t xml:space="preserve"> is a four-line rain poem using simple words.</w:t>
+      </w:r>
+    </w:p>
+    <w:p>
+      <w:pPr>
+        <w:pStyle w:val="Heading3"/>
+      </w:pPr>
+      <w:r>
+        <w:t>The teaching case</w:t>
+      </w:r>
+    </w:p>
+    <w:p>
+      <w:pPr>
+        <w:spacing w:line="336" w:lineRule="auto" w:after="180"/>
+        <w:shd w:fill="F1F6FC"/>
+      </w:pPr>
+      <w:r>
+        <w:rPr>
+          <w:b w:val="0"/>
+        </w:rPr>
+        <w:t xml:space="preserve">Write a checkable </w:t>
+      </w:r>
+      <w:r>
+        <w:rPr>
+          <w:b/>
+        </w:rPr>
+        <w:t>prompt</w:t>
+      </w:r>
+      <w:r>
+        <w:rPr>
+          <w:b w:val="0"/>
+        </w:rPr>
+        <w:t>.</w:t>
+      </w:r>
+    </w:p>
+    <w:p>
+      <w:pPr>
+        <w:pStyle w:val="Heading3"/>
+      </w:pPr>
+      <w:r>
         <w:t>Exact explanation to model</w:t>
       </w:r>
     </w:p>
     <w:p>
-      <w:r>
+      <w:pPr>
+        <w:pStyle w:val="Heading3"/>
+      </w:pPr>
+      <w:r>
+        <w:t>Why the result follows</w:t>
+      </w:r>
+    </w:p>
+    <w:p>
+      <w:pPr>
+        <w:spacing w:line="336" w:lineRule="auto" w:after="180"/>
+        <w:shd w:fill="F1F6FC"/>
+      </w:pPr>
+      <w:r>
+        <w:rPr>
+          <w:b w:val="0"/>
+        </w:rPr>
         <w:t>Ask for exactly four lines about rain in simple vocabulary. Check line count, topic and vocabulary separately.</w:t>
       </w:r>
     </w:p>
@@ -629,28 +1511,211 @@
       </w:r>
     </w:p>
     <w:p>
-      <w:r>
-        <w:t>“Write something good about our club” leaves many decisions unstated. Who will read it? Which facts may be used? What must the output contain? A more useful prompt states the job, audience, evidence and requirements. This makes it easier to judge the result rather than choosing the answer that sounds most confident.</w:t>
-      </w:r>
-    </w:p>
-    <w:p>
-      <w:r>
-        <w:t>Use this fictional source C: the paper modelling club meets Monday in Room 7, and participants bring paper. C gives no start time. Our task is a short information card for Grade 6 readers. It must report day, time, place and what to bring, using only C. There is no need to supply names or private information.</w:t>
-      </w:r>
-    </w:p>
-    <w:p>
-      <w:r>
-        <w:t>Prompt P1: Using only source C, produce an information card for Grade 6 readers. Return exactly four labelled lines in this order: Day, Time, Place, Bring. Copy or faithfully restate each supported value. For a missing value write “not stated”. Add no other details. Source C: the paper modelling club meets Monday in Room 7; bring paper.</w:t>
-      </w:r>
-    </w:p>
-    <w:p>
-      <w:r>
-        <w:t>For P1, an acceptable card has Day: Monday; Time: not stated; Place: Room 7; Bring: paper, each on its own line. The semicolons here separate lines for discussion. A correct format with an invented 3 pm time still fails the evidence requirement. Accurate facts inside a long paragraph still fail the requested four-line format.</w:t>
-      </w:r>
-    </w:p>
-    <w:p>
-      <w:r>
-        <w:t>These are classroom response examples written for inspection, not measurements from a live AI system. You can test the instructions by asking a partner to follow them on paper. That checks how clear the instructions are, but it does not prove that a model will always follow them.</w:t>
+      <w:pPr>
+        <w:pStyle w:val="Heading3"/>
+      </w:pPr>
+      <w:r>
+        <w:t>Explain the added worked example · 1</w:t>
+      </w:r>
+    </w:p>
+    <w:p>
+      <w:pPr>
+        <w:spacing w:line="336" w:lineRule="auto" w:after="180"/>
+      </w:pPr>
+      <w:r>
+        <w:rPr>
+          <w:b w:val="0"/>
+        </w:rPr>
+        <w:t xml:space="preserve">“Write something good about our club” leaves many decisions unstated. Who will read it? Which facts may be used? What must the </w:t>
+      </w:r>
+      <w:r>
+        <w:rPr>
+          <w:b/>
+        </w:rPr>
+        <w:t>output</w:t>
+      </w:r>
+      <w:r>
+        <w:rPr>
+          <w:b w:val="0"/>
+        </w:rPr>
+        <w:t xml:space="preserve"> contain? A more useful </w:t>
+      </w:r>
+      <w:r>
+        <w:rPr>
+          <w:b/>
+        </w:rPr>
+        <w:t>prompt</w:t>
+      </w:r>
+      <w:r>
+        <w:rPr>
+          <w:b w:val="0"/>
+        </w:rPr>
+        <w:t xml:space="preserve"> states the job, </w:t>
+      </w:r>
+      <w:r>
+        <w:rPr>
+          <w:b/>
+        </w:rPr>
+        <w:t>audience</w:t>
+      </w:r>
+      <w:r>
+        <w:rPr>
+          <w:b w:val="0"/>
+        </w:rPr>
+        <w:t xml:space="preserve">, </w:t>
+      </w:r>
+      <w:r>
+        <w:rPr>
+          <w:b/>
+        </w:rPr>
+        <w:t>evidence</w:t>
+      </w:r>
+      <w:r>
+        <w:rPr>
+          <w:b w:val="0"/>
+        </w:rPr>
+        <w:t xml:space="preserve"> and requirements.</w:t>
+      </w:r>
+    </w:p>
+    <w:p>
+      <w:pPr>
+        <w:spacing w:line="336" w:lineRule="auto" w:after="180"/>
+      </w:pPr>
+      <w:r>
+        <w:rPr>
+          <w:b w:val="0"/>
+        </w:rPr>
+        <w:t>This makes it easier to judge the result rather than choosing the answer that sounds most confident.</w:t>
+      </w:r>
+    </w:p>
+    <w:p>
+      <w:pPr>
+        <w:pStyle w:val="Heading3"/>
+      </w:pPr>
+      <w:r>
+        <w:t>Explain the added worked example · 2</w:t>
+      </w:r>
+    </w:p>
+    <w:p>
+      <w:pPr>
+        <w:spacing w:line="336" w:lineRule="auto" w:after="180"/>
+      </w:pPr>
+      <w:r>
+        <w:rPr>
+          <w:b w:val="0"/>
+        </w:rPr>
+        <w:t>Use this fictional source C: the paper modelling club meets Monday in Room 7, and participants bring paper. C gives no start time. Our task is a short information card for Grade 6 readers.</w:t>
+      </w:r>
+    </w:p>
+    <w:p>
+      <w:pPr>
+        <w:spacing w:line="336" w:lineRule="auto" w:after="180"/>
+      </w:pPr>
+      <w:r>
+        <w:rPr>
+          <w:b w:val="0"/>
+        </w:rPr>
+        <w:t>It must report day, time, place and what to bring, using only C. There is no need to supply names or private information.</w:t>
+      </w:r>
+    </w:p>
+    <w:p>
+      <w:pPr>
+        <w:pStyle w:val="Heading3"/>
+      </w:pPr>
+      <w:r>
+        <w:t>Explain the added worked example · 3</w:t>
+      </w:r>
+    </w:p>
+    <w:p>
+      <w:pPr>
+        <w:spacing w:line="336" w:lineRule="auto" w:after="180"/>
+      </w:pPr>
+      <w:r>
+        <w:rPr>
+          <w:b/>
+        </w:rPr>
+        <w:t>Prompt</w:t>
+      </w:r>
+      <w:r>
+        <w:rPr>
+          <w:b w:val="0"/>
+        </w:rPr>
+        <w:t xml:space="preserve"> P1: Using only source C, produce an information card for Grade 6 readers. Return exactly four labelled lines in this order: Day, Time, Place, Bring. Copy or faithfully restate each supported value.</w:t>
+      </w:r>
+    </w:p>
+    <w:p>
+      <w:pPr>
+        <w:spacing w:line="336" w:lineRule="auto" w:after="180"/>
+      </w:pPr>
+      <w:r>
+        <w:rPr>
+          <w:b w:val="0"/>
+        </w:rPr>
+        <w:t>For a missing value write “not stated”. Add no other details. Source C: the paper modelling club meets Monday in Room 7; bring paper.</w:t>
+      </w:r>
+    </w:p>
+    <w:p>
+      <w:pPr>
+        <w:pStyle w:val="Heading3"/>
+      </w:pPr>
+      <w:r>
+        <w:t>Explain the added worked example · 4</w:t>
+      </w:r>
+    </w:p>
+    <w:p>
+      <w:pPr>
+        <w:spacing w:line="336" w:lineRule="auto" w:after="180"/>
+      </w:pPr>
+      <w:r>
+        <w:rPr>
+          <w:b w:val="0"/>
+        </w:rPr>
+        <w:t>For P1, an acceptable card has Day: Monday; Time: not stated; Place: Room 7; Bring: paper, each on its own line. The semicolons here separate lines for discussion.</w:t>
+      </w:r>
+    </w:p>
+    <w:p>
+      <w:pPr>
+        <w:spacing w:line="336" w:lineRule="auto" w:after="180"/>
+      </w:pPr>
+      <w:r>
+        <w:rPr>
+          <w:b w:val="0"/>
+        </w:rPr>
+        <w:t xml:space="preserve">A correct format with an invented 3 pm time still fails the </w:t>
+      </w:r>
+      <w:r>
+        <w:rPr>
+          <w:b/>
+        </w:rPr>
+        <w:t>evidence</w:t>
+      </w:r>
+      <w:r>
+        <w:rPr>
+          <w:b w:val="0"/>
+        </w:rPr>
+        <w:t xml:space="preserve"> requirement. Accurate facts inside a long paragraph still fail the requested four-line format.</w:t>
+      </w:r>
+    </w:p>
+    <w:p>
+      <w:pPr>
+        <w:spacing w:line="336" w:lineRule="auto" w:after="180"/>
+      </w:pPr>
+      <w:r>
+        <w:rPr>
+          <w:b w:val="0"/>
+        </w:rPr>
+        <w:t>These are classroom response examples written for inspection, not measurements from a live AI system. You can test the instructions by asking a partner to follow them on paper.</w:t>
+      </w:r>
+    </w:p>
+    <w:p>
+      <w:pPr>
+        <w:spacing w:line="336" w:lineRule="auto" w:after="180"/>
+      </w:pPr>
+      <w:r>
+        <w:rPr>
+          <w:b w:val="0"/>
+        </w:rPr>
+        <w:t>That checks how clear the instructions are, but it does not prove that a model will always follow them.</w:t>
       </w:r>
     </w:p>
     <w:p>
@@ -816,8 +1881,37 @@
       </w:r>
     </w:p>
     <w:p>
-      <w:r>
-        <w:t>Use the complete worked example below before asking learners to complete W2. Reveal a small part, invite a prediction, then explain the deciding step. These teacher notes contain solutions; do not reveal the independent case answer during modelling.</w:t>
+      <w:pPr>
+        <w:spacing w:line="336" w:lineRule="auto" w:after="180"/>
+      </w:pPr>
+      <w:r>
+        <w:rPr>
+          <w:b w:val="0"/>
+        </w:rPr>
+        <w:t xml:space="preserve">Use the complete worked example below before asking learners to complete W2. Reveal a small part, invite a </w:t>
+      </w:r>
+      <w:r>
+        <w:rPr>
+          <w:b/>
+        </w:rPr>
+        <w:t>prediction</w:t>
+      </w:r>
+      <w:r>
+        <w:rPr>
+          <w:b w:val="0"/>
+        </w:rPr>
+        <w:t>, then explain the deciding step.</w:t>
+      </w:r>
+    </w:p>
+    <w:p>
+      <w:pPr>
+        <w:spacing w:line="336" w:lineRule="auto" w:after="180"/>
+      </w:pPr>
+      <w:r>
+        <w:rPr>
+          <w:b w:val="0"/>
+        </w:rPr>
+        <w:t>These teacher notes contain solutions; do not reveal the independent case answer during modelling.</w:t>
       </w:r>
     </w:p>
     <w:tbl>
@@ -835,6 +1929,38 @@
         <w:trPr>
           <w:tblHeader/>
         </w:trPr>
+        <w:tc>
+          <w:tcPr>
+            <w:tcW w:type="dxa" w:w="3408"/>
+          </w:tcPr>
+          <w:p>
+            <w:r>
+              <w:t>Test input</w:t>
+            </w:r>
+          </w:p>
+        </w:tc>
+        <w:tc>
+          <w:tcPr>
+            <w:tcW w:type="dxa" w:w="3408"/>
+          </w:tcPr>
+          <w:p>
+            <w:r>
+              <w:t>Expected behaviour</w:t>
+            </w:r>
+          </w:p>
+        </w:tc>
+        <w:tc>
+          <w:tcPr>
+            <w:tcW w:type="dxa" w:w="3408"/>
+          </w:tcPr>
+          <w:p>
+            <w:r>
+              <w:t>What it reveals</w:t>
+            </w:r>
+          </w:p>
+        </w:tc>
+      </w:tr>
+      <w:tr>
         <w:tc>
           <w:tcPr>
             <w:tcW w:type="dxa" w:w="3408"/>
@@ -932,13 +2058,87 @@
       </w:tr>
     </w:tbl>
     <w:p>
-      <w:r>
-        <w:t>For the third case, D describes the same event as C but gives Room 9, and neither record is marked as replacing the other. P1 explains missing values but says nothing about disagreement. Revise that weakness: if supplied records conflict about a requested field and no priority is given, write “conflicting information” for that field. Preserve values that do not conflict.</w:t>
-      </w:r>
-    </w:p>
-    <w:p>
-      <w:r>
-        <w:t>Call the revision P2 and keep the rest of P1 unchanged, except that it now refers to the supplied records rather than C alone. The place field should flag the conflict; it must not silently choose Room 7, choose Room 9 or combine them into Room 79. A later authoritative correction may resolve the conflict, but this input does not provide one.</w:t>
+      <w:pPr>
+        <w:pStyle w:val="Heading3"/>
+      </w:pPr>
+      <w:r>
+        <w:t>Model the reasoning aloud · 5</w:t>
+      </w:r>
+    </w:p>
+    <w:p>
+      <w:pPr>
+        <w:spacing w:line="336" w:lineRule="auto" w:after="180"/>
+      </w:pPr>
+      <w:r>
+        <w:rPr>
+          <w:b w:val="0"/>
+        </w:rPr>
+        <w:t>For the third case, D describes the same event as C but gives Room 9, and neither record is marked as replacing the other. P1 explains missing values but says nothing about disagreement.</w:t>
+      </w:r>
+    </w:p>
+    <w:p>
+      <w:pPr>
+        <w:spacing w:line="336" w:lineRule="auto" w:after="180"/>
+      </w:pPr>
+      <w:r>
+        <w:rPr>
+          <w:b w:val="0"/>
+        </w:rPr>
+        <w:t>Revise that weakness: if supplied records conflict about a requested field and no priority is given, write “conflicting information” for that field. Preserve values that do not conflict.</w:t>
+      </w:r>
+    </w:p>
+    <w:p>
+      <w:pPr>
+        <w:pStyle w:val="Heading3"/>
+      </w:pPr>
+      <w:r>
+        <w:t>Model the reasoning aloud · 6</w:t>
+      </w:r>
+    </w:p>
+    <w:p>
+      <w:pPr>
+        <w:spacing w:line="336" w:lineRule="auto" w:after="180"/>
+      </w:pPr>
+      <w:r>
+        <w:rPr>
+          <w:b w:val="0"/>
+        </w:rPr>
+        <w:t xml:space="preserve">Call the </w:t>
+      </w:r>
+      <w:r>
+        <w:rPr>
+          <w:b/>
+        </w:rPr>
+        <w:t>revision</w:t>
+      </w:r>
+      <w:r>
+        <w:rPr>
+          <w:b w:val="0"/>
+        </w:rPr>
+        <w:t xml:space="preserve"> P2 and keep the rest of P1 unchanged, except that it now refers to the supplied records rather than C alone.</w:t>
+      </w:r>
+    </w:p>
+    <w:p>
+      <w:pPr>
+        <w:spacing w:line="336" w:lineRule="auto" w:after="180"/>
+      </w:pPr>
+      <w:r>
+        <w:rPr>
+          <w:b w:val="0"/>
+        </w:rPr>
+        <w:t xml:space="preserve">The place field should flag the conflict; it must not silently choose Room 7, choose Room 9 or combine them into Room 79. A later authoritative correction may resolve the conflict, but this </w:t>
+      </w:r>
+      <w:r>
+        <w:rPr>
+          <w:b/>
+        </w:rPr>
+        <w:t>input</w:t>
+      </w:r>
+      <w:r>
+        <w:rPr>
+          <w:b w:val="0"/>
+        </w:rPr>
+        <w:t xml:space="preserve"> does not provide one.</w:t>
       </w:r>
     </w:p>
     <w:tbl>
@@ -1044,7 +2244,13 @@
       </w:tr>
     </w:tbl>
     <w:p>
-      <w:r>
+      <w:pPr>
+        <w:spacing w:line="336" w:lineRule="auto" w:after="180"/>
+      </w:pPr>
+      <w:r>
+        <w:rPr>
+          <w:b w:val="0"/>
+        </w:rPr>
         <w:t>Use the diagram and verbal explanation together. Ask learners to match a sentence to a specific visual step; do not assign learners fixed visual or auditory learning styles.</w:t>
       </w:r>
     </w:p>
@@ -1057,7 +2263,13 @@
       </w:r>
     </w:p>
     <w:p>
-      <w:r>
+      <w:pPr>
+        <w:spacing w:line="336" w:lineRule="auto" w:after="180"/>
+      </w:pPr>
+      <w:r>
+        <w:rPr>
+          <w:b w:val="0"/>
+        </w:rPr>
         <w:t>A fictional club needs a short exhibit card, without guesses.</w:t>
       </w:r>
     </w:p>
@@ -1070,13 +2282,55 @@
       </w:r>
     </w:p>
     <w:p>
-      <w:r>
+      <w:pPr>
+        <w:pStyle w:val="Heading3"/>
+      </w:pPr>
+      <w:r>
+        <w:t>Supplied facts</w:t>
+      </w:r>
+    </w:p>
+    <w:p>
+      <w:pPr>
+        <w:spacing w:line="336" w:lineRule="auto" w:after="180"/>
+        <w:shd w:fill="F1F6FC"/>
+      </w:pPr>
+      <w:r>
+        <w:rPr>
+          <w:b w:val="0"/>
+        </w:rPr>
         <w:t>Source A: exhibit Paper Birds, location Shelf 2. No duration appears.</w:t>
       </w:r>
     </w:p>
     <w:p>
-      <w:r>
-        <w:t>Required output: two labelled lines, Exhibit and Duration; missing values must say not supplied.</w:t>
+      <w:pPr>
+        <w:pStyle w:val="Heading3"/>
+      </w:pPr>
+      <w:r>
+        <w:t>Supplied facts</w:t>
+      </w:r>
+    </w:p>
+    <w:p>
+      <w:pPr>
+        <w:spacing w:line="336" w:lineRule="auto" w:after="180"/>
+        <w:shd w:fill="F1F6FC"/>
+      </w:pPr>
+      <w:r>
+        <w:rPr>
+          <w:b w:val="0"/>
+        </w:rPr>
+        <w:t xml:space="preserve">Required </w:t>
+      </w:r>
+      <w:r>
+        <w:rPr>
+          <w:b/>
+        </w:rPr>
+        <w:t>output</w:t>
+      </w:r>
+      <w:r>
+        <w:rPr>
+          <w:b w:val="0"/>
+        </w:rPr>
+        <w:t>: two labelled lines, Exhibit and Duration; missing values must say not supplied.</w:t>
       </w:r>
     </w:p>
     <w:p>
@@ -1261,43 +2515,184 @@
       </w:r>
     </w:p>
     <w:p>
-      <w:r>
-        <w:t>A useful prompt describes both the wanted answer and what to do when evidence is insufficient. Asking for a duration does not create one. Examples can demonstrate the format, but they must not become sources of event facts. Check content support separately from whether the answer looks tidy.</w:t>
-      </w:r>
-    </w:p>
-    <w:p>
       <w:pPr>
         <w:pStyle w:val="Heading3"/>
       </w:pPr>
       <w:r>
+        <w:t>Why the result follows</w:t>
+      </w:r>
+    </w:p>
+    <w:p>
+      <w:pPr>
+        <w:spacing w:line="336" w:lineRule="auto" w:after="180"/>
+        <w:shd w:fill="F1F6FC"/>
+      </w:pPr>
+      <w:r>
+        <w:rPr>
+          <w:b w:val="0"/>
+        </w:rPr>
+        <w:t xml:space="preserve">A useful </w:t>
+      </w:r>
+      <w:r>
+        <w:rPr>
+          <w:b/>
+        </w:rPr>
+        <w:t>prompt</w:t>
+      </w:r>
+      <w:r>
+        <w:rPr>
+          <w:b w:val="0"/>
+        </w:rPr>
+        <w:t xml:space="preserve"> describes both the wanted answer and what to do when </w:t>
+      </w:r>
+      <w:r>
+        <w:rPr>
+          <w:b/>
+        </w:rPr>
+        <w:t>evidence</w:t>
+      </w:r>
+      <w:r>
+        <w:rPr>
+          <w:b w:val="0"/>
+        </w:rPr>
+        <w:t xml:space="preserve"> is insufficient. Asking for a duration does not create one. Examples can demonstrate the format, but they must not become sources of event facts.</w:t>
+      </w:r>
+    </w:p>
+    <w:p>
+      <w:pPr>
+        <w:spacing w:line="336" w:lineRule="auto" w:after="180"/>
+        <w:shd w:fill="F1F6FC"/>
+      </w:pPr>
+      <w:r>
+        <w:rPr>
+          <w:b w:val="0"/>
+        </w:rPr>
+        <w:t>Check content support separately from whether the answer looks tidy.</w:t>
+      </w:r>
+    </w:p>
+    <w:p>
+      <w:pPr>
+        <w:pStyle w:val="Heading3"/>
+      </w:pPr>
+      <w:r>
         <w:t>What this example does not establish</w:t>
       </w:r>
     </w:p>
     <w:p>
-      <w:r>
-        <w:t>Even a complete prompt does not guarantee an AI system follows it; test returned outputs against the contract.</w:t>
-      </w:r>
-    </w:p>
-    <w:p>
       <w:pPr>
         <w:pStyle w:val="Heading3"/>
       </w:pPr>
       <w:r>
+        <w:t>Keep the stated limit</w:t>
+      </w:r>
+    </w:p>
+    <w:p>
+      <w:pPr>
+        <w:spacing w:line="336" w:lineRule="auto" w:after="180"/>
+        <w:shd w:fill="FFF5E6"/>
+      </w:pPr>
+      <w:r>
+        <w:rPr>
+          <w:b w:val="0"/>
+        </w:rPr>
+        <w:t xml:space="preserve">Even a complete </w:t>
+      </w:r>
+      <w:r>
+        <w:rPr>
+          <w:b/>
+        </w:rPr>
+        <w:t>prompt</w:t>
+      </w:r>
+      <w:r>
+        <w:rPr>
+          <w:b w:val="0"/>
+        </w:rPr>
+        <w:t xml:space="preserve"> does not guarantee an AI system follows it; test returned </w:t>
+      </w:r>
+      <w:r>
+        <w:rPr>
+          <w:b/>
+        </w:rPr>
+        <w:t>output</w:t>
+      </w:r>
+      <w:r>
+        <w:rPr>
+          <w:b w:val="0"/>
+        </w:rPr>
+        <w:t>s against the contract.</w:t>
+      </w:r>
+    </w:p>
+    <w:p>
+      <w:pPr>
+        <w:pStyle w:val="Heading3"/>
+      </w:pPr>
+      <w:r>
         <w:t>Change one thing in the pictured case</w:t>
       </w:r>
     </w:p>
     <w:p>
-      <w:r>
+      <w:pPr>
+        <w:pStyle w:val="Heading3"/>
+      </w:pPr>
+      <w:r>
+        <w:t>Change one thing</w:t>
+      </w:r>
+    </w:p>
+    <w:p>
+      <w:pPr>
+        <w:spacing w:line="336" w:lineRule="auto" w:after="180"/>
+        <w:shd w:fill="F5F1FB"/>
+      </w:pPr>
+      <w:r>
+        <w:rPr>
+          <w:b w:val="0"/>
+        </w:rPr>
         <w:t>Change: Add source B naming the same exhibit duration 20 minutes, with B declared current and authoritative.</w:t>
       </w:r>
     </w:p>
     <w:p>
-      <w:r>
-        <w:t>Prediction: Duration becomes 20 minutes.</w:t>
-      </w:r>
-    </w:p>
-    <w:p>
-      <w:r>
+      <w:pPr>
+        <w:pStyle w:val="Heading3"/>
+      </w:pPr>
+      <w:r>
+        <w:t>Predicted result</w:t>
+      </w:r>
+    </w:p>
+    <w:p>
+      <w:pPr>
+        <w:spacing w:line="336" w:lineRule="auto" w:after="180"/>
+        <w:shd w:fill="F1F6FC"/>
+      </w:pPr>
+      <w:r>
+        <w:rPr>
+          <w:b/>
+        </w:rPr>
+        <w:t>Prediction</w:t>
+      </w:r>
+      <w:r>
+        <w:rPr>
+          <w:b w:val="0"/>
+        </w:rPr>
+        <w:t>: Duration becomes 20 minutes.</w:t>
+      </w:r>
+    </w:p>
+    <w:p>
+      <w:pPr>
+        <w:pStyle w:val="Heading3"/>
+      </w:pPr>
+      <w:r>
+        <w:t>Why the result follows</w:t>
+      </w:r>
+    </w:p>
+    <w:p>
+      <w:pPr>
+        <w:spacing w:line="336" w:lineRule="auto" w:after="180"/>
+        <w:shd w:fill="F1F6FC"/>
+      </w:pPr>
+      <w:r>
+        <w:rPr>
+          <w:b w:val="0"/>
+        </w:rPr>
         <w:t>Reason: There is now an authorised source for the previously missing field.</w:t>
       </w:r>
     </w:p>
@@ -1310,8 +2705,57 @@
       </w:r>
     </w:p>
     <w:p>
-      <w:r>
-        <w:t>Cover the result. Ask learners to name the inputs and predict the next step. Uncover one step, connect the icon to the actual procedure, and explain its evidence. Then change the supplied condition and compare. The picture is a representation; it does not document execution of a real AI model.</w:t>
+      <w:pPr>
+        <w:pStyle w:val="Heading3"/>
+      </w:pPr>
+      <w:r>
+        <w:t>Ask while showing the picture · 7</w:t>
+      </w:r>
+    </w:p>
+    <w:p>
+      <w:pPr>
+        <w:spacing w:line="336" w:lineRule="auto" w:after="180"/>
+      </w:pPr>
+      <w:r>
+        <w:rPr>
+          <w:b w:val="0"/>
+        </w:rPr>
+        <w:t xml:space="preserve">Cover the result. Ask learners to name the </w:t>
+      </w:r>
+      <w:r>
+        <w:rPr>
+          <w:b/>
+        </w:rPr>
+        <w:t>input</w:t>
+      </w:r>
+      <w:r>
+        <w:rPr>
+          <w:b w:val="0"/>
+        </w:rPr>
+        <w:t xml:space="preserve">s and predict the next step. Uncover one step, connect the icon to the actual procedure, and explain its </w:t>
+      </w:r>
+      <w:r>
+        <w:rPr>
+          <w:b/>
+        </w:rPr>
+        <w:t>evidence</w:t>
+      </w:r>
+      <w:r>
+        <w:rPr>
+          <w:b w:val="0"/>
+        </w:rPr>
+        <w:t>. Then change the supplied condition and compare.</w:t>
+      </w:r>
+    </w:p>
+    <w:p>
+      <w:pPr>
+        <w:spacing w:line="336" w:lineRule="auto" w:after="180"/>
+      </w:pPr>
+      <w:r>
+        <w:rPr>
+          <w:b w:val="0"/>
+        </w:rPr>
+        <w:t>The picture is a representation; it does not document execution of a real AI model.</w:t>
       </w:r>
     </w:p>
     <w:p>
@@ -1323,11 +2767,16 @@
       </w:r>
     </w:p>
     <w:p>
+      <w:r>
+        <w:t>Demonstrate Prompts Are Design Instructions, reduce support deliberately and check individual reasoning before discussing answers.</w:t>
+      </w:r>
+    </w:p>
+    <w:p>
       <w:pPr>
         <w:pStyle w:val="Heading3"/>
       </w:pPr>
       <w:r>
-        <w:t>Demonstrate and guide practice</w:t>
+        <w:t>Board sequence</w:t>
       </w:r>
     </w:p>
     <w:p>
@@ -1335,27 +2784,43 @@
         <w:pStyle w:val="Heading3"/>
       </w:pPr>
       <w:r>
-        <w:t>Board sequence</w:t>
-      </w:r>
-    </w:p>
-    <w:p>
-      <w:r>
-        <w:t>Write the given facts: The prompt says make it good; the desired output is a four-line rain poem using simple words.</w:t>
-      </w:r>
-    </w:p>
-    <w:p>
-      <w:r>
-        <w:t>Write the question to explain: Write a checkable prompt.</w:t>
-      </w:r>
-    </w:p>
-    <w:p>
-      <w:r>
-        <w:t>Reveal after predictions: Ask for exactly four lines about rain in simple vocabulary. Check line count, topic and vocabulary separately.</w:t>
-      </w:r>
-    </w:p>
-    <w:p>
-      <w:r>
-        <w:t>Keep for an independent attempt: Improve this prompt: tell me about space. Specify a reader, a focused task and an output format suitable for a young learner.</w:t>
+        <w:t>1. Put the facts on the board</w:t>
+      </w:r>
+    </w:p>
+    <w:p>
+      <w:pPr>
+        <w:spacing w:line="336" w:lineRule="auto" w:after="180"/>
+        <w:shd w:fill="F4F9FC"/>
+      </w:pPr>
+      <w:r>
+        <w:rPr>
+          <w:b w:val="0"/>
+        </w:rPr>
+        <w:t xml:space="preserve">Write the given facts: The </w:t>
+      </w:r>
+      <w:r>
+        <w:rPr>
+          <w:b/>
+        </w:rPr>
+        <w:t>prompt</w:t>
+      </w:r>
+      <w:r>
+        <w:rPr>
+          <w:b w:val="0"/>
+        </w:rPr>
+        <w:t xml:space="preserve"> says make it good; the desired </w:t>
+      </w:r>
+      <w:r>
+        <w:rPr>
+          <w:b/>
+        </w:rPr>
+        <w:t>output</w:t>
+      </w:r>
+      <w:r>
+        <w:rPr>
+          <w:b w:val="0"/>
+        </w:rPr>
+        <w:t xml:space="preserve"> is a four-line rain poem using simple words.</w:t>
       </w:r>
     </w:p>
     <w:p>
@@ -1363,27 +2828,189 @@
         <w:pStyle w:val="Heading3"/>
       </w:pPr>
       <w:r>
+        <w:t>2. State the decision to explain</w:t>
+      </w:r>
+    </w:p>
+    <w:p>
+      <w:pPr>
+        <w:spacing w:line="336" w:lineRule="auto" w:after="180"/>
+        <w:shd w:fill="F4F9FC"/>
+      </w:pPr>
+      <w:r>
+        <w:rPr>
+          <w:b w:val="0"/>
+        </w:rPr>
+        <w:t xml:space="preserve">Write the question to explain: Write a checkable </w:t>
+      </w:r>
+      <w:r>
+        <w:rPr>
+          <w:b/>
+        </w:rPr>
+        <w:t>prompt</w:t>
+      </w:r>
+      <w:r>
+        <w:rPr>
+          <w:b w:val="0"/>
+        </w:rPr>
+        <w:t>.</w:t>
+      </w:r>
+    </w:p>
+    <w:p>
+      <w:pPr>
+        <w:pStyle w:val="Heading3"/>
+      </w:pPr>
+      <w:r>
+        <w:t>3. Reveal the worked reasoning</w:t>
+      </w:r>
+    </w:p>
+    <w:p>
+      <w:pPr>
+        <w:spacing w:line="336" w:lineRule="auto" w:after="180"/>
+        <w:shd w:fill="F1F6FC"/>
+      </w:pPr>
+      <w:r>
+        <w:rPr>
+          <w:b w:val="0"/>
+        </w:rPr>
+        <w:t xml:space="preserve">Reveal after </w:t>
+      </w:r>
+      <w:r>
+        <w:rPr>
+          <w:b/>
+        </w:rPr>
+        <w:t>prediction</w:t>
+      </w:r>
+      <w:r>
+        <w:rPr>
+          <w:b w:val="0"/>
+        </w:rPr>
+        <w:t>s: Ask for exactly four lines about rain in simple vocabulary. Check line count, topic and vocabulary separately.</w:t>
+      </w:r>
+    </w:p>
+    <w:p>
+      <w:pPr>
+        <w:pStyle w:val="Heading3"/>
+      </w:pPr>
+      <w:r>
+        <w:t>Hold back the independent task</w:t>
+      </w:r>
+    </w:p>
+    <w:p>
+      <w:pPr>
+        <w:spacing w:line="336" w:lineRule="auto" w:after="180"/>
+        <w:shd w:fill="FFF5E6"/>
+      </w:pPr>
+      <w:r>
+        <w:rPr>
+          <w:b w:val="0"/>
+        </w:rPr>
+        <w:t xml:space="preserve">Keep for an independent attempt: Improve this </w:t>
+      </w:r>
+      <w:r>
+        <w:rPr>
+          <w:b/>
+        </w:rPr>
+        <w:t>prompt</w:t>
+      </w:r>
+      <w:r>
+        <w:rPr>
+          <w:b w:val="0"/>
+        </w:rPr>
+        <w:t xml:space="preserve">: tell me about space. Specify a reader, a focused task and an </w:t>
+      </w:r>
+      <w:r>
+        <w:rPr>
+          <w:b/>
+        </w:rPr>
+        <w:t>output</w:t>
+      </w:r>
+      <w:r>
+        <w:rPr>
+          <w:b w:val="0"/>
+        </w:rPr>
+        <w:t xml:space="preserve"> format suitable for a young learner.</w:t>
+      </w:r>
+    </w:p>
+    <w:p>
+      <w:pPr>
+        <w:pStyle w:val="Heading3"/>
+      </w:pPr>
+      <w:r>
         <w:t>Classroom dialogue</w:t>
       </w:r>
     </w:p>
     <w:p>
-      <w:r>
+      <w:pPr>
+        <w:pStyle w:val="Heading3"/>
+      </w:pPr>
+      <w:r>
+        <w:t>Ask the class</w:t>
+      </w:r>
+    </w:p>
+    <w:p>
+      <w:pPr>
+        <w:spacing w:line="336" w:lineRule="auto" w:after="180"/>
+        <w:shd w:fill="F5F1FB"/>
+      </w:pPr>
+      <w:r>
+        <w:rPr>
+          <w:b w:val="0"/>
+        </w:rPr>
         <w:t>Ask: Which facts are given, and which would we have to assume? Learners mark relevant details before discussing answers.</w:t>
       </w:r>
     </w:p>
     <w:p>
-      <w:r>
+      <w:pPr>
+        <w:pStyle w:val="Heading3"/>
+      </w:pPr>
+      <w:r>
+        <w:t>Language to model</w:t>
+      </w:r>
+    </w:p>
+    <w:p>
+      <w:pPr>
+        <w:spacing w:line="336" w:lineRule="auto" w:after="180"/>
+        <w:shd w:fill="F1F6F8"/>
+      </w:pPr>
+      <w:r>
+        <w:rPr>
+          <w:b w:val="0"/>
+        </w:rPr>
         <w:t>Say: Predict first. Show the rule, information path or calculation that would produce the result. A correct guess is not yet an explanation.</w:t>
       </w:r>
     </w:p>
     <w:p>
-      <w:r>
+      <w:pPr>
+        <w:spacing w:line="336" w:lineRule="auto" w:after="180"/>
+      </w:pPr>
+      <w:r>
+        <w:rPr>
+          <w:b w:val="0"/>
+        </w:rPr>
         <w:t>Reveal reasoning one step at a time. Explain why a tempting alternative fails. Write units and denominators for arithmetic, trace conditions for decisions, and identify supporting sources for claims.</w:t>
       </w:r>
     </w:p>
     <w:p>
-      <w:r>
-        <w:t>In pairs, one learner solves while the other checks evidence; exchange roles. Remove the worked answer before independent assessment.</w:t>
+      <w:pPr>
+        <w:spacing w:line="336" w:lineRule="auto" w:after="180"/>
+      </w:pPr>
+      <w:r>
+        <w:rPr>
+          <w:b w:val="0"/>
+        </w:rPr>
+        <w:t xml:space="preserve">In pairs, one learner solves while the other checks </w:t>
+      </w:r>
+      <w:r>
+        <w:rPr>
+          <w:b/>
+        </w:rPr>
+        <w:t>evidence</w:t>
+      </w:r>
+      <w:r>
+        <w:rPr>
+          <w:b w:val="0"/>
+        </w:rPr>
+        <w:t>; exchange roles. Remove the worked answer before independent assessment.</w:t>
       </w:r>
     </w:p>
     <w:p>
@@ -1395,8 +3022,72 @@
       </w:r>
     </w:p>
     <w:p>
-      <w:r>
-        <w:t>The response passes four-line structure and the three supported values. It fails the missing-time requirement and introduces an unsupported time. Be accurate does not specify how to handle absence; P1 already gives that rule, so this is a compliance failure. Rerun a record lacking a time, expecting not stated, and also a record with a time, expecting that value. Exit: input completeness differs as well as the prompt. Compare both versions on both inputs with the same criteria and recorded conditions.</w:t>
+      <w:pPr>
+        <w:spacing w:line="336" w:lineRule="auto" w:after="180"/>
+      </w:pPr>
+      <w:r>
+        <w:rPr>
+          <w:b w:val="0"/>
+        </w:rPr>
+        <w:t>The response passes four-line structure and the three supported values. It fails the missing-time requirement and introduces an unsupported time.</w:t>
+      </w:r>
+    </w:p>
+    <w:p>
+      <w:pPr>
+        <w:spacing w:line="336" w:lineRule="auto" w:after="180"/>
+      </w:pPr>
+      <w:r>
+        <w:rPr>
+          <w:b w:val="0"/>
+        </w:rPr>
+        <w:t>Be accurate does not specify how to handle absence; P1 already gives that rule, so this is a compliance failure. Rerun a record lacking a time, expecting not stated, and also a record with a time, expecting that value.</w:t>
+      </w:r>
+    </w:p>
+    <w:p>
+      <w:pPr>
+        <w:spacing w:line="336" w:lineRule="auto" w:after="180"/>
+      </w:pPr>
+      <w:r>
+        <w:rPr>
+          <w:b w:val="0"/>
+        </w:rPr>
+        <w:t xml:space="preserve">Exit: </w:t>
+      </w:r>
+      <w:r>
+        <w:rPr>
+          <w:b/>
+        </w:rPr>
+        <w:t>input</w:t>
+      </w:r>
+      <w:r>
+        <w:rPr>
+          <w:b w:val="0"/>
+        </w:rPr>
+        <w:t xml:space="preserve"> completeness differs as well as the </w:t>
+      </w:r>
+      <w:r>
+        <w:rPr>
+          <w:b/>
+        </w:rPr>
+        <w:t>prompt</w:t>
+      </w:r>
+      <w:r>
+        <w:rPr>
+          <w:b w:val="0"/>
+        </w:rPr>
+        <w:t xml:space="preserve">. Compare both versions on both </w:t>
+      </w:r>
+      <w:r>
+        <w:rPr>
+          <w:b/>
+        </w:rPr>
+        <w:t>input</w:t>
+      </w:r>
+      <w:r>
+        <w:rPr>
+          <w:b w:val="0"/>
+        </w:rPr>
+        <w:t>s with the same criteria and recorded conditions.</w:t>
       </w:r>
     </w:p>
     <w:p>
@@ -1628,41 +3319,197 @@
       </w:r>
     </w:p>
     <w:p>
-      <w:r>
-        <w:t>Completion task: For original C, a card gives four correctly labelled lines but says Time: 3 pm. All other values match C. State which format and evidence checks pass or fail. Is the card acceptable overall? Explain.</w:t>
-      </w:r>
-    </w:p>
-    <w:p>
-      <w:r>
-        <w:t>Teacher check: The four-line label and order checks pass; day, place and bring values match. The time and no-unsupported-details checks fail because C gives no time; Time should be not stated. It is not acceptable overall because every required criterion must pass.</w:t>
-      </w:r>
-    </w:p>
-    <w:p>
-      <w:r>
-        <w:t>Start by identifying the given inputs together. Leave the intermediate steps blank. If needed, model one step, then withdraw that help on the next step. Move to a full trace only when the partial trace is understood. For partners, alternate explainer and checker; collect a response from every learner before discussion.</w:t>
-      </w:r>
-    </w:p>
-    <w:p>
       <w:pPr>
         <w:pStyle w:val="Heading3"/>
       </w:pPr>
       <w:r>
+        <w:t>Completion practice</w:t>
+      </w:r>
+    </w:p>
+    <w:p>
+      <w:pPr>
+        <w:spacing w:line="336" w:lineRule="auto" w:after="180"/>
+        <w:shd w:fill="F5F1FB"/>
+      </w:pPr>
+      <w:r>
+        <w:rPr>
+          <w:b w:val="0"/>
+        </w:rPr>
+        <w:t xml:space="preserve">Completion task: For original C, a card gives four correctly labelled lines but says Time: 3 pm. All other values match C. State which format and </w:t>
+      </w:r>
+      <w:r>
+        <w:rPr>
+          <w:b/>
+        </w:rPr>
+        <w:t>evidence</w:t>
+      </w:r>
+      <w:r>
+        <w:rPr>
+          <w:b w:val="0"/>
+        </w:rPr>
+        <w:t xml:space="preserve"> checks pass or fail. Is the card acceptable overall? Explain.</w:t>
+      </w:r>
+    </w:p>
+    <w:p>
+      <w:pPr>
+        <w:pStyle w:val="Heading3"/>
+      </w:pPr>
+      <w:r>
+        <w:t>Reasoning to listen for</w:t>
+      </w:r>
+    </w:p>
+    <w:p>
+      <w:pPr>
+        <w:spacing w:line="336" w:lineRule="auto" w:after="180"/>
+        <w:shd w:fill="F1F6FC"/>
+      </w:pPr>
+      <w:r>
+        <w:rPr>
+          <w:b w:val="0"/>
+        </w:rPr>
+        <w:t>Teacher check: The four-line label and order checks pass; day, place and bring values match. The time and no-unsupported-details checks fail because C gives no time; Time should be not stated.</w:t>
+      </w:r>
+    </w:p>
+    <w:p>
+      <w:pPr>
+        <w:spacing w:line="336" w:lineRule="auto" w:after="180"/>
+        <w:shd w:fill="F1F6FC"/>
+      </w:pPr>
+      <w:r>
+        <w:rPr>
+          <w:b w:val="0"/>
+        </w:rPr>
+        <w:t xml:space="preserve">It is not acceptable overall because every required </w:t>
+      </w:r>
+      <w:r>
+        <w:rPr>
+          <w:b/>
+        </w:rPr>
+        <w:t>criterion</w:t>
+      </w:r>
+      <w:r>
+        <w:rPr>
+          <w:b w:val="0"/>
+        </w:rPr>
+        <w:t xml:space="preserve"> must pass.</w:t>
+      </w:r>
+    </w:p>
+    <w:p>
+      <w:pPr>
+        <w:spacing w:line="336" w:lineRule="auto" w:after="180"/>
+      </w:pPr>
+      <w:r>
+        <w:rPr>
+          <w:b w:val="0"/>
+        </w:rPr>
+        <w:t xml:space="preserve">Start by identifying the given </w:t>
+      </w:r>
+      <w:r>
+        <w:rPr>
+          <w:b/>
+        </w:rPr>
+        <w:t>input</w:t>
+      </w:r>
+      <w:r>
+        <w:rPr>
+          <w:b w:val="0"/>
+        </w:rPr>
+        <w:t>s together. Leave the intermediate steps blank. If needed, model one step, then withdraw that help on the next step. Move to a full trace only when the partial trace is understood.</w:t>
+      </w:r>
+    </w:p>
+    <w:p>
+      <w:pPr>
+        <w:spacing w:line="336" w:lineRule="auto" w:after="180"/>
+      </w:pPr>
+      <w:r>
+        <w:rPr>
+          <w:b w:val="0"/>
+        </w:rPr>
+        <w:t>For partners, alternate explainer and checker; collect a response from every learner before discussion.</w:t>
+      </w:r>
+    </w:p>
+    <w:p>
+      <w:pPr>
+        <w:pStyle w:val="Heading3"/>
+      </w:pPr>
+      <w:r>
         <w:t>Individual reasoning check</w:t>
       </w:r>
     </w:p>
     <w:p>
-      <w:r>
-        <w:t>Use the worked case for Specifying and testing prompts. Proposed explanation: “A tidy response is a correct response”. Decide whether this explanation is supported. Point to the step or supplied fact that decides; explain your repair if needed.</w:t>
-      </w:r>
-    </w:p>
-    <w:p>
-      <w:r>
+      <w:pPr>
+        <w:spacing w:line="336" w:lineRule="auto" w:after="180"/>
+      </w:pPr>
+      <w:r>
+        <w:rPr>
+          <w:b w:val="0"/>
+        </w:rPr>
+        <w:t xml:space="preserve">Use the worked case for Specifying and testing </w:t>
+      </w:r>
+      <w:r>
+        <w:rPr>
+          <w:b/>
+        </w:rPr>
+        <w:t>prompt</w:t>
+      </w:r>
+      <w:r>
+        <w:rPr>
+          <w:b w:val="0"/>
+        </w:rPr>
+        <w:t>s. Proposed explanation: “A tidy response is a correct response”. Decide whether this explanation is supported.</w:t>
+      </w:r>
+    </w:p>
+    <w:p>
+      <w:pPr>
+        <w:spacing w:line="336" w:lineRule="auto" w:after="180"/>
+      </w:pPr>
+      <w:r>
+        <w:rPr>
+          <w:b w:val="0"/>
+        </w:rPr>
+        <w:t>Point to the step or supplied fact that decides; explain your repair if needed.</w:t>
+      </w:r>
+    </w:p>
+    <w:p>
+      <w:pPr>
+        <w:pStyle w:val="Heading3"/>
+      </w:pPr>
+      <w:r>
+        <w:t>Expected repair</w:t>
+      </w:r>
+    </w:p>
+    <w:p>
+      <w:pPr>
+        <w:spacing w:line="336" w:lineRule="auto" w:after="180"/>
+        <w:shd w:fill="F1F6FC"/>
+      </w:pPr>
+      <w:r>
+        <w:rPr>
+          <w:b w:val="0"/>
+        </w:rPr>
         <w:t>Expected correction: Score facts and missing-value handling separately from layout.</w:t>
       </w:r>
     </w:p>
     <w:p>
-      <w:r>
-        <w:t>Collect explanations, not only yes/no votes. If a misunderstanding is common, re-model the relevant step for the class. If it affects a few learners, give a short targeted group explanation while others solve a more demanding variation.</w:t>
+      <w:pPr>
+        <w:spacing w:line="336" w:lineRule="auto" w:after="180"/>
+      </w:pPr>
+      <w:r>
+        <w:rPr>
+          <w:b w:val="0"/>
+        </w:rPr>
+        <w:t>Collect explanations, not only yes/no votes. If a misunderstanding is common, re-model the relevant step for the class.</w:t>
+      </w:r>
+    </w:p>
+    <w:p>
+      <w:pPr>
+        <w:spacing w:line="336" w:lineRule="auto" w:after="180"/>
+      </w:pPr>
+      <w:r>
+        <w:rPr>
+          <w:b w:val="0"/>
+        </w:rPr>
+        <w:t>If it affects a few learners, give a short targeted group explanation while others solve a more demanding variation.</w:t>
       </w:r>
     </w:p>
     <w:p>
@@ -1674,7 +3521,14 @@
       </w:r>
     </w:p>
     <w:p>
-      <w:r>
+      <w:pPr>
+        <w:spacing w:line="336" w:lineRule="auto" w:after="180"/>
+        <w:shd w:fill="F5F1FB"/>
+      </w:pPr>
+      <w:r>
+        <w:rPr>
+          <w:b w:val="0"/>
+        </w:rPr>
         <w:t>What must happen if B instead conflicts with another equally authoritative duration record?</w:t>
       </w:r>
     </w:p>
@@ -1687,18 +3541,60 @@
       </w:r>
     </w:p>
     <w:p>
-      <w:r>
+      <w:pPr>
+        <w:spacing w:line="336" w:lineRule="auto" w:after="180"/>
+      </w:pPr>
+      <w:r>
+        <w:rPr>
+          <w:b w:val="0"/>
+        </w:rPr>
         <w:t>Flag the duration conflict and request resolution; do not choose a convenient number or silently average them.</w:t>
       </w:r>
     </w:p>
     <w:p>
-      <w:r>
+      <w:pPr>
+        <w:spacing w:line="336" w:lineRule="auto" w:after="180"/>
+      </w:pPr>
+      <w:r>
+        <w:rPr>
+          <w:b w:val="0"/>
+        </w:rPr>
         <w:t>Changed-case reasoning: Duration becomes 20 minutes. There is now an authorised source for the previously missing field.</w:t>
       </w:r>
     </w:p>
     <w:p>
-      <w:r>
-        <w:t>Collect each learner’s explanation before discussion. Use the first missing connection between input, deciding step and result to choose support. This question is worked-case practice, not fresh mastery evidence.</w:t>
+      <w:pPr>
+        <w:spacing w:line="336" w:lineRule="auto" w:after="180"/>
+      </w:pPr>
+      <w:r>
+        <w:rPr>
+          <w:b w:val="0"/>
+        </w:rPr>
+        <w:t xml:space="preserve">Collect each learner’s explanation before discussion. Use the first missing connection between </w:t>
+      </w:r>
+      <w:r>
+        <w:rPr>
+          <w:b/>
+        </w:rPr>
+        <w:t>input</w:t>
+      </w:r>
+      <w:r>
+        <w:rPr>
+          <w:b w:val="0"/>
+        </w:rPr>
+        <w:t xml:space="preserve">, deciding step and result to choose support. This question is worked-case practice, not fresh mastery </w:t>
+      </w:r>
+      <w:r>
+        <w:rPr>
+          <w:b/>
+        </w:rPr>
+        <w:t>evidence</w:t>
+      </w:r>
+      <w:r>
+        <w:rPr>
+          <w:b w:val="0"/>
+        </w:rPr>
+        <w:t>.</w:t>
       </w:r>
     </w:p>
     <w:p>
@@ -1710,45 +3606,198 @@
       </w:r>
     </w:p>
     <w:p>
+      <w:r>
+        <w:t>Run the Prompts Are Design Instructions investigation and use the first unsupported step to choose a teaching response.</w:t>
+      </w:r>
+    </w:p>
+    <w:p>
+      <w:pPr>
+        <w:spacing w:line="336" w:lineRule="auto" w:after="180"/>
+      </w:pPr>
+      <w:r>
+        <w:rPr>
+          <w:b w:val="0"/>
+        </w:rPr>
+        <w:t xml:space="preserve">Predict first, test honestly, and explain what the </w:t>
+      </w:r>
+      <w:r>
+        <w:rPr>
+          <w:b/>
+        </w:rPr>
+        <w:t>evidence</w:t>
+      </w:r>
+      <w:r>
+        <w:rPr>
+          <w:b w:val="0"/>
+        </w:rPr>
+        <w:t xml:space="preserve"> means.</w:t>
+      </w:r>
+    </w:p>
+    <w:p>
       <w:pPr>
         <w:pStyle w:val="Heading3"/>
       </w:pPr>
       <w:r>
-        <w:t>Run the weekly evidence lab</w:t>
-      </w:r>
-    </w:p>
-    <w:p>
-      <w:r>
-        <w:t>Predict first, test honestly, and explain what the evidence means.</w:t>
-      </w:r>
-    </w:p>
-    <w:p>
-      <w:r>
-        <w:t>State your prediction before the result is known.</w:t>
-      </w:r>
-    </w:p>
-    <w:p>
-      <w:r>
-        <w:t>Complete the task: Revise a vague story prompt and compare both outputs.</w:t>
-      </w:r>
-    </w:p>
-    <w:p>
-      <w:r>
+        <w:t>1. Predict</w:t>
+      </w:r>
+    </w:p>
+    <w:p>
+      <w:pPr>
+        <w:spacing w:line="336" w:lineRule="auto" w:after="180"/>
+        <w:shd w:fill="F4F9FC"/>
+      </w:pPr>
+      <w:r>
+        <w:rPr>
+          <w:b w:val="0"/>
+        </w:rPr>
+        <w:t xml:space="preserve">State your </w:t>
+      </w:r>
+      <w:r>
+        <w:rPr>
+          <w:b/>
+        </w:rPr>
+        <w:t>prediction</w:t>
+      </w:r>
+      <w:r>
+        <w:rPr>
+          <w:b w:val="0"/>
+        </w:rPr>
+        <w:t xml:space="preserve"> before the result is known.</w:t>
+      </w:r>
+    </w:p>
+    <w:p>
+      <w:pPr>
+        <w:pStyle w:val="Heading3"/>
+      </w:pPr>
+      <w:r>
+        <w:t>2. Investigate</w:t>
+      </w:r>
+    </w:p>
+    <w:p>
+      <w:pPr>
+        <w:spacing w:line="336" w:lineRule="auto" w:after="180"/>
+        <w:shd w:fill="F4F9FC"/>
+      </w:pPr>
+      <w:r>
+        <w:rPr>
+          <w:b w:val="0"/>
+        </w:rPr>
+        <w:t xml:space="preserve">Complete the task: Revise a vague story </w:t>
+      </w:r>
+      <w:r>
+        <w:rPr>
+          <w:b/>
+        </w:rPr>
+        <w:t>prompt</w:t>
+      </w:r>
+      <w:r>
+        <w:rPr>
+          <w:b w:val="0"/>
+        </w:rPr>
+        <w:t xml:space="preserve"> and compare both </w:t>
+      </w:r>
+      <w:r>
+        <w:rPr>
+          <w:b/>
+        </w:rPr>
+        <w:t>output</w:t>
+      </w:r>
+      <w:r>
+        <w:rPr>
+          <w:b w:val="0"/>
+        </w:rPr>
+        <w:t>s.</w:t>
+      </w:r>
+    </w:p>
+    <w:p>
+      <w:pPr>
+        <w:pStyle w:val="Heading3"/>
+      </w:pPr>
+      <w:r>
+        <w:t>3. Compare cases</w:t>
+      </w:r>
+    </w:p>
+    <w:p>
+      <w:pPr>
+        <w:spacing w:line="336" w:lineRule="auto" w:after="180"/>
+        <w:shd w:fill="F4F9FC"/>
+      </w:pPr>
+      <w:r>
+        <w:rPr>
+          <w:b w:val="0"/>
+        </w:rPr>
         <w:t>Keep a normal case and an edge case clearly separated.</w:t>
       </w:r>
     </w:p>
     <w:p>
-      <w:r>
-        <w:t>Record what happened—even when it does not match your prediction.</w:t>
-      </w:r>
-    </w:p>
-    <w:p>
-      <w:r>
+      <w:pPr>
+        <w:pStyle w:val="Heading3"/>
+      </w:pPr>
+      <w:r>
+        <w:t>4. Record honestly</w:t>
+      </w:r>
+    </w:p>
+    <w:p>
+      <w:pPr>
+        <w:spacing w:line="336" w:lineRule="auto" w:after="180"/>
+        <w:shd w:fill="F4F9FC"/>
+      </w:pPr>
+      <w:r>
+        <w:rPr>
+          <w:b w:val="0"/>
+        </w:rPr>
+        <w:t xml:space="preserve">Record what happened—even when it does not match your </w:t>
+      </w:r>
+      <w:r>
+        <w:rPr>
+          <w:b/>
+        </w:rPr>
+        <w:t>prediction</w:t>
+      </w:r>
+      <w:r>
+        <w:rPr>
+          <w:b w:val="0"/>
+        </w:rPr>
+        <w:t>.</w:t>
+      </w:r>
+    </w:p>
+    <w:p>
+      <w:pPr>
+        <w:pStyle w:val="Heading3"/>
+      </w:pPr>
+      <w:r>
+        <w:t>5. Explain and plan the next test</w:t>
+      </w:r>
+    </w:p>
+    <w:p>
+      <w:pPr>
+        <w:spacing w:line="336" w:lineRule="auto" w:after="180"/>
+        <w:shd w:fill="F4F9FC"/>
+      </w:pPr>
+      <w:r>
+        <w:rPr>
+          <w:b w:val="0"/>
+        </w:rPr>
         <w:t>Explain the result, one limitation, and the next useful test.</w:t>
       </w:r>
     </w:p>
     <w:p>
-      <w:r>
+      <w:pPr>
+        <w:pStyle w:val="Heading3"/>
+      </w:pPr>
+      <w:r>
+        <w:t>Use a fresh case after support</w:t>
+      </w:r>
+    </w:p>
+    <w:p>
+      <w:pPr>
+        <w:spacing w:line="336" w:lineRule="auto" w:after="180"/>
+        <w:shd w:fill="FFF5E6"/>
+      </w:pPr>
+      <w:r>
+        <w:rPr>
+          <w:b w:val="0"/>
+        </w:rPr>
         <w:t>INDEPENDENCE After support is removed, repeat the proof with a fresh case.</w:t>
       </w:r>
     </w:p>
@@ -1761,8 +3810,25 @@
       </w:r>
     </w:p>
     <w:p>
-      <w:r>
-        <w:t>Use the concrete case as the shared normal case and the independent question as a second case. Each pair creates a boundary or missing-information case and predicts its result before testing. Keep the expected result separate from an observed mistake.</w:t>
+      <w:pPr>
+        <w:spacing w:line="336" w:lineRule="auto" w:after="180"/>
+      </w:pPr>
+      <w:r>
+        <w:rPr>
+          <w:b w:val="0"/>
+        </w:rPr>
+        <w:t>Use the concrete case as the shared normal case and the independent question as a second case. Each pair creates a boundary or missing-information case and predicts its result before testing.</w:t>
+      </w:r>
+    </w:p>
+    <w:p>
+      <w:pPr>
+        <w:spacing w:line="336" w:lineRule="auto" w:after="180"/>
+      </w:pPr>
+      <w:r>
+        <w:rPr>
+          <w:b w:val="0"/>
+        </w:rPr>
+        <w:t>Keep the expected result separate from an observed mistake.</w:t>
       </w:r>
     </w:p>
     <w:tbl>
@@ -1920,40 +3986,144 @@
       </w:r>
     </w:p>
     <w:p>
-      <w:r>
-        <w:t>CLAIM TO REPAIR A longer prompt is automatically a clearer prompt.</w:t>
-      </w:r>
-    </w:p>
-    <w:p>
-      <w:r>
-        <w:t>For guessing, return to given facts and request a trace. For vocabulary without application, use one example and one non-example. For arithmetic errors, check the setup before the calculation. Finish with a different uncoached case before recording mastery.</w:t>
-      </w:r>
-    </w:p>
-    <w:p>
       <w:pPr>
         <w:pStyle w:val="Heading3"/>
       </w:pPr>
       <w:r>
+        <w:t>Find the unsupported claim</w:t>
+      </w:r>
+    </w:p>
+    <w:p>
+      <w:pPr>
+        <w:spacing w:line="336" w:lineRule="auto" w:after="180"/>
+        <w:shd w:fill="F5F1FB"/>
+      </w:pPr>
+      <w:r>
+        <w:rPr>
+          <w:b w:val="0"/>
+        </w:rPr>
+        <w:t xml:space="preserve">CLAIM TO REPAIR A longer </w:t>
+      </w:r>
+      <w:r>
+        <w:rPr>
+          <w:b/>
+        </w:rPr>
+        <w:t>prompt</w:t>
+      </w:r>
+      <w:r>
+        <w:rPr>
+          <w:b w:val="0"/>
+        </w:rPr>
+        <w:t xml:space="preserve"> is automatically a clearer </w:t>
+      </w:r>
+      <w:r>
+        <w:rPr>
+          <w:b/>
+        </w:rPr>
+        <w:t>prompt</w:t>
+      </w:r>
+      <w:r>
+        <w:rPr>
+          <w:b w:val="0"/>
+        </w:rPr>
+        <w:t>.</w:t>
+      </w:r>
+    </w:p>
+    <w:p>
+      <w:pPr>
+        <w:spacing w:line="336" w:lineRule="auto" w:after="180"/>
+      </w:pPr>
+      <w:r>
+        <w:rPr>
+          <w:b w:val="0"/>
+        </w:rPr>
+        <w:t>For guessing, return to given facts and request a trace. For vocabulary without application, use one example and one non-example. For arithmetic errors, check the setup before the calculation.</w:t>
+      </w:r>
+    </w:p>
+    <w:p>
+      <w:pPr>
+        <w:spacing w:line="336" w:lineRule="auto" w:after="180"/>
+      </w:pPr>
+      <w:r>
+        <w:rPr>
+          <w:b w:val="0"/>
+        </w:rPr>
+        <w:t>Finish with a different uncoached case before recording mastery.</w:t>
+      </w:r>
+    </w:p>
+    <w:p>
+      <w:pPr>
+        <w:pStyle w:val="Heading3"/>
+      </w:pPr>
+      <w:r>
         <w:t>Address these additional misconceptions</w:t>
       </w:r>
     </w:p>
     <w:p>
-      <w:r>
+      <w:pPr>
+        <w:spacing w:line="336" w:lineRule="auto" w:after="180"/>
+      </w:pPr>
+      <w:r>
+        <w:rPr>
+          <w:b w:val="0"/>
+        </w:rPr>
         <w:t>A tidy response is a correct response: Score facts and missing-value handling separately from layout.</w:t>
       </w:r>
     </w:p>
     <w:p>
-      <w:r>
-        <w:t>A better prompt guarantees correct output: Inspect actual responses; even explicit requirements can be violated.</w:t>
-      </w:r>
-    </w:p>
-    <w:p>
-      <w:r>
+      <w:pPr>
+        <w:spacing w:line="336" w:lineRule="auto" w:after="180"/>
+      </w:pPr>
+      <w:r>
+        <w:rPr>
+          <w:b w:val="0"/>
+        </w:rPr>
+        <w:t xml:space="preserve">A better </w:t>
+      </w:r>
+      <w:r>
+        <w:rPr>
+          <w:b/>
+        </w:rPr>
+        <w:t>prompt</w:t>
+      </w:r>
+      <w:r>
+        <w:rPr>
+          <w:b w:val="0"/>
+        </w:rPr>
+        <w:t xml:space="preserve"> guarantees correct </w:t>
+      </w:r>
+      <w:r>
+        <w:rPr>
+          <w:b/>
+        </w:rPr>
+        <w:t>output</w:t>
+      </w:r>
+      <w:r>
+        <w:rPr>
+          <w:b w:val="0"/>
+        </w:rPr>
+        <w:t>: Inspect actual responses; even explicit requirements can be violated.</w:t>
+      </w:r>
+    </w:p>
+    <w:p>
+      <w:pPr>
+        <w:spacing w:line="336" w:lineRule="auto" w:after="180"/>
+      </w:pPr>
+      <w:r>
+        <w:rPr>
+          <w:b w:val="0"/>
+        </w:rPr>
         <w:t>A conflict can be resolved by choosing the confident record: Without authority or priority, flag the unresolved field.</w:t>
       </w:r>
     </w:p>
     <w:p>
-      <w:r>
+      <w:pPr>
+        <w:spacing w:line="336" w:lineRule="auto" w:after="180"/>
+      </w:pPr>
+      <w:r>
+        <w:rPr>
+          <w:b w:val="0"/>
+        </w:rPr>
         <w:t>The best attempt represents every attempt: Keep all planned trials and report failures rather than selecting only a success.</w:t>
       </w:r>
     </w:p>
@@ -2112,8 +4282,25 @@
       </w:tr>
     </w:tbl>
     <w:p>
-      <w:r>
-        <w:t>Offer an oral explanation, drawing, enlarged visual or fewer examples when that removes a reading/writing barrier. Keep the same reasoning goal. Stretch secure learners by changing a boundary or assumption and asking them to defend the effect, not simply by assigning more of the same questions.</w:t>
+      <w:pPr>
+        <w:spacing w:line="336" w:lineRule="auto" w:after="180"/>
+      </w:pPr>
+      <w:r>
+        <w:rPr>
+          <w:b w:val="0"/>
+        </w:rPr>
+        <w:t>Offer an oral explanation, drawing, enlarged visual or fewer examples when that removes a reading/writing barrier. Keep the same reasoning goal.</w:t>
+      </w:r>
+    </w:p>
+    <w:p>
+      <w:pPr>
+        <w:spacing w:line="336" w:lineRule="auto" w:after="180"/>
+      </w:pPr>
+      <w:r>
+        <w:rPr>
+          <w:b w:val="0"/>
+        </w:rPr>
+        <w:t>Stretch secure learners by changing a boundary or assumption and asking them to defend the effect, not simply by assigning more of the same questions.</w:t>
       </w:r>
     </w:p>
     <w:p>
@@ -2125,11 +4312,16 @@
       </w:r>
     </w:p>
     <w:p>
+      <w:r>
+        <w:t>Use the Prompts Are Design Instructions questions, teacher keys and criteria after the relevant attempts. Previously discussed cases are practice; protect the separately selected independent task.</w:t>
+      </w:r>
+    </w:p>
+    <w:p>
       <w:pPr>
         <w:pStyle w:val="Heading3"/>
       </w:pPr>
       <w:r>
-        <w:t>Assess and explain the answers</w:t>
+        <w:t>Worked case answer</w:t>
       </w:r>
     </w:p>
     <w:p>
@@ -2137,11 +4329,18 @@
         <w:pStyle w:val="Heading3"/>
       </w:pPr>
       <w:r>
-        <w:t>Worked case answer</w:t>
-      </w:r>
-    </w:p>
-    <w:p>
-      <w:r>
+        <w:t>Teacher key · Worked case answer</w:t>
+      </w:r>
+    </w:p>
+    <w:p>
+      <w:pPr>
+        <w:spacing w:line="336" w:lineRule="auto" w:after="180"/>
+        <w:shd w:fill="F1F6FC"/>
+      </w:pPr>
+      <w:r>
+        <w:rPr>
+          <w:b w:val="0"/>
+        </w:rPr>
         <w:t>Ask for exactly four lines about rain in simple vocabulary. Check line count, topic and vocabulary separately.</w:t>
       </w:r>
     </w:p>
@@ -2154,21 +4353,87 @@
       </w:r>
     </w:p>
     <w:p>
-      <w:r>
-        <w:t>Improve this prompt: tell me about space. Specify a reader, a focused task and an output format suitable for a young learner.</w:t>
-      </w:r>
-    </w:p>
-    <w:p>
       <w:pPr>
         <w:pStyle w:val="Heading3"/>
       </w:pPr>
       <w:r>
+        <w:t>Independent question · withhold the key</w:t>
+      </w:r>
+    </w:p>
+    <w:p>
+      <w:pPr>
+        <w:spacing w:line="336" w:lineRule="auto" w:after="180"/>
+        <w:shd w:fill="F5F1FB"/>
+      </w:pPr>
+      <w:r>
+        <w:rPr>
+          <w:b w:val="0"/>
+        </w:rPr>
+        <w:t xml:space="preserve">Improve this </w:t>
+      </w:r>
+      <w:r>
+        <w:rPr>
+          <w:b/>
+        </w:rPr>
+        <w:t>prompt</w:t>
+      </w:r>
+      <w:r>
+        <w:rPr>
+          <w:b w:val="0"/>
+        </w:rPr>
+        <w:t xml:space="preserve">: tell me about space. Specify a reader, a focused task and an </w:t>
+      </w:r>
+      <w:r>
+        <w:rPr>
+          <w:b/>
+        </w:rPr>
+        <w:t>output</w:t>
+      </w:r>
+      <w:r>
+        <w:rPr>
+          <w:b w:val="0"/>
+        </w:rPr>
+        <w:t xml:space="preserve"> format suitable for a young learner.</w:t>
+      </w:r>
+    </w:p>
+    <w:p>
+      <w:pPr>
+        <w:pStyle w:val="Heading3"/>
+      </w:pPr>
+      <w:r>
         <w:t>Expected independent answer</w:t>
       </w:r>
     </w:p>
     <w:p>
-      <w:r>
-        <w:t>One answer: Explain why the Moon seems to change shape for an eight-year-old in four short sentences and one simple drawing description. The task, audience and format are explicit.</w:t>
+      <w:pPr>
+        <w:pStyle w:val="Heading3"/>
+      </w:pPr>
+      <w:r>
+        <w:t>Teacher key · Expected independent answer</w:t>
+      </w:r>
+    </w:p>
+    <w:p>
+      <w:pPr>
+        <w:spacing w:line="336" w:lineRule="auto" w:after="180"/>
+        <w:shd w:fill="F1F6FC"/>
+      </w:pPr>
+      <w:r>
+        <w:rPr>
+          <w:b w:val="0"/>
+        </w:rPr>
+        <w:t xml:space="preserve">One answer: Explain why the Moon seems to change shape for an eight-year-old in four short sentences and one simple drawing description. The task, </w:t>
+      </w:r>
+      <w:r>
+        <w:rPr>
+          <w:b/>
+        </w:rPr>
+        <w:t>audience</w:t>
+      </w:r>
+      <w:r>
+        <w:rPr>
+          <w:b w:val="0"/>
+        </w:rPr>
+        <w:t xml:space="preserve"> and format are explicit.</w:t>
       </w:r>
     </w:p>
     <w:p>
@@ -2406,8 +4671,25 @@
       </w:tr>
     </w:tbl>
     <w:p>
-      <w:r>
-        <w:t>Use 6/8 as a classroom checkpoint, with 2 required for both Result and Reasoning. This is a proposed teaching rule, not a validated certification threshold. Do not count a coached answer as independent mastery; correct unsafe or unsupported claims regardless of total.</w:t>
+      <w:pPr>
+        <w:spacing w:line="336" w:lineRule="auto" w:after="180"/>
+      </w:pPr>
+      <w:r>
+        <w:rPr>
+          <w:b w:val="0"/>
+        </w:rPr>
+        <w:t>Use 6/8 as a classroom checkpoint, with 2 required for both Result and Reasoning. This is a proposed teaching rule, not a validated certification threshold.</w:t>
+      </w:r>
+    </w:p>
+    <w:p>
+      <w:pPr>
+        <w:spacing w:line="336" w:lineRule="auto" w:after="180"/>
+      </w:pPr>
+      <w:r>
+        <w:rPr>
+          <w:b w:val="0"/>
+        </w:rPr>
+        <w:t>Do not count a coached answer as independent mastery; correct unsafe or unsupported claims regardless of total.</w:t>
       </w:r>
     </w:p>
     <w:p>
@@ -2419,8 +4701,50 @@
       </w:r>
     </w:p>
     <w:p>
-      <w:r>
-        <w:t>Ask the learner to find the evidence that challenges this claim: “A longer prompt is automatically a clearer prompt.” Keep the first attempt and an uncoached retry separate.</w:t>
+      <w:pPr>
+        <w:spacing w:line="336" w:lineRule="auto" w:after="180"/>
+      </w:pPr>
+      <w:r>
+        <w:rPr>
+          <w:b w:val="0"/>
+        </w:rPr>
+        <w:t xml:space="preserve">Ask the learner to find the </w:t>
+      </w:r>
+      <w:r>
+        <w:rPr>
+          <w:b/>
+        </w:rPr>
+        <w:t>evidence</w:t>
+      </w:r>
+      <w:r>
+        <w:rPr>
+          <w:b w:val="0"/>
+        </w:rPr>
+        <w:t xml:space="preserve"> that challenges this claim: “A longer </w:t>
+      </w:r>
+      <w:r>
+        <w:rPr>
+          <w:b/>
+        </w:rPr>
+        <w:t>prompt</w:t>
+      </w:r>
+      <w:r>
+        <w:rPr>
+          <w:b w:val="0"/>
+        </w:rPr>
+        <w:t xml:space="preserve"> is automatically a clearer </w:t>
+      </w:r>
+      <w:r>
+        <w:rPr>
+          <w:b/>
+        </w:rPr>
+        <w:t>prompt</w:t>
+      </w:r>
+      <w:r>
+        <w:rPr>
+          <w:b w:val="0"/>
+        </w:rPr>
+        <w:t>.” Keep the first attempt and an uncoached retry separate.</w:t>
       </w:r>
     </w:p>
     <w:p>
@@ -2432,15 +4756,78 @@
       </w:r>
     </w:p>
     <w:p>
-      <w:r>
-        <w:t>Require exactly three bullets, language suitable for Grade 6, and every factual claim supported by the paragraph. If evidence is insufficient, the response should say so instead of inventing facts. A prompt states desired behaviour; the output must still be checked.</w:t>
-      </w:r>
-    </w:p>
-    <w:p>
       <w:pPr>
         <w:pStyle w:val="Heading3"/>
       </w:pPr>
       <w:r>
+        <w:t>Teacher key · Original transfer answer</w:t>
+      </w:r>
+    </w:p>
+    <w:p>
+      <w:pPr>
+        <w:spacing w:line="336" w:lineRule="auto" w:after="180"/>
+        <w:shd w:fill="F1F6FC"/>
+      </w:pPr>
+      <w:r>
+        <w:rPr>
+          <w:b w:val="0"/>
+        </w:rPr>
+        <w:t xml:space="preserve">Require exactly three bullets, language suitable for Grade 6, and every factual claim supported by the paragraph. If </w:t>
+      </w:r>
+      <w:r>
+        <w:rPr>
+          <w:b/>
+        </w:rPr>
+        <w:t>evidence</w:t>
+      </w:r>
+      <w:r>
+        <w:rPr>
+          <w:b w:val="0"/>
+        </w:rPr>
+        <w:t xml:space="preserve"> is insufficient, the response should say so instead of inventing facts.</w:t>
+      </w:r>
+    </w:p>
+    <w:p>
+      <w:pPr>
+        <w:spacing w:line="336" w:lineRule="auto" w:after="180"/>
+        <w:shd w:fill="F1F6FC"/>
+      </w:pPr>
+      <w:r>
+        <w:rPr>
+          <w:b w:val="0"/>
+        </w:rPr>
+        <w:t xml:space="preserve">A </w:t>
+      </w:r>
+      <w:r>
+        <w:rPr>
+          <w:b/>
+        </w:rPr>
+        <w:t>prompt</w:t>
+      </w:r>
+      <w:r>
+        <w:rPr>
+          <w:b w:val="0"/>
+        </w:rPr>
+        <w:t xml:space="preserve"> states desired behaviour; the </w:t>
+      </w:r>
+      <w:r>
+        <w:rPr>
+          <w:b/>
+        </w:rPr>
+        <w:t>output</w:t>
+      </w:r>
+      <w:r>
+        <w:rPr>
+          <w:b w:val="0"/>
+        </w:rPr>
+        <w:t xml:space="preserve"> must still be checked.</w:t>
+      </w:r>
+    </w:p>
+    <w:p>
+      <w:pPr>
+        <w:pStyle w:val="Heading3"/>
+      </w:pPr>
+      <w:r>
         <w:t>Explanations for the additional workbook examples</w:t>
       </w:r>
     </w:p>
@@ -2453,111 +4840,651 @@
       </w:r>
     </w:p>
     <w:p>
-      <w:r>
-        <w:t>The request says “Write something good about our club.” Name four decisions it leaves open. Then explain how source C, the Grade 6 audience and four labelled lines make the task easier to check.</w:t>
-      </w:r>
-    </w:p>
-    <w:p>
-      <w:r>
-        <w:t>Possible omissions include audience, source facts, required fields, format, missing-value behaviour and limits on extra claims. C supplies evidence, Grade 6 specifies readers, and four labelled lines define visible fields and structure. These requirements support checks but do not guarantee compliance.</w:t>
-      </w:r>
-    </w:p>
-    <w:p>
       <w:pPr>
         <w:pStyle w:val="Heading3"/>
       </w:pPr>
       <w:r>
+        <w:t>Workbook question · W1</w:t>
+      </w:r>
+    </w:p>
+    <w:p>
+      <w:pPr>
+        <w:spacing w:line="336" w:lineRule="auto" w:after="180"/>
+        <w:shd w:fill="F5F1FB"/>
+      </w:pPr>
+      <w:r>
+        <w:rPr>
+          <w:b w:val="0"/>
+        </w:rPr>
+        <w:t xml:space="preserve">The request says “Write something good about our club.” Name four decisions it leaves open. Then explain how source C, the Grade 6 </w:t>
+      </w:r>
+      <w:r>
+        <w:rPr>
+          <w:b/>
+        </w:rPr>
+        <w:t>audience</w:t>
+      </w:r>
+      <w:r>
+        <w:rPr>
+          <w:b w:val="0"/>
+        </w:rPr>
+        <w:t xml:space="preserve"> and four labelled lines make the task easier to check.</w:t>
+      </w:r>
+    </w:p>
+    <w:p>
+      <w:pPr>
+        <w:pStyle w:val="Heading3"/>
+      </w:pPr>
+      <w:r>
+        <w:t>Teacher reasoning · W1</w:t>
+      </w:r>
+    </w:p>
+    <w:p>
+      <w:pPr>
+        <w:spacing w:line="336" w:lineRule="auto" w:after="180"/>
+        <w:shd w:fill="F1F6FC"/>
+      </w:pPr>
+      <w:r>
+        <w:rPr>
+          <w:b w:val="0"/>
+        </w:rPr>
+        <w:t xml:space="preserve">Possible omissions include </w:t>
+      </w:r>
+      <w:r>
+        <w:rPr>
+          <w:b/>
+        </w:rPr>
+        <w:t>audience</w:t>
+      </w:r>
+      <w:r>
+        <w:rPr>
+          <w:b w:val="0"/>
+        </w:rPr>
+        <w:t>, source facts, required fields, format, missing-value behaviour and limits on extra claims.</w:t>
+      </w:r>
+    </w:p>
+    <w:p>
+      <w:pPr>
+        <w:spacing w:line="336" w:lineRule="auto" w:after="180"/>
+        <w:shd w:fill="F1F6FC"/>
+      </w:pPr>
+      <w:r>
+        <w:rPr>
+          <w:b w:val="0"/>
+        </w:rPr>
+        <w:t xml:space="preserve">C supplies </w:t>
+      </w:r>
+      <w:r>
+        <w:rPr>
+          <w:b/>
+        </w:rPr>
+        <w:t>evidence</w:t>
+      </w:r>
+      <w:r>
+        <w:rPr>
+          <w:b w:val="0"/>
+        </w:rPr>
+        <w:t>, Grade 6 specifies readers, and four labelled lines define visible fields and structure. These requirements support checks but do not guarantee compliance.</w:t>
+      </w:r>
+    </w:p>
+    <w:p>
+      <w:pPr>
+        <w:pStyle w:val="Heading3"/>
+      </w:pPr>
+      <w:r>
         <w:t>W2 Score a response by separate criteria</w:t>
       </w:r>
     </w:p>
     <w:p>
-      <w:r>
-        <w:t>For original C, a card gives four correctly labelled lines but says Time: 3 pm. All other values match C. State which format and evidence checks pass or fail. Is the card acceptable overall? Explain.</w:t>
-      </w:r>
-    </w:p>
-    <w:p>
-      <w:r>
-        <w:t>The four-line label and order checks pass; day, place and bring values match. The time and no-unsupported-details checks fail because C gives no time; Time should be not stated. It is not acceptable overall because every required criterion must pass.</w:t>
-      </w:r>
-    </w:p>
-    <w:p>
       <w:pPr>
         <w:pStyle w:val="Heading3"/>
       </w:pPr>
       <w:r>
+        <w:t>Workbook question · W2</w:t>
+      </w:r>
+    </w:p>
+    <w:p>
+      <w:pPr>
+        <w:spacing w:line="336" w:lineRule="auto" w:after="180"/>
+        <w:shd w:fill="F5F1FB"/>
+      </w:pPr>
+      <w:r>
+        <w:rPr>
+          <w:b w:val="0"/>
+        </w:rPr>
+        <w:t xml:space="preserve">For original C, a card gives four correctly labelled lines but says Time: 3 pm. All other values match C. State which format and </w:t>
+      </w:r>
+      <w:r>
+        <w:rPr>
+          <w:b/>
+        </w:rPr>
+        <w:t>evidence</w:t>
+      </w:r>
+      <w:r>
+        <w:rPr>
+          <w:b w:val="0"/>
+        </w:rPr>
+        <w:t xml:space="preserve"> checks pass or fail. Is the card acceptable overall? Explain.</w:t>
+      </w:r>
+    </w:p>
+    <w:p>
+      <w:pPr>
+        <w:pStyle w:val="Heading3"/>
+      </w:pPr>
+      <w:r>
+        <w:t>Teacher reasoning · W2</w:t>
+      </w:r>
+    </w:p>
+    <w:p>
+      <w:pPr>
+        <w:spacing w:line="336" w:lineRule="auto" w:after="180"/>
+        <w:shd w:fill="F1F6FC"/>
+      </w:pPr>
+      <w:r>
+        <w:rPr>
+          <w:b w:val="0"/>
+        </w:rPr>
+        <w:t>The four-line label and order checks pass; day, place and bring values match. The time and no-unsupported-details checks fail because C gives no time; Time should be not stated.</w:t>
+      </w:r>
+    </w:p>
+    <w:p>
+      <w:pPr>
+        <w:spacing w:line="336" w:lineRule="auto" w:after="180"/>
+        <w:shd w:fill="F1F6FC"/>
+      </w:pPr>
+      <w:r>
+        <w:rPr>
+          <w:b w:val="0"/>
+        </w:rPr>
+        <w:t xml:space="preserve">It is not acceptable overall because every required </w:t>
+      </w:r>
+      <w:r>
+        <w:rPr>
+          <w:b/>
+        </w:rPr>
+        <w:t>criterion</w:t>
+      </w:r>
+      <w:r>
+        <w:rPr>
+          <w:b w:val="0"/>
+        </w:rPr>
+        <w:t xml:space="preserve"> must pass.</w:t>
+      </w:r>
+    </w:p>
+    <w:p>
+      <w:pPr>
+        <w:pStyle w:val="Heading3"/>
+      </w:pPr>
+      <w:r>
         <w:t>W3 Handle disagreement without choosing a favourite</w:t>
       </w:r>
     </w:p>
     <w:p>
-      <w:r>
-        <w:t>C gives Room 7 and D gives Room 9 for the same club event, with no replacement or priority stated. Both agree on Monday and paper, and neither gives a time. Under P2, write the four output values and explain why the room cannot be selected from confidence or wording alone.</w:t>
-      </w:r>
-    </w:p>
-    <w:p>
-      <w:r>
-        <w:t>Day: Monday; Time: not stated; Place: conflicting information; Bring: paper. Neither source is given priority, so choosing one room from style or confidence would invent a resolution. The other fields can still preserve their supported values.</w:t>
-      </w:r>
-    </w:p>
-    <w:p>
       <w:pPr>
         <w:pStyle w:val="Heading3"/>
       </w:pPr>
       <w:r>
+        <w:t>Workbook question · W3</w:t>
+      </w:r>
+    </w:p>
+    <w:p>
+      <w:pPr>
+        <w:spacing w:line="336" w:lineRule="auto" w:after="180"/>
+        <w:shd w:fill="F5F1FB"/>
+      </w:pPr>
+      <w:r>
+        <w:rPr>
+          <w:b w:val="0"/>
+        </w:rPr>
+        <w:t>C gives Room 7 and D gives Room 9 for the same club event, with no replacement or priority stated. Both agree on Monday and paper, and neither gives a time.</w:t>
+      </w:r>
+    </w:p>
+    <w:p>
+      <w:pPr>
+        <w:spacing w:line="336" w:lineRule="auto" w:after="180"/>
+        <w:shd w:fill="F5F1FB"/>
+      </w:pPr>
+      <w:r>
+        <w:rPr>
+          <w:b w:val="0"/>
+        </w:rPr>
+        <w:t xml:space="preserve">Under P2, write the four </w:t>
+      </w:r>
+      <w:r>
+        <w:rPr>
+          <w:b/>
+        </w:rPr>
+        <w:t>output</w:t>
+      </w:r>
+      <w:r>
+        <w:rPr>
+          <w:b w:val="0"/>
+        </w:rPr>
+        <w:t xml:space="preserve"> values and explain why the room cannot be selected from confidence or wording alone.</w:t>
+      </w:r>
+    </w:p>
+    <w:p>
+      <w:pPr>
+        <w:pStyle w:val="Heading3"/>
+      </w:pPr>
+      <w:r>
+        <w:t>Teacher reasoning · W3</w:t>
+      </w:r>
+    </w:p>
+    <w:p>
+      <w:pPr>
+        <w:spacing w:line="336" w:lineRule="auto" w:after="180"/>
+        <w:shd w:fill="F1F6FC"/>
+      </w:pPr>
+      <w:r>
+        <w:rPr>
+          <w:b w:val="0"/>
+        </w:rPr>
+        <w:t>Day: Monday; Time: not stated; Place: conflicting information; Bring: paper. Neither source is given priority, so choosing one room from style or confidence would invent a resolution.</w:t>
+      </w:r>
+    </w:p>
+    <w:p>
+      <w:pPr>
+        <w:spacing w:line="336" w:lineRule="auto" w:after="180"/>
+        <w:shd w:fill="F1F6FC"/>
+      </w:pPr>
+      <w:r>
+        <w:rPr>
+          <w:b w:val="0"/>
+        </w:rPr>
+        <w:t>The other fields can still preserve their supported values.</w:t>
+      </w:r>
+    </w:p>
+    <w:p>
+      <w:pPr>
+        <w:pStyle w:val="Heading3"/>
+      </w:pPr>
+      <w:r>
         <w:t>W4 Specify and test a new exhibit card</w:t>
       </w:r>
     </w:p>
     <w:p>
-      <w:r>
-        <w:t>Fictional record X says an exhibit is called Shadow Pairs and is in Hall 2; no opening time is given. Write a complete prompt for a Grade 6 card with exactly three labelled lines: Title, Location, Opening. Limit facts to supplied records, define missing and conflicting values and prohibit added claims. Give two test inputs and expected outputs: original X, then X with an opening time of 10 am added.</w:t>
-      </w:r>
-    </w:p>
-    <w:p>
-      <w:r>
-        <w:t>A valid prompt names the Grade 6 card task, supplied records only, exactly three lines in Title/Location/Opening order, not stated for missing values, conflicting information for unresolved disagreements and no added details. It includes X. Original X gives Title: Shadow Pairs; Location: Hall 2; Opening: not stated. Adding 10 am gives the same title and location with Opening: 10 am. Equivalent clear wording is acceptable.</w:t>
-      </w:r>
-    </w:p>
-    <w:p>
       <w:pPr>
         <w:pStyle w:val="Heading3"/>
       </w:pPr>
       <w:r>
+        <w:t>Workbook question · W4</w:t>
+      </w:r>
+    </w:p>
+    <w:p>
+      <w:pPr>
+        <w:spacing w:line="336" w:lineRule="auto" w:after="180"/>
+        <w:shd w:fill="F5F1FB"/>
+      </w:pPr>
+      <w:r>
+        <w:rPr>
+          <w:b w:val="0"/>
+        </w:rPr>
+        <w:t xml:space="preserve">Fictional record X says an exhibit is called Shadow Pairs and is in Hall 2; no opening time is given. Write a complete </w:t>
+      </w:r>
+      <w:r>
+        <w:rPr>
+          <w:b/>
+        </w:rPr>
+        <w:t>prompt</w:t>
+      </w:r>
+      <w:r>
+        <w:rPr>
+          <w:b w:val="0"/>
+        </w:rPr>
+        <w:t xml:space="preserve"> for a Grade 6 card with exactly three labelled lines: Title, Location, Opening.</w:t>
+      </w:r>
+    </w:p>
+    <w:p>
+      <w:pPr>
+        <w:spacing w:line="336" w:lineRule="auto" w:after="180"/>
+        <w:shd w:fill="F5F1FB"/>
+      </w:pPr>
+      <w:r>
+        <w:rPr>
+          <w:b w:val="0"/>
+        </w:rPr>
+        <w:t xml:space="preserve">Limit facts to supplied records, define missing and conflicting values and prohibit added claims. Give two test </w:t>
+      </w:r>
+      <w:r>
+        <w:rPr>
+          <w:b/>
+        </w:rPr>
+        <w:t>input</w:t>
+      </w:r>
+      <w:r>
+        <w:rPr>
+          <w:b w:val="0"/>
+        </w:rPr>
+        <w:t xml:space="preserve">s and expected </w:t>
+      </w:r>
+      <w:r>
+        <w:rPr>
+          <w:b/>
+        </w:rPr>
+        <w:t>output</w:t>
+      </w:r>
+      <w:r>
+        <w:rPr>
+          <w:b w:val="0"/>
+        </w:rPr>
+        <w:t>s: original X, then X with an opening time of 10 am added.</w:t>
+      </w:r>
+    </w:p>
+    <w:p>
+      <w:pPr>
+        <w:pStyle w:val="Heading3"/>
+      </w:pPr>
+      <w:r>
+        <w:t>Teacher reasoning · W4</w:t>
+      </w:r>
+    </w:p>
+    <w:p>
+      <w:pPr>
+        <w:spacing w:line="336" w:lineRule="auto" w:after="180"/>
+        <w:shd w:fill="F1F6FC"/>
+      </w:pPr>
+      <w:r>
+        <w:rPr>
+          <w:b w:val="0"/>
+        </w:rPr>
+        <w:t xml:space="preserve">A valid </w:t>
+      </w:r>
+      <w:r>
+        <w:rPr>
+          <w:b/>
+        </w:rPr>
+        <w:t>prompt</w:t>
+      </w:r>
+      <w:r>
+        <w:rPr>
+          <w:b w:val="0"/>
+        </w:rPr>
+        <w:t xml:space="preserve"> names the Grade 6 card task, supplied records only, exactly three lines in Title/Location/Opening order, not stated for missing values, conflicting information for unresolved disagreements and no added details.</w:t>
+      </w:r>
+    </w:p>
+    <w:p>
+      <w:pPr>
+        <w:spacing w:line="336" w:lineRule="auto" w:after="180"/>
+        <w:shd w:fill="F1F6FC"/>
+      </w:pPr>
+      <w:r>
+        <w:rPr>
+          <w:b w:val="0"/>
+        </w:rPr>
+        <w:t>It includes X. Original X gives Title: Shadow Pairs; Location: Hall 2; Opening: not stated. Adding 10 am gives the same title and location with Opening: 10 am. Equivalent clear wording is acceptable.</w:t>
+      </w:r>
+    </w:p>
+    <w:p>
+      <w:pPr>
+        <w:pStyle w:val="Heading3"/>
+      </w:pPr>
+      <w:r>
         <w:t>W5 Preserve the comparison evidence</w:t>
       </w:r>
     </w:p>
     <w:p>
-      <w:r>
-        <w:t>A pupil tries P1 once and P2 five times, then compares the P1 response only with the best P2 response and declares P2 always reliable. Identify two problems and design a fairer small comparison. State a conclusion the evidence could support.</w:t>
-      </w:r>
-    </w:p>
-    <w:p>
-      <w:r>
-        <w:t>Selecting only the best P2 output hides failures; unequal trial counts and an always-reliable claim also undermine the comparison. Use the same cases, criteria and recorded model conditions, with the same planned number of runs for each version. Keep all outputs and report pass counts and failures. The evidence can describe performance on these trials, not guarantee all future outputs.</w:t>
-      </w:r>
-    </w:p>
-    <w:p>
       <w:pPr>
         <w:pStyle w:val="Heading3"/>
       </w:pPr>
       <w:r>
+        <w:t>Workbook question · W5</w:t>
+      </w:r>
+    </w:p>
+    <w:p>
+      <w:pPr>
+        <w:spacing w:line="336" w:lineRule="auto" w:after="180"/>
+        <w:shd w:fill="F5F1FB"/>
+      </w:pPr>
+      <w:r>
+        <w:rPr>
+          <w:b w:val="0"/>
+        </w:rPr>
+        <w:t>A pupil tries P1 once and P2 five times, then compares the P1 response only with the best P2 response and declares P2 always reliable. Identify two problems and design a fairer small comparison.</w:t>
+      </w:r>
+    </w:p>
+    <w:p>
+      <w:pPr>
+        <w:spacing w:line="336" w:lineRule="auto" w:after="180"/>
+        <w:shd w:fill="F5F1FB"/>
+      </w:pPr>
+      <w:r>
+        <w:rPr>
+          <w:b w:val="0"/>
+        </w:rPr>
+        <w:t xml:space="preserve">State a conclusion the </w:t>
+      </w:r>
+      <w:r>
+        <w:rPr>
+          <w:b/>
+        </w:rPr>
+        <w:t>evidence</w:t>
+      </w:r>
+      <w:r>
+        <w:rPr>
+          <w:b w:val="0"/>
+        </w:rPr>
+        <w:t xml:space="preserve"> could support.</w:t>
+      </w:r>
+    </w:p>
+    <w:p>
+      <w:pPr>
+        <w:pStyle w:val="Heading3"/>
+      </w:pPr>
+      <w:r>
+        <w:t>Teacher reasoning · W5</w:t>
+      </w:r>
+    </w:p>
+    <w:p>
+      <w:pPr>
+        <w:spacing w:line="336" w:lineRule="auto" w:after="180"/>
+        <w:shd w:fill="F1F6FC"/>
+      </w:pPr>
+      <w:r>
+        <w:rPr>
+          <w:b w:val="0"/>
+        </w:rPr>
+        <w:t xml:space="preserve">Selecting only the best P2 </w:t>
+      </w:r>
+      <w:r>
+        <w:rPr>
+          <w:b/>
+        </w:rPr>
+        <w:t>output</w:t>
+      </w:r>
+      <w:r>
+        <w:rPr>
+          <w:b w:val="0"/>
+        </w:rPr>
+        <w:t xml:space="preserve"> hides failures; unequal trial counts and an always-reliable claim also undermine the comparison.</w:t>
+      </w:r>
+    </w:p>
+    <w:p>
+      <w:pPr>
+        <w:spacing w:line="336" w:lineRule="auto" w:after="180"/>
+        <w:shd w:fill="F1F6FC"/>
+      </w:pPr>
+      <w:r>
+        <w:rPr>
+          <w:b w:val="0"/>
+        </w:rPr>
+        <w:t xml:space="preserve">Use the same cases, criteria and recorded model conditions, with the same planned number of runs for each version. Keep all </w:t>
+      </w:r>
+      <w:r>
+        <w:rPr>
+          <w:b/>
+        </w:rPr>
+        <w:t>output</w:t>
+      </w:r>
+      <w:r>
+        <w:rPr>
+          <w:b w:val="0"/>
+        </w:rPr>
+        <w:t>s and report pass counts and failures.</w:t>
+      </w:r>
+    </w:p>
+    <w:p>
+      <w:pPr>
+        <w:spacing w:line="336" w:lineRule="auto" w:after="180"/>
+        <w:shd w:fill="F1F6FC"/>
+      </w:pPr>
+      <w:r>
+        <w:rPr>
+          <w:b w:val="0"/>
+        </w:rPr>
+        <w:t xml:space="preserve">The </w:t>
+      </w:r>
+      <w:r>
+        <w:rPr>
+          <w:b/>
+        </w:rPr>
+        <w:t>evidence</w:t>
+      </w:r>
+      <w:r>
+        <w:rPr>
+          <w:b w:val="0"/>
+        </w:rPr>
+        <w:t xml:space="preserve"> can describe performance on these trials, not guarantee all future </w:t>
+      </w:r>
+      <w:r>
+        <w:rPr>
+          <w:b/>
+        </w:rPr>
+        <w:t>output</w:t>
+      </w:r>
+      <w:r>
+        <w:rPr>
+          <w:b w:val="0"/>
+        </w:rPr>
+        <w:t>s.</w:t>
+      </w:r>
+    </w:p>
+    <w:p>
+      <w:pPr>
+        <w:pStyle w:val="Heading3"/>
+      </w:pPr>
+      <w:r>
         <w:t>Assess independent transfer</w:t>
       </w:r>
     </w:p>
     <w:p>
-      <w:r>
-        <w:t>Selected case: Fictional record X says an exhibit is called Shadow Pairs and is in Hall 2; no opening time is given. Write a complete prompt for a Grade 6 card with exactly three labelled lines: Title, Location, Opening. Limit facts to supplied records, define missing and conflicting values and prohibit added claims. Give two test inputs and expected outputs: original X, then X with an opening time of 10 am added.</w:t>
-      </w:r>
-    </w:p>
-    <w:p>
       <w:pPr>
         <w:pStyle w:val="Heading3"/>
       </w:pPr>
       <w:r>
+        <w:t>Independent question · withhold the key</w:t>
+      </w:r>
+    </w:p>
+    <w:p>
+      <w:pPr>
+        <w:spacing w:line="336" w:lineRule="auto" w:after="180"/>
+        <w:shd w:fill="F5F1FB"/>
+      </w:pPr>
+      <w:r>
+        <w:rPr>
+          <w:b w:val="0"/>
+        </w:rPr>
+        <w:t xml:space="preserve">Selected case: Fictional record X says an exhibit is called Shadow Pairs and is in Hall 2; no opening time is given. Write a complete </w:t>
+      </w:r>
+      <w:r>
+        <w:rPr>
+          <w:b/>
+        </w:rPr>
+        <w:t>prompt</w:t>
+      </w:r>
+      <w:r>
+        <w:rPr>
+          <w:b w:val="0"/>
+        </w:rPr>
+        <w:t xml:space="preserve"> for a Grade 6 card with exactly three labelled lines: Title, Location, Opening.</w:t>
+      </w:r>
+    </w:p>
+    <w:p>
+      <w:pPr>
+        <w:spacing w:line="336" w:lineRule="auto" w:after="180"/>
+        <w:shd w:fill="F5F1FB"/>
+      </w:pPr>
+      <w:r>
+        <w:rPr>
+          <w:b w:val="0"/>
+        </w:rPr>
+        <w:t xml:space="preserve">Limit facts to supplied records, define missing and conflicting values and prohibit added claims. Give two test </w:t>
+      </w:r>
+      <w:r>
+        <w:rPr>
+          <w:b/>
+        </w:rPr>
+        <w:t>input</w:t>
+      </w:r>
+      <w:r>
+        <w:rPr>
+          <w:b w:val="0"/>
+        </w:rPr>
+        <w:t xml:space="preserve">s and expected </w:t>
+      </w:r>
+      <w:r>
+        <w:rPr>
+          <w:b/>
+        </w:rPr>
+        <w:t>output</w:t>
+      </w:r>
+      <w:r>
+        <w:rPr>
+          <w:b w:val="0"/>
+        </w:rPr>
+        <w:t>s: original X, then X with an opening time of 10 am added.</w:t>
+      </w:r>
+    </w:p>
+    <w:p>
+      <w:pPr>
+        <w:pStyle w:val="Heading3"/>
+      </w:pPr>
+      <w:r>
         <w:t>Selected case answer</w:t>
       </w:r>
     </w:p>
     <w:p>
-      <w:r>
-        <w:t>A valid prompt names the Grade 6 card task, supplied records only, exactly three lines in Title/Location/Opening order, not stated for missing values, conflicting information for unresolved disagreements and no added details. It includes X. Original X gives Title: Shadow Pairs; Location: Hall 2; Opening: not stated. Adding 10 am gives the same title and location with Opening: 10 am. Equivalent clear wording is acceptable.</w:t>
+      <w:pPr>
+        <w:pStyle w:val="Heading3"/>
+      </w:pPr>
+      <w:r>
+        <w:t>Teacher key · Selected case answer</w:t>
+      </w:r>
+    </w:p>
+    <w:p>
+      <w:pPr>
+        <w:spacing w:line="336" w:lineRule="auto" w:after="180"/>
+        <w:shd w:fill="F1F6FC"/>
+      </w:pPr>
+      <w:r>
+        <w:rPr>
+          <w:b w:val="0"/>
+        </w:rPr>
+        <w:t xml:space="preserve">A valid </w:t>
+      </w:r>
+      <w:r>
+        <w:rPr>
+          <w:b/>
+        </w:rPr>
+        <w:t>prompt</w:t>
+      </w:r>
+      <w:r>
+        <w:rPr>
+          <w:b w:val="0"/>
+        </w:rPr>
+        <w:t xml:space="preserve"> names the Grade 6 card task, supplied records only, exactly three lines in Title/Location/Opening order, not stated for missing values, conflicting information for unresolved disagreements and no added details.</w:t>
+      </w:r>
+    </w:p>
+    <w:p>
+      <w:pPr>
+        <w:spacing w:line="336" w:lineRule="auto" w:after="180"/>
+        <w:shd w:fill="F1F6FC"/>
+      </w:pPr>
+      <w:r>
+        <w:rPr>
+          <w:b w:val="0"/>
+        </w:rPr>
+        <w:t>It includes X. Original X gives Title: Shadow Pairs; Location: Hall 2; Opening: not stated. Adding 10 am gives the same title and location with Opening: 10 am. Equivalent clear wording is acceptable.</w:t>
       </w:r>
     </w:p>
     <w:tbl>
@@ -2663,21 +5590,89 @@
       </w:tr>
     </w:tbl>
     <w:p>
-      <w:r>
-        <w:t>Record each dimension as not yet, with support, or independent. Accept a valid alternative procedure with a defensible trace. Do not penalise an honestly recorded model failure if the learner correctly explains its evidence and limits.</w:t>
-      </w:r>
-    </w:p>
-    <w:p>
       <w:pPr>
         <w:pStyle w:val="Heading3"/>
       </w:pPr>
       <w:r>
+        <w:t>Teacher key · Selected case answer</w:t>
+      </w:r>
+    </w:p>
+    <w:p>
+      <w:pPr>
+        <w:spacing w:line="336" w:lineRule="auto" w:after="180"/>
+        <w:shd w:fill="F1F6FC"/>
+      </w:pPr>
+      <w:r>
+        <w:rPr>
+          <w:b w:val="0"/>
+        </w:rPr>
+        <w:t>Record each dimension as not yet, with support, or independent. Accept a valid alternative procedure with a defensible trace.</w:t>
+      </w:r>
+    </w:p>
+    <w:p>
+      <w:pPr>
+        <w:spacing w:line="336" w:lineRule="auto" w:after="180"/>
+        <w:shd w:fill="F1F6FC"/>
+      </w:pPr>
+      <w:r>
+        <w:rPr>
+          <w:b w:val="0"/>
+        </w:rPr>
+        <w:t xml:space="preserve">Do not penalise an honestly recorded model failure if the learner correctly explains its </w:t>
+      </w:r>
+      <w:r>
+        <w:rPr>
+          <w:b/>
+        </w:rPr>
+        <w:t>evidence</w:t>
+      </w:r>
+      <w:r>
+        <w:rPr>
+          <w:b w:val="0"/>
+        </w:rPr>
+        <w:t xml:space="preserve"> and limits.</w:t>
+      </w:r>
+    </w:p>
+    <w:p>
+      <w:pPr>
+        <w:pStyle w:val="Heading3"/>
+      </w:pPr>
+      <w:r>
         <w:t>Feedback that the learner uses</w:t>
       </w:r>
     </w:p>
     <w:p>
-      <w:r>
-        <w:t>Name the earliest unsupported step and give one action to repair it. Have the learner make that repair now and explain why. Then assess the relevant skill on a fresh, fully specified case. Confirm it was not previously practised with feedback; solve and check the new case before assigning it. A follow-up design prompt is a starting brief, not automatically an equivalent test.</w:t>
+      <w:pPr>
+        <w:spacing w:line="336" w:lineRule="auto" w:after="180"/>
+      </w:pPr>
+      <w:r>
+        <w:rPr>
+          <w:b w:val="0"/>
+        </w:rPr>
+        <w:t>Name the earliest unsupported step and give one action to repair it. Have the learner make that repair now and explain why. Then assess the relevant skill on a fresh, fully specified case.</w:t>
+      </w:r>
+    </w:p>
+    <w:p>
+      <w:pPr>
+        <w:spacing w:line="336" w:lineRule="auto" w:after="180"/>
+      </w:pPr>
+      <w:r>
+        <w:rPr>
+          <w:b w:val="0"/>
+        </w:rPr>
+        <w:t xml:space="preserve">Confirm it was not previously practised with feedback; solve and check the new case before assigning it. A follow-up design </w:t>
+      </w:r>
+      <w:r>
+        <w:rPr>
+          <w:b/>
+        </w:rPr>
+        <w:t>prompt</w:t>
+      </w:r>
+      <w:r>
+        <w:rPr>
+          <w:b w:val="0"/>
+        </w:rPr>
+        <w:t xml:space="preserve"> is a starting brief, not automatically an equivalent test.</w:t>
       </w:r>
     </w:p>
     <w:p>
@@ -2689,11 +5684,62 @@
       </w:r>
     </w:p>
     <w:p>
+      <w:r>
+        <w:t>Connect Prompts Are Design Instructions to Helpful Classroom Sorter, adapt support and plan a later changed-case check.</w:t>
+      </w:r>
+    </w:p>
+    <w:p>
       <w:pPr>
         <w:pStyle w:val="Heading3"/>
       </w:pPr>
       <w:r>
-        <w:t>Connect and extend learning</w:t>
+        <w:t>Helpful Classroom Sorter</w:t>
+      </w:r>
+    </w:p>
+    <w:p>
+      <w:pPr>
+        <w:spacing w:line="336" w:lineRule="auto" w:after="180"/>
+      </w:pPr>
+      <w:r>
+        <w:rPr>
+          <w:b w:val="0"/>
+        </w:rPr>
+        <w:t>Write a transparent instruction for any generative explanation in the sorter and forbid invented item facts.</w:t>
+      </w:r>
+    </w:p>
+    <w:p>
+      <w:pPr>
+        <w:spacing w:line="336" w:lineRule="auto" w:after="180"/>
+      </w:pPr>
+      <w:r>
+        <w:rPr>
+          <w:b w:val="0"/>
+        </w:rPr>
+        <w:t xml:space="preserve">Keep the decision, </w:t>
+      </w:r>
+      <w:r>
+        <w:rPr>
+          <w:b/>
+        </w:rPr>
+        <w:t>input</w:t>
+      </w:r>
+      <w:r>
+        <w:rPr>
+          <w:b w:val="0"/>
+        </w:rPr>
+        <w:t xml:space="preserve">, result, explanation and remaining limitation in the project </w:t>
+      </w:r>
+      <w:r>
+        <w:rPr>
+          <w:b/>
+        </w:rPr>
+        <w:t>evidence</w:t>
+      </w:r>
+      <w:r>
+        <w:rPr>
+          <w:b w:val="0"/>
+        </w:rPr>
+        <w:t xml:space="preserve"> record. Retrieve this record next week rather than restarting the project.</w:t>
       </w:r>
     </w:p>
     <w:p>
@@ -2701,17 +5747,54 @@
         <w:pStyle w:val="Heading3"/>
       </w:pPr>
       <w:r>
-        <w:t>Helpful Classroom Sorter</w:t>
-      </w:r>
-    </w:p>
-    <w:p>
-      <w:r>
-        <w:t>Write a transparent instruction for any generative explanation in the sorter and forbid invented item facts.</w:t>
-      </w:r>
-    </w:p>
-    <w:p>
-      <w:r>
-        <w:t>Keep the decision, input, result, explanation and remaining limitation in the project evidence record. Retrieve this record next week rather than restarting the project.</w:t>
+        <w:t>Support and stretch</w:t>
+      </w:r>
+    </w:p>
+    <w:p>
+      <w:pPr>
+        <w:spacing w:line="336" w:lineRule="auto" w:after="180"/>
+      </w:pPr>
+      <w:r>
+        <w:rPr>
+          <w:b w:val="0"/>
+        </w:rPr>
+        <w:t xml:space="preserve">Use physical cards, spoken explanations and a three-stage drawing. Read aloud without giving the answer. Stretch: compare two </w:t>
+      </w:r>
+      <w:r>
+        <w:rPr>
+          <w:b/>
+        </w:rPr>
+        <w:t>mechanism</w:t>
+      </w:r>
+      <w:r>
+        <w:rPr>
+          <w:b w:val="0"/>
+        </w:rPr>
+        <w:t xml:space="preserve">s with the same visible </w:t>
+      </w:r>
+      <w:r>
+        <w:rPr>
+          <w:b/>
+        </w:rPr>
+        <w:t>output</w:t>
+      </w:r>
+      <w:r>
+        <w:rPr>
+          <w:b w:val="0"/>
+        </w:rPr>
+        <w:t xml:space="preserve"> and explain what </w:t>
+      </w:r>
+      <w:r>
+        <w:rPr>
+          <w:b/>
+        </w:rPr>
+        <w:t>evidence</w:t>
+      </w:r>
+      <w:r>
+        <w:rPr>
+          <w:b w:val="0"/>
+        </w:rPr>
+        <w:t xml:space="preserve"> distinguishes them.</w:t>
       </w:r>
     </w:p>
     <w:p>
@@ -2719,12 +5802,30 @@
         <w:pStyle w:val="Heading3"/>
       </w:pPr>
       <w:r>
-        <w:t>Support and stretch</w:t>
-      </w:r>
-    </w:p>
-    <w:p>
-      <w:r>
-        <w:t>Use physical cards, spoken explanations and a three-stage drawing. Read aloud without giving the answer. Stretch: compare two mechanisms with the same visible output and explain what evidence distinguishes them.</w:t>
+        <w:t>Exit reflection</w:t>
+      </w:r>
+    </w:p>
+    <w:p>
+      <w:pPr>
+        <w:spacing w:line="336" w:lineRule="auto" w:after="180"/>
+      </w:pPr>
+      <w:r>
+        <w:rPr>
+          <w:b w:val="0"/>
+        </w:rPr>
+        <w:t xml:space="preserve">Ask for one decision the learner can now justify and one situation requiring more </w:t>
+      </w:r>
+      <w:r>
+        <w:rPr>
+          <w:b/>
+        </w:rPr>
+        <w:t>evidence</w:t>
+      </w:r>
+      <w:r>
+        <w:rPr>
+          <w:b w:val="0"/>
+        </w:rPr>
+        <w:t xml:space="preserve"> or human review. Confidence ratings are separate from correct independent performance.</w:t>
       </w:r>
     </w:p>
     <w:p>
@@ -2732,12 +5833,42 @@
         <w:pStyle w:val="Heading3"/>
       </w:pPr>
       <w:r>
-        <w:t>Exit reflection</w:t>
-      </w:r>
-    </w:p>
-    <w:p>
-      <w:r>
-        <w:t>Ask for one decision the learner can now justify and one situation requiring more evidence or human review. Confidence ratings are separate from correct independent performance.</w:t>
+        <w:t>Bridge to the next week</w:t>
+      </w:r>
+    </w:p>
+    <w:p>
+      <w:pPr>
+        <w:spacing w:line="336" w:lineRule="auto" w:after="180"/>
+      </w:pPr>
+      <w:r>
+        <w:rPr>
+          <w:b w:val="0"/>
+        </w:rPr>
+        <w:t xml:space="preserve">Next: Week 27: Verify Important </w:t>
+      </w:r>
+      <w:r>
+        <w:rPr>
+          <w:b/>
+        </w:rPr>
+        <w:t>Output</w:t>
+      </w:r>
+      <w:r>
+        <w:rPr>
+          <w:b w:val="0"/>
+        </w:rPr>
+        <w:t xml:space="preserve">s. Retrieve today’s </w:t>
+      </w:r>
+      <w:r>
+        <w:rPr>
+          <w:b/>
+        </w:rPr>
+        <w:t>evidence</w:t>
+      </w:r>
+      <w:r>
+        <w:rPr>
+          <w:b w:val="0"/>
+        </w:rPr>
+        <w:t xml:space="preserve"> and identify what carries forward and what is new.</w:t>
       </w:r>
     </w:p>
     <w:p>
@@ -2745,12 +5876,193 @@
         <w:pStyle w:val="Heading3"/>
       </w:pPr>
       <w:r>
-        <w:t>Bridge to the next week</w:t>
-      </w:r>
-    </w:p>
-    <w:p>
-      <w:r>
-        <w:t>Next: Week 27: Verify Important Outputs. Retrieve today’s evidence and identify what carries forward and what is new.</w:t>
+        <w:t>Support and fresh reassessment</w:t>
+      </w:r>
+    </w:p>
+    <w:p>
+      <w:pPr>
+        <w:spacing w:line="336" w:lineRule="auto" w:after="180"/>
+      </w:pPr>
+      <w:r>
+        <w:rPr>
+          <w:b w:val="0"/>
+        </w:rPr>
+        <w:t xml:space="preserve">Provide a frame with task, readers, </w:t>
+      </w:r>
+      <w:r>
+        <w:rPr>
+          <w:b/>
+        </w:rPr>
+        <w:t>evidence</w:t>
+      </w:r>
+      <w:r>
+        <w:rPr>
+          <w:b w:val="0"/>
+        </w:rPr>
+        <w:t xml:space="preserve">, </w:t>
+      </w:r>
+      <w:r>
+        <w:rPr>
+          <w:b/>
+        </w:rPr>
+        <w:t>output</w:t>
+      </w:r>
+      <w:r>
+        <w:rPr>
+          <w:b w:val="0"/>
+        </w:rPr>
+        <w:t xml:space="preserve">, missing/conflicting behaviour and checks. Let pupils mark an example </w:t>
+      </w:r>
+      <w:r>
+        <w:rPr>
+          <w:b/>
+        </w:rPr>
+        <w:t>output</w:t>
+      </w:r>
+      <w:r>
+        <w:rPr>
+          <w:b w:val="0"/>
+        </w:rPr>
+        <w:t xml:space="preserve"> before writing their own </w:t>
+      </w:r>
+      <w:r>
+        <w:rPr>
+          <w:b/>
+        </w:rPr>
+        <w:t>prompt</w:t>
+      </w:r>
+      <w:r>
+        <w:rPr>
+          <w:b w:val="0"/>
+        </w:rPr>
+        <w:t>.</w:t>
+      </w:r>
+    </w:p>
+    <w:p>
+      <w:pPr>
+        <w:spacing w:line="336" w:lineRule="auto" w:after="180"/>
+      </w:pPr>
+      <w:r>
+        <w:rPr>
+          <w:b w:val="0"/>
+        </w:rPr>
+        <w:t xml:space="preserve">Extension: propose a test that reveals whether a </w:t>
+      </w:r>
+      <w:r>
+        <w:rPr>
+          <w:b/>
+        </w:rPr>
+        <w:t>revision</w:t>
+      </w:r>
+      <w:r>
+        <w:rPr>
+          <w:b w:val="0"/>
+        </w:rPr>
+        <w:t xml:space="preserve"> accidentally marks a present value as missing.</w:t>
+      </w:r>
+    </w:p>
+    <w:p>
+      <w:pPr>
+        <w:spacing w:line="336" w:lineRule="auto" w:after="180"/>
+      </w:pPr>
+      <w:r>
+        <w:rPr>
+          <w:b w:val="0"/>
+        </w:rPr>
+        <w:t xml:space="preserve">W4 requires a complete task, </w:t>
+      </w:r>
+      <w:r>
+        <w:rPr>
+          <w:b/>
+        </w:rPr>
+        <w:t>audience</w:t>
+      </w:r>
+      <w:r>
+        <w:rPr>
+          <w:b w:val="0"/>
+        </w:rPr>
+        <w:t xml:space="preserve">, X, three labels and their order, </w:t>
+      </w:r>
+      <w:r>
+        <w:rPr>
+          <w:b/>
+        </w:rPr>
+        <w:t>evidence</w:t>
+      </w:r>
+      <w:r>
+        <w:rPr>
+          <w:b w:val="0"/>
+        </w:rPr>
+        <w:t xml:space="preserve"> restriction, no additions, missing and conflict rules, and both expected </w:t>
+      </w:r>
+      <w:r>
+        <w:rPr>
+          <w:b/>
+        </w:rPr>
+        <w:t>output</w:t>
+      </w:r>
+      <w:r>
+        <w:rPr>
+          <w:b w:val="0"/>
+        </w:rPr>
+        <w:t>s.</w:t>
+      </w:r>
+    </w:p>
+    <w:p>
+      <w:pPr>
+        <w:spacing w:line="336" w:lineRule="auto" w:after="180"/>
+      </w:pPr>
+      <w:r>
+        <w:rPr>
+          <w:b w:val="0"/>
+        </w:rPr>
+        <w:t>After support add Y for the same exhibit giving Hall 4, with no priority and no opening time. Require unchanged title, conflicting information for Location and not stated for Opening.</w:t>
+      </w:r>
+    </w:p>
+    <w:p>
+      <w:pPr>
+        <w:spacing w:line="336" w:lineRule="auto" w:after="180"/>
+      </w:pPr>
+      <w:r>
+        <w:rPr>
+          <w:b w:val="0"/>
+        </w:rPr>
+        <w:t xml:space="preserve">Do not demand identical </w:t>
+      </w:r>
+      <w:r>
+        <w:rPr>
+          <w:b/>
+        </w:rPr>
+        <w:t>prompt</w:t>
+      </w:r>
+      <w:r>
+        <w:rPr>
+          <w:b w:val="0"/>
+        </w:rPr>
+        <w:t xml:space="preserve"> wording if the requirements are clear.</w:t>
+      </w:r>
+    </w:p>
+    <w:p>
+      <w:pPr>
+        <w:spacing w:line="336" w:lineRule="auto" w:after="180"/>
+      </w:pPr>
+      <w:r>
+        <w:rPr>
+          <w:b w:val="0"/>
+        </w:rPr>
+        <w:t xml:space="preserve">Week 27 examines the </w:t>
+      </w:r>
+      <w:r>
+        <w:rPr>
+          <w:b/>
+        </w:rPr>
+        <w:t>evidence</w:t>
+      </w:r>
+      <w:r>
+        <w:rPr>
+          <w:b w:val="0"/>
+        </w:rPr>
+        <w:t xml:space="preserve"> behind individual claims and independently checks quantities and units.</w:t>
       </w:r>
     </w:p>
     <w:p>
@@ -2758,40 +6070,40 @@
         <w:pStyle w:val="Heading3"/>
       </w:pPr>
       <w:r>
-        <w:t>Support and fresh reassessment</w:t>
-      </w:r>
-    </w:p>
-    <w:p>
-      <w:r>
-        <w:t>Provide a frame with task, readers, evidence, output, missing/conflicting behaviour and checks. Let pupils mark an example output before writing their own prompt. Extension: propose a test that reveals whether a revision accidentally marks a present value as missing.</w:t>
-      </w:r>
-    </w:p>
-    <w:p>
-      <w:r>
-        <w:t>W4 requires a complete task, audience, X, three labels and their order, evidence restriction, no additions, missing and conflict rules, and both expected outputs. After support add Y for the same exhibit giving Hall 4, with no priority and no opening time. Require unchanged title, conflicting information for Location and not stated for Opening. Do not demand identical prompt wording if the requirements are clear.</w:t>
-      </w:r>
-    </w:p>
-    <w:p>
-      <w:r>
-        <w:t>Week 27 examines the evidence behind individual claims and independently checks quantities and units.</w:t>
-      </w:r>
-    </w:p>
-    <w:p>
-      <w:pPr>
-        <w:pStyle w:val="Heading3"/>
-      </w:pPr>
-      <w:r>
         <w:t>Plan the delayed return</w:t>
       </w:r>
     </w:p>
     <w:p>
-      <w:r>
+      <w:pPr>
+        <w:spacing w:line="336" w:lineRule="auto" w:after="180"/>
+      </w:pPr>
+      <w:r>
+        <w:rPr>
+          <w:b w:val="0"/>
+        </w:rPr>
         <w:t>Suggested return points in this level: ai-1/27, ai-1/29, ai-1/32. Use actual classroom dates, adjusting for holidays and gaps. One, three and six teaching weeks are scheduling choices, not a claimed optimal spacing.</w:t>
       </w:r>
     </w:p>
     <w:p>
-      <w:r>
-        <w:t>At a delayed check, ask for the idea from memory and a changed application. Compare with the earlier independent response and record support used. For a new level, revisit the previous capstone before checking the new prerequisites.</w:t>
+      <w:pPr>
+        <w:spacing w:line="336" w:lineRule="auto" w:after="180"/>
+      </w:pPr>
+      <w:r>
+        <w:rPr>
+          <w:b w:val="0"/>
+        </w:rPr>
+        <w:t>At a delayed check, ask for the idea from memory and a changed application. Compare with the earlier independent response and record support used.</w:t>
+      </w:r>
+    </w:p>
+    <w:p>
+      <w:pPr>
+        <w:spacing w:line="336" w:lineRule="auto" w:after="180"/>
+      </w:pPr>
+      <w:r>
+        <w:rPr>
+          <w:b w:val="0"/>
+        </w:rPr>
+        <w:t>For a new level, revisit the previous capstone before checking the new prerequisites.</w:t>
       </w:r>
     </w:p>
     <w:tbl>
@@ -2951,8 +6263,26 @@
       </w:tr>
     </w:tbl>
     <w:p>
-      <w:r>
-        <w:t>Use the evidence to choose reteaching or the next step. A completed page, confidence rating or attractive project does not by itself demonstrate understanding.</w:t>
+      <w:pPr>
+        <w:spacing w:line="336" w:lineRule="auto" w:after="180"/>
+      </w:pPr>
+      <w:r>
+        <w:rPr>
+          <w:b w:val="0"/>
+        </w:rPr>
+        <w:t xml:space="preserve">Use the </w:t>
+      </w:r>
+      <w:r>
+        <w:rPr>
+          <w:b/>
+        </w:rPr>
+        <w:t>evidence</w:t>
+      </w:r>
+      <w:r>
+        <w:rPr>
+          <w:b w:val="0"/>
+        </w:rPr>
+        <w:t xml:space="preserve"> to choose reteaching or the next step. A completed page, confidence rating or attractive project does not by itself demonstrate understanding.</w:t>
       </w:r>
     </w:p>
     <w:p>
@@ -2964,8 +6294,50 @@
       </w:r>
     </w:p>
     <w:p>
-      <w:r>
-        <w:t>Specify sorter input, output fields, evidence limits and missing/conflict behavior before improving its wording.</w:t>
+      <w:pPr>
+        <w:spacing w:line="336" w:lineRule="auto" w:after="180"/>
+      </w:pPr>
+      <w:r>
+        <w:rPr>
+          <w:b w:val="0"/>
+        </w:rPr>
+        <w:t xml:space="preserve">Specify sorter </w:t>
+      </w:r>
+      <w:r>
+        <w:rPr>
+          <w:b/>
+        </w:rPr>
+        <w:t>input</w:t>
+      </w:r>
+      <w:r>
+        <w:rPr>
+          <w:b w:val="0"/>
+        </w:rPr>
+        <w:t xml:space="preserve">, </w:t>
+      </w:r>
+      <w:r>
+        <w:rPr>
+          <w:b/>
+        </w:rPr>
+        <w:t>output</w:t>
+      </w:r>
+      <w:r>
+        <w:rPr>
+          <w:b w:val="0"/>
+        </w:rPr>
+        <w:t xml:space="preserve"> fields, </w:t>
+      </w:r>
+      <w:r>
+        <w:rPr>
+          <w:b/>
+        </w:rPr>
+        <w:t>evidence</w:t>
+      </w:r>
+      <w:r>
+        <w:rPr>
+          <w:b w:val="0"/>
+        </w:rPr>
+        <w:t xml:space="preserve"> limits and missing/conflict behavior before improving its wording.</w:t>
       </w:r>
     </w:p>
     <w:p>
@@ -2978,12 +6350,86 @@
     </w:p>
     <w:p>
       <w:r>
-        <w:t>Teaching target: Write a prompt with a clear task, supplied evidence and checkable output requirements</w:t>
-      </w:r>
-    </w:p>
-    <w:p>
-      <w:r>
-        <w:t>Prepare the labelled worked-case picture, the matching workbook, fictional input cards and a place for individual responses. No paid AI account is required for the paper reasoning activities.</w:t>
+        <w:t>Use this preparation summary alongside the detailed Prompts Are Design Instructions lesson; it is a checklist rather than a replacement for the full sequence.</w:t>
+      </w:r>
+    </w:p>
+    <w:p>
+      <w:pPr>
+        <w:pStyle w:val="Heading3"/>
+      </w:pPr>
+      <w:r>
+        <w:t>Teaching target</w:t>
+      </w:r>
+    </w:p>
+    <w:p>
+      <w:pPr>
+        <w:spacing w:line="336" w:lineRule="auto" w:after="180"/>
+        <w:shd w:fill="EDF7F3"/>
+      </w:pPr>
+      <w:r>
+        <w:rPr>
+          <w:b w:val="0"/>
+        </w:rPr>
+        <w:t xml:space="preserve">Teaching target: Write a </w:t>
+      </w:r>
+      <w:r>
+        <w:rPr>
+          <w:b/>
+        </w:rPr>
+        <w:t>prompt</w:t>
+      </w:r>
+      <w:r>
+        <w:rPr>
+          <w:b w:val="0"/>
+        </w:rPr>
+        <w:t xml:space="preserve"> with a clear task, supplied </w:t>
+      </w:r>
+      <w:r>
+        <w:rPr>
+          <w:b/>
+        </w:rPr>
+        <w:t>evidence</w:t>
+      </w:r>
+      <w:r>
+        <w:rPr>
+          <w:b w:val="0"/>
+        </w:rPr>
+        <w:t xml:space="preserve"> and checkable </w:t>
+      </w:r>
+      <w:r>
+        <w:rPr>
+          <w:b/>
+        </w:rPr>
+        <w:t>output</w:t>
+      </w:r>
+      <w:r>
+        <w:rPr>
+          <w:b w:val="0"/>
+        </w:rPr>
+        <w:t xml:space="preserve"> requirements</w:t>
+      </w:r>
+    </w:p>
+    <w:p>
+      <w:pPr>
+        <w:spacing w:line="336" w:lineRule="auto" w:after="180"/>
+      </w:pPr>
+      <w:r>
+        <w:rPr>
+          <w:b w:val="0"/>
+        </w:rPr>
+        <w:t xml:space="preserve">Prepare the labelled worked-case picture, the matching workbook, fictional </w:t>
+      </w:r>
+      <w:r>
+        <w:rPr>
+          <w:b/>
+        </w:rPr>
+        <w:t>input</w:t>
+      </w:r>
+      <w:r>
+        <w:rPr>
+          <w:b w:val="0"/>
+        </w:rPr>
+        <w:t xml:space="preserve"> cards and a place for individual responses. No paid AI account is required for the paper reasoning activities.</w:t>
       </w:r>
     </w:p>
     <w:tbl>
@@ -3130,37 +6576,230 @@
       </w:tr>
     </w:tbl>
     <w:p>
-      <w:r>
-        <w:t>Before class, solve the supported practice: For original C, a card gives four correctly labelled lines but says Time: 3 pm. All other values match C. State which format and evidence checks pass or fail. Is the card acceptable overall? Explain.</w:t>
-      </w:r>
-    </w:p>
-    <w:p>
-      <w:r>
-        <w:t>Reasoned practice answer: The four-line label and order checks pass; day, place and bring values match. The time and no-unsupported-details checks fail because C gives no time; Time should be not stated. It is not acceptable overall because every required criterion must pass.</w:t>
-      </w:r>
-    </w:p>
-    <w:p>
-      <w:r>
-        <w:t>Check every learner before discussion: Use the worked case for Specifying and testing prompts. Proposed explanation: “A tidy response is a correct response”. Decide whether this explanation is supported. Point to the step or supplied fact that decides; explain your repair if needed.</w:t>
-      </w:r>
-    </w:p>
-    <w:p>
-      <w:r>
+      <w:pPr>
+        <w:spacing w:line="336" w:lineRule="auto" w:after="180"/>
+      </w:pPr>
+      <w:r>
+        <w:rPr>
+          <w:b w:val="0"/>
+        </w:rPr>
+        <w:t xml:space="preserve">Before class, solve the supported practice: For original C, a card gives four correctly labelled lines but says Time: 3 pm. All other values match C. State which format and </w:t>
+      </w:r>
+      <w:r>
+        <w:rPr>
+          <w:b/>
+        </w:rPr>
+        <w:t>evidence</w:t>
+      </w:r>
+      <w:r>
+        <w:rPr>
+          <w:b w:val="0"/>
+        </w:rPr>
+        <w:t xml:space="preserve"> checks pass or fail.</w:t>
+      </w:r>
+    </w:p>
+    <w:p>
+      <w:pPr>
+        <w:spacing w:line="336" w:lineRule="auto" w:after="180"/>
+      </w:pPr>
+      <w:r>
+        <w:rPr>
+          <w:b w:val="0"/>
+        </w:rPr>
+        <w:t>Is the card acceptable overall? Explain.</w:t>
+      </w:r>
+    </w:p>
+    <w:p>
+      <w:pPr>
+        <w:pStyle w:val="Heading3"/>
+      </w:pPr>
+      <w:r>
+        <w:t>Supported practice answer</w:t>
+      </w:r>
+    </w:p>
+    <w:p>
+      <w:pPr>
+        <w:spacing w:line="336" w:lineRule="auto" w:after="180"/>
+        <w:shd w:fill="F1F6FC"/>
+      </w:pPr>
+      <w:r>
+        <w:rPr>
+          <w:b w:val="0"/>
+        </w:rPr>
+        <w:t>Reasoned practice answer: The four-line label and order checks pass; day, place and bring values match. The time and no-unsupported-details checks fail because C gives no time; Time should be not stated.</w:t>
+      </w:r>
+    </w:p>
+    <w:p>
+      <w:pPr>
+        <w:spacing w:line="336" w:lineRule="auto" w:after="180"/>
+        <w:shd w:fill="F1F6FC"/>
+      </w:pPr>
+      <w:r>
+        <w:rPr>
+          <w:b w:val="0"/>
+        </w:rPr>
+        <w:t xml:space="preserve">It is not acceptable overall because every required </w:t>
+      </w:r>
+      <w:r>
+        <w:rPr>
+          <w:b/>
+        </w:rPr>
+        <w:t>criterion</w:t>
+      </w:r>
+      <w:r>
+        <w:rPr>
+          <w:b w:val="0"/>
+        </w:rPr>
+        <w:t xml:space="preserve"> must pass.</w:t>
+      </w:r>
+    </w:p>
+    <w:p>
+      <w:pPr>
+        <w:spacing w:line="336" w:lineRule="auto" w:after="180"/>
+      </w:pPr>
+      <w:r>
+        <w:rPr>
+          <w:b w:val="0"/>
+        </w:rPr>
+        <w:t xml:space="preserve">Check every learner before discussion: Use the worked case for Specifying and testing </w:t>
+      </w:r>
+      <w:r>
+        <w:rPr>
+          <w:b/>
+        </w:rPr>
+        <w:t>prompt</w:t>
+      </w:r>
+      <w:r>
+        <w:rPr>
+          <w:b w:val="0"/>
+        </w:rPr>
+        <w:t>s. Proposed explanation: “A tidy response is a correct response”. Decide whether this explanation is supported.</w:t>
+      </w:r>
+    </w:p>
+    <w:p>
+      <w:pPr>
+        <w:spacing w:line="336" w:lineRule="auto" w:after="180"/>
+      </w:pPr>
+      <w:r>
+        <w:rPr>
+          <w:b w:val="0"/>
+        </w:rPr>
+        <w:t>Point to the step or supplied fact that decides; explain your repair if needed.</w:t>
+      </w:r>
+    </w:p>
+    <w:p>
+      <w:pPr>
+        <w:pStyle w:val="Heading3"/>
+      </w:pPr>
+      <w:r>
+        <w:t>Repair the misconception</w:t>
+      </w:r>
+    </w:p>
+    <w:p>
+      <w:pPr>
+        <w:spacing w:line="336" w:lineRule="auto" w:after="180"/>
+        <w:shd w:fill="FFF5E6"/>
+      </w:pPr>
+      <w:r>
+        <w:rPr>
+          <w:b w:val="0"/>
+        </w:rPr>
         <w:t>Misconception repair: Score facts and missing-value handling separately from layout.</w:t>
       </w:r>
     </w:p>
     <w:p>
-      <w:r>
-        <w:t>Support: read the exact case aloud, enlarge the labelled picture, supply input cards and model only the first deciding step. Accept a spoken explanation or drawing; retain the reasoning goal.</w:t>
-      </w:r>
-    </w:p>
-    <w:p>
-      <w:r>
-        <w:t>Extension: Add source B naming the same exhibit duration 20 minutes, with B declared current and authoritative. Require a prediction and a reason before comparing. Expected result: Duration becomes 20 minutes. Reason: There is now an authorised source for the previously missing field.</w:t>
-      </w:r>
-    </w:p>
-    <w:p>
-      <w:r>
+      <w:pPr>
+        <w:pStyle w:val="Heading3"/>
+      </w:pPr>
+      <w:r>
+        <w:t>Support without giving away the answer</w:t>
+      </w:r>
+    </w:p>
+    <w:p>
+      <w:pPr>
+        <w:spacing w:line="336" w:lineRule="auto" w:after="180"/>
+        <w:shd w:fill="F1F6F8"/>
+      </w:pPr>
+      <w:r>
+        <w:rPr>
+          <w:b w:val="0"/>
+        </w:rPr>
+        <w:t xml:space="preserve">Support: read the exact case aloud, enlarge the labelled picture, supply </w:t>
+      </w:r>
+      <w:r>
+        <w:rPr>
+          <w:b/>
+        </w:rPr>
+        <w:t>input</w:t>
+      </w:r>
+      <w:r>
+        <w:rPr>
+          <w:b w:val="0"/>
+        </w:rPr>
+        <w:t xml:space="preserve"> cards and model only the first deciding step. Accept a spoken explanation or drawing; retain the reasoning goal.</w:t>
+      </w:r>
+    </w:p>
+    <w:p>
+      <w:pPr>
+        <w:pStyle w:val="Heading3"/>
+      </w:pPr>
+      <w:r>
+        <w:t>Extend the reasoning</w:t>
+      </w:r>
+    </w:p>
+    <w:p>
+      <w:pPr>
+        <w:spacing w:line="336" w:lineRule="auto" w:after="180"/>
+        <w:shd w:fill="F5F1FB"/>
+      </w:pPr>
+      <w:r>
+        <w:rPr>
+          <w:b w:val="0"/>
+        </w:rPr>
+        <w:t xml:space="preserve">Extension: Add source B naming the same exhibit duration 20 minutes, with B declared current and authoritative. Require a </w:t>
+      </w:r>
+      <w:r>
+        <w:rPr>
+          <w:b/>
+        </w:rPr>
+        <w:t>prediction</w:t>
+      </w:r>
+      <w:r>
+        <w:rPr>
+          <w:b w:val="0"/>
+        </w:rPr>
+        <w:t xml:space="preserve"> and a reason before comparing. Expected result: Duration becomes 20 minutes.</w:t>
+      </w:r>
+    </w:p>
+    <w:p>
+      <w:pPr>
+        <w:spacing w:line="336" w:lineRule="auto" w:after="180"/>
+        <w:shd w:fill="F5F1FB"/>
+      </w:pPr>
+      <w:r>
+        <w:rPr>
+          <w:b w:val="0"/>
+        </w:rPr>
+        <w:t>Reason: There is now an authorised source for the previously missing field.</w:t>
+      </w:r>
+    </w:p>
+    <w:p>
+      <w:pPr>
+        <w:pStyle w:val="Heading3"/>
+      </w:pPr>
+      <w:r>
+        <w:t>Protect the independent attempt</w:t>
+      </w:r>
+    </w:p>
+    <w:p>
+      <w:pPr>
+        <w:spacing w:line="336" w:lineRule="auto" w:after="180"/>
+        <w:shd w:fill="FFF5E6"/>
+      </w:pPr>
+      <w:r>
+        <w:rPr>
+          <w:b w:val="0"/>
+        </w:rPr>
         <w:t>Independent assessment: withhold the reserved answer until the learner has attempted the new case. Record support separately from correctness.</w:t>
       </w:r>
     </w:p>
@@ -3349,13 +6988,58 @@
       </w:tr>
     </w:tbl>
     <w:p>
-      <w:r>
-        <w:t>Project checkpoint: Prepare the demonstration. Gather reproducible instructions, evidence, access checks and remaining limitations.</w:t>
-      </w:r>
-    </w:p>
-    <w:p>
-      <w:r>
-        <w:t>Use the weekly teacher answer for topic-specific reasoning. A saved progress tick is an activity record; judge mastery from the learner’s explanation and evidence.</w:t>
+      <w:pPr>
+        <w:pStyle w:val="Heading3"/>
+      </w:pPr>
+      <w:r>
+        <w:t>Project checkpoint</w:t>
+      </w:r>
+    </w:p>
+    <w:p>
+      <w:pPr>
+        <w:spacing w:line="336" w:lineRule="auto" w:after="180"/>
+        <w:shd w:fill="EDF7F3"/>
+      </w:pPr>
+      <w:r>
+        <w:rPr>
+          <w:b w:val="0"/>
+        </w:rPr>
+        <w:t xml:space="preserve">Project checkpoint: Prepare the demonstration. Gather reproducible instructions, </w:t>
+      </w:r>
+      <w:r>
+        <w:rPr>
+          <w:b/>
+        </w:rPr>
+        <w:t>evidence</w:t>
+      </w:r>
+      <w:r>
+        <w:rPr>
+          <w:b w:val="0"/>
+        </w:rPr>
+        <w:t>, access checks and remaining limitations.</w:t>
+      </w:r>
+    </w:p>
+    <w:p>
+      <w:pPr>
+        <w:spacing w:line="336" w:lineRule="auto" w:after="180"/>
+      </w:pPr>
+      <w:r>
+        <w:rPr>
+          <w:b w:val="0"/>
+        </w:rPr>
+        <w:t xml:space="preserve">Use the weekly teacher answer for topic-specific reasoning. A saved progress tick is an activity record; judge mastery from the learner’s explanation and </w:t>
+      </w:r>
+      <w:r>
+        <w:rPr>
+          <w:b/>
+        </w:rPr>
+        <w:t>evidence</w:t>
+      </w:r>
+      <w:r>
+        <w:rPr>
+          <w:b w:val="0"/>
+        </w:rPr>
+        <w:t>.</w:t>
       </w:r>
     </w:p>
     <w:p>
@@ -3368,27 +7052,1060 @@
     </w:p>
     <w:p>
       <w:r>
-        <w:t>Use the two formative questions as supported practice, not as independent mastery scores. Discuss the deciding evidence rather than accepting a guessed selection.</w:t>
-      </w:r>
-    </w:p>
-    <w:p>
-      <w:r>
+        <w:t>Use feedback, earlier review and portfolios purposefully. Apply the coding routine only when this lesson has an executable lab.</w:t>
+      </w:r>
+    </w:p>
+    <w:p>
+      <w:pPr>
+        <w:spacing w:line="336" w:lineRule="auto" w:after="180"/>
+      </w:pPr>
+      <w:r>
+        <w:rPr>
+          <w:b w:val="0"/>
+        </w:rPr>
+        <w:t xml:space="preserve">Use the two formative questions as supported practice, not as independent mastery scores. Discuss the deciding </w:t>
+      </w:r>
+      <w:r>
+        <w:rPr>
+          <w:b/>
+        </w:rPr>
+        <w:t>evidence</w:t>
+      </w:r>
+      <w:r>
+        <w:rPr>
+          <w:b w:val="0"/>
+        </w:rPr>
+        <w:t xml:space="preserve"> rather than accepting a guessed selection.</w:t>
+      </w:r>
+    </w:p>
+    <w:p>
+      <w:pPr>
+        <w:spacing w:line="336" w:lineRule="auto" w:after="180"/>
+      </w:pPr>
+      <w:r>
+        <w:rPr>
+          <w:b w:val="0"/>
+        </w:rPr>
         <w:t>The feedback comes from the reviewed public worked case. Do not reveal the separately reserved independent teacher answer until the learner has attempted that case.</w:t>
       </w:r>
     </w:p>
     <w:p>
-      <w:r>
-        <w:t>Ask students to predict before running code. Preserve errors and actual outputs; collect a changed test and an explanation. The branch-boundary and indexing lessons deliberately include failure cases.</w:t>
-      </w:r>
-    </w:p>
-    <w:p>
-      <w:r>
+      <w:pPr>
+        <w:pStyle w:val="Heading3"/>
+      </w:pPr>
+      <w:r>
+        <w:t>For later coding lessons</w:t>
+      </w:r>
+    </w:p>
+    <w:p>
+      <w:r>
+        <w:t>This week has no code block. Use this routine when a later lesson includes an executable lab.</w:t>
+      </w:r>
+    </w:p>
+    <w:p>
+      <w:pPr>
+        <w:spacing w:line="336" w:lineRule="auto" w:after="180"/>
+        <w:shd w:fill="F1F6F8"/>
+      </w:pPr>
+      <w:r>
+        <w:rPr>
+          <w:b w:val="0"/>
+        </w:rPr>
+        <w:t xml:space="preserve">Ask students to predict before running code. Preserve errors and actual </w:t>
+      </w:r>
+      <w:r>
+        <w:rPr>
+          <w:b/>
+        </w:rPr>
+        <w:t>output</w:t>
+      </w:r>
+      <w:r>
+        <w:rPr>
+          <w:b w:val="0"/>
+        </w:rPr>
+        <w:t>s; collect a changed test and an explanation. The branch-boundary and indexing lessons deliberately include failure cases.</w:t>
+      </w:r>
+    </w:p>
+    <w:p>
+      <w:pPr>
+        <w:spacing w:line="336" w:lineRule="auto" w:after="180"/>
+      </w:pPr>
+      <w:r>
+        <w:rPr>
+          <w:b w:val="0"/>
+        </w:rPr>
         <w:t>Use the earlier worked-explanation links to address a specific missing building block, then return to the current question. Adapt this suggestion after observing the learner; it is not an automatic diagnosis.</w:t>
       </w:r>
     </w:p>
     <w:p>
-      <w:r>
-        <w:t>Collect the completed-work portfolio as evidence. Record support separately from correctness, and assess explanation, trace/test and limitations. Progress ticks and quiz selections alone do not establish mastery.</w:t>
+      <w:pPr>
+        <w:spacing w:line="336" w:lineRule="auto" w:after="180"/>
+      </w:pPr>
+      <w:r>
+        <w:rPr>
+          <w:b w:val="0"/>
+        </w:rPr>
+        <w:t xml:space="preserve">Collect the completed-work portfolio as </w:t>
+      </w:r>
+      <w:r>
+        <w:rPr>
+          <w:b/>
+        </w:rPr>
+        <w:t>evidence</w:t>
+      </w:r>
+      <w:r>
+        <w:rPr>
+          <w:b w:val="0"/>
+        </w:rPr>
+        <w:t>. Record support separately from correctness, and assess explanation, trace/test and limitations. Progress ticks and quiz selections alone do not establish mastery.</w:t>
+      </w:r>
+    </w:p>
+    <w:p>
+      <w:pPr>
+        <w:pStyle w:val="Heading1"/>
+      </w:pPr>
+      <w:r>
+        <w:t>09. Visual concept journey</w:t>
+      </w:r>
+    </w:p>
+    <w:p>
+      <w:r>
+        <w:t>Show one Prompts Are Design Instructions graphic at a time, request a prediction and discuss its trace before the independent assessment.</w:t>
+      </w:r>
+    </w:p>
+    <w:p>
+      <w:pPr>
+        <w:spacing w:line="336" w:lineRule="auto" w:after="180"/>
+      </w:pPr>
+      <w:r>
+        <w:rPr>
+          <w:b w:val="0"/>
+        </w:rPr>
+        <w:t xml:space="preserve">Use one picture at a time. Hide a worked result before asking for a </w:t>
+      </w:r>
+      <w:r>
+        <w:rPr>
+          <w:b/>
+        </w:rPr>
+        <w:t>prediction</w:t>
+      </w:r>
+      <w:r>
+        <w:rPr>
+          <w:b w:val="0"/>
+        </w:rPr>
+        <w:t>, then reveal it for feedback. These are supported teaching cases; retain the separate independent assessment for a fresh first attempt.</w:t>
+      </w:r>
+    </w:p>
+    <w:p>
+      <w:pPr>
+        <w:pStyle w:val="Heading3"/>
+      </w:pPr>
+      <w:r>
+        <w:t>01. Prompts Are Design Instructions: the case</w:t>
+      </w:r>
+    </w:p>
+    <w:p>
+      <w:r>
+        <w:drawing>
+          <wp:inline xmlns:a="http://schemas.openxmlformats.org/drawingml/2006/main" xmlns:pic="http://schemas.openxmlformats.org/drawingml/2006/picture">
+            <wp:extent cx="5486400" cy="2840736"/>
+            <wp:docPr id="2" name="Picture 2" descr="A fictional club needs a short exhibit card, without guesses. Supplied facts: Source A: exhibit Paper Birds, location Shelf 2. No duration appears. Required output: two labelled lines, Exhibit and Duration; missing values must say not supplied."/>
+            <wp:cNvGraphicFramePr>
+              <a:graphicFrameLocks noChangeAspect="1"/>
+            </wp:cNvGraphicFramePr>
+            <a:graphic>
+              <a:graphicData uri="http://schemas.openxmlformats.org/drawingml/2006/picture">
+                <pic:pic>
+                  <pic:nvPicPr>
+                    <pic:cNvPr id="0" name="academy-story-ai-1-26-01.png"/>
+                    <pic:cNvPicPr/>
+                  </pic:nvPicPr>
+                  <pic:blipFill>
+                    <a:blip r:embed="rId10"/>
+                    <a:stretch>
+                      <a:fillRect/>
+                    </a:stretch>
+                  </pic:blipFill>
+                  <pic:spPr>
+                    <a:xfrm>
+                      <a:off x="0" y="0"/>
+                      <a:ext cx="5486400" cy="2840736"/>
+                    </a:xfrm>
+                    <a:prstGeom prst="rect"/>
+                  </pic:spPr>
+                </pic:pic>
+              </a:graphicData>
+            </a:graphic>
+          </wp:inline>
+        </w:drawing>
+      </w:r>
+    </w:p>
+    <w:p>
+      <w:pPr>
+        <w:spacing w:line="336" w:lineRule="auto" w:after="180"/>
+      </w:pPr>
+      <w:r>
+        <w:rPr>
+          <w:b w:val="0"/>
+        </w:rPr>
+        <w:t>A fictional club needs a short exhibit card, without guesses. Supplied facts: Source A: exhibit Paper Birds, location Shelf 2. No duration appears.</w:t>
+      </w:r>
+    </w:p>
+    <w:p>
+      <w:pPr>
+        <w:spacing w:line="336" w:lineRule="auto" w:after="180"/>
+      </w:pPr>
+      <w:r>
+        <w:rPr>
+          <w:b w:val="0"/>
+        </w:rPr>
+        <w:t xml:space="preserve">Required </w:t>
+      </w:r>
+      <w:r>
+        <w:rPr>
+          <w:b/>
+        </w:rPr>
+        <w:t>output</w:t>
+      </w:r>
+      <w:r>
+        <w:rPr>
+          <w:b w:val="0"/>
+        </w:rPr>
+        <w:t>: two labelled lines, Exhibit and Duration; missing values must say not supplied.</w:t>
+      </w:r>
+    </w:p>
+    <w:p>
+      <w:pPr>
+        <w:spacing w:line="336" w:lineRule="auto" w:after="180"/>
+        <w:shd w:fill="F5F1FB"/>
+      </w:pPr>
+      <w:r>
+        <w:rPr>
+          <w:b w:val="0"/>
+        </w:rPr>
+        <w:t>Point to the given fact that matters most. Explain why it matters.</w:t>
+      </w:r>
+    </w:p>
+    <w:p>
+      <w:pPr>
+        <w:pStyle w:val="Heading3"/>
+      </w:pPr>
+      <w:r>
+        <w:t>Discuss while showing the picture</w:t>
+      </w:r>
+    </w:p>
+    <w:p>
+      <w:pPr>
+        <w:spacing w:line="336" w:lineRule="auto" w:after="180"/>
+        <w:shd w:fill="F1F6F8"/>
+      </w:pPr>
+      <w:r>
+        <w:rPr>
+          <w:b w:val="0"/>
+        </w:rPr>
+        <w:t xml:space="preserve">Teacher </w:t>
+      </w:r>
+      <w:r>
+        <w:rPr>
+          <w:b/>
+        </w:rPr>
+        <w:t>prompt</w:t>
+      </w:r>
+      <w:r>
+        <w:rPr>
+          <w:b w:val="0"/>
+        </w:rPr>
+        <w:t>: Point to the given fact that matters most. Explain why it matters. Ask learners to describe one label or arrow in ordinary words. Use the adjacent transcript if the image is difficult to see.</w:t>
+      </w:r>
+    </w:p>
+    <w:p>
+      <w:pPr>
+        <w:pStyle w:val="Heading3"/>
+      </w:pPr>
+      <w:r>
+        <w:t>02. Follow the deciding steps</w:t>
+      </w:r>
+    </w:p>
+    <w:p>
+      <w:r>
+        <w:drawing>
+          <wp:inline xmlns:a="http://schemas.openxmlformats.org/drawingml/2006/main" xmlns:pic="http://schemas.openxmlformats.org/drawingml/2006/picture">
+            <wp:extent cx="5486400" cy="4005072"/>
+            <wp:docPr id="3" name="Picture 3" descr="State task: Produce exactly two labelled lines using source A only. → Find evidence: A supplies Paper Birds but no duration. → Follow missing rule: Exhibit: Paper Birds. Duration: not supplied. → Check contract: Check labels, two-line format and each factual claim."/>
+            <wp:cNvGraphicFramePr>
+              <a:graphicFrameLocks noChangeAspect="1"/>
+            </wp:cNvGraphicFramePr>
+            <a:graphic>
+              <a:graphicData uri="http://schemas.openxmlformats.org/drawingml/2006/picture">
+                <pic:pic>
+                  <pic:nvPicPr>
+                    <pic:cNvPr id="0" name="academy-story-ai-1-26-02.png"/>
+                    <pic:cNvPicPr/>
+                  </pic:nvPicPr>
+                  <pic:blipFill>
+                    <a:blip r:embed="rId11"/>
+                    <a:stretch>
+                      <a:fillRect/>
+                    </a:stretch>
+                  </pic:blipFill>
+                  <pic:spPr>
+                    <a:xfrm>
+                      <a:off x="0" y="0"/>
+                      <a:ext cx="5486400" cy="4005072"/>
+                    </a:xfrm>
+                    <a:prstGeom prst="rect"/>
+                  </pic:spPr>
+                </pic:pic>
+              </a:graphicData>
+            </a:graphic>
+          </wp:inline>
+        </w:drawing>
+      </w:r>
+    </w:p>
+    <w:p>
+      <w:pPr>
+        <w:spacing w:line="336" w:lineRule="auto" w:after="180"/>
+      </w:pPr>
+      <w:r>
+        <w:rPr>
+          <w:b w:val="0"/>
+        </w:rPr>
+        <w:t xml:space="preserve">State task: Produce exactly two labelled lines using source A only. → Find </w:t>
+      </w:r>
+      <w:r>
+        <w:rPr>
+          <w:b/>
+        </w:rPr>
+        <w:t>evidence</w:t>
+      </w:r>
+      <w:r>
+        <w:rPr>
+          <w:b w:val="0"/>
+        </w:rPr>
+        <w:t>: A supplies Paper Birds but no duration. → Follow missing rule: Exhibit: Paper Birds.</w:t>
+      </w:r>
+    </w:p>
+    <w:p>
+      <w:pPr>
+        <w:spacing w:line="336" w:lineRule="auto" w:after="180"/>
+      </w:pPr>
+      <w:r>
+        <w:rPr>
+          <w:b w:val="0"/>
+        </w:rPr>
+        <w:t>Duration: not supplied. → Check contract: Check labels, two-line format and each factual claim.</w:t>
+      </w:r>
+    </w:p>
+    <w:p>
+      <w:pPr>
+        <w:spacing w:line="336" w:lineRule="auto" w:after="180"/>
+        <w:shd w:fill="F5F1FB"/>
+      </w:pPr>
+      <w:r>
+        <w:rPr>
+          <w:b w:val="0"/>
+        </w:rPr>
+        <w:t xml:space="preserve">Point to each numbered stage and explain which recorded </w:t>
+      </w:r>
+      <w:r>
+        <w:rPr>
+          <w:b/>
+        </w:rPr>
+        <w:t>input</w:t>
+      </w:r>
+      <w:r>
+        <w:rPr>
+          <w:b w:val="0"/>
+        </w:rPr>
+        <w:t xml:space="preserve"> it uses.</w:t>
+      </w:r>
+    </w:p>
+    <w:p>
+      <w:pPr>
+        <w:pStyle w:val="Heading3"/>
+      </w:pPr>
+      <w:r>
+        <w:t>Discuss while showing the picture</w:t>
+      </w:r>
+    </w:p>
+    <w:p>
+      <w:pPr>
+        <w:spacing w:line="336" w:lineRule="auto" w:after="180"/>
+        <w:shd w:fill="F1F6F8"/>
+      </w:pPr>
+      <w:r>
+        <w:rPr>
+          <w:b w:val="0"/>
+        </w:rPr>
+        <w:t xml:space="preserve">Teacher </w:t>
+      </w:r>
+      <w:r>
+        <w:rPr>
+          <w:b/>
+        </w:rPr>
+        <w:t>prompt</w:t>
+      </w:r>
+      <w:r>
+        <w:rPr>
+          <w:b w:val="0"/>
+        </w:rPr>
+        <w:t xml:space="preserve">: Point to each numbered stage and explain which recorded </w:t>
+      </w:r>
+      <w:r>
+        <w:rPr>
+          <w:b/>
+        </w:rPr>
+        <w:t>input</w:t>
+      </w:r>
+      <w:r>
+        <w:rPr>
+          <w:b w:val="0"/>
+        </w:rPr>
+        <w:t xml:space="preserve"> it uses. Ask learners to describe one label or arrow in ordinary words. Use the adjacent transcript if the image is difficult to see.</w:t>
+      </w:r>
+    </w:p>
+    <w:p>
+      <w:pPr>
+        <w:pStyle w:val="Heading3"/>
+      </w:pPr>
+      <w:r>
+        <w:t>03. From prompt requirement to evidence of success</w:t>
+      </w:r>
+    </w:p>
+    <w:p>
+      <w:r>
+        <w:drawing>
+          <wp:inline xmlns:a="http://schemas.openxmlformats.org/drawingml/2006/main" xmlns:pic="http://schemas.openxmlformats.org/drawingml/2006/picture">
+            <wp:extent cx="5486400" cy="2923032"/>
+            <wp:docPr id="4" name="Picture 4" descr="From prompt requirement to evidence of success. Use source C only | Monday and Room 7 | Compare with C. Mark missing values | Time: not stated | Check absent time. Four labelled lines | Day Time Place Bring | Count and inspect. No added details | No invented promises | Check every claim"/>
+            <wp:cNvGraphicFramePr>
+              <a:graphicFrameLocks noChangeAspect="1"/>
+            </wp:cNvGraphicFramePr>
+            <a:graphic>
+              <a:graphicData uri="http://schemas.openxmlformats.org/drawingml/2006/picture">
+                <pic:pic>
+                  <pic:nvPicPr>
+                    <pic:cNvPr id="0" name="academy-story-ai-1-26-03.png"/>
+                    <pic:cNvPicPr/>
+                  </pic:nvPicPr>
+                  <pic:blipFill>
+                    <a:blip r:embed="rId12"/>
+                    <a:stretch>
+                      <a:fillRect/>
+                    </a:stretch>
+                  </pic:blipFill>
+                  <pic:spPr>
+                    <a:xfrm>
+                      <a:off x="0" y="0"/>
+                      <a:ext cx="5486400" cy="2923032"/>
+                    </a:xfrm>
+                    <a:prstGeom prst="rect"/>
+                  </pic:spPr>
+                </pic:pic>
+              </a:graphicData>
+            </a:graphic>
+          </wp:inline>
+        </w:drawing>
+      </w:r>
+    </w:p>
+    <w:p>
+      <w:pPr>
+        <w:spacing w:line="336" w:lineRule="auto" w:after="180"/>
+      </w:pPr>
+      <w:r>
+        <w:rPr>
+          <w:b w:val="0"/>
+        </w:rPr>
+        <w:t xml:space="preserve">From </w:t>
+      </w:r>
+      <w:r>
+        <w:rPr>
+          <w:b/>
+        </w:rPr>
+        <w:t>prompt</w:t>
+      </w:r>
+      <w:r>
+        <w:rPr>
+          <w:b w:val="0"/>
+        </w:rPr>
+        <w:t xml:space="preserve"> requirement to </w:t>
+      </w:r>
+      <w:r>
+        <w:rPr>
+          <w:b/>
+        </w:rPr>
+        <w:t>evidence</w:t>
+      </w:r>
+      <w:r>
+        <w:rPr>
+          <w:b w:val="0"/>
+        </w:rPr>
+        <w:t xml:space="preserve"> of success. Use source C only | Monday and Room 7 | Compare with C. Mark missing values | Time: not stated | Check absent time.</w:t>
+      </w:r>
+    </w:p>
+    <w:p>
+      <w:pPr>
+        <w:spacing w:line="336" w:lineRule="auto" w:after="180"/>
+      </w:pPr>
+      <w:r>
+        <w:rPr>
+          <w:b w:val="0"/>
+        </w:rPr>
+        <w:t>Four labelled lines | Day Time Place Bring | Count and inspect. No added details | No invented promises | Check every claim</w:t>
+      </w:r>
+    </w:p>
+    <w:p>
+      <w:pPr>
+        <w:spacing w:line="336" w:lineRule="auto" w:after="180"/>
+        <w:shd w:fill="F5F1FB"/>
+      </w:pPr>
+      <w:r>
+        <w:rPr>
+          <w:b w:val="0"/>
+        </w:rPr>
+        <w:t>Read the labels and values. Explain the relationship the model shows.</w:t>
+      </w:r>
+    </w:p>
+    <w:p>
+      <w:pPr>
+        <w:pStyle w:val="Heading3"/>
+      </w:pPr>
+      <w:r>
+        <w:t>Discuss while showing the picture</w:t>
+      </w:r>
+    </w:p>
+    <w:p>
+      <w:pPr>
+        <w:spacing w:line="336" w:lineRule="auto" w:after="180"/>
+        <w:shd w:fill="F1F6F8"/>
+      </w:pPr>
+      <w:r>
+        <w:rPr>
+          <w:b w:val="0"/>
+        </w:rPr>
+        <w:t xml:space="preserve">Teacher </w:t>
+      </w:r>
+      <w:r>
+        <w:rPr>
+          <w:b/>
+        </w:rPr>
+        <w:t>prompt</w:t>
+      </w:r>
+      <w:r>
+        <w:rPr>
+          <w:b w:val="0"/>
+        </w:rPr>
+        <w:t>: Read the labels and values. Explain the relationship the model shows. Ask learners to describe one label or arrow in ordinary words. Use the adjacent transcript if the image is difficult to see.</w:t>
+      </w:r>
+    </w:p>
+    <w:p>
+      <w:pPr>
+        <w:pStyle w:val="Heading3"/>
+      </w:pPr>
+      <w:r>
+        <w:t>04. Change one thing. Trace what follows.</w:t>
+      </w:r>
+    </w:p>
+    <w:p>
+      <w:r>
+        <w:drawing>
+          <wp:inline xmlns:a="http://schemas.openxmlformats.org/drawingml/2006/main" xmlns:pic="http://schemas.openxmlformats.org/drawingml/2006/picture">
+            <wp:extent cx="5486400" cy="3041904"/>
+            <wp:docPr id="5" name="Picture 5" descr="Original case: Check labels, two-line format and each factual claim. Changed condition: Add source B naming the same exhibit duration 20 minutes, with B declared current and authoritative. Expected result: Duration becomes 20 minutes. Reason: There is now an authorised source for the previously missing field."/>
+            <wp:cNvGraphicFramePr>
+              <a:graphicFrameLocks noChangeAspect="1"/>
+            </wp:cNvGraphicFramePr>
+            <a:graphic>
+              <a:graphicData uri="http://schemas.openxmlformats.org/drawingml/2006/picture">
+                <pic:pic>
+                  <pic:nvPicPr>
+                    <pic:cNvPr id="0" name="academy-story-ai-1-26-04.png"/>
+                    <pic:cNvPicPr/>
+                  </pic:nvPicPr>
+                  <pic:blipFill>
+                    <a:blip r:embed="rId13"/>
+                    <a:stretch>
+                      <a:fillRect/>
+                    </a:stretch>
+                  </pic:blipFill>
+                  <pic:spPr>
+                    <a:xfrm>
+                      <a:off x="0" y="0"/>
+                      <a:ext cx="5486400" cy="3041904"/>
+                    </a:xfrm>
+                    <a:prstGeom prst="rect"/>
+                  </pic:spPr>
+                </pic:pic>
+              </a:graphicData>
+            </a:graphic>
+          </wp:inline>
+        </w:drawing>
+      </w:r>
+    </w:p>
+    <w:p>
+      <w:pPr>
+        <w:spacing w:line="336" w:lineRule="auto" w:after="180"/>
+      </w:pPr>
+      <w:r>
+        <w:rPr>
+          <w:b w:val="0"/>
+        </w:rPr>
+        <w:t>Original case: Check labels, two-line format and each factual claim. Changed condition: Add source B naming the same exhibit duration 20 minutes, with B declared current and authoritative.</w:t>
+      </w:r>
+    </w:p>
+    <w:p>
+      <w:pPr>
+        <w:spacing w:line="336" w:lineRule="auto" w:after="180"/>
+      </w:pPr>
+      <w:r>
+        <w:rPr>
+          <w:b w:val="0"/>
+        </w:rPr>
+        <w:t>Expected result: Duration becomes 20 minutes. Reason: There is now an authorised source for the previously missing field.</w:t>
+      </w:r>
+    </w:p>
+    <w:p>
+      <w:pPr>
+        <w:spacing w:line="336" w:lineRule="auto" w:after="180"/>
+        <w:shd w:fill="F5F1FB"/>
+      </w:pPr>
+      <w:r>
+        <w:rPr>
+          <w:b w:val="0"/>
+        </w:rPr>
+        <w:t>Predict before checking the worked changed-case result. Name what changed and what the supplied facts allow you to conclude.</w:t>
+      </w:r>
+    </w:p>
+    <w:p>
+      <w:pPr>
+        <w:pStyle w:val="Heading3"/>
+      </w:pPr>
+      <w:r>
+        <w:t>Discuss while showing the picture</w:t>
+      </w:r>
+    </w:p>
+    <w:p>
+      <w:pPr>
+        <w:spacing w:line="336" w:lineRule="auto" w:after="180"/>
+        <w:shd w:fill="F1F6F8"/>
+      </w:pPr>
+      <w:r>
+        <w:rPr>
+          <w:b w:val="0"/>
+        </w:rPr>
+        <w:t xml:space="preserve">Teacher </w:t>
+      </w:r>
+      <w:r>
+        <w:rPr>
+          <w:b/>
+        </w:rPr>
+        <w:t>prompt</w:t>
+      </w:r>
+      <w:r>
+        <w:rPr>
+          <w:b w:val="0"/>
+        </w:rPr>
+        <w:t>: Predict before checking the worked changed-case result. Name what changed and what the supplied facts allow you to conclude. Ask learners to describe one label or arrow in ordinary words.</w:t>
+      </w:r>
+    </w:p>
+    <w:p>
+      <w:pPr>
+        <w:spacing w:line="336" w:lineRule="auto" w:after="180"/>
+        <w:shd w:fill="F1F6F8"/>
+      </w:pPr>
+      <w:r>
+        <w:rPr>
+          <w:b w:val="0"/>
+        </w:rPr>
+        <w:t>Use the adjacent transcript if the image is difficult to see. Changed-case reasoning: There is now an authorised source for the previously missing field.</w:t>
+      </w:r>
+    </w:p>
+    <w:p>
+      <w:pPr>
+        <w:pStyle w:val="Heading3"/>
+      </w:pPr>
+      <w:r>
+        <w:t>05. Connect the explanation to its limit</w:t>
+      </w:r>
+    </w:p>
+    <w:p>
+      <w:r>
+        <w:drawing>
+          <wp:inline xmlns:a="http://schemas.openxmlformats.org/drawingml/2006/main" xmlns:pic="http://schemas.openxmlformats.org/drawingml/2006/picture">
+            <wp:extent cx="5486400" cy="2834640"/>
+            <wp:docPr id="6" name="Picture 6" descr="A useful prompt describes both the wanted answer and what to do when evidence is insufficient. Asking for a duration does not create one. Examples can demonstrate the format, but they must not become sources of event facts. Check content support separately from whether the answer looks tidy. Limit: Even a complete prompt does not guarantee an AI system follows it; test returned outputs against the contract."/>
+            <wp:cNvGraphicFramePr>
+              <a:graphicFrameLocks noChangeAspect="1"/>
+            </wp:cNvGraphicFramePr>
+            <a:graphic>
+              <a:graphicData uri="http://schemas.openxmlformats.org/drawingml/2006/picture">
+                <pic:pic>
+                  <pic:nvPicPr>
+                    <pic:cNvPr id="0" name="academy-story-ai-1-26-05.png"/>
+                    <pic:cNvPicPr/>
+                  </pic:nvPicPr>
+                  <pic:blipFill>
+                    <a:blip r:embed="rId14"/>
+                    <a:stretch>
+                      <a:fillRect/>
+                    </a:stretch>
+                  </pic:blipFill>
+                  <pic:spPr>
+                    <a:xfrm>
+                      <a:off x="0" y="0"/>
+                      <a:ext cx="5486400" cy="2834640"/>
+                    </a:xfrm>
+                    <a:prstGeom prst="rect"/>
+                  </pic:spPr>
+                </pic:pic>
+              </a:graphicData>
+            </a:graphic>
+          </wp:inline>
+        </w:drawing>
+      </w:r>
+    </w:p>
+    <w:p>
+      <w:pPr>
+        <w:spacing w:line="336" w:lineRule="auto" w:after="180"/>
+      </w:pPr>
+      <w:r>
+        <w:rPr>
+          <w:b w:val="0"/>
+        </w:rPr>
+        <w:t xml:space="preserve">A useful </w:t>
+      </w:r>
+      <w:r>
+        <w:rPr>
+          <w:b/>
+        </w:rPr>
+        <w:t>prompt</w:t>
+      </w:r>
+      <w:r>
+        <w:rPr>
+          <w:b w:val="0"/>
+        </w:rPr>
+        <w:t xml:space="preserve"> describes both the wanted answer and what to do when </w:t>
+      </w:r>
+      <w:r>
+        <w:rPr>
+          <w:b/>
+        </w:rPr>
+        <w:t>evidence</w:t>
+      </w:r>
+      <w:r>
+        <w:rPr>
+          <w:b w:val="0"/>
+        </w:rPr>
+        <w:t xml:space="preserve"> is insufficient. Asking for a duration does not create one. Examples can demonstrate the format, but they must not become sources of event facts.</w:t>
+      </w:r>
+    </w:p>
+    <w:p>
+      <w:pPr>
+        <w:spacing w:line="336" w:lineRule="auto" w:after="180"/>
+      </w:pPr>
+      <w:r>
+        <w:rPr>
+          <w:b w:val="0"/>
+        </w:rPr>
+        <w:t xml:space="preserve">Check content support separately from whether the answer looks tidy. Limit: Even a complete </w:t>
+      </w:r>
+      <w:r>
+        <w:rPr>
+          <w:b/>
+        </w:rPr>
+        <w:t>prompt</w:t>
+      </w:r>
+      <w:r>
+        <w:rPr>
+          <w:b w:val="0"/>
+        </w:rPr>
+        <w:t xml:space="preserve"> does not guarantee an AI system follows it; test returned </w:t>
+      </w:r>
+      <w:r>
+        <w:rPr>
+          <w:b/>
+        </w:rPr>
+        <w:t>output</w:t>
+      </w:r>
+      <w:r>
+        <w:rPr>
+          <w:b w:val="0"/>
+        </w:rPr>
+        <w:t>s against the contract.</w:t>
+      </w:r>
+    </w:p>
+    <w:p>
+      <w:pPr>
+        <w:spacing w:line="336" w:lineRule="auto" w:after="180"/>
+        <w:shd w:fill="F5F1FB"/>
+      </w:pPr>
+      <w:r>
+        <w:rPr>
+          <w:b w:val="0"/>
+        </w:rPr>
+        <w:t>Explain the case, then point to a limit on the claim.</w:t>
+      </w:r>
+    </w:p>
+    <w:p>
+      <w:pPr>
+        <w:pStyle w:val="Heading3"/>
+      </w:pPr>
+      <w:r>
+        <w:t>Discuss while showing the picture</w:t>
+      </w:r>
+    </w:p>
+    <w:p>
+      <w:pPr>
+        <w:spacing w:line="336" w:lineRule="auto" w:after="180"/>
+        <w:shd w:fill="F1F6F8"/>
+      </w:pPr>
+      <w:r>
+        <w:rPr>
+          <w:b w:val="0"/>
+        </w:rPr>
+        <w:t xml:space="preserve">Teacher </w:t>
+      </w:r>
+      <w:r>
+        <w:rPr>
+          <w:b/>
+        </w:rPr>
+        <w:t>prompt</w:t>
+      </w:r>
+      <w:r>
+        <w:rPr>
+          <w:b w:val="0"/>
+        </w:rPr>
+        <w:t>: Explain the case, then point to a limit on the claim. Ask learners to describe one label or arrow in ordinary words. Use the adjacent transcript if the image is difficult to see.</w:t>
+      </w:r>
+    </w:p>
+    <w:p>
+      <w:pPr>
+        <w:spacing w:line="336" w:lineRule="auto" w:after="180"/>
+        <w:shd w:fill="F1F6F8"/>
+      </w:pPr>
+      <w:r>
+        <w:rPr>
+          <w:b w:val="0"/>
+        </w:rPr>
+        <w:t xml:space="preserve">Keep the stated scope: Even a complete </w:t>
+      </w:r>
+      <w:r>
+        <w:rPr>
+          <w:b/>
+        </w:rPr>
+        <w:t>prompt</w:t>
+      </w:r>
+      <w:r>
+        <w:rPr>
+          <w:b w:val="0"/>
+        </w:rPr>
+        <w:t xml:space="preserve"> does not guarantee an AI system follows it; test returned </w:t>
+      </w:r>
+      <w:r>
+        <w:rPr>
+          <w:b/>
+        </w:rPr>
+        <w:t>output</w:t>
+      </w:r>
+      <w:r>
+        <w:rPr>
+          <w:b w:val="0"/>
+        </w:rPr>
+        <w:t>s against the contract.</w:t>
+      </w:r>
+    </w:p>
+    <w:p>
+      <w:pPr>
+        <w:pStyle w:val="Heading3"/>
+      </w:pPr>
+      <w:r>
+        <w:t>06. Make the idea visible in your project</w:t>
+      </w:r>
+    </w:p>
+    <w:p>
+      <w:r>
+        <w:drawing>
+          <wp:inline xmlns:a="http://schemas.openxmlformats.org/drawingml/2006/main" xmlns:pic="http://schemas.openxmlformats.org/drawingml/2006/picture">
+            <wp:extent cx="5486400" cy="3380232"/>
+            <wp:docPr id="7" name="Picture 7" descr="Specify sorter input, output fields, evidence limits and missing/conflict behavior before improving its wording. Draw your input, deciding step, result and limit. Supported question: What must happen if B instead conflicts with another equally authoritative duration record?"/>
+            <wp:cNvGraphicFramePr>
+              <a:graphicFrameLocks noChangeAspect="1"/>
+            </wp:cNvGraphicFramePr>
+            <a:graphic>
+              <a:graphicData uri="http://schemas.openxmlformats.org/drawingml/2006/picture">
+                <pic:pic>
+                  <pic:nvPicPr>
+                    <pic:cNvPr id="0" name="academy-story-ai-1-26-06.png"/>
+                    <pic:cNvPicPr/>
+                  </pic:nvPicPr>
+                  <pic:blipFill>
+                    <a:blip r:embed="rId15"/>
+                    <a:stretch>
+                      <a:fillRect/>
+                    </a:stretch>
+                  </pic:blipFill>
+                  <pic:spPr>
+                    <a:xfrm>
+                      <a:off x="0" y="0"/>
+                      <a:ext cx="5486400" cy="3380232"/>
+                    </a:xfrm>
+                    <a:prstGeom prst="rect"/>
+                  </pic:spPr>
+                </pic:pic>
+              </a:graphicData>
+            </a:graphic>
+          </wp:inline>
+        </w:drawing>
+      </w:r>
+    </w:p>
+    <w:p>
+      <w:pPr>
+        <w:spacing w:line="336" w:lineRule="auto" w:after="180"/>
+      </w:pPr>
+      <w:r>
+        <w:rPr>
+          <w:b w:val="0"/>
+        </w:rPr>
+        <w:t xml:space="preserve">Specify sorter </w:t>
+      </w:r>
+      <w:r>
+        <w:rPr>
+          <w:b/>
+        </w:rPr>
+        <w:t>input</w:t>
+      </w:r>
+      <w:r>
+        <w:rPr>
+          <w:b w:val="0"/>
+        </w:rPr>
+        <w:t xml:space="preserve">, </w:t>
+      </w:r>
+      <w:r>
+        <w:rPr>
+          <w:b/>
+        </w:rPr>
+        <w:t>output</w:t>
+      </w:r>
+      <w:r>
+        <w:rPr>
+          <w:b w:val="0"/>
+        </w:rPr>
+        <w:t xml:space="preserve"> fields, </w:t>
+      </w:r>
+      <w:r>
+        <w:rPr>
+          <w:b/>
+        </w:rPr>
+        <w:t>evidence</w:t>
+      </w:r>
+      <w:r>
+        <w:rPr>
+          <w:b w:val="0"/>
+        </w:rPr>
+        <w:t xml:space="preserve"> limits and missing/conflict behavior before improving its wording. Draw your </w:t>
+      </w:r>
+      <w:r>
+        <w:rPr>
+          <w:b/>
+        </w:rPr>
+        <w:t>input</w:t>
+      </w:r>
+      <w:r>
+        <w:rPr>
+          <w:b w:val="0"/>
+        </w:rPr>
+        <w:t>, deciding step, result and limit.</w:t>
+      </w:r>
+    </w:p>
+    <w:p>
+      <w:pPr>
+        <w:spacing w:line="336" w:lineRule="auto" w:after="180"/>
+      </w:pPr>
+      <w:r>
+        <w:rPr>
+          <w:b w:val="0"/>
+        </w:rPr>
+        <w:t>Supported question: What must happen if B instead conflicts with another equally authoritative duration record?</w:t>
+      </w:r>
+    </w:p>
+    <w:p>
+      <w:pPr>
+        <w:spacing w:line="336" w:lineRule="auto" w:after="180"/>
+        <w:shd w:fill="F5F1FB"/>
+      </w:pPr>
+      <w:r>
+        <w:rPr>
+          <w:b w:val="0"/>
+        </w:rPr>
+        <w:t xml:space="preserve">Draw your project trace and justify the deciding step using </w:t>
+      </w:r>
+      <w:r>
+        <w:rPr>
+          <w:b/>
+        </w:rPr>
+        <w:t>evidence</w:t>
+      </w:r>
+      <w:r>
+        <w:rPr>
+          <w:b w:val="0"/>
+        </w:rPr>
+        <w:t>.</w:t>
+      </w:r>
+    </w:p>
+    <w:p>
+      <w:pPr>
+        <w:pStyle w:val="Heading3"/>
+      </w:pPr>
+      <w:r>
+        <w:t>Discuss while showing the picture</w:t>
+      </w:r>
+    </w:p>
+    <w:p>
+      <w:pPr>
+        <w:spacing w:line="336" w:lineRule="auto" w:after="180"/>
+        <w:shd w:fill="F1F6F8"/>
+      </w:pPr>
+      <w:r>
+        <w:rPr>
+          <w:b w:val="0"/>
+        </w:rPr>
+        <w:t xml:space="preserve">Teacher </w:t>
+      </w:r>
+      <w:r>
+        <w:rPr>
+          <w:b/>
+        </w:rPr>
+        <w:t>prompt</w:t>
+      </w:r>
+      <w:r>
+        <w:rPr>
+          <w:b w:val="0"/>
+        </w:rPr>
+        <w:t xml:space="preserve">: Draw your project trace and justify the deciding step using </w:t>
+      </w:r>
+      <w:r>
+        <w:rPr>
+          <w:b/>
+        </w:rPr>
+        <w:t>evidence</w:t>
+      </w:r>
+      <w:r>
+        <w:rPr>
+          <w:b w:val="0"/>
+        </w:rPr>
+        <w:t>. Ask learners to describe one label or arrow in ordinary words. Use the adjacent transcript if the image is difficult to see.</w:t>
+      </w:r>
+    </w:p>
+    <w:p>
+      <w:pPr>
+        <w:spacing w:line="336" w:lineRule="auto" w:after="180"/>
+        <w:shd w:fill="F1F6F8"/>
+      </w:pPr>
+      <w:r>
+        <w:rPr>
+          <w:b w:val="0"/>
+        </w:rPr>
+        <w:t>Supported practice key: Flag the duration conflict and request resolution; do not choose a convenient number or silently average them.</w:t>
       </w:r>
     </w:p>
     <w:sectPr>

--- a/downloads/teacher/ai-1-week-26.docx
+++ b/downloads/teacher/ai-1-week-26.docx
@@ -161,7 +161,7 @@
           </w:tcPr>
           <w:p>
             <w:r>
-              <w:t>Sections 1–6; record the brief recall in the workbook.</w:t>
+              <w:t>Use Your mission, Notice the evidence, See how it works, Compare the cases, Words that unlock the idea and Follow a worked example; record the brief recall in the workbook.</w:t>
             </w:r>
           </w:p>
         </w:tc>
@@ -193,7 +193,7 @@
           </w:tcPr>
           <w:p>
             <w:r>
-              <w:t>Sections 7–10; use the matching workbook W2 and misconception check.</w:t>
+              <w:t>Use Find and repair a mistake, Practise together, Run the investigation and Build your understanding; use the matching workbook W2 and misconception check.</w:t>
             </w:r>
           </w:p>
         </w:tc>
@@ -225,7 +225,7 @@
           </w:tcPr>
           <w:p>
             <w:r>
-              <w:t>Sections 9 and 11–14. Give extra time to finish the full task set; use Section 15 when the week includes a coding lab.</w:t>
+              <w:t>Use Run the investigation, Connect your project, Show what you know, Study a complete case and Try a new case independently. Allow extra time for the full task set. Use a coding lab only when this week actually provides one; Your lesson route is the planning section.</w:t>
             </w:r>
           </w:p>
         </w:tc>
@@ -2647,7 +2647,7 @@
         <w:rPr>
           <w:b w:val="0"/>
         </w:rPr>
-        <w:t>Change: Add source B naming the same exhibit duration 20 minutes, with B declared current and authoritative.</w:t>
+        <w:t>Change: Update the prompt to authorise sources A and B. Add B naming the same exhibit duration 20 minutes, with B declared current and authoritative.</w:t>
       </w:r>
     </w:p>
     <w:p>
@@ -6505,7 +6505,7 @@
           </w:tcPr>
           <w:p>
             <w:r>
-              <w:t>Sections 1–6; record the brief recall in the workbook.</w:t>
+              <w:t>Use Your mission, Notice the evidence, See how it works, Compare the cases, Words that unlock the idea and Follow a worked example; record the brief recall in the workbook.</w:t>
             </w:r>
           </w:p>
         </w:tc>
@@ -6537,7 +6537,7 @@
           </w:tcPr>
           <w:p>
             <w:r>
-              <w:t>Sections 7–10; use the matching workbook W2 and misconception check.</w:t>
+              <w:t>Use Find and repair a mistake, Practise together, Run the investigation and Build your understanding; use the matching workbook W2 and misconception check.</w:t>
             </w:r>
           </w:p>
         </w:tc>
@@ -6569,7 +6569,7 @@
           </w:tcPr>
           <w:p>
             <w:r>
-              <w:t>Sections 9 and 11–14. Give extra time to finish the full task set; use Section 15 when the week includes a coding lab.</w:t>
+              <w:t>Use Run the investigation, Connect your project, Show what you know, Study a complete case and Try a new case independently. Allow extra time for the full task set. Use a coding lab only when this week actually provides one; Your lesson route is the planning section.</w:t>
             </w:r>
           </w:p>
         </w:tc>
@@ -6756,7 +6756,7 @@
         <w:rPr>
           <w:b w:val="0"/>
         </w:rPr>
-        <w:t xml:space="preserve">Extension: Add source B naming the same exhibit duration 20 minutes, with B declared current and authoritative. Require a </w:t>
+        <w:t xml:space="preserve">Extension: Update the prompt to authorise sources A and B. Add B naming the same exhibit duration 20 minutes, with B declared current and authoritative. Require a </w:t>
       </w:r>
       <w:r>
         <w:rPr>
@@ -7610,8 +7610,8 @@
       <w:r>
         <w:drawing>
           <wp:inline xmlns:a="http://schemas.openxmlformats.org/drawingml/2006/main" xmlns:pic="http://schemas.openxmlformats.org/drawingml/2006/picture">
-            <wp:extent cx="5486400" cy="3041904"/>
-            <wp:docPr id="5" name="Picture 5" descr="Original case: Check labels, two-line format and each factual claim. Changed condition: Add source B naming the same exhibit duration 20 minutes, with B declared current and authoritative. Expected result: Duration becomes 20 minutes. Reason: There is now an authorised source for the previously missing field."/>
+            <wp:extent cx="5486400" cy="3191256"/>
+            <wp:docPr id="5" name="Picture 5" descr="Original case: Check labels, two-line format and each factual claim. Changed condition: Update the prompt to authorise sources A and B. Add B naming the same exhibit duration 20 minutes, with B declared current and authoritative. Expected result: Duration becomes 20 minutes. Reason: There is now an authorised source for the previously missing field."/>
             <wp:cNvGraphicFramePr>
               <a:graphicFrameLocks noChangeAspect="1"/>
             </wp:cNvGraphicFramePr>
@@ -7631,7 +7631,7 @@
                   <pic:spPr>
                     <a:xfrm>
                       <a:off x="0" y="0"/>
-                      <a:ext cx="5486400" cy="3041904"/>
+                      <a:ext cx="5486400" cy="3191256"/>
                     </a:xfrm>
                     <a:prstGeom prst="rect"/>
                   </pic:spPr>
@@ -7650,7 +7650,7 @@
         <w:rPr>
           <w:b w:val="0"/>
         </w:rPr>
-        <w:t>Original case: Check labels, two-line format and each factual claim. Changed condition: Add source B naming the same exhibit duration 20 minutes, with B declared current and authoritative.</w:t>
+        <w:t>Original case: Check labels, two-line format and each factual claim. Changed condition: Update the prompt to authorise sources A and B. Add B naming the same exhibit duration 20 minutes, with B declared current and authoritative.</w:t>
       </w:r>
     </w:p>
     <w:p>

--- a/downloads/teacher/ai-1-week-26.docx
+++ b/downloads/teacher/ai-1-week-26.docx
@@ -25,20 +25,38 @@
         <w:pStyle w:val="Heading1"/>
       </w:pPr>
       <w:r>
-        <w:t>01. Prompts Are Design Instructions</w:t>
-      </w:r>
-    </w:p>
-    <w:p>
-      <w:r>
-        <w:t>Prepare Prompts Are Design Instructions: check the target, prerequisites, resources and adaptable teaching schedule.</w:t>
-      </w:r>
-    </w:p>
-    <w:p>
-      <w:pPr>
-        <w:pStyle w:val="Heading3"/>
-      </w:pPr>
-      <w:r>
-        <w:t>Teach the learning cycle</w:t>
+        <w:t>Teach prompt design through explicit contracts and retained evidence.</w:t>
+      </w:r>
+    </w:p>
+    <w:p>
+      <w:r>
+        <w:t>Model P1, separate format from factual support, then revise conflict handling while preserving independent exhibit work.</w:t>
+      </w:r>
+    </w:p>
+    <w:p>
+      <w:r>
+        <w:t>Look for prior criteria, faithful source use and conclusions bounded by the trials.</w:t>
+      </w:r>
+    </w:p>
+    <w:p>
+      <w:pPr>
+        <w:pStyle w:val="Heading1"/>
+      </w:pPr>
+      <w:r>
+        <w:t>01. Prepare this connected week</w:t>
+      </w:r>
+    </w:p>
+    <w:p>
+      <w:r>
+        <w:t>Use one main plan and keep practice separate from the independent first attempt.</w:t>
+      </w:r>
+    </w:p>
+    <w:p>
+      <w:pPr>
+        <w:pStyle w:val="Heading2"/>
+      </w:pPr>
+      <w:r>
+        <w:t>Learning goal and precision</w:t>
       </w:r>
     </w:p>
     <w:p>
@@ -86,6 +104,146 @@
           <w:b w:val="0"/>
         </w:rPr>
         <w:t xml:space="preserve"> requirements</w:t>
+      </w:r>
+    </w:p>
+    <w:p>
+      <w:pPr>
+        <w:spacing w:line="336" w:lineRule="auto" w:after="180"/>
+      </w:pPr>
+      <w:r>
+        <w:rPr>
+          <w:b w:val="0"/>
+        </w:rPr>
+        <w:t xml:space="preserve">This is a specification and evaluation lesson, not a live model benchmark or a collection of magic </w:t>
+      </w:r>
+      <w:r>
+        <w:rPr>
+          <w:b/>
+        </w:rPr>
+        <w:t>prompt</w:t>
+      </w:r>
+      <w:r>
+        <w:rPr>
+          <w:b w:val="0"/>
+        </w:rPr>
+        <w:t xml:space="preserve"> phrases. All example responses are authored classroom cases.</w:t>
+      </w:r>
+    </w:p>
+    <w:p>
+      <w:pPr>
+        <w:spacing w:line="336" w:lineRule="auto" w:after="180"/>
+      </w:pPr>
+      <w:r>
+        <w:rPr>
+          <w:b w:val="0"/>
+        </w:rPr>
+        <w:t>A partner following instructions on paper is useful for finding ambiguity but does not establish model reliability.</w:t>
+      </w:r>
+    </w:p>
+    <w:p>
+      <w:pPr>
+        <w:spacing w:line="336" w:lineRule="auto" w:after="180"/>
+      </w:pPr>
+      <w:r>
+        <w:rPr>
+          <w:b w:val="0"/>
+        </w:rPr>
+        <w:t xml:space="preserve">If an approved tool is used, record the exact </w:t>
+      </w:r>
+      <w:r>
+        <w:rPr>
+          <w:b/>
+        </w:rPr>
+        <w:t>prompt</w:t>
+      </w:r>
+      <w:r>
+        <w:rPr>
+          <w:b w:val="0"/>
+        </w:rPr>
+        <w:t xml:space="preserve">, </w:t>
+      </w:r>
+      <w:r>
+        <w:rPr>
+          <w:b/>
+        </w:rPr>
+        <w:t>input</w:t>
+      </w:r>
+      <w:r>
+        <w:rPr>
+          <w:b w:val="0"/>
+        </w:rPr>
+        <w:t>s, model and available settings; keep failures as well as successes.</w:t>
+      </w:r>
+    </w:p>
+    <w:p>
+      <w:pPr>
+        <w:spacing w:line="336" w:lineRule="auto" w:after="180"/>
+      </w:pPr>
+      <w:r>
+        <w:rPr>
+          <w:b w:val="0"/>
+        </w:rPr>
+        <w:t xml:space="preserve">By the end, I can write a </w:t>
+      </w:r>
+      <w:r>
+        <w:rPr>
+          <w:b/>
+        </w:rPr>
+        <w:t>prompt</w:t>
+      </w:r>
+      <w:r>
+        <w:rPr>
+          <w:b w:val="0"/>
+        </w:rPr>
+        <w:t xml:space="preserve"> contract that handles absent and conflicting facts.</w:t>
+      </w:r>
+    </w:p>
+    <w:p>
+      <w:pPr>
+        <w:pStyle w:val="Heading2"/>
+      </w:pPr>
+      <w:r>
+        <w:t>What to prepare</w:t>
+      </w:r>
+    </w:p>
+    <w:p>
+      <w:pPr>
+        <w:pStyle w:val="ListBullet"/>
+      </w:pPr>
+      <w:r>
+        <w:t>Use the supplied scenario, student illustrations and blank paper. For numeric work, offer counters or a calculator after learners show the setup. Fictional records are supplied; personal data and paid accounts are unnecessary.</w:t>
+      </w:r>
+    </w:p>
+    <w:p>
+      <w:pPr>
+        <w:pStyle w:val="ListBullet"/>
+      </w:pPr>
+      <w:r>
+        <w:t>Fictional C and D records from the lesson, with D sharing the event but giving Room 9</w:t>
+      </w:r>
+    </w:p>
+    <w:p>
+      <w:pPr>
+        <w:pStyle w:val="ListBullet"/>
+      </w:pPr>
+      <w:r>
+        <w:t>A four-criterion checklist for supported values, missing/conflicting handling, format and no additions</w:t>
+      </w:r>
+    </w:p>
+    <w:p>
+      <w:pPr>
+        <w:pStyle w:val="ListBullet"/>
+      </w:pPr>
+      <w:r>
+        <w:t>Paper for a prompt-version and test-case log; optional teacher-approved model only</w:t>
+      </w:r>
+    </w:p>
+    <w:p>
+      <w:pPr>
+        <w:pStyle w:val="Heading2"/>
+      </w:pPr>
+      <w:r>
+        <w:t>Main teaching plan</w:t>
       </w:r>
     </w:p>
     <w:tbl>
@@ -267,9 +425,212 @@
     </w:p>
     <w:p>
       <w:pPr>
+        <w:pStyle w:val="Heading2"/>
+      </w:pPr>
+      <w:r>
+        <w:t>Opening retrieval and readiness</w:t>
+      </w:r>
+    </w:p>
+    <w:p>
+      <w:pPr>
+        <w:spacing w:line="336" w:lineRule="auto" w:after="180"/>
+      </w:pPr>
+      <w:r>
+        <w:rPr>
+          <w:b w:val="0"/>
+        </w:rPr>
+        <w:t>Without opening the old lesson, explain one key idea from Generate, Retrieve, or Calculate?. Give an example and a mistake that the idea helps you avoid.</w:t>
+      </w:r>
+    </w:p>
+    <w:p>
+      <w:pPr>
+        <w:spacing w:line="336" w:lineRule="auto" w:after="180"/>
+      </w:pPr>
+      <w:r>
+        <w:rPr>
+          <w:b w:val="0"/>
+        </w:rPr>
+        <w:t xml:space="preserve">Look for: Distinguish retrieving a record, calculating from </w:t>
+      </w:r>
+      <w:r>
+        <w:rPr>
+          <w:b/>
+        </w:rPr>
+        <w:t>input</w:t>
+      </w:r>
+      <w:r>
+        <w:rPr>
+          <w:b w:val="0"/>
+        </w:rPr>
+        <w:t>s and generating wording</w:t>
+      </w:r>
+    </w:p>
+    <w:p>
+      <w:pPr>
+        <w:spacing w:line="336" w:lineRule="auto" w:after="180"/>
+      </w:pPr>
+      <w:r>
+        <w:rPr>
+          <w:b w:val="0"/>
+        </w:rPr>
+        <w:t xml:space="preserve">Reference example, not the only acceptable wording: Room: retrieval, checked against the right source N2 and event. Remaining places: calculation, checked as 6 × 4 − 3 = 21 with correct </w:t>
+      </w:r>
+      <w:r>
+        <w:rPr>
+          <w:b/>
+        </w:rPr>
+        <w:t>input</w:t>
+      </w:r>
+      <w:r>
+        <w:rPr>
+          <w:b w:val="0"/>
+        </w:rPr>
+        <w:t>s.</w:t>
+      </w:r>
+    </w:p>
+    <w:p>
+      <w:pPr>
+        <w:spacing w:line="336" w:lineRule="auto" w:after="180"/>
+      </w:pPr>
+      <w:r>
+        <w:rPr>
+          <w:b w:val="0"/>
+        </w:rPr>
+        <w:t>Title: generation, checked for the requested style and unsupported factual details. An application can combine them; the labels describe operations rather than exclusive types of application.</w:t>
+      </w:r>
+    </w:p>
+    <w:p>
+      <w:pPr>
+        <w:spacing w:line="336" w:lineRule="auto" w:after="180"/>
+      </w:pPr>
+      <w:r>
+        <w:rPr>
+          <w:b w:val="0"/>
+        </w:rPr>
+        <w:t>Without opening the old lesson, explain one key idea from Fair for Whom?. Give an example and a mistake that the idea helps you avoid.</w:t>
+      </w:r>
+    </w:p>
+    <w:p>
+      <w:pPr>
+        <w:spacing w:line="336" w:lineRule="auto" w:after="180"/>
+      </w:pPr>
+      <w:r>
+        <w:rPr>
+          <w:b w:val="0"/>
+        </w:rPr>
+        <w:t>Look for: Compute a correct-out-of-assessed fraction and explain its denominator</w:t>
+      </w:r>
+    </w:p>
+    <w:p>
+      <w:pPr>
+        <w:spacing w:line="336" w:lineRule="auto" w:after="180"/>
+      </w:pPr>
+      <w:r>
+        <w:rPr>
+          <w:b w:val="0"/>
+        </w:rPr>
+        <w:t>Reference example, not the only acceptable wording: A has 9 correct out of 12 assessed: 9/12 = 3/4 = 75%. The denominator includes all 12 judged outcomes, including 3 incorrect ones.</w:t>
+      </w:r>
+    </w:p>
+    <w:p>
+      <w:pPr>
+        <w:spacing w:line="336" w:lineRule="auto" w:after="180"/>
+      </w:pPr>
+      <w:r>
+        <w:rPr>
+          <w:b w:val="0"/>
+        </w:rPr>
+        <w:t>Using 9/9 would exclude the errors and falsely report perfect assessed accuracy.</w:t>
+      </w:r>
+    </w:p>
+    <w:p>
+      <w:pPr>
+        <w:spacing w:line="336" w:lineRule="auto" w:after="180"/>
+      </w:pPr>
+      <w:r>
+        <w:rPr>
+          <w:b w:val="0"/>
+        </w:rPr>
+        <w:t>Without opening the old lesson, explain one key idea from Recommendations. Give an example and a mistake that the idea helps you avoid.</w:t>
+      </w:r>
+    </w:p>
+    <w:p>
+      <w:pPr>
+        <w:spacing w:line="336" w:lineRule="auto" w:after="180"/>
+      </w:pPr>
+      <w:r>
+        <w:rPr>
+          <w:b w:val="0"/>
+        </w:rPr>
+        <w:t>Look for: Apply eligibility requirements before ranking candidates by preferences</w:t>
+      </w:r>
+    </w:p>
+    <w:p>
+      <w:pPr>
+        <w:spacing w:line="336" w:lineRule="auto" w:after="180"/>
+      </w:pPr>
+      <w:r>
+        <w:rPr>
+          <w:b w:val="0"/>
+        </w:rPr>
+        <w:t>Reference example, not the only acceptable wording: J eligible scores 2; K eligible scores 1; L excluded for Spanish; M excluded because unavailable. Recommend J.</w:t>
+      </w:r>
+    </w:p>
+    <w:p>
+      <w:pPr>
+        <w:spacing w:line="336" w:lineRule="auto" w:after="180"/>
+      </w:pPr>
+      <w:r>
+        <w:rPr>
+          <w:b w:val="0"/>
+        </w:rPr>
+        <w:t>Preference matches cannot compensate for failing the English requirement.</w:t>
+      </w:r>
+    </w:p>
+    <w:p>
+      <w:pPr>
+        <w:spacing w:line="336" w:lineRule="auto" w:after="180"/>
+      </w:pPr>
+      <w:r>
+        <w:rPr>
+          <w:b w:val="0"/>
+        </w:rPr>
+        <w:t xml:space="preserve">No. Remove the unsupported time or verify it from an appropriate source. A plausible sentence is not </w:t>
+      </w:r>
+      <w:r>
+        <w:rPr>
+          <w:b/>
+        </w:rPr>
+        <w:t>evidence</w:t>
+      </w:r>
+      <w:r>
+        <w:rPr>
+          <w:b w:val="0"/>
+        </w:rPr>
+        <w:t xml:space="preserve"> for a missing fact.</w:t>
+      </w:r>
+    </w:p>
+    <w:p>
+      <w:pPr>
+        <w:pStyle w:val="Heading2"/>
+      </w:pPr>
+      <w:r>
+        <w:t>Earlier wording, alternatives and picture transcripts · reference / check after trying</w:t>
+      </w:r>
+    </w:p>
+    <w:p>
+      <w:pPr>
         <w:pStyle w:val="Heading3"/>
       </w:pPr>
       <w:r>
+        <w:t>Teach the learning cycle</w:t>
+      </w:r>
+    </w:p>
+    <w:p>
+      <w:pPr>
+        <w:pStyle w:val="Heading3"/>
+      </w:pPr>
+      <w:r>
         <w:t>Retrieval answer guidance</w:t>
       </w:r>
     </w:p>
@@ -283,13 +644,37 @@
     </w:p>
     <w:p>
       <w:pPr>
+        <w:pStyle w:val="Heading3"/>
+      </w:pPr>
+      <w:r>
+        <w:t>Fair for Whom?</w:t>
+      </w:r>
+    </w:p>
+    <w:p>
+      <w:pPr>
+        <w:pStyle w:val="Heading3"/>
+      </w:pPr>
+      <w:r>
+        <w:t>Recommendations</w:t>
+      </w:r>
+    </w:p>
+    <w:p>
+      <w:pPr>
         <w:spacing w:line="336" w:lineRule="auto" w:after="180"/>
       </w:pPr>
       <w:r>
         <w:rPr>
           <w:b w:val="0"/>
         </w:rPr>
-        <w:t>Without opening the old lesson, explain one key idea from Generate, Retrieve, or Calculate?. Give an example and a mistake that the idea helps you avoid.</w:t>
+        <w:t>Use the student module and workbook section with this exact week title. The worked case, independent question and answers below form one aligned lesson sequence.</w:t>
+      </w:r>
+    </w:p>
+    <w:p>
+      <w:pPr>
+        <w:pStyle w:val="Heading3"/>
+      </w:pPr>
+      <w:r>
+        <w:t>What the learner must demonstrate</w:t>
       </w:r>
     </w:p>
     <w:p>
@@ -300,194 +685,12 @@
         <w:rPr>
           <w:b w:val="0"/>
         </w:rPr>
-        <w:t xml:space="preserve">Look for: Distinguish retrieving a record, calculating from </w:t>
-      </w:r>
-      <w:r>
-        <w:rPr>
-          <w:b/>
-        </w:rPr>
-        <w:t>input</w:t>
-      </w:r>
-      <w:r>
-        <w:rPr>
-          <w:b w:val="0"/>
-        </w:rPr>
-        <w:t>s and generating wording</w:t>
+        <w:t>Write a request for a three-bullet explanation of evaporation for Grade 6 using only a supplied paragraph. Create three separately checkable acceptance criteria.</w:t>
       </w:r>
     </w:p>
     <w:p>
       <w:pPr>
         <w:spacing w:line="336" w:lineRule="auto" w:after="180"/>
-      </w:pPr>
-      <w:r>
-        <w:rPr>
-          <w:b w:val="0"/>
-        </w:rPr>
-        <w:t xml:space="preserve">Reference example, not the only acceptable wording: Room: retrieval, checked against the right source N2 and event. Remaining places: calculation, checked as 6 × 4 − 3 = 21 with correct </w:t>
-      </w:r>
-      <w:r>
-        <w:rPr>
-          <w:b/>
-        </w:rPr>
-        <w:t>input</w:t>
-      </w:r>
-      <w:r>
-        <w:rPr>
-          <w:b w:val="0"/>
-        </w:rPr>
-        <w:t>s.</w:t>
-      </w:r>
-    </w:p>
-    <w:p>
-      <w:pPr>
-        <w:spacing w:line="336" w:lineRule="auto" w:after="180"/>
-      </w:pPr>
-      <w:r>
-        <w:rPr>
-          <w:b w:val="0"/>
-        </w:rPr>
-        <w:t>Title: generation, checked for the requested style and unsupported factual details. An application can combine them; the labels describe operations rather than exclusive types of application.</w:t>
-      </w:r>
-    </w:p>
-    <w:p>
-      <w:pPr>
-        <w:pStyle w:val="Heading3"/>
-      </w:pPr>
-      <w:r>
-        <w:t>Fair for Whom?</w:t>
-      </w:r>
-    </w:p>
-    <w:p>
-      <w:pPr>
-        <w:spacing w:line="336" w:lineRule="auto" w:after="180"/>
-      </w:pPr>
-      <w:r>
-        <w:rPr>
-          <w:b w:val="0"/>
-        </w:rPr>
-        <w:t>Without opening the old lesson, explain one key idea from Fair for Whom?. Give an example and a mistake that the idea helps you avoid.</w:t>
-      </w:r>
-    </w:p>
-    <w:p>
-      <w:pPr>
-        <w:spacing w:line="336" w:lineRule="auto" w:after="180"/>
-      </w:pPr>
-      <w:r>
-        <w:rPr>
-          <w:b w:val="0"/>
-        </w:rPr>
-        <w:t>Look for: Compute a correct-out-of-assessed fraction and explain its denominator</w:t>
-      </w:r>
-    </w:p>
-    <w:p>
-      <w:pPr>
-        <w:spacing w:line="336" w:lineRule="auto" w:after="180"/>
-      </w:pPr>
-      <w:r>
-        <w:rPr>
-          <w:b w:val="0"/>
-        </w:rPr>
-        <w:t>Reference example, not the only acceptable wording: A has 9 correct out of 12 assessed: 9/12 = 3/4 = 75%. The denominator includes all 12 judged outcomes, including 3 incorrect ones.</w:t>
-      </w:r>
-    </w:p>
-    <w:p>
-      <w:pPr>
-        <w:spacing w:line="336" w:lineRule="auto" w:after="180"/>
-      </w:pPr>
-      <w:r>
-        <w:rPr>
-          <w:b w:val="0"/>
-        </w:rPr>
-        <w:t>Using 9/9 would exclude the errors and falsely report perfect assessed accuracy.</w:t>
-      </w:r>
-    </w:p>
-    <w:p>
-      <w:pPr>
-        <w:pStyle w:val="Heading3"/>
-      </w:pPr>
-      <w:r>
-        <w:t>Recommendations</w:t>
-      </w:r>
-    </w:p>
-    <w:p>
-      <w:pPr>
-        <w:spacing w:line="336" w:lineRule="auto" w:after="180"/>
-      </w:pPr>
-      <w:r>
-        <w:rPr>
-          <w:b w:val="0"/>
-        </w:rPr>
-        <w:t>Without opening the old lesson, explain one key idea from Recommendations. Give an example and a mistake that the idea helps you avoid.</w:t>
-      </w:r>
-    </w:p>
-    <w:p>
-      <w:pPr>
-        <w:spacing w:line="336" w:lineRule="auto" w:after="180"/>
-      </w:pPr>
-      <w:r>
-        <w:rPr>
-          <w:b w:val="0"/>
-        </w:rPr>
-        <w:t>Look for: Apply eligibility requirements before ranking candidates by preferences</w:t>
-      </w:r>
-    </w:p>
-    <w:p>
-      <w:pPr>
-        <w:spacing w:line="336" w:lineRule="auto" w:after="180"/>
-      </w:pPr>
-      <w:r>
-        <w:rPr>
-          <w:b w:val="0"/>
-        </w:rPr>
-        <w:t>Reference example, not the only acceptable wording: J eligible scores 2; K eligible scores 1; L excluded for Spanish; M excluded because unavailable. Recommend J.</w:t>
-      </w:r>
-    </w:p>
-    <w:p>
-      <w:pPr>
-        <w:spacing w:line="336" w:lineRule="auto" w:after="180"/>
-      </w:pPr>
-      <w:r>
-        <w:rPr>
-          <w:b w:val="0"/>
-        </w:rPr>
-        <w:t>Preference matches cannot compensate for failing the English requirement.</w:t>
-      </w:r>
-    </w:p>
-    <w:p>
-      <w:pPr>
-        <w:spacing w:line="336" w:lineRule="auto" w:after="180"/>
-      </w:pPr>
-      <w:r>
-        <w:rPr>
-          <w:b w:val="0"/>
-        </w:rPr>
-        <w:t>Use the student module and workbook section with this exact week title. The worked case, independent question and answers below form one aligned lesson sequence.</w:t>
-      </w:r>
-    </w:p>
-    <w:p>
-      <w:pPr>
-        <w:pStyle w:val="Heading3"/>
-      </w:pPr>
-      <w:r>
-        <w:t>What the learner must demonstrate</w:t>
-      </w:r>
-    </w:p>
-    <w:p>
-      <w:pPr>
-        <w:spacing w:line="336" w:lineRule="auto" w:after="180"/>
-        <w:shd w:fill="F5F1FB"/>
-      </w:pPr>
-      <w:r>
-        <w:rPr>
-          <w:b w:val="0"/>
-        </w:rPr>
-        <w:t>Write a request for a three-bullet explanation of evaporation for Grade 6 using only a supplied paragraph. Create three separately checkable acceptance criteria.</w:t>
-      </w:r>
-    </w:p>
-    <w:p>
-      <w:pPr>
-        <w:spacing w:line="336" w:lineRule="auto" w:after="180"/>
-        <w:shd w:fill="F5F1FB"/>
       </w:pPr>
       <w:r>
         <w:rPr>
@@ -660,6 +863,11 @@
       </w:r>
     </w:p>
     <w:p>
+      <w:r>
+        <w:t>This compact option is not the full-week schedule. Use the main teaching cycle and allow extra sessions for the investigation, independent work and project.</w:t>
+      </w:r>
+    </w:p>
+    <w:p>
       <w:pPr>
         <w:spacing w:line="336" w:lineRule="auto" w:after="180"/>
       </w:pPr>
@@ -667,7 +875,7 @@
         <w:rPr>
           <w:b w:val="0"/>
         </w:rPr>
-        <w:t>Use the supplied scenario, student illustrations and blank paper. For numeric work, offer counters or a calculator after learners show the setup. Fictional records are supplied; personal data and paid accounts are unnecessary.</w:t>
+        <w:t>Allow 80 minutes: recall 8; explanation 12; worked demonstration 15; guided practice 20; independent assessment 15; project and reflection 10. Extend the lab into a second session when needed.</w:t>
       </w:r>
     </w:p>
     <w:p>
@@ -675,24 +883,591 @@
         <w:pStyle w:val="Heading3"/>
       </w:pPr>
       <w:r>
-        <w:t>Alternative compact allocation</w:t>
-      </w:r>
-    </w:p>
-    <w:p>
-      <w:r>
-        <w:t>This compact option is not the full-week schedule. Use the main teaching cycle and allow extra sessions for the investigation, independent work and project.</w:t>
+        <w:t>Preparation for the connected explanation</w:t>
+      </w:r>
+    </w:p>
+    <w:p>
+      <w:pPr>
+        <w:pStyle w:val="Heading3"/>
+      </w:pPr>
+      <w:r>
+        <w:t>Readiness answer</w:t>
+      </w:r>
+    </w:p>
+    <w:p>
+      <w:pPr>
+        <w:pStyle w:val="Heading3"/>
+      </w:pPr>
+      <w:r>
+        <w:t>End goal for the pictorial case</w:t>
       </w:r>
     </w:p>
     <w:p>
       <w:pPr>
         <w:spacing w:line="336" w:lineRule="auto" w:after="180"/>
-        <w:shd w:fill="F1F6F8"/>
-      </w:pPr>
-      <w:r>
-        <w:rPr>
-          <w:b w:val="0"/>
-        </w:rPr>
-        <w:t>Allow 80 minutes: recall 8; explanation 12; worked demonstration 15; guided practice 20; independent assessment 15; project and reflection 10. Extend the lab into a second session when needed.</w:t>
+      </w:pPr>
+      <w:r>
+        <w:rPr>
+          <w:b w:val="0"/>
+        </w:rPr>
+        <w:t>This added worked case illustrates the week’s main idea. Retain all original and connected topics; schedule its practice within the teaching cycle.</w:t>
+      </w:r>
+    </w:p>
+    <w:p>
+      <w:pPr>
+        <w:pStyle w:val="Heading1"/>
+      </w:pPr>
+      <w:r>
+        <w:t>02. Teach prompt design as specification plus evaluation</w:t>
+      </w:r>
+    </w:p>
+    <w:p>
+      <w:r>
+        <w:t>Model a complete contract, separate checks and targeted revision after actual failures.</w:t>
+      </w:r>
+    </w:p>
+    <w:p>
+      <w:pPr>
+        <w:pStyle w:val="Heading2"/>
+      </w:pPr>
+      <w:r>
+        <w:t>Model the club task and P1</w:t>
+      </w:r>
+    </w:p>
+    <w:p>
+      <w:pPr>
+        <w:spacing w:line="336" w:lineRule="auto" w:after="180"/>
+      </w:pPr>
+      <w:r>
+        <w:rPr>
+          <w:b w:val="0"/>
+        </w:rPr>
+        <w:t xml:space="preserve">“Write something good about our club” leaves many decisions unstated. Who will read it? Which facts may be used? What must the </w:t>
+      </w:r>
+      <w:r>
+        <w:rPr>
+          <w:b/>
+        </w:rPr>
+        <w:t>output</w:t>
+      </w:r>
+      <w:r>
+        <w:rPr>
+          <w:b w:val="0"/>
+        </w:rPr>
+        <w:t xml:space="preserve"> contain? A more useful </w:t>
+      </w:r>
+      <w:r>
+        <w:rPr>
+          <w:b/>
+        </w:rPr>
+        <w:t>prompt</w:t>
+      </w:r>
+      <w:r>
+        <w:rPr>
+          <w:b w:val="0"/>
+        </w:rPr>
+        <w:t xml:space="preserve"> states the job, </w:t>
+      </w:r>
+      <w:r>
+        <w:rPr>
+          <w:b/>
+        </w:rPr>
+        <w:t>audience</w:t>
+      </w:r>
+      <w:r>
+        <w:rPr>
+          <w:b w:val="0"/>
+        </w:rPr>
+        <w:t xml:space="preserve">, </w:t>
+      </w:r>
+      <w:r>
+        <w:rPr>
+          <w:b/>
+        </w:rPr>
+        <w:t>evidence</w:t>
+      </w:r>
+      <w:r>
+        <w:rPr>
+          <w:b w:val="0"/>
+        </w:rPr>
+        <w:t xml:space="preserve"> and requirements.</w:t>
+      </w:r>
+    </w:p>
+    <w:p>
+      <w:pPr>
+        <w:spacing w:line="336" w:lineRule="auto" w:after="180"/>
+      </w:pPr>
+      <w:r>
+        <w:rPr>
+          <w:b w:val="0"/>
+        </w:rPr>
+        <w:t>This makes it easier to judge the result rather than choosing the answer that sounds most confident.</w:t>
+      </w:r>
+    </w:p>
+    <w:p>
+      <w:pPr>
+        <w:spacing w:line="336" w:lineRule="auto" w:after="180"/>
+      </w:pPr>
+      <w:r>
+        <w:rPr>
+          <w:b w:val="0"/>
+        </w:rPr>
+        <w:t>Use this fictional source C: the paper modelling club meets Monday in Room 7, and participants bring paper. C gives no start time. Our task is a short information card for Grade 6 readers.</w:t>
+      </w:r>
+    </w:p>
+    <w:p>
+      <w:pPr>
+        <w:spacing w:line="336" w:lineRule="auto" w:after="180"/>
+      </w:pPr>
+      <w:r>
+        <w:rPr>
+          <w:b w:val="0"/>
+        </w:rPr>
+        <w:t>It must report day, time, place and what to bring, using only C. There is no need to supply names or private information.</w:t>
+      </w:r>
+    </w:p>
+    <w:p>
+      <w:pPr>
+        <w:spacing w:line="336" w:lineRule="auto" w:after="180"/>
+      </w:pPr>
+      <w:r>
+        <w:rPr>
+          <w:b/>
+        </w:rPr>
+        <w:t>Prompt</w:t>
+      </w:r>
+      <w:r>
+        <w:rPr>
+          <w:b w:val="0"/>
+        </w:rPr>
+        <w:t xml:space="preserve"> P1: Using only source C, produce an information card for Grade 6 readers. Return exactly four labelled lines in this order: Day, Time, Place, Bring. Copy or faithfully restate each supported value.</w:t>
+      </w:r>
+    </w:p>
+    <w:p>
+      <w:pPr>
+        <w:spacing w:line="336" w:lineRule="auto" w:after="180"/>
+      </w:pPr>
+      <w:r>
+        <w:rPr>
+          <w:b w:val="0"/>
+        </w:rPr>
+        <w:t>For a missing value write “not stated”. Add no other details. Source C: the paper modelling club meets Monday in Room 7; bring paper.</w:t>
+      </w:r>
+    </w:p>
+    <w:p>
+      <w:pPr>
+        <w:pStyle w:val="Heading2"/>
+      </w:pPr>
+      <w:r>
+        <w:t>Score format and evidence separately</w:t>
+      </w:r>
+    </w:p>
+    <w:p>
+      <w:pPr>
+        <w:spacing w:line="336" w:lineRule="auto" w:after="180"/>
+      </w:pPr>
+      <w:r>
+        <w:rPr>
+          <w:b w:val="0"/>
+        </w:rPr>
+        <w:t>For P1, an acceptable card has Day: Monday; Time: not stated; Place: Room 7; Bring: paper, each on its own line. The semicolons here separate lines for discussion.</w:t>
+      </w:r>
+    </w:p>
+    <w:p>
+      <w:pPr>
+        <w:spacing w:line="336" w:lineRule="auto" w:after="180"/>
+      </w:pPr>
+      <w:r>
+        <w:rPr>
+          <w:b w:val="0"/>
+        </w:rPr>
+        <w:t xml:space="preserve">A correct format with an invented 3 pm time still fails the </w:t>
+      </w:r>
+      <w:r>
+        <w:rPr>
+          <w:b/>
+        </w:rPr>
+        <w:t>evidence</w:t>
+      </w:r>
+      <w:r>
+        <w:rPr>
+          <w:b w:val="0"/>
+        </w:rPr>
+        <w:t xml:space="preserve"> requirement. Accurate facts inside a long paragraph still fail the requested four-line format.</w:t>
+      </w:r>
+    </w:p>
+    <w:p>
+      <w:pPr>
+        <w:spacing w:line="336" w:lineRule="auto" w:after="180"/>
+      </w:pPr>
+      <w:r>
+        <w:rPr>
+          <w:b w:val="0"/>
+        </w:rPr>
+        <w:t>These are classroom response examples written for inspection, not measurements from a live AI system. You can test the instructions by asking a partner to follow them on paper.</w:t>
+      </w:r>
+    </w:p>
+    <w:p>
+      <w:pPr>
+        <w:spacing w:line="336" w:lineRule="auto" w:after="180"/>
+      </w:pPr>
+      <w:r>
+        <w:rPr>
+          <w:b w:val="0"/>
+        </w:rPr>
+        <w:t>That checks how clear the instructions are, but it does not prove that a model will always follow them.</w:t>
+      </w:r>
+    </w:p>
+    <w:p>
+      <w:pPr>
+        <w:pStyle w:val="Heading2"/>
+      </w:pPr>
+      <w:r>
+        <w:t>Test missing and conflicting inputs; revise to P2</w:t>
+      </w:r>
+    </w:p>
+    <w:tbl>
+      <w:tblPr>
+        <w:tblStyle w:val="LightShading-Accent1"/>
+        <w:tblW w:type="auto" w:w="0"/>
+        <w:tblLook w:firstColumn="1" w:firstRow="1" w:lastColumn="0" w:lastRow="0" w:noHBand="0" w:noVBand="1" w:val="04A0"/>
+      </w:tblPr>
+      <w:tblGrid>
+        <w:gridCol w:w="3408"/>
+        <w:gridCol w:w="3408"/>
+        <w:gridCol w:w="3408"/>
+      </w:tblGrid>
+      <w:tr>
+        <w:trPr>
+          <w:tblHeader/>
+        </w:trPr>
+        <w:tc>
+          <w:tcPr>
+            <w:tcW w:type="dxa" w:w="3408"/>
+          </w:tcPr>
+          <w:p>
+            <w:r>
+              <w:t>Test input</w:t>
+            </w:r>
+          </w:p>
+        </w:tc>
+        <w:tc>
+          <w:tcPr>
+            <w:tcW w:type="dxa" w:w="3408"/>
+          </w:tcPr>
+          <w:p>
+            <w:r>
+              <w:t>Expected behaviour</w:t>
+            </w:r>
+          </w:p>
+        </w:tc>
+        <w:tc>
+          <w:tcPr>
+            <w:tcW w:type="dxa" w:w="3408"/>
+          </w:tcPr>
+          <w:p>
+            <w:r>
+              <w:t>What it reveals</w:t>
+            </w:r>
+          </w:p>
+        </w:tc>
+      </w:tr>
+      <w:tr>
+        <w:tc>
+          <w:tcPr>
+            <w:tcW w:type="dxa" w:w="3408"/>
+          </w:tcPr>
+          <w:p>
+            <w:r>
+              <w:t>C plus a stated 3 pm time</w:t>
+            </w:r>
+          </w:p>
+        </w:tc>
+        <w:tc>
+          <w:tcPr>
+            <w:tcW w:type="dxa" w:w="3408"/>
+          </w:tcPr>
+          <w:p>
+            <w:r>
+              <w:t>Use 3 pm for Time</w:t>
+            </w:r>
+          </w:p>
+        </w:tc>
+        <w:tc>
+          <w:tcPr>
+            <w:tcW w:type="dxa" w:w="3408"/>
+          </w:tcPr>
+          <w:p>
+            <w:r>
+              <w:t>Can use supplied information</w:t>
+            </w:r>
+          </w:p>
+        </w:tc>
+      </w:tr>
+      <w:tr>
+        <w:tc>
+          <w:tcPr>
+            <w:tcW w:type="dxa" w:w="3408"/>
+          </w:tcPr>
+          <w:p>
+            <w:r>
+              <w:t>Original C with no time</w:t>
+            </w:r>
+          </w:p>
+        </w:tc>
+        <w:tc>
+          <w:tcPr>
+            <w:tcW w:type="dxa" w:w="3408"/>
+          </w:tcPr>
+          <w:p>
+            <w:r>
+              <w:t>Time: not stated</w:t>
+            </w:r>
+          </w:p>
+        </w:tc>
+        <w:tc>
+          <w:tcPr>
+            <w:tcW w:type="dxa" w:w="3408"/>
+          </w:tcPr>
+          <w:p>
+            <w:r>
+              <w:t>Does not fill a gap by guessing</w:t>
+            </w:r>
+          </w:p>
+        </w:tc>
+      </w:tr>
+      <w:tr>
+        <w:tc>
+          <w:tcPr>
+            <w:tcW w:type="dxa" w:w="3408"/>
+          </w:tcPr>
+          <w:p>
+            <w:r>
+              <w:t>C and D disagree on room</w:t>
+            </w:r>
+          </w:p>
+        </w:tc>
+        <w:tc>
+          <w:tcPr>
+            <w:tcW w:type="dxa" w:w="3408"/>
+          </w:tcPr>
+          <w:p>
+            <w:r>
+              <w:t>Flag the room conflict</w:t>
+            </w:r>
+          </w:p>
+        </w:tc>
+        <w:tc>
+          <w:tcPr>
+            <w:tcW w:type="dxa" w:w="3408"/>
+          </w:tcPr>
+          <w:p>
+            <w:r>
+              <w:t>Does not silently choose a record</w:t>
+            </w:r>
+          </w:p>
+        </w:tc>
+      </w:tr>
+    </w:tbl>
+    <w:p>
+      <w:pPr>
+        <w:spacing w:line="336" w:lineRule="auto" w:after="180"/>
+      </w:pPr>
+      <w:r>
+        <w:rPr>
+          <w:b w:val="0"/>
+        </w:rPr>
+        <w:t>For the third case, D describes the same event as C but gives Room 9, and neither record is marked as replacing the other. P1 explains missing values but says nothing about disagreement.</w:t>
+      </w:r>
+    </w:p>
+    <w:p>
+      <w:pPr>
+        <w:spacing w:line="336" w:lineRule="auto" w:after="180"/>
+      </w:pPr>
+      <w:r>
+        <w:rPr>
+          <w:b w:val="0"/>
+        </w:rPr>
+        <w:t>Revise that weakness: if supplied records conflict about a requested field and no priority is given, write “conflicting information” for that field. Preserve values that do not conflict.</w:t>
+      </w:r>
+    </w:p>
+    <w:p>
+      <w:pPr>
+        <w:spacing w:line="336" w:lineRule="auto" w:after="180"/>
+      </w:pPr>
+      <w:r>
+        <w:rPr>
+          <w:b w:val="0"/>
+        </w:rPr>
+        <w:t xml:space="preserve">Call the </w:t>
+      </w:r>
+      <w:r>
+        <w:rPr>
+          <w:b/>
+        </w:rPr>
+        <w:t>revision</w:t>
+      </w:r>
+      <w:r>
+        <w:rPr>
+          <w:b w:val="0"/>
+        </w:rPr>
+        <w:t xml:space="preserve"> P2 and keep the rest of P1 unchanged, except that it now refers to the supplied records rather than C alone.</w:t>
+      </w:r>
+    </w:p>
+    <w:p>
+      <w:pPr>
+        <w:spacing w:line="336" w:lineRule="auto" w:after="180"/>
+      </w:pPr>
+      <w:r>
+        <w:rPr>
+          <w:b w:val="0"/>
+        </w:rPr>
+        <w:t xml:space="preserve">The place field should flag the conflict; it must not silently choose Room 7, choose Room 9 or combine them into Room 79. A later authoritative correction may resolve the conflict, but this </w:t>
+      </w:r>
+      <w:r>
+        <w:rPr>
+          <w:b/>
+        </w:rPr>
+        <w:t>input</w:t>
+      </w:r>
+      <w:r>
+        <w:rPr>
+          <w:b w:val="0"/>
+        </w:rPr>
+        <w:t xml:space="preserve"> does not provide one.</w:t>
+      </w:r>
+    </w:p>
+    <w:p>
+      <w:pPr>
+        <w:pStyle w:val="Heading2"/>
+      </w:pPr>
+      <w:r>
+        <w:t>Return to the four-line club-card contract</w:t>
+      </w:r>
+    </w:p>
+    <w:p>
+      <w:r>
+        <w:drawing>
+          <wp:inline xmlns:a="http://schemas.openxmlformats.org/drawingml/2006/main" xmlns:pic="http://schemas.openxmlformats.org/drawingml/2006/picture">
+            <wp:extent cx="5486400" cy="2923032"/>
+            <wp:docPr id="1" name="Picture 1" descr="From prompt requirement to evidence of success. Use source C only | Monday and Room 7 | Compare with C. Mark missing values | Time: not stated | Check absent time. Four labelled lines | Day Time Place Bring | Count and inspect. No added details | No invented promises | Check every claim"/>
+            <wp:cNvGraphicFramePr>
+              <a:graphicFrameLocks noChangeAspect="1"/>
+            </wp:cNvGraphicFramePr>
+            <a:graphic>
+              <a:graphicData uri="http://schemas.openxmlformats.org/drawingml/2006/picture">
+                <pic:pic>
+                  <pic:nvPicPr>
+                    <pic:cNvPr id="0" name="academy-story-ai-1-26-03.png"/>
+                    <pic:cNvPicPr/>
+                  </pic:nvPicPr>
+                  <pic:blipFill>
+                    <a:blip r:embed="rId9"/>
+                    <a:stretch>
+                      <a:fillRect/>
+                    </a:stretch>
+                  </pic:blipFill>
+                  <pic:spPr>
+                    <a:xfrm>
+                      <a:off x="0" y="0"/>
+                      <a:ext cx="5486400" cy="2923032"/>
+                    </a:xfrm>
+                    <a:prstGeom prst="rect"/>
+                  </pic:spPr>
+                </pic:pic>
+              </a:graphicData>
+            </a:graphic>
+          </wp:inline>
+        </w:drawing>
+      </w:r>
+    </w:p>
+    <w:p>
+      <w:pPr>
+        <w:pStyle w:val="Heading2"/>
+      </w:pPr>
+      <w:r>
+        <w:t>Trace the separate Paper Birds contract</w:t>
+      </w:r>
+    </w:p>
+    <w:p>
+      <w:pPr>
+        <w:spacing w:line="336" w:lineRule="auto" w:after="180"/>
+      </w:pPr>
+      <w:r>
+        <w:rPr>
+          <w:b w:val="0"/>
+        </w:rPr>
+        <w:t>A fictional club needs a short exhibit card, without guesses.</w:t>
+      </w:r>
+    </w:p>
+    <w:p>
+      <w:pPr>
+        <w:spacing w:line="336" w:lineRule="auto" w:after="180"/>
+      </w:pPr>
+      <w:r>
+        <w:rPr>
+          <w:b w:val="0"/>
+        </w:rPr>
+        <w:t>Source A: exhibit Paper Birds, location Shelf 2. No duration appears.</w:t>
+      </w:r>
+    </w:p>
+    <w:p>
+      <w:pPr>
+        <w:spacing w:line="336" w:lineRule="auto" w:after="180"/>
+      </w:pPr>
+      <w:r>
+        <w:rPr>
+          <w:b w:val="0"/>
+        </w:rPr>
+        <w:t xml:space="preserve">Required </w:t>
+      </w:r>
+      <w:r>
+        <w:rPr>
+          <w:b/>
+        </w:rPr>
+        <w:t>output</w:t>
+      </w:r>
+      <w:r>
+        <w:rPr>
+          <w:b w:val="0"/>
+        </w:rPr>
+        <w:t>: two labelled lines, Exhibit and Duration; missing values must say not supplied.</w:t>
+      </w:r>
+    </w:p>
+    <w:p>
+      <w:r>
+        <w:drawing>
+          <wp:inline xmlns:a="http://schemas.openxmlformats.org/drawingml/2006/main" xmlns:pic="http://schemas.openxmlformats.org/drawingml/2006/picture">
+            <wp:extent cx="5486400" cy="4005072"/>
+            <wp:docPr id="2" name="Picture 2" descr="State task: Produce exactly two labelled lines using source A only. → Find evidence: A supplies Paper Birds but no duration. → Follow missing rule: Exhibit: Paper Birds. Duration: not supplied. → Check contract: Check labels, two-line format and each factual claim."/>
+            <wp:cNvGraphicFramePr>
+              <a:graphicFrameLocks noChangeAspect="1"/>
+            </wp:cNvGraphicFramePr>
+            <a:graphic>
+              <a:graphicData uri="http://schemas.openxmlformats.org/drawingml/2006/picture">
+                <pic:pic>
+                  <pic:nvPicPr>
+                    <pic:cNvPr id="0" name="academy-story-ai-1-26-02.png"/>
+                    <pic:cNvPicPr/>
+                  </pic:nvPicPr>
+                  <pic:blipFill>
+                    <a:blip r:embed="rId10"/>
+                    <a:stretch>
+                      <a:fillRect/>
+                    </a:stretch>
+                  </pic:blipFill>
+                  <pic:spPr>
+                    <a:xfrm>
+                      <a:off x="0" y="0"/>
+                      <a:ext cx="5486400" cy="4005072"/>
+                    </a:xfrm>
+                    <a:prstGeom prst="rect"/>
+                  </pic:spPr>
+                </pic:pic>
+              </a:graphicData>
+            </a:graphic>
+          </wp:inline>
+        </w:drawing>
       </w:r>
     </w:p>
     <w:p>
@@ -700,7 +1475,136 @@
         <w:pStyle w:val="Heading3"/>
       </w:pPr>
       <w:r>
-        <w:t>Preparation for the connected explanation</w:t>
+        <w:t>Read the picture one step at a time</w:t>
+      </w:r>
+    </w:p>
+    <w:tbl>
+      <w:tblPr>
+        <w:tblStyle w:val="LightShading-Accent1"/>
+        <w:tblW w:type="auto" w:w="0"/>
+        <w:tblLook w:firstColumn="1" w:firstRow="1" w:lastColumn="0" w:lastRow="0" w:noHBand="0" w:noVBand="1" w:val="04A0"/>
+      </w:tblPr>
+      <w:tblGrid>
+        <w:gridCol w:w="5112"/>
+        <w:gridCol w:w="5112"/>
+      </w:tblGrid>
+      <w:tr>
+        <w:trPr>
+          <w:tblHeader/>
+        </w:trPr>
+        <w:tc>
+          <w:tcPr>
+            <w:tcW w:type="dxa" w:w="5112"/>
+          </w:tcPr>
+          <w:p>
+            <w:r>
+              <w:t>Step</w:t>
+            </w:r>
+          </w:p>
+        </w:tc>
+        <w:tc>
+          <w:tcPr>
+            <w:tcW w:type="dxa" w:w="5112"/>
+          </w:tcPr>
+          <w:p>
+            <w:r>
+              <w:t>What happens and why</w:t>
+            </w:r>
+          </w:p>
+        </w:tc>
+      </w:tr>
+      <w:tr>
+        <w:tc>
+          <w:tcPr>
+            <w:tcW w:type="dxa" w:w="5112"/>
+          </w:tcPr>
+          <w:p>
+            <w:r>
+              <w:t>1. State task</w:t>
+            </w:r>
+          </w:p>
+        </w:tc>
+        <w:tc>
+          <w:tcPr>
+            <w:tcW w:type="dxa" w:w="5112"/>
+          </w:tcPr>
+          <w:p>
+            <w:r>
+              <w:t>Produce exactly two labelled lines using source A only.</w:t>
+            </w:r>
+          </w:p>
+        </w:tc>
+      </w:tr>
+      <w:tr>
+        <w:tc>
+          <w:tcPr>
+            <w:tcW w:type="dxa" w:w="5112"/>
+          </w:tcPr>
+          <w:p>
+            <w:r>
+              <w:t>2. Find evidence</w:t>
+            </w:r>
+          </w:p>
+        </w:tc>
+        <w:tc>
+          <w:tcPr>
+            <w:tcW w:type="dxa" w:w="5112"/>
+          </w:tcPr>
+          <w:p>
+            <w:r>
+              <w:t>A supplies Paper Birds but no duration.</w:t>
+            </w:r>
+          </w:p>
+        </w:tc>
+      </w:tr>
+      <w:tr>
+        <w:tc>
+          <w:tcPr>
+            <w:tcW w:type="dxa" w:w="5112"/>
+          </w:tcPr>
+          <w:p>
+            <w:r>
+              <w:t>3. Follow missing rule</w:t>
+            </w:r>
+          </w:p>
+        </w:tc>
+        <w:tc>
+          <w:tcPr>
+            <w:tcW w:type="dxa" w:w="5112"/>
+          </w:tcPr>
+          <w:p>
+            <w:r>
+              <w:t>Exhibit: Paper Birds. Duration: not supplied.</w:t>
+            </w:r>
+          </w:p>
+        </w:tc>
+      </w:tr>
+      <w:tr>
+        <w:tc>
+          <w:tcPr>
+            <w:tcW w:type="dxa" w:w="5112"/>
+          </w:tcPr>
+          <w:p>
+            <w:r>
+              <w:t>4. Check contract</w:t>
+            </w:r>
+          </w:p>
+        </w:tc>
+        <w:tc>
+          <w:tcPr>
+            <w:tcW w:type="dxa" w:w="5112"/>
+          </w:tcPr>
+          <w:p>
+            <w:r>
+              <w:t>Check labels, two-line format and each factual claim.</w:t>
+            </w:r>
+          </w:p>
+        </w:tc>
+      </w:tr>
+    </w:tbl>
+    <w:p>
+      <w:r>
+        <w:t>Match each pictured step to the supplied facts. This is a worked teaching case, not an independent assessment.</w:t>
       </w:r>
     </w:p>
     <w:p>
@@ -711,7 +1615,7 @@
         <w:rPr>
           <w:b w:val="0"/>
         </w:rPr>
-        <w:t xml:space="preserve">This is a specification and evaluation lesson, not a live model benchmark or a collection of magic </w:t>
+        <w:t xml:space="preserve">A useful </w:t>
       </w:r>
       <w:r>
         <w:rPr>
@@ -723,7 +1627,19 @@
         <w:rPr>
           <w:b w:val="0"/>
         </w:rPr>
-        <w:t xml:space="preserve"> phrases. All example responses are authored classroom cases.</w:t>
+        <w:t xml:space="preserve"> describes both the wanted answer and what to do when </w:t>
+      </w:r>
+      <w:r>
+        <w:rPr>
+          <w:b/>
+        </w:rPr>
+        <w:t>evidence</w:t>
+      </w:r>
+      <w:r>
+        <w:rPr>
+          <w:b w:val="0"/>
+        </w:rPr>
+        <w:t xml:space="preserve"> is insufficient. Asking for a duration does not create one. Examples can demonstrate the format, but they must not become sources of event facts.</w:t>
       </w:r>
     </w:p>
     <w:p>
@@ -734,7 +1650,15 @@
         <w:rPr>
           <w:b w:val="0"/>
         </w:rPr>
-        <w:t>A partner following instructions on paper is useful for finding ambiguity but does not establish model reliability.</w:t>
+        <w:t>Check content support separately from whether the answer looks tidy.</w:t>
+      </w:r>
+    </w:p>
+    <w:p>
+      <w:pPr>
+        <w:pStyle w:val="Heading2"/>
+      </w:pPr>
+      <w:r>
+        <w:t>Limit reliability claims</w:t>
       </w:r>
     </w:p>
     <w:p>
@@ -745,7 +1669,7 @@
         <w:rPr>
           <w:b w:val="0"/>
         </w:rPr>
-        <w:t xml:space="preserve">If an approved tool is used, record the exact </w:t>
+        <w:t xml:space="preserve">Even a complete </w:t>
       </w:r>
       <w:r>
         <w:rPr>
@@ -757,27 +1681,120 @@
         <w:rPr>
           <w:b w:val="0"/>
         </w:rPr>
-        <w:t xml:space="preserve">, </w:t>
+        <w:t xml:space="preserve"> does not guarantee an AI system follows it; test returned </w:t>
       </w:r>
       <w:r>
         <w:rPr>
           <w:b/>
         </w:rPr>
+        <w:t>output</w:t>
+      </w:r>
+      <w:r>
+        <w:rPr>
+          <w:b w:val="0"/>
+        </w:rPr>
+        <w:t>s against the contract.</w:t>
+      </w:r>
+    </w:p>
+    <w:p>
+      <w:pPr>
+        <w:pStyle w:val="Heading2"/>
+      </w:pPr>
+      <w:r>
+        <w:t>Authorise a new source deliberately</w:t>
+      </w:r>
+    </w:p>
+    <w:p>
+      <w:pPr>
+        <w:spacing w:line="336" w:lineRule="auto" w:after="180"/>
+      </w:pPr>
+      <w:r>
+        <w:rPr>
+          <w:b w:val="0"/>
+        </w:rPr>
+        <w:t>Change: Update the prompt to authorise sources A and B. Add B naming the same exhibit duration 20 minutes, with B declared current and authoritative.</w:t>
+      </w:r>
+    </w:p>
+    <w:p>
+      <w:pPr>
+        <w:spacing w:line="336" w:lineRule="auto" w:after="180"/>
+      </w:pPr>
+      <w:r>
+        <w:rPr>
+          <w:b/>
+        </w:rPr>
+        <w:t>Prediction</w:t>
+      </w:r>
+      <w:r>
+        <w:rPr>
+          <w:b w:val="0"/>
+        </w:rPr>
+        <w:t>: Duration becomes 20 minutes.</w:t>
+      </w:r>
+    </w:p>
+    <w:p>
+      <w:pPr>
+        <w:spacing w:line="336" w:lineRule="auto" w:after="180"/>
+      </w:pPr>
+      <w:r>
+        <w:rPr>
+          <w:b w:val="0"/>
+        </w:rPr>
+        <w:t>Reason: There is now an authorised source for the previously missing field.</w:t>
+      </w:r>
+    </w:p>
+    <w:p>
+      <w:pPr>
+        <w:pStyle w:val="Heading2"/>
+      </w:pPr>
+      <w:r>
+        <w:t>Use the pictures for prediction and inspection</w:t>
+      </w:r>
+    </w:p>
+    <w:p>
+      <w:pPr>
+        <w:spacing w:line="336" w:lineRule="auto" w:after="180"/>
+      </w:pPr>
+      <w:r>
+        <w:rPr>
+          <w:b w:val="0"/>
+        </w:rPr>
+        <w:t>Use the diagram and verbal explanation together. Ask learners to match a sentence to a specific visual step; do not assign learners fixed visual or auditory learning styles.</w:t>
+      </w:r>
+    </w:p>
+    <w:p>
+      <w:pPr>
+        <w:spacing w:line="336" w:lineRule="auto" w:after="180"/>
+      </w:pPr>
+      <w:r>
+        <w:rPr>
+          <w:b w:val="0"/>
+        </w:rPr>
+        <w:t xml:space="preserve">Cover the result. Ask learners to name the </w:t>
+      </w:r>
+      <w:r>
+        <w:rPr>
+          <w:b/>
+        </w:rPr>
         <w:t>input</w:t>
       </w:r>
       <w:r>
         <w:rPr>
           <w:b w:val="0"/>
         </w:rPr>
-        <w:t>s, model and available settings; keep failures as well as successes.</w:t>
-      </w:r>
-    </w:p>
-    <w:p>
-      <w:pPr>
-        <w:pStyle w:val="Heading3"/>
-      </w:pPr>
-      <w:r>
-        <w:t>Readiness answer</w:t>
+        <w:t xml:space="preserve">s and predict the next step. Uncover one step, connect the icon to the actual procedure, and explain its </w:t>
+      </w:r>
+      <w:r>
+        <w:rPr>
+          <w:b/>
+        </w:rPr>
+        <w:t>evidence</w:t>
+      </w:r>
+      <w:r>
+        <w:rPr>
+          <w:b w:val="0"/>
+        </w:rPr>
+        <w:t>. Then change the supplied condition and compare.</w:t>
       </w:r>
     </w:p>
     <w:p>
@@ -788,19 +1805,15 @@
         <w:rPr>
           <w:b w:val="0"/>
         </w:rPr>
-        <w:t xml:space="preserve">No. Remove the unsupported time or verify it from an appropriate source. A plausible sentence is not </w:t>
-      </w:r>
-      <w:r>
-        <w:rPr>
-          <w:b/>
-        </w:rPr>
-        <w:t>evidence</w:t>
-      </w:r>
-      <w:r>
-        <w:rPr>
-          <w:b w:val="0"/>
-        </w:rPr>
-        <w:t xml:space="preserve"> for a missing fact.</w:t>
+        <w:t>The picture is a representation; it does not document execution of a real AI model.</w:t>
+      </w:r>
+    </w:p>
+    <w:p>
+      <w:pPr>
+        <w:pStyle w:val="Heading2"/>
+      </w:pPr>
+      <w:r>
+        <w:t>Earlier wording, alternatives and picture transcripts · reference / check after trying</w:t>
       </w:r>
     </w:p>
     <w:p>
@@ -811,108 +1824,7 @@
         <w:rPr>
           <w:b w:val="0"/>
         </w:rPr>
-        <w:t>Fictional C and D records from the lesson, with D sharing the event but giving Room 9</w:t>
-      </w:r>
-    </w:p>
-    <w:p>
-      <w:pPr>
-        <w:spacing w:line="336" w:lineRule="auto" w:after="180"/>
-      </w:pPr>
-      <w:r>
-        <w:rPr>
-          <w:b w:val="0"/>
-        </w:rPr>
-        <w:t>A four-</w:t>
-      </w:r>
-      <w:r>
-        <w:rPr>
-          <w:b/>
-        </w:rPr>
-        <w:t>criterion</w:t>
-      </w:r>
-      <w:r>
-        <w:rPr>
-          <w:b w:val="0"/>
-        </w:rPr>
-        <w:t xml:space="preserve"> checklist for supported values, missing/conflicting handling, format and no additions</w:t>
-      </w:r>
-    </w:p>
-    <w:p>
-      <w:pPr>
-        <w:spacing w:line="336" w:lineRule="auto" w:after="180"/>
-      </w:pPr>
-      <w:r>
-        <w:rPr>
-          <w:b w:val="0"/>
-        </w:rPr>
-        <w:t xml:space="preserve">Paper for a </w:t>
-      </w:r>
-      <w:r>
-        <w:rPr>
-          <w:b/>
-        </w:rPr>
-        <w:t>prompt</w:t>
-      </w:r>
-      <w:r>
-        <w:rPr>
-          <w:b w:val="0"/>
-        </w:rPr>
-        <w:t>-version and test-case log; optional teacher-approved model only</w:t>
-      </w:r>
-    </w:p>
-    <w:p>
-      <w:pPr>
-        <w:pStyle w:val="Heading3"/>
-      </w:pPr>
-      <w:r>
-        <w:t>End goal for the pictorial case</w:t>
-      </w:r>
-    </w:p>
-    <w:p>
-      <w:pPr>
-        <w:spacing w:line="336" w:lineRule="auto" w:after="180"/>
-      </w:pPr>
-      <w:r>
-        <w:rPr>
-          <w:b w:val="0"/>
-        </w:rPr>
-        <w:t xml:space="preserve">By the end, I can write a </w:t>
-      </w:r>
-      <w:r>
-        <w:rPr>
-          <w:b/>
-        </w:rPr>
-        <w:t>prompt</w:t>
-      </w:r>
-      <w:r>
-        <w:rPr>
-          <w:b w:val="0"/>
-        </w:rPr>
-        <w:t xml:space="preserve"> contract that handles absent and conflicting facts.</w:t>
-      </w:r>
-    </w:p>
-    <w:p>
-      <w:pPr>
-        <w:spacing w:line="336" w:lineRule="auto" w:after="180"/>
-      </w:pPr>
-      <w:r>
-        <w:rPr>
-          <w:b w:val="0"/>
-        </w:rPr>
-        <w:t>This added worked case illustrates the week’s main idea. Retain all original and connected topics; schedule its practice within the teaching cycle.</w:t>
-      </w:r>
-    </w:p>
-    <w:p>
-      <w:pPr>
-        <w:pStyle w:val="Heading1"/>
-      </w:pPr>
-      <w:r>
-        <w:t>02. Explain the mechanism</w:t>
-      </w:r>
-    </w:p>
-    <w:p>
-      <w:r>
-        <w:t>Model Prompts Are Design Instructions using the supplied case, labelled mechanism and reasoning. Make the scope of each conclusion explicit.</w:t>
+        <w:t>Explain the mechanism</w:t>
       </w:r>
     </w:p>
     <w:p>
@@ -1030,34 +1942,356 @@
     </w:p>
     <w:p>
       <w:pPr>
+        <w:spacing w:line="336" w:lineRule="auto" w:after="180"/>
+      </w:pPr>
+      <w:r>
+        <w:rPr>
+          <w:b w:val="0"/>
+        </w:rPr>
+        <w:t xml:space="preserve">CORE IDEA Clear goals, context, and </w:t>
+      </w:r>
+      <w:r>
+        <w:rPr>
+          <w:b/>
+        </w:rPr>
+        <w:t>constraint</w:t>
+      </w:r>
+      <w:r>
+        <w:rPr>
+          <w:b w:val="0"/>
+        </w:rPr>
+        <w:t>s improve usefulness, not truth guarantees.</w:t>
+      </w:r>
+    </w:p>
+    <w:p>
+      <w:pPr>
+        <w:spacing w:line="336" w:lineRule="auto" w:after="180"/>
+      </w:pPr>
+      <w:r>
+        <w:rPr>
+          <w:b w:val="0"/>
+        </w:rPr>
+        <w:t xml:space="preserve">UNDER THE HOOD </w:t>
+      </w:r>
+      <w:r>
+        <w:rPr>
+          <w:b/>
+        </w:rPr>
+        <w:t>Prompt</w:t>
+      </w:r>
+      <w:r>
+        <w:rPr>
+          <w:b w:val="0"/>
+        </w:rPr>
+        <w:t>ing conditions model behavior but does not change underlying knowledge, eliminate hallucination, or grant access to missing sources.</w:t>
+      </w:r>
+    </w:p>
+    <w:p>
+      <w:pPr>
+        <w:spacing w:line="336" w:lineRule="auto" w:after="180"/>
+      </w:pPr>
+      <w:r>
+        <w:rPr>
+          <w:b w:val="0"/>
+        </w:rPr>
+        <w:t xml:space="preserve">Strong </w:t>
+      </w:r>
+      <w:r>
+        <w:rPr>
+          <w:b/>
+        </w:rPr>
+        <w:t>prompt</w:t>
+      </w:r>
+      <w:r>
+        <w:rPr>
+          <w:b w:val="0"/>
+        </w:rPr>
+        <w:t xml:space="preserve">s specify success criteria and </w:t>
+      </w:r>
+      <w:r>
+        <w:rPr>
+          <w:b/>
+        </w:rPr>
+        <w:t>evidence</w:t>
+      </w:r>
+      <w:r>
+        <w:rPr>
+          <w:b w:val="0"/>
+        </w:rPr>
+        <w:t xml:space="preserve"> boundaries, then support iterative evaluation.</w:t>
+      </w:r>
+    </w:p>
+    <w:p>
+      <w:pPr>
+        <w:spacing w:line="336" w:lineRule="auto" w:after="180"/>
+      </w:pPr>
+      <w:r>
+        <w:rPr>
+          <w:b w:val="0"/>
+        </w:rPr>
+        <w:t>Draw a fresh example with all three stages:</w:t>
+      </w:r>
+    </w:p>
+    <w:p>
+      <w:pPr>
+        <w:spacing w:line="336" w:lineRule="auto" w:after="180"/>
+      </w:pPr>
+      <w:r>
+        <w:rPr>
+          <w:b w:val="0"/>
+        </w:rPr>
+        <w:t xml:space="preserve">Every step connects a claim to observable </w:t>
+      </w:r>
+      <w:r>
+        <w:rPr>
+          <w:b/>
+        </w:rPr>
+        <w:t>evidence</w:t>
+      </w:r>
+      <w:r>
+        <w:rPr>
+          <w:b w:val="0"/>
+        </w:rPr>
+        <w:t>.</w:t>
+      </w:r>
+    </w:p>
+    <w:p>
+      <w:pPr>
+        <w:spacing w:line="336" w:lineRule="auto" w:after="180"/>
+      </w:pPr>
+      <w:r>
+        <w:rPr>
+          <w:b w:val="0"/>
+        </w:rPr>
+        <w:t xml:space="preserve">CASE 'Write a story' gives little direction; a goal, </w:t>
+      </w:r>
+      <w:r>
+        <w:rPr>
+          <w:b/>
+        </w:rPr>
+        <w:t>audience</w:t>
+      </w:r>
+      <w:r>
+        <w:rPr>
+          <w:b w:val="0"/>
+        </w:rPr>
+        <w:t xml:space="preserve">, setting, length, required facts, and safety </w:t>
+      </w:r>
+      <w:r>
+        <w:rPr>
+          <w:b/>
+        </w:rPr>
+        <w:t>constraint</w:t>
+      </w:r>
+      <w:r>
+        <w:rPr>
+          <w:b w:val="0"/>
+        </w:rPr>
+        <w:t xml:space="preserve">s shape a more useful </w:t>
+      </w:r>
+      <w:r>
+        <w:rPr>
+          <w:b/>
+        </w:rPr>
+        <w:t>output</w:t>
+      </w:r>
+      <w:r>
+        <w:rPr>
+          <w:b w:val="0"/>
+        </w:rPr>
+        <w:t>.</w:t>
+      </w:r>
+    </w:p>
+    <w:p>
+      <w:pPr>
+        <w:spacing w:line="336" w:lineRule="auto" w:after="180"/>
+      </w:pPr>
+      <w:r>
+        <w:rPr>
+          <w:b w:val="0"/>
+        </w:rPr>
+        <w:t xml:space="preserve">STEP 1 — OBSERVE goal, context, </w:t>
+      </w:r>
+      <w:r>
+        <w:rPr>
+          <w:b/>
+        </w:rPr>
+        <w:t>constraint</w:t>
+      </w:r>
+      <w:r>
+        <w:rPr>
+          <w:b w:val="0"/>
+        </w:rPr>
+        <w:t>s, and requested format</w:t>
+      </w:r>
+    </w:p>
+    <w:p>
+      <w:pPr>
+        <w:spacing w:line="336" w:lineRule="auto" w:after="180"/>
+      </w:pPr>
+      <w:r>
+        <w:rPr>
+          <w:b w:val="0"/>
+        </w:rPr>
+        <w:t xml:space="preserve">STEP 2 — TRACE a generative model predicts an </w:t>
+      </w:r>
+      <w:r>
+        <w:rPr>
+          <w:b/>
+        </w:rPr>
+        <w:t>output</w:t>
+      </w:r>
+      <w:r>
+        <w:rPr>
+          <w:b w:val="0"/>
+        </w:rPr>
+        <w:t xml:space="preserve"> matching the instruction</w:t>
+      </w:r>
+    </w:p>
+    <w:p>
+      <w:pPr>
+        <w:spacing w:line="336" w:lineRule="auto" w:after="180"/>
+      </w:pPr>
+      <w:r>
+        <w:rPr>
+          <w:b w:val="0"/>
+        </w:rPr>
+        <w:t>STEP 3 — CONCLUDE draft that still requires review</w:t>
+      </w:r>
+    </w:p>
+    <w:p>
+      <w:pPr>
+        <w:spacing w:line="336" w:lineRule="auto" w:after="180"/>
+      </w:pPr>
+      <w:r>
+        <w:rPr>
+          <w:b w:val="0"/>
+        </w:rPr>
+        <w:t xml:space="preserve">MODEL REASONING The improved </w:t>
+      </w:r>
+      <w:r>
+        <w:rPr>
+          <w:b/>
+        </w:rPr>
+        <w:t>prompt</w:t>
+      </w:r>
+      <w:r>
+        <w:rPr>
+          <w:b w:val="0"/>
+        </w:rPr>
+        <w:t xml:space="preserve"> should make success observable: who it is for, what it must include, what it must avoid, and how it should be structured. Evaluate usefulness and verify factual claims separately.</w:t>
+      </w:r>
+    </w:p>
+    <w:p>
+      <w:pPr>
+        <w:spacing w:line="336" w:lineRule="auto" w:after="180"/>
+      </w:pPr>
+      <w:r>
+        <w:rPr>
+          <w:b w:val="0"/>
+        </w:rPr>
+        <w:t xml:space="preserve">DO NOT OVERCLAIM </w:t>
+      </w:r>
+      <w:r>
+        <w:rPr>
+          <w:b/>
+        </w:rPr>
+        <w:t>Prompt</w:t>
+      </w:r>
+      <w:r>
+        <w:rPr>
+          <w:b w:val="0"/>
+        </w:rPr>
+        <w:t xml:space="preserve"> quality improves control and usefulness, not guaranteed truth.</w:t>
+      </w:r>
+    </w:p>
+    <w:p>
+      <w:pPr>
+        <w:spacing w:line="336" w:lineRule="auto" w:after="180"/>
+      </w:pPr>
+      <w:r>
+        <w:rPr>
+          <w:b w:val="0"/>
+        </w:rPr>
+        <w:t xml:space="preserve">What new </w:t>
+      </w:r>
+      <w:r>
+        <w:rPr>
+          <w:b/>
+        </w:rPr>
+        <w:t>evidence</w:t>
+      </w:r>
+      <w:r>
+        <w:rPr>
+          <w:b w:val="0"/>
+        </w:rPr>
+        <w:t xml:space="preserve"> could change this answer?</w:t>
+      </w:r>
+    </w:p>
+    <w:p>
+      <w:pPr>
         <w:pStyle w:val="Heading3"/>
       </w:pPr>
       <w:r>
-        <w:t>Key idea</w:t>
+        <w:t>Concrete teaching case</w:t>
       </w:r>
     </w:p>
     <w:p>
       <w:pPr>
         <w:spacing w:line="336" w:lineRule="auto" w:after="180"/>
-        <w:shd w:fill="EDF7F3"/>
-      </w:pPr>
-      <w:r>
-        <w:rPr>
-          <w:b w:val="0"/>
-        </w:rPr>
-        <w:t xml:space="preserve">CORE IDEA Clear goals, context, and </w:t>
+      </w:pPr>
+      <w:r>
+        <w:rPr>
+          <w:b w:val="0"/>
+        </w:rPr>
+        <w:t xml:space="preserve">The </w:t>
       </w:r>
       <w:r>
         <w:rPr>
           <w:b/>
         </w:rPr>
-        <w:t>constraint</w:t>
-      </w:r>
-      <w:r>
-        <w:rPr>
-          <w:b w:val="0"/>
-        </w:rPr>
-        <w:t>s improve usefulness, not truth guarantees.</w:t>
+        <w:t>prompt</w:t>
+      </w:r>
+      <w:r>
+        <w:rPr>
+          <w:b w:val="0"/>
+        </w:rPr>
+        <w:t xml:space="preserve"> says make it good; the desired </w:t>
+      </w:r>
+      <w:r>
+        <w:rPr>
+          <w:b/>
+        </w:rPr>
+        <w:t>output</w:t>
+      </w:r>
+      <w:r>
+        <w:rPr>
+          <w:b w:val="0"/>
+        </w:rPr>
+        <w:t xml:space="preserve"> is a four-line rain poem using simple words.</w:t>
+      </w:r>
+    </w:p>
+    <w:p>
+      <w:pPr>
+        <w:spacing w:line="336" w:lineRule="auto" w:after="180"/>
+      </w:pPr>
+      <w:r>
+        <w:rPr>
+          <w:b w:val="0"/>
+        </w:rPr>
+        <w:t xml:space="preserve">Write a checkable </w:t>
+      </w:r>
+      <w:r>
+        <w:rPr>
+          <w:b/>
+        </w:rPr>
+        <w:t>prompt</w:t>
+      </w:r>
+      <w:r>
+        <w:rPr>
+          <w:b w:val="0"/>
+        </w:rPr>
+        <w:t>.</w:t>
       </w:r>
     </w:p>
     <w:p>
@@ -1065,101 +2299,18 @@
         <w:pStyle w:val="Heading3"/>
       </w:pPr>
       <w:r>
-        <w:t>How the mechanism works</w:t>
+        <w:t>Exact explanation to model</w:t>
       </w:r>
     </w:p>
     <w:p>
       <w:pPr>
         <w:spacing w:line="336" w:lineRule="auto" w:after="180"/>
-        <w:shd w:fill="F1F6F8"/>
-      </w:pPr>
-      <w:r>
-        <w:rPr>
-          <w:b w:val="0"/>
-        </w:rPr>
-        <w:t xml:space="preserve">UNDER THE HOOD </w:t>
-      </w:r>
-      <w:r>
-        <w:rPr>
-          <w:b/>
-        </w:rPr>
-        <w:t>Prompt</w:t>
-      </w:r>
-      <w:r>
-        <w:rPr>
-          <w:b w:val="0"/>
-        </w:rPr>
-        <w:t>ing conditions model behavior but does not change underlying knowledge, eliminate hallucination, or grant access to missing sources.</w:t>
-      </w:r>
-    </w:p>
-    <w:p>
-      <w:pPr>
-        <w:spacing w:line="336" w:lineRule="auto" w:after="180"/>
-        <w:shd w:fill="F1F6F8"/>
-      </w:pPr>
-      <w:r>
-        <w:rPr>
-          <w:b w:val="0"/>
-        </w:rPr>
-        <w:t xml:space="preserve">Strong </w:t>
-      </w:r>
-      <w:r>
-        <w:rPr>
-          <w:b/>
-        </w:rPr>
-        <w:t>prompt</w:t>
-      </w:r>
-      <w:r>
-        <w:rPr>
-          <w:b w:val="0"/>
-        </w:rPr>
-        <w:t xml:space="preserve">s specify success criteria and </w:t>
-      </w:r>
-      <w:r>
-        <w:rPr>
-          <w:b/>
-        </w:rPr>
-        <w:t>evidence</w:t>
-      </w:r>
-      <w:r>
-        <w:rPr>
-          <w:b w:val="0"/>
-        </w:rPr>
-        <w:t xml:space="preserve"> boundaries, then support iterative evaluation.</w:t>
-      </w:r>
-    </w:p>
-    <w:p>
-      <w:pPr>
-        <w:spacing w:line="336" w:lineRule="auto" w:after="180"/>
-      </w:pPr>
-      <w:r>
-        <w:rPr>
-          <w:b w:val="0"/>
-        </w:rPr>
-        <w:t>Draw a fresh example with all three stages:</w:t>
-      </w:r>
-    </w:p>
-    <w:p>
-      <w:pPr>
-        <w:spacing w:line="336" w:lineRule="auto" w:after="180"/>
-      </w:pPr>
-      <w:r>
-        <w:rPr>
-          <w:b w:val="0"/>
-        </w:rPr>
-        <w:t xml:space="preserve">Every step connects a claim to observable </w:t>
-      </w:r>
-      <w:r>
-        <w:rPr>
-          <w:b/>
-        </w:rPr>
-        <w:t>evidence</w:t>
-      </w:r>
-      <w:r>
-        <w:rPr>
-          <w:b w:val="0"/>
-        </w:rPr>
-        <w:t>.</w:t>
+      </w:pPr>
+      <w:r>
+        <w:rPr>
+          <w:b w:val="0"/>
+        </w:rPr>
+        <w:t>Ask for exactly four lines about rain in simple vocabulary. Check line count, topic and vocabulary separately.</w:t>
       </w:r>
     </w:p>
     <w:p>
@@ -1167,555 +2318,7 @@
         <w:pStyle w:val="Heading3"/>
       </w:pPr>
       <w:r>
-        <w:t>The case to investigate</w:t>
-      </w:r>
-    </w:p>
-    <w:p>
-      <w:pPr>
-        <w:spacing w:line="336" w:lineRule="auto" w:after="180"/>
-        <w:shd w:fill="F1F6FC"/>
-      </w:pPr>
-      <w:r>
-        <w:rPr>
-          <w:b w:val="0"/>
-        </w:rPr>
-        <w:t xml:space="preserve">CASE 'Write a story' gives little direction; a goal, </w:t>
-      </w:r>
-      <w:r>
-        <w:rPr>
-          <w:b/>
-        </w:rPr>
-        <w:t>audience</w:t>
-      </w:r>
-      <w:r>
-        <w:rPr>
-          <w:b w:val="0"/>
-        </w:rPr>
-        <w:t xml:space="preserve">, setting, length, required facts, and safety </w:t>
-      </w:r>
-      <w:r>
-        <w:rPr>
-          <w:b/>
-        </w:rPr>
-        <w:t>constraint</w:t>
-      </w:r>
-      <w:r>
-        <w:rPr>
-          <w:b w:val="0"/>
-        </w:rPr>
-        <w:t xml:space="preserve">s shape a more useful </w:t>
-      </w:r>
-      <w:r>
-        <w:rPr>
-          <w:b/>
-        </w:rPr>
-        <w:t>output</w:t>
-      </w:r>
-      <w:r>
-        <w:rPr>
-          <w:b w:val="0"/>
-        </w:rPr>
-        <w:t>.</w:t>
-      </w:r>
-    </w:p>
-    <w:p>
-      <w:pPr>
-        <w:pStyle w:val="Heading3"/>
-      </w:pPr>
-      <w:r>
-        <w:t>Step 1</w:t>
-      </w:r>
-    </w:p>
-    <w:p>
-      <w:pPr>
-        <w:spacing w:line="336" w:lineRule="auto" w:after="180"/>
-        <w:shd w:fill="F4F9FC"/>
-      </w:pPr>
-      <w:r>
-        <w:rPr>
-          <w:b w:val="0"/>
-        </w:rPr>
-        <w:t xml:space="preserve">STEP 1 — OBSERVE goal, context, </w:t>
-      </w:r>
-      <w:r>
-        <w:rPr>
-          <w:b/>
-        </w:rPr>
-        <w:t>constraint</w:t>
-      </w:r>
-      <w:r>
-        <w:rPr>
-          <w:b w:val="0"/>
-        </w:rPr>
-        <w:t>s, and requested format</w:t>
-      </w:r>
-    </w:p>
-    <w:p>
-      <w:pPr>
-        <w:pStyle w:val="Heading3"/>
-      </w:pPr>
-      <w:r>
-        <w:t>Step 2</w:t>
-      </w:r>
-    </w:p>
-    <w:p>
-      <w:pPr>
-        <w:spacing w:line="336" w:lineRule="auto" w:after="180"/>
-        <w:shd w:fill="F4F9FC"/>
-      </w:pPr>
-      <w:r>
-        <w:rPr>
-          <w:b w:val="0"/>
-        </w:rPr>
-        <w:t xml:space="preserve">STEP 2 — TRACE a generative model predicts an </w:t>
-      </w:r>
-      <w:r>
-        <w:rPr>
-          <w:b/>
-        </w:rPr>
-        <w:t>output</w:t>
-      </w:r>
-      <w:r>
-        <w:rPr>
-          <w:b w:val="0"/>
-        </w:rPr>
-        <w:t xml:space="preserve"> matching the instruction</w:t>
-      </w:r>
-    </w:p>
-    <w:p>
-      <w:pPr>
-        <w:pStyle w:val="Heading3"/>
-      </w:pPr>
-      <w:r>
-        <w:t>Step 3</w:t>
-      </w:r>
-    </w:p>
-    <w:p>
-      <w:pPr>
-        <w:spacing w:line="336" w:lineRule="auto" w:after="180"/>
-        <w:shd w:fill="F4F9FC"/>
-      </w:pPr>
-      <w:r>
-        <w:rPr>
-          <w:b w:val="0"/>
-        </w:rPr>
-        <w:t>STEP 3 — CONCLUDE draft that still requires review</w:t>
-      </w:r>
-    </w:p>
-    <w:p>
-      <w:pPr>
-        <w:pStyle w:val="Heading3"/>
-      </w:pPr>
-      <w:r>
-        <w:t>Model answer</w:t>
-      </w:r>
-    </w:p>
-    <w:p>
-      <w:pPr>
-        <w:spacing w:line="336" w:lineRule="auto" w:after="180"/>
-        <w:shd w:fill="F1F6FC"/>
-      </w:pPr>
-      <w:r>
-        <w:rPr>
-          <w:b w:val="0"/>
-        </w:rPr>
-        <w:t xml:space="preserve">MODEL REASONING The improved </w:t>
-      </w:r>
-      <w:r>
-        <w:rPr>
-          <w:b/>
-        </w:rPr>
-        <w:t>prompt</w:t>
-      </w:r>
-      <w:r>
-        <w:rPr>
-          <w:b w:val="0"/>
-        </w:rPr>
-        <w:t xml:space="preserve"> should make success observable: who it is for, what it must include, what it must avoid, and how it should be structured. Evaluate usefulness and verify factual claims separately.</w:t>
-      </w:r>
-    </w:p>
-    <w:p>
-      <w:pPr>
-        <w:pStyle w:val="Heading3"/>
-      </w:pPr>
-      <w:r>
-        <w:t>A claim to avoid</w:t>
-      </w:r>
-    </w:p>
-    <w:p>
-      <w:pPr>
-        <w:spacing w:line="336" w:lineRule="auto" w:after="180"/>
-        <w:shd w:fill="FFF5E6"/>
-      </w:pPr>
-      <w:r>
-        <w:rPr>
-          <w:b w:val="0"/>
-        </w:rPr>
-        <w:t xml:space="preserve">DO NOT OVERCLAIM </w:t>
-      </w:r>
-      <w:r>
-        <w:rPr>
-          <w:b/>
-        </w:rPr>
-        <w:t>Prompt</w:t>
-      </w:r>
-      <w:r>
-        <w:rPr>
-          <w:b w:val="0"/>
-        </w:rPr>
-        <w:t xml:space="preserve"> quality improves control and usefulness, not guaranteed truth.</w:t>
-      </w:r>
-    </w:p>
-    <w:p>
-      <w:pPr>
-        <w:spacing w:line="336" w:lineRule="auto" w:after="180"/>
-        <w:shd w:fill="F5F1FB"/>
-      </w:pPr>
-      <w:r>
-        <w:rPr>
-          <w:b w:val="0"/>
-        </w:rPr>
-        <w:t xml:space="preserve">What new </w:t>
-      </w:r>
-      <w:r>
-        <w:rPr>
-          <w:b/>
-        </w:rPr>
-        <w:t>evidence</w:t>
-      </w:r>
-      <w:r>
-        <w:rPr>
-          <w:b w:val="0"/>
-        </w:rPr>
-        <w:t xml:space="preserve"> could change this answer?</w:t>
-      </w:r>
-    </w:p>
-    <w:p>
-      <w:pPr>
-        <w:pStyle w:val="Heading3"/>
-      </w:pPr>
-      <w:r>
-        <w:t>Concrete teaching case</w:t>
-      </w:r>
-    </w:p>
-    <w:p>
-      <w:pPr>
-        <w:pStyle w:val="Heading3"/>
-      </w:pPr>
-      <w:r>
-        <w:t>The teaching case</w:t>
-      </w:r>
-    </w:p>
-    <w:p>
-      <w:pPr>
-        <w:spacing w:line="336" w:lineRule="auto" w:after="180"/>
-        <w:shd w:fill="F1F6FC"/>
-      </w:pPr>
-      <w:r>
-        <w:rPr>
-          <w:b w:val="0"/>
-        </w:rPr>
-        <w:t xml:space="preserve">The </w:t>
-      </w:r>
-      <w:r>
-        <w:rPr>
-          <w:b/>
-        </w:rPr>
-        <w:t>prompt</w:t>
-      </w:r>
-      <w:r>
-        <w:rPr>
-          <w:b w:val="0"/>
-        </w:rPr>
-        <w:t xml:space="preserve"> says make it good; the desired </w:t>
-      </w:r>
-      <w:r>
-        <w:rPr>
-          <w:b/>
-        </w:rPr>
-        <w:t>output</w:t>
-      </w:r>
-      <w:r>
-        <w:rPr>
-          <w:b w:val="0"/>
-        </w:rPr>
-        <w:t xml:space="preserve"> is a four-line rain poem using simple words.</w:t>
-      </w:r>
-    </w:p>
-    <w:p>
-      <w:pPr>
-        <w:pStyle w:val="Heading3"/>
-      </w:pPr>
-      <w:r>
-        <w:t>The teaching case</w:t>
-      </w:r>
-    </w:p>
-    <w:p>
-      <w:pPr>
-        <w:spacing w:line="336" w:lineRule="auto" w:after="180"/>
-        <w:shd w:fill="F1F6FC"/>
-      </w:pPr>
-      <w:r>
-        <w:rPr>
-          <w:b w:val="0"/>
-        </w:rPr>
-        <w:t xml:space="preserve">Write a checkable </w:t>
-      </w:r>
-      <w:r>
-        <w:rPr>
-          <w:b/>
-        </w:rPr>
-        <w:t>prompt</w:t>
-      </w:r>
-      <w:r>
-        <w:rPr>
-          <w:b w:val="0"/>
-        </w:rPr>
-        <w:t>.</w:t>
-      </w:r>
-    </w:p>
-    <w:p>
-      <w:pPr>
-        <w:pStyle w:val="Heading3"/>
-      </w:pPr>
-      <w:r>
-        <w:t>Exact explanation to model</w:t>
-      </w:r>
-    </w:p>
-    <w:p>
-      <w:pPr>
-        <w:pStyle w:val="Heading3"/>
-      </w:pPr>
-      <w:r>
-        <w:t>Why the result follows</w:t>
-      </w:r>
-    </w:p>
-    <w:p>
-      <w:pPr>
-        <w:spacing w:line="336" w:lineRule="auto" w:after="180"/>
-        <w:shd w:fill="F1F6FC"/>
-      </w:pPr>
-      <w:r>
-        <w:rPr>
-          <w:b w:val="0"/>
-        </w:rPr>
-        <w:t>Ask for exactly four lines about rain in simple vocabulary. Check line count, topic and vocabulary separately.</w:t>
-      </w:r>
-    </w:p>
-    <w:p>
-      <w:pPr>
-        <w:pStyle w:val="Heading3"/>
-      </w:pPr>
-      <w:r>
         <w:t>Explain the added worked example</w:t>
-      </w:r>
-    </w:p>
-    <w:p>
-      <w:pPr>
-        <w:pStyle w:val="Heading3"/>
-      </w:pPr>
-      <w:r>
-        <w:t>Explain the added worked example · 1</w:t>
-      </w:r>
-    </w:p>
-    <w:p>
-      <w:pPr>
-        <w:spacing w:line="336" w:lineRule="auto" w:after="180"/>
-      </w:pPr>
-      <w:r>
-        <w:rPr>
-          <w:b w:val="0"/>
-        </w:rPr>
-        <w:t xml:space="preserve">“Write something good about our club” leaves many decisions unstated. Who will read it? Which facts may be used? What must the </w:t>
-      </w:r>
-      <w:r>
-        <w:rPr>
-          <w:b/>
-        </w:rPr>
-        <w:t>output</w:t>
-      </w:r>
-      <w:r>
-        <w:rPr>
-          <w:b w:val="0"/>
-        </w:rPr>
-        <w:t xml:space="preserve"> contain? A more useful </w:t>
-      </w:r>
-      <w:r>
-        <w:rPr>
-          <w:b/>
-        </w:rPr>
-        <w:t>prompt</w:t>
-      </w:r>
-      <w:r>
-        <w:rPr>
-          <w:b w:val="0"/>
-        </w:rPr>
-        <w:t xml:space="preserve"> states the job, </w:t>
-      </w:r>
-      <w:r>
-        <w:rPr>
-          <w:b/>
-        </w:rPr>
-        <w:t>audience</w:t>
-      </w:r>
-      <w:r>
-        <w:rPr>
-          <w:b w:val="0"/>
-        </w:rPr>
-        <w:t xml:space="preserve">, </w:t>
-      </w:r>
-      <w:r>
-        <w:rPr>
-          <w:b/>
-        </w:rPr>
-        <w:t>evidence</w:t>
-      </w:r>
-      <w:r>
-        <w:rPr>
-          <w:b w:val="0"/>
-        </w:rPr>
-        <w:t xml:space="preserve"> and requirements.</w:t>
-      </w:r>
-    </w:p>
-    <w:p>
-      <w:pPr>
-        <w:spacing w:line="336" w:lineRule="auto" w:after="180"/>
-      </w:pPr>
-      <w:r>
-        <w:rPr>
-          <w:b w:val="0"/>
-        </w:rPr>
-        <w:t>This makes it easier to judge the result rather than choosing the answer that sounds most confident.</w:t>
-      </w:r>
-    </w:p>
-    <w:p>
-      <w:pPr>
-        <w:pStyle w:val="Heading3"/>
-      </w:pPr>
-      <w:r>
-        <w:t>Explain the added worked example · 2</w:t>
-      </w:r>
-    </w:p>
-    <w:p>
-      <w:pPr>
-        <w:spacing w:line="336" w:lineRule="auto" w:after="180"/>
-      </w:pPr>
-      <w:r>
-        <w:rPr>
-          <w:b w:val="0"/>
-        </w:rPr>
-        <w:t>Use this fictional source C: the paper modelling club meets Monday in Room 7, and participants bring paper. C gives no start time. Our task is a short information card for Grade 6 readers.</w:t>
-      </w:r>
-    </w:p>
-    <w:p>
-      <w:pPr>
-        <w:spacing w:line="336" w:lineRule="auto" w:after="180"/>
-      </w:pPr>
-      <w:r>
-        <w:rPr>
-          <w:b w:val="0"/>
-        </w:rPr>
-        <w:t>It must report day, time, place and what to bring, using only C. There is no need to supply names or private information.</w:t>
-      </w:r>
-    </w:p>
-    <w:p>
-      <w:pPr>
-        <w:pStyle w:val="Heading3"/>
-      </w:pPr>
-      <w:r>
-        <w:t>Explain the added worked example · 3</w:t>
-      </w:r>
-    </w:p>
-    <w:p>
-      <w:pPr>
-        <w:spacing w:line="336" w:lineRule="auto" w:after="180"/>
-      </w:pPr>
-      <w:r>
-        <w:rPr>
-          <w:b/>
-        </w:rPr>
-        <w:t>Prompt</w:t>
-      </w:r>
-      <w:r>
-        <w:rPr>
-          <w:b w:val="0"/>
-        </w:rPr>
-        <w:t xml:space="preserve"> P1: Using only source C, produce an information card for Grade 6 readers. Return exactly four labelled lines in this order: Day, Time, Place, Bring. Copy or faithfully restate each supported value.</w:t>
-      </w:r>
-    </w:p>
-    <w:p>
-      <w:pPr>
-        <w:spacing w:line="336" w:lineRule="auto" w:after="180"/>
-      </w:pPr>
-      <w:r>
-        <w:rPr>
-          <w:b w:val="0"/>
-        </w:rPr>
-        <w:t>For a missing value write “not stated”. Add no other details. Source C: the paper modelling club meets Monday in Room 7; bring paper.</w:t>
-      </w:r>
-    </w:p>
-    <w:p>
-      <w:pPr>
-        <w:pStyle w:val="Heading3"/>
-      </w:pPr>
-      <w:r>
-        <w:t>Explain the added worked example · 4</w:t>
-      </w:r>
-    </w:p>
-    <w:p>
-      <w:pPr>
-        <w:spacing w:line="336" w:lineRule="auto" w:after="180"/>
-      </w:pPr>
-      <w:r>
-        <w:rPr>
-          <w:b w:val="0"/>
-        </w:rPr>
-        <w:t>For P1, an acceptable card has Day: Monday; Time: not stated; Place: Room 7; Bring: paper, each on its own line. The semicolons here separate lines for discussion.</w:t>
-      </w:r>
-    </w:p>
-    <w:p>
-      <w:pPr>
-        <w:spacing w:line="336" w:lineRule="auto" w:after="180"/>
-      </w:pPr>
-      <w:r>
-        <w:rPr>
-          <w:b w:val="0"/>
-        </w:rPr>
-        <w:t xml:space="preserve">A correct format with an invented 3 pm time still fails the </w:t>
-      </w:r>
-      <w:r>
-        <w:rPr>
-          <w:b/>
-        </w:rPr>
-        <w:t>evidence</w:t>
-      </w:r>
-      <w:r>
-        <w:rPr>
-          <w:b w:val="0"/>
-        </w:rPr>
-        <w:t xml:space="preserve"> requirement. Accurate facts inside a long paragraph still fail the requested four-line format.</w:t>
-      </w:r>
-    </w:p>
-    <w:p>
-      <w:pPr>
-        <w:spacing w:line="336" w:lineRule="auto" w:after="180"/>
-      </w:pPr>
-      <w:r>
-        <w:rPr>
-          <w:b w:val="0"/>
-        </w:rPr>
-        <w:t>These are classroom response examples written for inspection, not measurements from a live AI system. You can test the instructions by asking a partner to follow them on paper.</w:t>
-      </w:r>
-    </w:p>
-    <w:p>
-      <w:pPr>
-        <w:spacing w:line="336" w:lineRule="auto" w:after="180"/>
-      </w:pPr>
-      <w:r>
-        <w:rPr>
-          <w:b w:val="0"/>
-        </w:rPr>
-        <w:t>That checks how clear the instructions are, but it does not prove that a model will always follow them.</w:t>
       </w:r>
     </w:p>
     <w:p>
@@ -1921,233 +2524,6 @@
         <w:tblLook w:firstColumn="1" w:firstRow="1" w:lastColumn="0" w:lastRow="0" w:noHBand="0" w:noVBand="1" w:val="04A0"/>
       </w:tblPr>
       <w:tblGrid>
-        <w:gridCol w:w="3408"/>
-        <w:gridCol w:w="3408"/>
-        <w:gridCol w:w="3408"/>
-      </w:tblGrid>
-      <w:tr>
-        <w:trPr>
-          <w:tblHeader/>
-        </w:trPr>
-        <w:tc>
-          <w:tcPr>
-            <w:tcW w:type="dxa" w:w="3408"/>
-          </w:tcPr>
-          <w:p>
-            <w:r>
-              <w:t>Test input</w:t>
-            </w:r>
-          </w:p>
-        </w:tc>
-        <w:tc>
-          <w:tcPr>
-            <w:tcW w:type="dxa" w:w="3408"/>
-          </w:tcPr>
-          <w:p>
-            <w:r>
-              <w:t>Expected behaviour</w:t>
-            </w:r>
-          </w:p>
-        </w:tc>
-        <w:tc>
-          <w:tcPr>
-            <w:tcW w:type="dxa" w:w="3408"/>
-          </w:tcPr>
-          <w:p>
-            <w:r>
-              <w:t>What it reveals</w:t>
-            </w:r>
-          </w:p>
-        </w:tc>
-      </w:tr>
-      <w:tr>
-        <w:tc>
-          <w:tcPr>
-            <w:tcW w:type="dxa" w:w="3408"/>
-          </w:tcPr>
-          <w:p>
-            <w:r>
-              <w:t>C plus a stated 3 pm time</w:t>
-            </w:r>
-          </w:p>
-        </w:tc>
-        <w:tc>
-          <w:tcPr>
-            <w:tcW w:type="dxa" w:w="3408"/>
-          </w:tcPr>
-          <w:p>
-            <w:r>
-              <w:t>Use 3 pm for Time</w:t>
-            </w:r>
-          </w:p>
-        </w:tc>
-        <w:tc>
-          <w:tcPr>
-            <w:tcW w:type="dxa" w:w="3408"/>
-          </w:tcPr>
-          <w:p>
-            <w:r>
-              <w:t>Can use supplied information</w:t>
-            </w:r>
-          </w:p>
-        </w:tc>
-      </w:tr>
-      <w:tr>
-        <w:tc>
-          <w:tcPr>
-            <w:tcW w:type="dxa" w:w="3408"/>
-          </w:tcPr>
-          <w:p>
-            <w:r>
-              <w:t>Original C with no time</w:t>
-            </w:r>
-          </w:p>
-        </w:tc>
-        <w:tc>
-          <w:tcPr>
-            <w:tcW w:type="dxa" w:w="3408"/>
-          </w:tcPr>
-          <w:p>
-            <w:r>
-              <w:t>Time: not stated</w:t>
-            </w:r>
-          </w:p>
-        </w:tc>
-        <w:tc>
-          <w:tcPr>
-            <w:tcW w:type="dxa" w:w="3408"/>
-          </w:tcPr>
-          <w:p>
-            <w:r>
-              <w:t>Does not fill a gap by guessing</w:t>
-            </w:r>
-          </w:p>
-        </w:tc>
-      </w:tr>
-      <w:tr>
-        <w:tc>
-          <w:tcPr>
-            <w:tcW w:type="dxa" w:w="3408"/>
-          </w:tcPr>
-          <w:p>
-            <w:r>
-              <w:t>C and D disagree on room</w:t>
-            </w:r>
-          </w:p>
-        </w:tc>
-        <w:tc>
-          <w:tcPr>
-            <w:tcW w:type="dxa" w:w="3408"/>
-          </w:tcPr>
-          <w:p>
-            <w:r>
-              <w:t>Flag the room conflict</w:t>
-            </w:r>
-          </w:p>
-        </w:tc>
-        <w:tc>
-          <w:tcPr>
-            <w:tcW w:type="dxa" w:w="3408"/>
-          </w:tcPr>
-          <w:p>
-            <w:r>
-              <w:t>Does not silently choose a record</w:t>
-            </w:r>
-          </w:p>
-        </w:tc>
-      </w:tr>
-    </w:tbl>
-    <w:p>
-      <w:pPr>
-        <w:pStyle w:val="Heading3"/>
-      </w:pPr>
-      <w:r>
-        <w:t>Model the reasoning aloud · 5</w:t>
-      </w:r>
-    </w:p>
-    <w:p>
-      <w:pPr>
-        <w:spacing w:line="336" w:lineRule="auto" w:after="180"/>
-      </w:pPr>
-      <w:r>
-        <w:rPr>
-          <w:b w:val="0"/>
-        </w:rPr>
-        <w:t>For the third case, D describes the same event as C but gives Room 9, and neither record is marked as replacing the other. P1 explains missing values but says nothing about disagreement.</w:t>
-      </w:r>
-    </w:p>
-    <w:p>
-      <w:pPr>
-        <w:spacing w:line="336" w:lineRule="auto" w:after="180"/>
-      </w:pPr>
-      <w:r>
-        <w:rPr>
-          <w:b w:val="0"/>
-        </w:rPr>
-        <w:t>Revise that weakness: if supplied records conflict about a requested field and no priority is given, write “conflicting information” for that field. Preserve values that do not conflict.</w:t>
-      </w:r>
-    </w:p>
-    <w:p>
-      <w:pPr>
-        <w:pStyle w:val="Heading3"/>
-      </w:pPr>
-      <w:r>
-        <w:t>Model the reasoning aloud · 6</w:t>
-      </w:r>
-    </w:p>
-    <w:p>
-      <w:pPr>
-        <w:spacing w:line="336" w:lineRule="auto" w:after="180"/>
-      </w:pPr>
-      <w:r>
-        <w:rPr>
-          <w:b w:val="0"/>
-        </w:rPr>
-        <w:t xml:space="preserve">Call the </w:t>
-      </w:r>
-      <w:r>
-        <w:rPr>
-          <w:b/>
-        </w:rPr>
-        <w:t>revision</w:t>
-      </w:r>
-      <w:r>
-        <w:rPr>
-          <w:b w:val="0"/>
-        </w:rPr>
-        <w:t xml:space="preserve"> P2 and keep the rest of P1 unchanged, except that it now refers to the supplied records rather than C alone.</w:t>
-      </w:r>
-    </w:p>
-    <w:p>
-      <w:pPr>
-        <w:spacing w:line="336" w:lineRule="auto" w:after="180"/>
-      </w:pPr>
-      <w:r>
-        <w:rPr>
-          <w:b w:val="0"/>
-        </w:rPr>
-        <w:t xml:space="preserve">The place field should flag the conflict; it must not silently choose Room 7, choose Room 9 or combine them into Room 79. A later authoritative correction may resolve the conflict, but this </w:t>
-      </w:r>
-      <w:r>
-        <w:rPr>
-          <w:b/>
-        </w:rPr>
-        <w:t>input</w:t>
-      </w:r>
-      <w:r>
-        <w:rPr>
-          <w:b w:val="0"/>
-        </w:rPr>
-        <w:t xml:space="preserve"> does not provide one.</w:t>
-      </w:r>
-    </w:p>
-    <w:tbl>
-      <w:tblPr>
-        <w:tblStyle w:val="LightShading-Accent1"/>
-        <w:tblW w:type="auto" w:w="0"/>
-        <w:tblLook w:firstColumn="1" w:firstRow="1" w:lastColumn="0" w:lastRow="0" w:noHBand="0" w:noVBand="1" w:val="04A0"/>
-      </w:tblPr>
-      <w:tblGrid>
         <w:gridCol w:w="5112"/>
         <w:gridCol w:w="5112"/>
       </w:tblGrid>
@@ -2245,17 +2621,6 @@
     </w:tbl>
     <w:p>
       <w:pPr>
-        <w:spacing w:line="336" w:lineRule="auto" w:after="180"/>
-      </w:pPr>
-      <w:r>
-        <w:rPr>
-          <w:b w:val="0"/>
-        </w:rPr>
-        <w:t>Use the diagram and verbal explanation together. Ask learners to match a sentence to a specific visual step; do not assign learners fixed visual or auditory learning styles.</w:t>
-      </w:r>
-    </w:p>
-    <w:p>
-      <w:pPr>
         <w:pStyle w:val="Heading3"/>
       </w:pPr>
       <w:r>
@@ -2264,73 +2629,10 @@
     </w:p>
     <w:p>
       <w:pPr>
-        <w:spacing w:line="336" w:lineRule="auto" w:after="180"/>
-      </w:pPr>
-      <w:r>
-        <w:rPr>
-          <w:b w:val="0"/>
-        </w:rPr>
-        <w:t>A fictional club needs a short exhibit card, without guesses.</w:t>
-      </w:r>
-    </w:p>
-    <w:p>
-      <w:pPr>
         <w:pStyle w:val="Heading3"/>
       </w:pPr>
       <w:r>
         <w:t>The facts we will use</w:t>
-      </w:r>
-    </w:p>
-    <w:p>
-      <w:pPr>
-        <w:pStyle w:val="Heading3"/>
-      </w:pPr>
-      <w:r>
-        <w:t>Supplied facts</w:t>
-      </w:r>
-    </w:p>
-    <w:p>
-      <w:pPr>
-        <w:spacing w:line="336" w:lineRule="auto" w:after="180"/>
-        <w:shd w:fill="F1F6FC"/>
-      </w:pPr>
-      <w:r>
-        <w:rPr>
-          <w:b w:val="0"/>
-        </w:rPr>
-        <w:t>Source A: exhibit Paper Birds, location Shelf 2. No duration appears.</w:t>
-      </w:r>
-    </w:p>
-    <w:p>
-      <w:pPr>
-        <w:pStyle w:val="Heading3"/>
-      </w:pPr>
-      <w:r>
-        <w:t>Supplied facts</w:t>
-      </w:r>
-    </w:p>
-    <w:p>
-      <w:pPr>
-        <w:spacing w:line="336" w:lineRule="auto" w:after="180"/>
-        <w:shd w:fill="F1F6FC"/>
-      </w:pPr>
-      <w:r>
-        <w:rPr>
-          <w:b w:val="0"/>
-        </w:rPr>
-        <w:t xml:space="preserve">Required </w:t>
-      </w:r>
-      <w:r>
-        <w:rPr>
-          <w:b/>
-        </w:rPr>
-        <w:t>output</w:t>
-      </w:r>
-      <w:r>
-        <w:rPr>
-          <w:b w:val="0"/>
-        </w:rPr>
-        <w:t>: two labelled lines, Exhibit and Duration; missing values must say not supplied.</w:t>
       </w:r>
     </w:p>
     <w:p>
@@ -2338,7 +2640,7 @@
         <w:drawing>
           <wp:inline xmlns:a="http://schemas.openxmlformats.org/drawingml/2006/main" xmlns:pic="http://schemas.openxmlformats.org/drawingml/2006/picture">
             <wp:extent cx="5224839" cy="5943600"/>
-            <wp:docPr id="1" name="Picture 1" descr="Prompts Are Design Instructions. State task: Produce exactly two labelled lines using source A only.. Find evidence: A supplies Paper Birds but no duration.. Follow missing rule: Exhibit: Paper Birds. Duration: not supplied.. Check contract: Check labels, two-line format and each factual claim."/>
+            <wp:docPr id="3" name="Picture 3" descr="Prompts Are Design Instructions. State task: Produce exactly two labelled lines using source A only.. Find evidence: A supplies Paper Birds but no duration.. Follow missing rule: Exhibit: Paper Birds. Duration: not supplied.. Check contract: Check labels, two-line format and each factual claim."/>
             <wp:cNvGraphicFramePr>
               <a:graphicFrameLocks noChangeAspect="1"/>
             </wp:cNvGraphicFramePr>
@@ -2350,7 +2652,7 @@
                     <pic:cNvPicPr/>
                   </pic:nvPicPr>
                   <pic:blipFill>
-                    <a:blip r:embed="rId9"/>
+                    <a:blip r:embed="rId11"/>
                     <a:stretch>
                       <a:fillRect/>
                     </a:stretch>
@@ -2374,136 +2676,7 @@
         <w:pStyle w:val="Heading3"/>
       </w:pPr>
       <w:r>
-        <w:t>Read the picture one step at a time</w:t>
-      </w:r>
-    </w:p>
-    <w:tbl>
-      <w:tblPr>
-        <w:tblStyle w:val="LightShading-Accent1"/>
-        <w:tblW w:type="auto" w:w="0"/>
-        <w:tblLook w:firstColumn="1" w:firstRow="1" w:lastColumn="0" w:lastRow="0" w:noHBand="0" w:noVBand="1" w:val="04A0"/>
-      </w:tblPr>
-      <w:tblGrid>
-        <w:gridCol w:w="5112"/>
-        <w:gridCol w:w="5112"/>
-      </w:tblGrid>
-      <w:tr>
-        <w:trPr>
-          <w:tblHeader/>
-        </w:trPr>
-        <w:tc>
-          <w:tcPr>
-            <w:tcW w:type="dxa" w:w="5112"/>
-          </w:tcPr>
-          <w:p>
-            <w:r>
-              <w:t>Step</w:t>
-            </w:r>
-          </w:p>
-        </w:tc>
-        <w:tc>
-          <w:tcPr>
-            <w:tcW w:type="dxa" w:w="5112"/>
-          </w:tcPr>
-          <w:p>
-            <w:r>
-              <w:t>What happens and why</w:t>
-            </w:r>
-          </w:p>
-        </w:tc>
-      </w:tr>
-      <w:tr>
-        <w:tc>
-          <w:tcPr>
-            <w:tcW w:type="dxa" w:w="5112"/>
-          </w:tcPr>
-          <w:p>
-            <w:r>
-              <w:t>1. State task</w:t>
-            </w:r>
-          </w:p>
-        </w:tc>
-        <w:tc>
-          <w:tcPr>
-            <w:tcW w:type="dxa" w:w="5112"/>
-          </w:tcPr>
-          <w:p>
-            <w:r>
-              <w:t>Produce exactly two labelled lines using source A only.</w:t>
-            </w:r>
-          </w:p>
-        </w:tc>
-      </w:tr>
-      <w:tr>
-        <w:tc>
-          <w:tcPr>
-            <w:tcW w:type="dxa" w:w="5112"/>
-          </w:tcPr>
-          <w:p>
-            <w:r>
-              <w:t>2. Find evidence</w:t>
-            </w:r>
-          </w:p>
-        </w:tc>
-        <w:tc>
-          <w:tcPr>
-            <w:tcW w:type="dxa" w:w="5112"/>
-          </w:tcPr>
-          <w:p>
-            <w:r>
-              <w:t>A supplies Paper Birds but no duration.</w:t>
-            </w:r>
-          </w:p>
-        </w:tc>
-      </w:tr>
-      <w:tr>
-        <w:tc>
-          <w:tcPr>
-            <w:tcW w:type="dxa" w:w="5112"/>
-          </w:tcPr>
-          <w:p>
-            <w:r>
-              <w:t>3. Follow missing rule</w:t>
-            </w:r>
-          </w:p>
-        </w:tc>
-        <w:tc>
-          <w:tcPr>
-            <w:tcW w:type="dxa" w:w="5112"/>
-          </w:tcPr>
-          <w:p>
-            <w:r>
-              <w:t>Exhibit: Paper Birds. Duration: not supplied.</w:t>
-            </w:r>
-          </w:p>
-        </w:tc>
-      </w:tr>
-      <w:tr>
-        <w:tc>
-          <w:tcPr>
-            <w:tcW w:type="dxa" w:w="5112"/>
-          </w:tcPr>
-          <w:p>
-            <w:r>
-              <w:t>4. Check contract</w:t>
-            </w:r>
-          </w:p>
-        </w:tc>
-        <w:tc>
-          <w:tcPr>
-            <w:tcW w:type="dxa" w:w="5112"/>
-          </w:tcPr>
-          <w:p>
-            <w:r>
-              <w:t>Check labels, two-line format and each factual claim.</w:t>
-            </w:r>
-          </w:p>
-        </w:tc>
-      </w:tr>
-    </w:tbl>
-    <w:p>
-      <w:r>
-        <w:t>Match each pictured step to the supplied facts. This is a worked teaching case, not an independent assessment.</w:t>
+        <w:t>Why this result follows</w:t>
       </w:r>
     </w:p>
     <w:p>
@@ -2511,7 +2684,7 @@
         <w:pStyle w:val="Heading3"/>
       </w:pPr>
       <w:r>
-        <w:t>Why this result follows</w:t>
+        <w:t>What this example does not establish</w:t>
       </w:r>
     </w:p>
     <w:p>
@@ -2519,55 +2692,337 @@
         <w:pStyle w:val="Heading3"/>
       </w:pPr>
       <w:r>
-        <w:t>Why the result follows</w:t>
+        <w:t>Change one thing in the pictured case</w:t>
+      </w:r>
+    </w:p>
+    <w:p>
+      <w:pPr>
+        <w:pStyle w:val="Heading3"/>
+      </w:pPr>
+      <w:r>
+        <w:t>Ask while showing the picture</w:t>
+      </w:r>
+    </w:p>
+    <w:p>
+      <w:pPr>
+        <w:pStyle w:val="Heading1"/>
+      </w:pPr>
+      <w:r>
+        <w:t>03. Guide the reasoning, then remove help</w:t>
+      </w:r>
+    </w:p>
+    <w:p>
+      <w:r>
+        <w:t>Collect a response from each learner before discussing the worked key.</w:t>
+      </w:r>
+    </w:p>
+    <w:p>
+      <w:pPr>
+        <w:pStyle w:val="Heading2"/>
+      </w:pPr>
+      <w:r>
+        <w:t>Prompt before revealing</w:t>
       </w:r>
     </w:p>
     <w:p>
       <w:pPr>
         <w:spacing w:line="336" w:lineRule="auto" w:after="180"/>
-        <w:shd w:fill="F1F6FC"/>
-      </w:pPr>
-      <w:r>
-        <w:rPr>
-          <w:b w:val="0"/>
-        </w:rPr>
-        <w:t xml:space="preserve">A useful </w:t>
+      </w:pPr>
+      <w:r>
+        <w:rPr>
+          <w:b w:val="0"/>
+        </w:rPr>
+        <w:t xml:space="preserve">Completion task: For original C, a card gives four correctly labelled lines but says Time: 3 pm. All other values match C. State which format and </w:t>
       </w:r>
       <w:r>
         <w:rPr>
           <w:b/>
         </w:rPr>
+        <w:t>evidence</w:t>
+      </w:r>
+      <w:r>
+        <w:rPr>
+          <w:b w:val="0"/>
+        </w:rPr>
+        <w:t xml:space="preserve"> checks pass or fail. Is the card acceptable overall? Explain.</w:t>
+      </w:r>
+    </w:p>
+    <w:p>
+      <w:pPr>
+        <w:pStyle w:val="Heading2"/>
+      </w:pPr>
+      <w:r>
+        <w:t>Expected reasoning and fading help</w:t>
+      </w:r>
+    </w:p>
+    <w:p>
+      <w:pPr>
+        <w:spacing w:line="336" w:lineRule="auto" w:after="180"/>
+      </w:pPr>
+      <w:r>
+        <w:rPr>
+          <w:b w:val="0"/>
+        </w:rPr>
+        <w:t>Teacher check: The four-line label and order checks pass; day, place and bring values match. The time and no-unsupported-details checks fail because C gives no time; Time should be not stated.</w:t>
+      </w:r>
+    </w:p>
+    <w:p>
+      <w:pPr>
+        <w:spacing w:line="336" w:lineRule="auto" w:after="180"/>
+      </w:pPr>
+      <w:r>
+        <w:rPr>
+          <w:b w:val="0"/>
+        </w:rPr>
+        <w:t xml:space="preserve">It is not acceptable overall because every required </w:t>
+      </w:r>
+      <w:r>
+        <w:rPr>
+          <w:b/>
+        </w:rPr>
+        <w:t>criterion</w:t>
+      </w:r>
+      <w:r>
+        <w:rPr>
+          <w:b w:val="0"/>
+        </w:rPr>
+        <w:t xml:space="preserve"> must pass.</w:t>
+      </w:r>
+    </w:p>
+    <w:p>
+      <w:pPr>
+        <w:spacing w:line="336" w:lineRule="auto" w:after="180"/>
+      </w:pPr>
+      <w:r>
+        <w:rPr>
+          <w:b w:val="0"/>
+        </w:rPr>
+        <w:t xml:space="preserve">Start by identifying the given </w:t>
+      </w:r>
+      <w:r>
+        <w:rPr>
+          <w:b/>
+        </w:rPr>
+        <w:t>input</w:t>
+      </w:r>
+      <w:r>
+        <w:rPr>
+          <w:b w:val="0"/>
+        </w:rPr>
+        <w:t>s together. Leave the intermediate steps blank. If needed, model one step, then withdraw that help on the next step. Move to a full trace only when the partial trace is understood.</w:t>
+      </w:r>
+    </w:p>
+    <w:p>
+      <w:pPr>
+        <w:spacing w:line="336" w:lineRule="auto" w:after="180"/>
+      </w:pPr>
+      <w:r>
+        <w:rPr>
+          <w:b w:val="0"/>
+        </w:rPr>
+        <w:t>For partners, alternate explainer and checker; collect a response from every learner before discussion.</w:t>
+      </w:r>
+    </w:p>
+    <w:p>
+      <w:pPr>
+        <w:pStyle w:val="Heading2"/>
+      </w:pPr>
+      <w:r>
+        <w:t>Check the misconception before discussion</w:t>
+      </w:r>
+    </w:p>
+    <w:p>
+      <w:pPr>
+        <w:spacing w:line="336" w:lineRule="auto" w:after="180"/>
+      </w:pPr>
+      <w:r>
+        <w:rPr>
+          <w:b w:val="0"/>
+        </w:rPr>
+        <w:t xml:space="preserve">Use the worked case for Specifying and testing </w:t>
+      </w:r>
+      <w:r>
+        <w:rPr>
+          <w:b/>
+        </w:rPr>
         <w:t>prompt</w:t>
       </w:r>
       <w:r>
         <w:rPr>
           <w:b w:val="0"/>
         </w:rPr>
-        <w:t xml:space="preserve"> describes both the wanted answer and what to do when </w:t>
+        <w:t>s. Proposed explanation: “A tidy response is a correct response”. Decide whether this explanation is supported.</w:t>
+      </w:r>
+    </w:p>
+    <w:p>
+      <w:pPr>
+        <w:spacing w:line="336" w:lineRule="auto" w:after="180"/>
+      </w:pPr>
+      <w:r>
+        <w:rPr>
+          <w:b w:val="0"/>
+        </w:rPr>
+        <w:t>Point to the step or supplied fact that decides; explain your repair if needed.</w:t>
+      </w:r>
+    </w:p>
+    <w:p>
+      <w:pPr>
+        <w:spacing w:line="336" w:lineRule="auto" w:after="180"/>
+      </w:pPr>
+      <w:r>
+        <w:rPr>
+          <w:b w:val="0"/>
+        </w:rPr>
+        <w:t>Expected correction: Score facts and missing-value handling separately from layout.</w:t>
+      </w:r>
+    </w:p>
+    <w:p>
+      <w:pPr>
+        <w:spacing w:line="336" w:lineRule="auto" w:after="180"/>
+      </w:pPr>
+      <w:r>
+        <w:rPr>
+          <w:b w:val="0"/>
+        </w:rPr>
+        <w:t>Collect explanations, not only yes/no votes. If a misunderstanding is common, re-model the relevant step for the class.</w:t>
+      </w:r>
+    </w:p>
+    <w:p>
+      <w:pPr>
+        <w:spacing w:line="336" w:lineRule="auto" w:after="180"/>
+      </w:pPr>
+      <w:r>
+        <w:rPr>
+          <w:b w:val="0"/>
+        </w:rPr>
+        <w:t>If it affects a few learners, give a short targeted group explanation while others solve a more demanding variation.</w:t>
+      </w:r>
+    </w:p>
+    <w:p>
+      <w:pPr>
+        <w:pStyle w:val="Heading2"/>
+      </w:pPr>
+      <w:r>
+        <w:t>Use the pictorial check</w:t>
+      </w:r>
+    </w:p>
+    <w:p>
+      <w:pPr>
+        <w:spacing w:line="336" w:lineRule="auto" w:after="180"/>
+      </w:pPr>
+      <w:r>
+        <w:rPr>
+          <w:b w:val="0"/>
+        </w:rPr>
+        <w:t>What must happen if B instead conflicts with another equally authoritative duration record?</w:t>
+      </w:r>
+    </w:p>
+    <w:p>
+      <w:pPr>
+        <w:spacing w:line="336" w:lineRule="auto" w:after="180"/>
+      </w:pPr>
+      <w:r>
+        <w:rPr>
+          <w:b w:val="0"/>
+        </w:rPr>
+        <w:t>Flag the duration conflict and request resolution; do not choose a convenient number or silently average them.</w:t>
+      </w:r>
+    </w:p>
+    <w:p>
+      <w:pPr>
+        <w:spacing w:line="336" w:lineRule="auto" w:after="180"/>
+      </w:pPr>
+      <w:r>
+        <w:rPr>
+          <w:b w:val="0"/>
+        </w:rPr>
+        <w:t>Changed-case reasoning: Duration becomes 20 minutes. There is now an authorised source for the previously missing field.</w:t>
+      </w:r>
+    </w:p>
+    <w:p>
+      <w:pPr>
+        <w:spacing w:line="336" w:lineRule="auto" w:after="180"/>
+      </w:pPr>
+      <w:r>
+        <w:rPr>
+          <w:b w:val="0"/>
+        </w:rPr>
+        <w:t xml:space="preserve">Collect each learner’s explanation before discussion. Use the first missing connection between </w:t>
       </w:r>
       <w:r>
         <w:rPr>
           <w:b/>
         </w:rPr>
+        <w:t>input</w:t>
+      </w:r>
+      <w:r>
+        <w:rPr>
+          <w:b w:val="0"/>
+        </w:rPr>
+        <w:t xml:space="preserve">, deciding step and result to choose support. This question is worked-case practice, not fresh mastery </w:t>
+      </w:r>
+      <w:r>
+        <w:rPr>
+          <w:b/>
+        </w:rPr>
         <w:t>evidence</w:t>
       </w:r>
       <w:r>
         <w:rPr>
           <w:b w:val="0"/>
         </w:rPr>
-        <w:t xml:space="preserve"> is insufficient. Asking for a duration does not create one. Examples can demonstrate the format, but they must not become sources of event facts.</w:t>
+        <w:t>.</w:t>
+      </w:r>
+    </w:p>
+    <w:p>
+      <w:pPr>
+        <w:pStyle w:val="Heading2"/>
+      </w:pPr>
+      <w:r>
+        <w:t>Keep each learner explaining</w:t>
+      </w:r>
+    </w:p>
+    <w:p>
+      <w:pPr>
+        <w:pStyle w:val="ListBullet"/>
+      </w:pPr>
+      <w:r>
+        <w:t>Ask: Which facts are given, and which would we have to assume? Learners mark relevant details before discussing answers.</w:t>
+      </w:r>
+    </w:p>
+    <w:p>
+      <w:pPr>
+        <w:pStyle w:val="ListBullet"/>
+      </w:pPr>
+      <w:r>
+        <w:t>Say: Predict first. Show the rule, information path or calculation that would produce the result. A correct guess is not yet an explanation.</w:t>
+      </w:r>
+    </w:p>
+    <w:p>
+      <w:pPr>
+        <w:pStyle w:val="ListBullet"/>
+      </w:pPr>
+      <w:r>
+        <w:t>In pairs, one learner solves while the other checks evidence; exchange roles. Remove the worked answer before independent assessment.</w:t>
+      </w:r>
+    </w:p>
+    <w:p>
+      <w:pPr>
+        <w:pStyle w:val="Heading2"/>
+      </w:pPr>
+      <w:r>
+        <w:t>Earlier wording, alternatives and picture transcripts · reference / check after trying</w:t>
       </w:r>
     </w:p>
     <w:p>
       <w:pPr>
         <w:spacing w:line="336" w:lineRule="auto" w:after="180"/>
-        <w:shd w:fill="F1F6FC"/>
-      </w:pPr>
-      <w:r>
-        <w:rPr>
-          <w:b w:val="0"/>
-        </w:rPr>
-        <w:t>Check content support separately from whether the answer looks tidy.</w:t>
+      </w:pPr>
+      <w:r>
+        <w:rPr>
+          <w:b w:val="0"/>
+        </w:rPr>
+        <w:t>Demonstrate and guide practice</w:t>
       </w:r>
     </w:p>
     <w:p>
@@ -2575,7 +3030,99 @@
         <w:pStyle w:val="Heading3"/>
       </w:pPr>
       <w:r>
-        <w:t>What this example does not establish</w:t>
+        <w:t>Board sequence</w:t>
+      </w:r>
+    </w:p>
+    <w:p>
+      <w:pPr>
+        <w:spacing w:line="336" w:lineRule="auto" w:after="180"/>
+      </w:pPr>
+      <w:r>
+        <w:rPr>
+          <w:b w:val="0"/>
+        </w:rPr>
+        <w:t xml:space="preserve">Write the given facts: The </w:t>
+      </w:r>
+      <w:r>
+        <w:rPr>
+          <w:b/>
+        </w:rPr>
+        <w:t>prompt</w:t>
+      </w:r>
+      <w:r>
+        <w:rPr>
+          <w:b w:val="0"/>
+        </w:rPr>
+        <w:t xml:space="preserve"> says make it good; the desired </w:t>
+      </w:r>
+      <w:r>
+        <w:rPr>
+          <w:b/>
+        </w:rPr>
+        <w:t>output</w:t>
+      </w:r>
+      <w:r>
+        <w:rPr>
+          <w:b w:val="0"/>
+        </w:rPr>
+        <w:t xml:space="preserve"> is a four-line rain poem using simple words.</w:t>
+      </w:r>
+    </w:p>
+    <w:p>
+      <w:pPr>
+        <w:spacing w:line="336" w:lineRule="auto" w:after="180"/>
+      </w:pPr>
+      <w:r>
+        <w:rPr>
+          <w:b w:val="0"/>
+        </w:rPr>
+        <w:t xml:space="preserve">Write the question to explain: Write a checkable </w:t>
+      </w:r>
+      <w:r>
+        <w:rPr>
+          <w:b/>
+        </w:rPr>
+        <w:t>prompt</w:t>
+      </w:r>
+      <w:r>
+        <w:rPr>
+          <w:b w:val="0"/>
+        </w:rPr>
+        <w:t>.</w:t>
+      </w:r>
+    </w:p>
+    <w:p>
+      <w:pPr>
+        <w:spacing w:line="336" w:lineRule="auto" w:after="180"/>
+      </w:pPr>
+      <w:r>
+        <w:rPr>
+          <w:b w:val="0"/>
+        </w:rPr>
+        <w:t xml:space="preserve">Reveal after </w:t>
+      </w:r>
+      <w:r>
+        <w:rPr>
+          <w:b/>
+        </w:rPr>
+        <w:t>prediction</w:t>
+      </w:r>
+      <w:r>
+        <w:rPr>
+          <w:b w:val="0"/>
+        </w:rPr>
+        <w:t>s: Ask for exactly four lines about rain in simple vocabulary. Check line count, topic and vocabulary separately.</w:t>
+      </w:r>
+    </w:p>
+    <w:p>
+      <w:pPr>
+        <w:spacing w:line="336" w:lineRule="auto" w:after="180"/>
+      </w:pPr>
+      <w:r>
+        <w:rPr>
+          <w:b w:val="0"/>
+        </w:rPr>
+        <w:t>Use the earlier changed question as optional later practice. Reserve Specify and test a new exhibit card for the first independent attempt before hints or feedback.</w:t>
       </w:r>
     </w:p>
     <w:p>
@@ -2583,434 +3130,18 @@
         <w:pStyle w:val="Heading3"/>
       </w:pPr>
       <w:r>
-        <w:t>Keep the stated limit</w:t>
+        <w:t>Classroom dialogue</w:t>
       </w:r>
     </w:p>
     <w:p>
       <w:pPr>
         <w:spacing w:line="336" w:lineRule="auto" w:after="180"/>
-        <w:shd w:fill="FFF5E6"/>
-      </w:pPr>
-      <w:r>
-        <w:rPr>
-          <w:b w:val="0"/>
-        </w:rPr>
-        <w:t xml:space="preserve">Even a complete </w:t>
-      </w:r>
-      <w:r>
-        <w:rPr>
-          <w:b/>
-        </w:rPr>
-        <w:t>prompt</w:t>
-      </w:r>
-      <w:r>
-        <w:rPr>
-          <w:b w:val="0"/>
-        </w:rPr>
-        <w:t xml:space="preserve"> does not guarantee an AI system follows it; test returned </w:t>
-      </w:r>
-      <w:r>
-        <w:rPr>
-          <w:b/>
-        </w:rPr>
-        <w:t>output</w:t>
-      </w:r>
-      <w:r>
-        <w:rPr>
-          <w:b w:val="0"/>
-        </w:rPr>
-        <w:t>s against the contract.</w:t>
-      </w:r>
-    </w:p>
-    <w:p>
-      <w:pPr>
-        <w:pStyle w:val="Heading3"/>
-      </w:pPr>
-      <w:r>
-        <w:t>Change one thing in the pictured case</w:t>
-      </w:r>
-    </w:p>
-    <w:p>
-      <w:pPr>
-        <w:pStyle w:val="Heading3"/>
-      </w:pPr>
-      <w:r>
-        <w:t>Change one thing</w:t>
-      </w:r>
-    </w:p>
-    <w:p>
-      <w:pPr>
-        <w:spacing w:line="336" w:lineRule="auto" w:after="180"/>
-        <w:shd w:fill="F5F1FB"/>
-      </w:pPr>
-      <w:r>
-        <w:rPr>
-          <w:b w:val="0"/>
-        </w:rPr>
-        <w:t>Change: Update the prompt to authorise sources A and B. Add B naming the same exhibit duration 20 minutes, with B declared current and authoritative.</w:t>
-      </w:r>
-    </w:p>
-    <w:p>
-      <w:pPr>
-        <w:pStyle w:val="Heading3"/>
-      </w:pPr>
-      <w:r>
-        <w:t>Predicted result</w:t>
-      </w:r>
-    </w:p>
-    <w:p>
-      <w:pPr>
-        <w:spacing w:line="336" w:lineRule="auto" w:after="180"/>
-        <w:shd w:fill="F1F6FC"/>
-      </w:pPr>
-      <w:r>
-        <w:rPr>
-          <w:b/>
-        </w:rPr>
-        <w:t>Prediction</w:t>
-      </w:r>
-      <w:r>
-        <w:rPr>
-          <w:b w:val="0"/>
-        </w:rPr>
-        <w:t>: Duration becomes 20 minutes.</w:t>
-      </w:r>
-    </w:p>
-    <w:p>
-      <w:pPr>
-        <w:pStyle w:val="Heading3"/>
-      </w:pPr>
-      <w:r>
-        <w:t>Why the result follows</w:t>
-      </w:r>
-    </w:p>
-    <w:p>
-      <w:pPr>
-        <w:spacing w:line="336" w:lineRule="auto" w:after="180"/>
-        <w:shd w:fill="F1F6FC"/>
-      </w:pPr>
-      <w:r>
-        <w:rPr>
-          <w:b w:val="0"/>
-        </w:rPr>
-        <w:t>Reason: There is now an authorised source for the previously missing field.</w:t>
-      </w:r>
-    </w:p>
-    <w:p>
-      <w:pPr>
-        <w:pStyle w:val="Heading3"/>
-      </w:pPr>
-      <w:r>
-        <w:t>Ask while showing the picture</w:t>
-      </w:r>
-    </w:p>
-    <w:p>
-      <w:pPr>
-        <w:pStyle w:val="Heading3"/>
-      </w:pPr>
-      <w:r>
-        <w:t>Ask while showing the picture · 7</w:t>
-      </w:r>
-    </w:p>
-    <w:p>
-      <w:pPr>
-        <w:spacing w:line="336" w:lineRule="auto" w:after="180"/>
-      </w:pPr>
-      <w:r>
-        <w:rPr>
-          <w:b w:val="0"/>
-        </w:rPr>
-        <w:t xml:space="preserve">Cover the result. Ask learners to name the </w:t>
-      </w:r>
-      <w:r>
-        <w:rPr>
-          <w:b/>
-        </w:rPr>
-        <w:t>input</w:t>
-      </w:r>
-      <w:r>
-        <w:rPr>
-          <w:b w:val="0"/>
-        </w:rPr>
-        <w:t xml:space="preserve">s and predict the next step. Uncover one step, connect the icon to the actual procedure, and explain its </w:t>
-      </w:r>
-      <w:r>
-        <w:rPr>
-          <w:b/>
-        </w:rPr>
-        <w:t>evidence</w:t>
-      </w:r>
-      <w:r>
-        <w:rPr>
-          <w:b w:val="0"/>
-        </w:rPr>
-        <w:t>. Then change the supplied condition and compare.</w:t>
-      </w:r>
-    </w:p>
-    <w:p>
-      <w:pPr>
-        <w:spacing w:line="336" w:lineRule="auto" w:after="180"/>
-      </w:pPr>
-      <w:r>
-        <w:rPr>
-          <w:b w:val="0"/>
-        </w:rPr>
-        <w:t>The picture is a representation; it does not document execution of a real AI model.</w:t>
-      </w:r>
-    </w:p>
-    <w:p>
-      <w:pPr>
-        <w:pStyle w:val="Heading1"/>
-      </w:pPr>
-      <w:r>
-        <w:t>03. Demonstrate and guide practice</w:t>
-      </w:r>
-    </w:p>
-    <w:p>
-      <w:r>
-        <w:t>Demonstrate Prompts Are Design Instructions, reduce support deliberately and check individual reasoning before discussing answers.</w:t>
-      </w:r>
-    </w:p>
-    <w:p>
-      <w:pPr>
-        <w:pStyle w:val="Heading3"/>
-      </w:pPr>
-      <w:r>
-        <w:t>Board sequence</w:t>
-      </w:r>
-    </w:p>
-    <w:p>
-      <w:pPr>
-        <w:pStyle w:val="Heading3"/>
-      </w:pPr>
-      <w:r>
-        <w:t>1. Put the facts on the board</w:t>
-      </w:r>
-    </w:p>
-    <w:p>
-      <w:pPr>
-        <w:spacing w:line="336" w:lineRule="auto" w:after="180"/>
-        <w:shd w:fill="F4F9FC"/>
-      </w:pPr>
-      <w:r>
-        <w:rPr>
-          <w:b w:val="0"/>
-        </w:rPr>
-        <w:t xml:space="preserve">Write the given facts: The </w:t>
-      </w:r>
-      <w:r>
-        <w:rPr>
-          <w:b/>
-        </w:rPr>
-        <w:t>prompt</w:t>
-      </w:r>
-      <w:r>
-        <w:rPr>
-          <w:b w:val="0"/>
-        </w:rPr>
-        <w:t xml:space="preserve"> says make it good; the desired </w:t>
-      </w:r>
-      <w:r>
-        <w:rPr>
-          <w:b/>
-        </w:rPr>
-        <w:t>output</w:t>
-      </w:r>
-      <w:r>
-        <w:rPr>
-          <w:b w:val="0"/>
-        </w:rPr>
-        <w:t xml:space="preserve"> is a four-line rain poem using simple words.</w:t>
-      </w:r>
-    </w:p>
-    <w:p>
-      <w:pPr>
-        <w:pStyle w:val="Heading3"/>
-      </w:pPr>
-      <w:r>
-        <w:t>2. State the decision to explain</w:t>
-      </w:r>
-    </w:p>
-    <w:p>
-      <w:pPr>
-        <w:spacing w:line="336" w:lineRule="auto" w:after="180"/>
-        <w:shd w:fill="F4F9FC"/>
-      </w:pPr>
-      <w:r>
-        <w:rPr>
-          <w:b w:val="0"/>
-        </w:rPr>
-        <w:t xml:space="preserve">Write the question to explain: Write a checkable </w:t>
-      </w:r>
-      <w:r>
-        <w:rPr>
-          <w:b/>
-        </w:rPr>
-        <w:t>prompt</w:t>
-      </w:r>
-      <w:r>
-        <w:rPr>
-          <w:b w:val="0"/>
-        </w:rPr>
-        <w:t>.</w:t>
-      </w:r>
-    </w:p>
-    <w:p>
-      <w:pPr>
-        <w:pStyle w:val="Heading3"/>
-      </w:pPr>
-      <w:r>
-        <w:t>3. Reveal the worked reasoning</w:t>
-      </w:r>
-    </w:p>
-    <w:p>
-      <w:pPr>
-        <w:spacing w:line="336" w:lineRule="auto" w:after="180"/>
-        <w:shd w:fill="F1F6FC"/>
-      </w:pPr>
-      <w:r>
-        <w:rPr>
-          <w:b w:val="0"/>
-        </w:rPr>
-        <w:t xml:space="preserve">Reveal after </w:t>
-      </w:r>
-      <w:r>
-        <w:rPr>
-          <w:b/>
-        </w:rPr>
-        <w:t>prediction</w:t>
-      </w:r>
-      <w:r>
-        <w:rPr>
-          <w:b w:val="0"/>
-        </w:rPr>
-        <w:t>s: Ask for exactly four lines about rain in simple vocabulary. Check line count, topic and vocabulary separately.</w:t>
-      </w:r>
-    </w:p>
-    <w:p>
-      <w:pPr>
-        <w:pStyle w:val="Heading3"/>
-      </w:pPr>
-      <w:r>
-        <w:t>Hold back the independent task</w:t>
-      </w:r>
-    </w:p>
-    <w:p>
-      <w:pPr>
-        <w:spacing w:line="336" w:lineRule="auto" w:after="180"/>
-        <w:shd w:fill="FFF5E6"/>
-      </w:pPr>
-      <w:r>
-        <w:rPr>
-          <w:b w:val="0"/>
-        </w:rPr>
-        <w:t xml:space="preserve">Keep for an independent attempt: Improve this </w:t>
-      </w:r>
-      <w:r>
-        <w:rPr>
-          <w:b/>
-        </w:rPr>
-        <w:t>prompt</w:t>
-      </w:r>
-      <w:r>
-        <w:rPr>
-          <w:b w:val="0"/>
-        </w:rPr>
-        <w:t xml:space="preserve">: tell me about space. Specify a reader, a focused task and an </w:t>
-      </w:r>
-      <w:r>
-        <w:rPr>
-          <w:b/>
-        </w:rPr>
-        <w:t>output</w:t>
-      </w:r>
-      <w:r>
-        <w:rPr>
-          <w:b w:val="0"/>
-        </w:rPr>
-        <w:t xml:space="preserve"> format suitable for a young learner.</w:t>
-      </w:r>
-    </w:p>
-    <w:p>
-      <w:pPr>
-        <w:pStyle w:val="Heading3"/>
-      </w:pPr>
-      <w:r>
-        <w:t>Classroom dialogue</w:t>
-      </w:r>
-    </w:p>
-    <w:p>
-      <w:pPr>
-        <w:pStyle w:val="Heading3"/>
-      </w:pPr>
-      <w:r>
-        <w:t>Ask the class</w:t>
-      </w:r>
-    </w:p>
-    <w:p>
-      <w:pPr>
-        <w:spacing w:line="336" w:lineRule="auto" w:after="180"/>
-        <w:shd w:fill="F5F1FB"/>
-      </w:pPr>
-      <w:r>
-        <w:rPr>
-          <w:b w:val="0"/>
-        </w:rPr>
-        <w:t>Ask: Which facts are given, and which would we have to assume? Learners mark relevant details before discussing answers.</w:t>
-      </w:r>
-    </w:p>
-    <w:p>
-      <w:pPr>
-        <w:pStyle w:val="Heading3"/>
-      </w:pPr>
-      <w:r>
-        <w:t>Language to model</w:t>
-      </w:r>
-    </w:p>
-    <w:p>
-      <w:pPr>
-        <w:spacing w:line="336" w:lineRule="auto" w:after="180"/>
-        <w:shd w:fill="F1F6F8"/>
-      </w:pPr>
-      <w:r>
-        <w:rPr>
-          <w:b w:val="0"/>
-        </w:rPr>
-        <w:t>Say: Predict first. Show the rule, information path or calculation that would produce the result. A correct guess is not yet an explanation.</w:t>
-      </w:r>
-    </w:p>
-    <w:p>
-      <w:pPr>
-        <w:spacing w:line="336" w:lineRule="auto" w:after="180"/>
       </w:pPr>
       <w:r>
         <w:rPr>
           <w:b w:val="0"/>
         </w:rPr>
         <w:t>Reveal reasoning one step at a time. Explain why a tempting alternative fails. Write units and denominators for arithmetic, trace conditions for decisions, and identify supporting sources for claims.</w:t>
-      </w:r>
-    </w:p>
-    <w:p>
-      <w:pPr>
-        <w:spacing w:line="336" w:lineRule="auto" w:after="180"/>
-      </w:pPr>
-      <w:r>
-        <w:rPr>
-          <w:b w:val="0"/>
-        </w:rPr>
-        <w:t xml:space="preserve">In pairs, one learner solves while the other checks </w:t>
-      </w:r>
-      <w:r>
-        <w:rPr>
-          <w:b/>
-        </w:rPr>
-        <w:t>evidence</w:t>
-      </w:r>
-      <w:r>
-        <w:rPr>
-          <w:b w:val="0"/>
-        </w:rPr>
-        <w:t>; exchange roles. Remove the worked answer before independent assessment.</w:t>
       </w:r>
     </w:p>
     <w:p>
@@ -3323,512 +3454,103 @@
         <w:pStyle w:val="Heading3"/>
       </w:pPr>
       <w:r>
-        <w:t>Completion practice</w:t>
+        <w:t>Individual reasoning check</w:t>
+      </w:r>
+    </w:p>
+    <w:p>
+      <w:pPr>
+        <w:pStyle w:val="Heading3"/>
+      </w:pPr>
+      <w:r>
+        <w:t>Pictorial practice question</w:t>
+      </w:r>
+    </w:p>
+    <w:p>
+      <w:pPr>
+        <w:pStyle w:val="Heading3"/>
+      </w:pPr>
+      <w:r>
+        <w:t>Reasoned teacher answer</w:t>
+      </w:r>
+    </w:p>
+    <w:p>
+      <w:pPr>
+        <w:pStyle w:val="Heading1"/>
+      </w:pPr>
+      <w:r>
+        <w:t>04. Run the supplied investigation</w:t>
+      </w:r>
+    </w:p>
+    <w:p>
+      <w:r>
+        <w:t>Keep expected results, observed paper traces and remaining limits distinguishable.</w:t>
+      </w:r>
+    </w:p>
+    <w:p>
+      <w:pPr>
+        <w:pStyle w:val="Heading2"/>
+      </w:pPr>
+      <w:r>
+        <w:t>Supplied materials and answer guidance</w:t>
       </w:r>
     </w:p>
     <w:p>
       <w:pPr>
         <w:spacing w:line="336" w:lineRule="auto" w:after="180"/>
-        <w:shd w:fill="F5F1FB"/>
-      </w:pPr>
-      <w:r>
-        <w:rPr>
-          <w:b w:val="0"/>
-        </w:rPr>
-        <w:t xml:space="preserve">Completion task: For original C, a card gives four correctly labelled lines but says Time: 3 pm. All other values match C. State which format and </w:t>
-      </w:r>
-      <w:r>
-        <w:rPr>
-          <w:b/>
-        </w:rPr>
-        <w:t>evidence</w:t>
-      </w:r>
-      <w:r>
-        <w:rPr>
-          <w:b w:val="0"/>
-        </w:rPr>
-        <w:t xml:space="preserve"> checks pass or fail. Is the card acceptable overall? Explain.</w:t>
-      </w:r>
-    </w:p>
-    <w:p>
-      <w:pPr>
-        <w:pStyle w:val="Heading3"/>
-      </w:pPr>
-      <w:r>
-        <w:t>Reasoning to listen for</w:t>
-      </w:r>
-    </w:p>
-    <w:p>
-      <w:pPr>
-        <w:spacing w:line="336" w:lineRule="auto" w:after="180"/>
-        <w:shd w:fill="F1F6FC"/>
-      </w:pPr>
-      <w:r>
-        <w:rPr>
-          <w:b w:val="0"/>
-        </w:rPr>
-        <w:t>Teacher check: The four-line label and order checks pass; day, place and bring values match. The time and no-unsupported-details checks fail because C gives no time; Time should be not stated.</w:t>
-      </w:r>
-    </w:p>
-    <w:p>
-      <w:pPr>
-        <w:spacing w:line="336" w:lineRule="auto" w:after="180"/>
-        <w:shd w:fill="F1F6FC"/>
-      </w:pPr>
-      <w:r>
-        <w:rPr>
-          <w:b w:val="0"/>
-        </w:rPr>
-        <w:t xml:space="preserve">It is not acceptable overall because every required </w:t>
-      </w:r>
-      <w:r>
-        <w:rPr>
-          <w:b/>
-        </w:rPr>
-        <w:t>criterion</w:t>
-      </w:r>
-      <w:r>
-        <w:rPr>
-          <w:b w:val="0"/>
-        </w:rPr>
-        <w:t xml:space="preserve"> must pass.</w:t>
-      </w:r>
-    </w:p>
-    <w:p>
-      <w:pPr>
-        <w:spacing w:line="336" w:lineRule="auto" w:after="180"/>
-      </w:pPr>
-      <w:r>
-        <w:rPr>
-          <w:b w:val="0"/>
-        </w:rPr>
-        <w:t xml:space="preserve">Start by identifying the given </w:t>
-      </w:r>
-      <w:r>
-        <w:rPr>
-          <w:b/>
-        </w:rPr>
-        <w:t>input</w:t>
-      </w:r>
-      <w:r>
-        <w:rPr>
-          <w:b w:val="0"/>
-        </w:rPr>
-        <w:t>s together. Leave the intermediate steps blank. If needed, model one step, then withdraw that help on the next step. Move to a full trace only when the partial trace is understood.</w:t>
-      </w:r>
-    </w:p>
-    <w:p>
-      <w:pPr>
-        <w:spacing w:line="336" w:lineRule="auto" w:after="180"/>
-      </w:pPr>
-      <w:r>
-        <w:rPr>
-          <w:b w:val="0"/>
-        </w:rPr>
-        <w:t>For partners, alternate explainer and checker; collect a response from every learner before discussion.</w:t>
-      </w:r>
-    </w:p>
-    <w:p>
-      <w:pPr>
-        <w:pStyle w:val="Heading3"/>
-      </w:pPr>
-      <w:r>
-        <w:t>Individual reasoning check</w:t>
-      </w:r>
-    </w:p>
-    <w:p>
-      <w:pPr>
-        <w:spacing w:line="336" w:lineRule="auto" w:after="180"/>
-      </w:pPr>
-      <w:r>
-        <w:rPr>
-          <w:b w:val="0"/>
-        </w:rPr>
-        <w:t xml:space="preserve">Use the worked case for Specifying and testing </w:t>
-      </w:r>
-      <w:r>
-        <w:rPr>
-          <w:b/>
-        </w:rPr>
-        <w:t>prompt</w:t>
-      </w:r>
-      <w:r>
-        <w:rPr>
-          <w:b w:val="0"/>
-        </w:rPr>
-        <w:t>s. Proposed explanation: “A tidy response is a correct response”. Decide whether this explanation is supported.</w:t>
-      </w:r>
-    </w:p>
-    <w:p>
-      <w:pPr>
-        <w:spacing w:line="336" w:lineRule="auto" w:after="180"/>
-      </w:pPr>
-      <w:r>
-        <w:rPr>
-          <w:b w:val="0"/>
-        </w:rPr>
-        <w:t>Point to the step or supplied fact that decides; explain your repair if needed.</w:t>
-      </w:r>
-    </w:p>
-    <w:p>
-      <w:pPr>
-        <w:pStyle w:val="Heading3"/>
-      </w:pPr>
-      <w:r>
-        <w:t>Expected repair</w:t>
-      </w:r>
-    </w:p>
-    <w:p>
-      <w:pPr>
-        <w:spacing w:line="336" w:lineRule="auto" w:after="180"/>
-        <w:shd w:fill="F1F6FC"/>
-      </w:pPr>
-      <w:r>
-        <w:rPr>
-          <w:b w:val="0"/>
-        </w:rPr>
-        <w:t>Expected correction: Score facts and missing-value handling separately from layout.</w:t>
-      </w:r>
-    </w:p>
-    <w:p>
-      <w:pPr>
-        <w:spacing w:line="336" w:lineRule="auto" w:after="180"/>
-      </w:pPr>
-      <w:r>
-        <w:rPr>
-          <w:b w:val="0"/>
-        </w:rPr>
-        <w:t>Collect explanations, not only yes/no votes. If a misunderstanding is common, re-model the relevant step for the class.</w:t>
-      </w:r>
-    </w:p>
-    <w:p>
-      <w:pPr>
-        <w:spacing w:line="336" w:lineRule="auto" w:after="180"/>
-      </w:pPr>
-      <w:r>
-        <w:rPr>
-          <w:b w:val="0"/>
-        </w:rPr>
-        <w:t>If it affects a few learners, give a short targeted group explanation while others solve a more demanding variation.</w:t>
-      </w:r>
-    </w:p>
-    <w:p>
-      <w:pPr>
-        <w:pStyle w:val="Heading3"/>
-      </w:pPr>
-      <w:r>
-        <w:t>Pictorial practice question</w:t>
-      </w:r>
-    </w:p>
-    <w:p>
-      <w:pPr>
-        <w:spacing w:line="336" w:lineRule="auto" w:after="180"/>
-        <w:shd w:fill="F5F1FB"/>
-      </w:pPr>
-      <w:r>
-        <w:rPr>
-          <w:b w:val="0"/>
-        </w:rPr>
-        <w:t>What must happen if B instead conflicts with another equally authoritative duration record?</w:t>
-      </w:r>
-    </w:p>
-    <w:p>
-      <w:pPr>
-        <w:pStyle w:val="Heading3"/>
-      </w:pPr>
-      <w:r>
-        <w:t>Reasoned teacher answer</w:t>
-      </w:r>
-    </w:p>
-    <w:p>
-      <w:pPr>
-        <w:spacing w:line="336" w:lineRule="auto" w:after="180"/>
-      </w:pPr>
-      <w:r>
-        <w:rPr>
-          <w:b w:val="0"/>
-        </w:rPr>
-        <w:t>Flag the duration conflict and request resolution; do not choose a convenient number or silently average them.</w:t>
-      </w:r>
-    </w:p>
-    <w:p>
-      <w:pPr>
-        <w:spacing w:line="336" w:lineRule="auto" w:after="180"/>
-      </w:pPr>
-      <w:r>
-        <w:rPr>
-          <w:b w:val="0"/>
-        </w:rPr>
-        <w:t>Changed-case reasoning: Duration becomes 20 minutes. There is now an authorised source for the previously missing field.</w:t>
-      </w:r>
-    </w:p>
-    <w:p>
-      <w:pPr>
-        <w:spacing w:line="336" w:lineRule="auto" w:after="180"/>
-      </w:pPr>
-      <w:r>
-        <w:rPr>
-          <w:b w:val="0"/>
-        </w:rPr>
-        <w:t xml:space="preserve">Collect each learner’s explanation before discussion. Use the first missing connection between </w:t>
-      </w:r>
-      <w:r>
-        <w:rPr>
-          <w:b/>
-        </w:rPr>
-        <w:t>input</w:t>
-      </w:r>
-      <w:r>
-        <w:rPr>
-          <w:b w:val="0"/>
-        </w:rPr>
-        <w:t xml:space="preserve">, deciding step and result to choose support. This question is worked-case practice, not fresh mastery </w:t>
-      </w:r>
-      <w:r>
-        <w:rPr>
-          <w:b/>
-        </w:rPr>
-        <w:t>evidence</w:t>
-      </w:r>
-      <w:r>
-        <w:rPr>
-          <w:b w:val="0"/>
-        </w:rPr>
-        <w:t>.</w:t>
-      </w:r>
-    </w:p>
-    <w:p>
-      <w:pPr>
-        <w:pStyle w:val="Heading1"/>
-      </w:pPr>
-      <w:r>
-        <w:t>04. Run the weekly evidence lab</w:t>
-      </w:r>
-    </w:p>
-    <w:p>
-      <w:r>
-        <w:t>Run the Prompts Are Design Instructions investigation and use the first unsupported step to choose a teaching response.</w:t>
-      </w:r>
-    </w:p>
-    <w:p>
-      <w:pPr>
-        <w:spacing w:line="336" w:lineRule="auto" w:after="180"/>
-      </w:pPr>
-      <w:r>
-        <w:rPr>
-          <w:b w:val="0"/>
-        </w:rPr>
-        <w:t xml:space="preserve">Predict first, test honestly, and explain what the </w:t>
-      </w:r>
-      <w:r>
-        <w:rPr>
-          <w:b/>
-        </w:rPr>
-        <w:t>evidence</w:t>
-      </w:r>
-      <w:r>
-        <w:rPr>
-          <w:b w:val="0"/>
-        </w:rPr>
-        <w:t xml:space="preserve"> means.</w:t>
-      </w:r>
-    </w:p>
-    <w:p>
-      <w:pPr>
-        <w:pStyle w:val="Heading3"/>
-      </w:pPr>
-      <w:r>
-        <w:t>1. Predict</w:t>
-      </w:r>
-    </w:p>
-    <w:p>
-      <w:pPr>
-        <w:spacing w:line="336" w:lineRule="auto" w:after="180"/>
-        <w:shd w:fill="F4F9FC"/>
-      </w:pPr>
-      <w:r>
-        <w:rPr>
-          <w:b w:val="0"/>
-        </w:rPr>
-        <w:t xml:space="preserve">State your </w:t>
-      </w:r>
-      <w:r>
-        <w:rPr>
-          <w:b/>
-        </w:rPr>
-        <w:t>prediction</w:t>
-      </w:r>
-      <w:r>
-        <w:rPr>
-          <w:b w:val="0"/>
-        </w:rPr>
-        <w:t xml:space="preserve"> before the result is known.</w:t>
-      </w:r>
-    </w:p>
-    <w:p>
-      <w:pPr>
-        <w:pStyle w:val="Heading3"/>
-      </w:pPr>
-      <w:r>
-        <w:t>2. Investigate</w:t>
-      </w:r>
-    </w:p>
-    <w:p>
-      <w:pPr>
-        <w:spacing w:line="336" w:lineRule="auto" w:after="180"/>
-        <w:shd w:fill="F4F9FC"/>
-      </w:pPr>
-      <w:r>
-        <w:rPr>
-          <w:b w:val="0"/>
-        </w:rPr>
-        <w:t xml:space="preserve">Complete the task: Revise a vague story </w:t>
-      </w:r>
-      <w:r>
-        <w:rPr>
-          <w:b/>
-        </w:rPr>
-        <w:t>prompt</w:t>
-      </w:r>
-      <w:r>
-        <w:rPr>
-          <w:b w:val="0"/>
-        </w:rPr>
-        <w:t xml:space="preserve"> and compare both </w:t>
-      </w:r>
-      <w:r>
-        <w:rPr>
-          <w:b/>
-        </w:rPr>
-        <w:t>output</w:t>
-      </w:r>
-      <w:r>
-        <w:rPr>
-          <w:b w:val="0"/>
-        </w:rPr>
-        <w:t>s.</w:t>
-      </w:r>
-    </w:p>
-    <w:p>
-      <w:pPr>
-        <w:pStyle w:val="Heading3"/>
-      </w:pPr>
-      <w:r>
-        <w:t>3. Compare cases</w:t>
-      </w:r>
-    </w:p>
-    <w:p>
-      <w:pPr>
-        <w:spacing w:line="336" w:lineRule="auto" w:after="180"/>
-        <w:shd w:fill="F4F9FC"/>
-      </w:pPr>
-      <w:r>
-        <w:rPr>
-          <w:b w:val="0"/>
-        </w:rPr>
+      </w:pPr>
+      <w:r>
+        <w:rPr>
+          <w:b w:val="0"/>
+        </w:rPr>
+        <w:t>In the paper story studio, A passes the three stated checks: three sentences, fox/boat/pond, and no real-person or real-event claim. B includes the required three elements but has two sentences and asserts a real event involving the teacher; it fails the sentence-count and no-real-event checks. The story task permits additional fictional events, unlike the source-only factual card. Partner outputs must be scored under the same rubric and retained, not invented. Paper trials do not establish model reliability. Reserve Specify and test a new exhibit card for an independent first attempt.</w:t>
+      </w:r>
+    </w:p>
+    <w:p>
+      <w:pPr>
+        <w:pStyle w:val="Heading2"/>
+      </w:pPr>
+      <w:r>
+        <w:t>Run and record</w:t>
+      </w:r>
+    </w:p>
+    <w:p>
+      <w:pPr>
+        <w:pStyle w:val="ListNumber"/>
+      </w:pPr>
+      <w:r>
+        <w:t>Complete the task: Revise a vague story prompt and compare both outputs.</w:t>
+      </w:r>
+    </w:p>
+    <w:p>
+      <w:pPr>
+        <w:pStyle w:val="ListNumber"/>
+      </w:pPr>
+      <w:r>
         <w:t>Keep a normal case and an edge case clearly separated.</w:t>
       </w:r>
     </w:p>
     <w:p>
       <w:pPr>
-        <w:pStyle w:val="Heading3"/>
-      </w:pPr>
-      <w:r>
-        <w:t>4. Record honestly</w:t>
-      </w:r>
-    </w:p>
-    <w:p>
-      <w:pPr>
-        <w:spacing w:line="336" w:lineRule="auto" w:after="180"/>
-        <w:shd w:fill="F4F9FC"/>
-      </w:pPr>
-      <w:r>
-        <w:rPr>
-          <w:b w:val="0"/>
-        </w:rPr>
-        <w:t xml:space="preserve">Record what happened—even when it does not match your </w:t>
-      </w:r>
-      <w:r>
-        <w:rPr>
-          <w:b/>
-        </w:rPr>
-        <w:t>prediction</w:t>
-      </w:r>
-      <w:r>
-        <w:rPr>
-          <w:b w:val="0"/>
-        </w:rPr>
-        <w:t>.</w:t>
-      </w:r>
-    </w:p>
-    <w:p>
-      <w:pPr>
-        <w:pStyle w:val="Heading3"/>
-      </w:pPr>
-      <w:r>
-        <w:t>5. Explain and plan the next test</w:t>
-      </w:r>
-    </w:p>
-    <w:p>
-      <w:pPr>
-        <w:spacing w:line="336" w:lineRule="auto" w:after="180"/>
-        <w:shd w:fill="F4F9FC"/>
-      </w:pPr>
-      <w:r>
-        <w:rPr>
-          <w:b w:val="0"/>
-        </w:rPr>
+        <w:pStyle w:val="ListNumber"/>
+      </w:pPr>
+      <w:r>
+        <w:t>Record what happened—even when it does not match your prediction.</w:t>
+      </w:r>
+    </w:p>
+    <w:p>
+      <w:pPr>
+        <w:pStyle w:val="ListNumber"/>
+      </w:pPr>
+      <w:r>
         <w:t>Explain the result, one limitation, and the next useful test.</w:t>
       </w:r>
     </w:p>
     <w:p>
       <w:pPr>
-        <w:pStyle w:val="Heading3"/>
-      </w:pPr>
-      <w:r>
-        <w:t>Use a fresh case after support</w:t>
-      </w:r>
-    </w:p>
-    <w:p>
-      <w:pPr>
-        <w:spacing w:line="336" w:lineRule="auto" w:after="180"/>
-        <w:shd w:fill="FFF5E6"/>
-      </w:pPr>
-      <w:r>
-        <w:rPr>
-          <w:b w:val="0"/>
-        </w:rPr>
-        <w:t>INDEPENDENCE After support is removed, repeat the proof with a fresh case.</w:t>
-      </w:r>
-    </w:p>
-    <w:p>
-      <w:pPr>
-        <w:pStyle w:val="Heading3"/>
-      </w:pPr>
-      <w:r>
-        <w:t>Make the lab runnable</w:t>
-      </w:r>
-    </w:p>
-    <w:p>
-      <w:pPr>
-        <w:spacing w:line="336" w:lineRule="auto" w:after="180"/>
-      </w:pPr>
-      <w:r>
-        <w:rPr>
-          <w:b w:val="0"/>
-        </w:rPr>
-        <w:t>Use the concrete case as the shared normal case and the independent question as a second case. Each pair creates a boundary or missing-information case and predicts its result before testing.</w:t>
-      </w:r>
-    </w:p>
-    <w:p>
-      <w:pPr>
-        <w:spacing w:line="336" w:lineRule="auto" w:after="180"/>
-      </w:pPr>
-      <w:r>
-        <w:rPr>
-          <w:b w:val="0"/>
-        </w:rPr>
-        <w:t>Keep the expected result separate from an observed mistake.</w:t>
+        <w:pStyle w:val="Heading2"/>
+      </w:pPr>
+      <w:r>
+        <w:t>Keep an inspectable record</w:t>
       </w:r>
     </w:p>
     <w:tbl>
@@ -3979,30 +3701,32 @@
     </w:tbl>
     <w:p>
       <w:pPr>
-        <w:pStyle w:val="Heading3"/>
-      </w:pPr>
-      <w:r>
-        <w:t>Diagnose and reteach</w:t>
-      </w:r>
-    </w:p>
-    <w:p>
-      <w:pPr>
-        <w:pStyle w:val="Heading3"/>
-      </w:pPr>
-      <w:r>
-        <w:t>Find the unsupported claim</w:t>
+        <w:pStyle w:val="Heading2"/>
+      </w:pPr>
+      <w:r>
+        <w:t>Diagnose the first misunderstanding</w:t>
       </w:r>
     </w:p>
     <w:p>
       <w:pPr>
         <w:spacing w:line="336" w:lineRule="auto" w:after="180"/>
-        <w:shd w:fill="F5F1FB"/>
-      </w:pPr>
-      <w:r>
-        <w:rPr>
-          <w:b w:val="0"/>
-        </w:rPr>
-        <w:t xml:space="preserve">CLAIM TO REPAIR A longer </w:t>
+      </w:pPr>
+      <w:r>
+        <w:rPr>
+          <w:b w:val="0"/>
+        </w:rPr>
+        <w:t>A tidy response is a correct response: Score facts and missing-value handling separately from layout.</w:t>
+      </w:r>
+    </w:p>
+    <w:p>
+      <w:pPr>
+        <w:spacing w:line="336" w:lineRule="auto" w:after="180"/>
+      </w:pPr>
+      <w:r>
+        <w:rPr>
+          <w:b w:val="0"/>
+        </w:rPr>
+        <w:t xml:space="preserve">A better </w:t>
       </w:r>
       <w:r>
         <w:rPr>
@@ -4014,19 +3738,19 @@
         <w:rPr>
           <w:b w:val="0"/>
         </w:rPr>
-        <w:t xml:space="preserve"> is automatically a clearer </w:t>
+        <w:t xml:space="preserve"> guarantees correct </w:t>
       </w:r>
       <w:r>
         <w:rPr>
           <w:b/>
         </w:rPr>
-        <w:t>prompt</w:t>
-      </w:r>
-      <w:r>
-        <w:rPr>
-          <w:b w:val="0"/>
-        </w:rPr>
-        <w:t>.</w:t>
+        <w:t>output</w:t>
+      </w:r>
+      <w:r>
+        <w:rPr>
+          <w:b w:val="0"/>
+        </w:rPr>
+        <w:t>: Inspect actual responses; even explicit requirements can be violated.</w:t>
       </w:r>
     </w:p>
     <w:p>
@@ -4037,94 +3761,15 @@
         <w:rPr>
           <w:b w:val="0"/>
         </w:rPr>
-        <w:t>For guessing, return to given facts and request a trace. For vocabulary without application, use one example and one non-example. For arithmetic errors, check the setup before the calculation.</w:t>
-      </w:r>
-    </w:p>
-    <w:p>
-      <w:pPr>
-        <w:spacing w:line="336" w:lineRule="auto" w:after="180"/>
-      </w:pPr>
-      <w:r>
-        <w:rPr>
-          <w:b w:val="0"/>
-        </w:rPr>
-        <w:t>Finish with a different uncoached case before recording mastery.</w:t>
-      </w:r>
-    </w:p>
-    <w:p>
-      <w:pPr>
-        <w:pStyle w:val="Heading3"/>
-      </w:pPr>
-      <w:r>
-        <w:t>Address these additional misconceptions</w:t>
-      </w:r>
-    </w:p>
-    <w:p>
-      <w:pPr>
-        <w:spacing w:line="336" w:lineRule="auto" w:after="180"/>
-      </w:pPr>
-      <w:r>
-        <w:rPr>
-          <w:b w:val="0"/>
-        </w:rPr>
-        <w:t>A tidy response is a correct response: Score facts and missing-value handling separately from layout.</w:t>
-      </w:r>
-    </w:p>
-    <w:p>
-      <w:pPr>
-        <w:spacing w:line="336" w:lineRule="auto" w:after="180"/>
-      </w:pPr>
-      <w:r>
-        <w:rPr>
-          <w:b w:val="0"/>
-        </w:rPr>
-        <w:t xml:space="preserve">A better </w:t>
-      </w:r>
-      <w:r>
-        <w:rPr>
-          <w:b/>
-        </w:rPr>
-        <w:t>prompt</w:t>
-      </w:r>
-      <w:r>
-        <w:rPr>
-          <w:b w:val="0"/>
-        </w:rPr>
-        <w:t xml:space="preserve"> guarantees correct </w:t>
-      </w:r>
-      <w:r>
-        <w:rPr>
-          <w:b/>
-        </w:rPr>
-        <w:t>output</w:t>
-      </w:r>
-      <w:r>
-        <w:rPr>
-          <w:b w:val="0"/>
-        </w:rPr>
-        <w:t>: Inspect actual responses; even explicit requirements can be violated.</w:t>
-      </w:r>
-    </w:p>
-    <w:p>
-      <w:pPr>
-        <w:spacing w:line="336" w:lineRule="auto" w:after="180"/>
-      </w:pPr>
-      <w:r>
-        <w:rPr>
-          <w:b w:val="0"/>
-        </w:rPr>
         <w:t>A conflict can be resolved by choosing the confident record: Without authority or priority, flag the unresolved field.</w:t>
       </w:r>
     </w:p>
     <w:p>
       <w:pPr>
-        <w:spacing w:line="336" w:lineRule="auto" w:after="180"/>
-      </w:pPr>
-      <w:r>
-        <w:rPr>
-          <w:b w:val="0"/>
-        </w:rPr>
-        <w:t>The best attempt represents every attempt: Keep all planned trials and report failures rather than selecting only a success.</w:t>
+        <w:pStyle w:val="Heading2"/>
+      </w:pPr>
+      <w:r>
+        <w:t>Choose support from the response</w:t>
       </w:r>
     </w:p>
     <w:p>
@@ -4283,12 +3928,191 @@
     </w:tbl>
     <w:p>
       <w:pPr>
+        <w:pStyle w:val="Heading2"/>
+      </w:pPr>
+      <w:r>
+        <w:t>Earlier wording, alternatives and picture transcripts · reference / check after trying</w:t>
+      </w:r>
+    </w:p>
+    <w:p>
+      <w:pPr>
         <w:spacing w:line="336" w:lineRule="auto" w:after="180"/>
       </w:pPr>
       <w:r>
         <w:rPr>
           <w:b w:val="0"/>
         </w:rPr>
+        <w:t>Run the weekly evidence lab</w:t>
+      </w:r>
+    </w:p>
+    <w:p>
+      <w:pPr>
+        <w:spacing w:line="336" w:lineRule="auto" w:after="180"/>
+      </w:pPr>
+      <w:r>
+        <w:rPr>
+          <w:b w:val="0"/>
+        </w:rPr>
+        <w:t xml:space="preserve">Predict first, test honestly, and explain what the </w:t>
+      </w:r>
+      <w:r>
+        <w:rPr>
+          <w:b/>
+        </w:rPr>
+        <w:t>evidence</w:t>
+      </w:r>
+      <w:r>
+        <w:rPr>
+          <w:b w:val="0"/>
+        </w:rPr>
+        <w:t xml:space="preserve"> means.</w:t>
+      </w:r>
+    </w:p>
+    <w:p>
+      <w:pPr>
+        <w:spacing w:line="336" w:lineRule="auto" w:after="180"/>
+      </w:pPr>
+      <w:r>
+        <w:rPr>
+          <w:b w:val="0"/>
+        </w:rPr>
+        <w:t xml:space="preserve">State your </w:t>
+      </w:r>
+      <w:r>
+        <w:rPr>
+          <w:b/>
+        </w:rPr>
+        <w:t>prediction</w:t>
+      </w:r>
+      <w:r>
+        <w:rPr>
+          <w:b w:val="0"/>
+        </w:rPr>
+        <w:t xml:space="preserve"> before the result is known.</w:t>
+      </w:r>
+    </w:p>
+    <w:p>
+      <w:pPr>
+        <w:spacing w:line="336" w:lineRule="auto" w:after="180"/>
+      </w:pPr>
+      <w:r>
+        <w:rPr>
+          <w:b w:val="0"/>
+        </w:rPr>
+        <w:t>INDEPENDENCE After support is removed, repeat the proof with a fresh case.</w:t>
+      </w:r>
+    </w:p>
+    <w:p>
+      <w:pPr>
+        <w:pStyle w:val="Heading3"/>
+      </w:pPr>
+      <w:r>
+        <w:t>Make the lab runnable</w:t>
+      </w:r>
+    </w:p>
+    <w:p>
+      <w:pPr>
+        <w:spacing w:line="336" w:lineRule="auto" w:after="180"/>
+      </w:pPr>
+      <w:r>
+        <w:rPr>
+          <w:b w:val="0"/>
+        </w:rPr>
+        <w:t>Use the supplied investigation for shared practice. Keep predictions and observed paper-trace results separate. Reserve Specify and test a new exhibit card for the individual first attempt before feedback; do not use the reserved case as a paired lab task.</w:t>
+      </w:r>
+    </w:p>
+    <w:p>
+      <w:pPr>
+        <w:pStyle w:val="Heading3"/>
+      </w:pPr>
+      <w:r>
+        <w:t>Diagnose and reteach</w:t>
+      </w:r>
+    </w:p>
+    <w:p>
+      <w:pPr>
+        <w:spacing w:line="336" w:lineRule="auto" w:after="180"/>
+      </w:pPr>
+      <w:r>
+        <w:rPr>
+          <w:b w:val="0"/>
+        </w:rPr>
+        <w:t xml:space="preserve">CLAIM TO REPAIR A longer </w:t>
+      </w:r>
+      <w:r>
+        <w:rPr>
+          <w:b/>
+        </w:rPr>
+        <w:t>prompt</w:t>
+      </w:r>
+      <w:r>
+        <w:rPr>
+          <w:b w:val="0"/>
+        </w:rPr>
+        <w:t xml:space="preserve"> is automatically a clearer </w:t>
+      </w:r>
+      <w:r>
+        <w:rPr>
+          <w:b/>
+        </w:rPr>
+        <w:t>prompt</w:t>
+      </w:r>
+      <w:r>
+        <w:rPr>
+          <w:b w:val="0"/>
+        </w:rPr>
+        <w:t>.</w:t>
+      </w:r>
+    </w:p>
+    <w:p>
+      <w:pPr>
+        <w:spacing w:line="336" w:lineRule="auto" w:after="180"/>
+      </w:pPr>
+      <w:r>
+        <w:rPr>
+          <w:b w:val="0"/>
+        </w:rPr>
+        <w:t>For guessing, return to given facts and request a trace. For vocabulary without application, use one example and one non-example. For arithmetic errors, check the setup before the calculation.</w:t>
+      </w:r>
+    </w:p>
+    <w:p>
+      <w:pPr>
+        <w:spacing w:line="336" w:lineRule="auto" w:after="180"/>
+      </w:pPr>
+      <w:r>
+        <w:rPr>
+          <w:b w:val="0"/>
+        </w:rPr>
+        <w:t>Finish with a different uncoached case before recording mastery.</w:t>
+      </w:r>
+    </w:p>
+    <w:p>
+      <w:pPr>
+        <w:pStyle w:val="Heading3"/>
+      </w:pPr>
+      <w:r>
+        <w:t>Address these additional misconceptions</w:t>
+      </w:r>
+    </w:p>
+    <w:p>
+      <w:pPr>
+        <w:spacing w:line="336" w:lineRule="auto" w:after="180"/>
+      </w:pPr>
+      <w:r>
+        <w:rPr>
+          <w:b w:val="0"/>
+        </w:rPr>
+        <w:t>The best attempt represents every attempt: Keep all planned trials and report failures rather than selecting only a success.</w:t>
+      </w:r>
+    </w:p>
+    <w:p>
+      <w:pPr>
+        <w:spacing w:line="336" w:lineRule="auto" w:after="180"/>
+      </w:pPr>
+      <w:r>
+        <w:rPr>
+          <w:b w:val="0"/>
+        </w:rPr>
         <w:t>Offer an oral explanation, drawing, enlarged visual or fewer examples when that removes a reading/writing barrier. Keep the same reasoning goal.</w:t>
       </w:r>
     </w:p>
@@ -4308,12 +4132,646 @@
         <w:pStyle w:val="Heading1"/>
       </w:pPr>
       <w:r>
-        <w:t>05. Assess and explain the answers</w:t>
-      </w:r>
-    </w:p>
-    <w:p>
-      <w:r>
-        <w:t>Use the Prompts Are Design Instructions questions, teacher keys and criteria after the relevant attempts. Previously discussed cases are practice; protect the separately selected independent task.</w:t>
+        <w:t>05. Assess the selected new case</w:t>
+      </w:r>
+    </w:p>
+    <w:p>
+      <w:r>
+        <w:t>Keep this key until after the first attempt; accept valid alternatives with defensible reasoning.</w:t>
+      </w:r>
+    </w:p>
+    <w:p>
+      <w:pPr>
+        <w:pStyle w:val="Heading2"/>
+      </w:pPr>
+      <w:r>
+        <w:t>Selected independent question and key</w:t>
+      </w:r>
+    </w:p>
+    <w:p>
+      <w:pPr>
+        <w:spacing w:line="336" w:lineRule="auto" w:after="180"/>
+      </w:pPr>
+      <w:r>
+        <w:rPr>
+          <w:b w:val="0"/>
+        </w:rPr>
+        <w:t xml:space="preserve">Selected case: Fictional record X says an exhibit is called Shadow Pairs and is in Hall 2; no opening time is given. Write a complete </w:t>
+      </w:r>
+      <w:r>
+        <w:rPr>
+          <w:b/>
+        </w:rPr>
+        <w:t>prompt</w:t>
+      </w:r>
+      <w:r>
+        <w:rPr>
+          <w:b w:val="0"/>
+        </w:rPr>
+        <w:t xml:space="preserve"> for a Grade 6 card with exactly three labelled lines: Title, Location, Opening.</w:t>
+      </w:r>
+    </w:p>
+    <w:p>
+      <w:pPr>
+        <w:spacing w:line="336" w:lineRule="auto" w:after="180"/>
+      </w:pPr>
+      <w:r>
+        <w:rPr>
+          <w:b w:val="0"/>
+        </w:rPr>
+        <w:t xml:space="preserve">Limit facts to supplied records, define missing and conflicting values and prohibit added claims. Give two test </w:t>
+      </w:r>
+      <w:r>
+        <w:rPr>
+          <w:b/>
+        </w:rPr>
+        <w:t>input</w:t>
+      </w:r>
+      <w:r>
+        <w:rPr>
+          <w:b w:val="0"/>
+        </w:rPr>
+        <w:t xml:space="preserve">s and expected </w:t>
+      </w:r>
+      <w:r>
+        <w:rPr>
+          <w:b/>
+        </w:rPr>
+        <w:t>output</w:t>
+      </w:r>
+      <w:r>
+        <w:rPr>
+          <w:b w:val="0"/>
+        </w:rPr>
+        <w:t>s: original X, then X with an opening time of 10 am added.</w:t>
+      </w:r>
+    </w:p>
+    <w:p>
+      <w:pPr>
+        <w:spacing w:line="336" w:lineRule="auto" w:after="180"/>
+      </w:pPr>
+      <w:r>
+        <w:rPr>
+          <w:b w:val="0"/>
+        </w:rPr>
+        <w:t xml:space="preserve">A valid </w:t>
+      </w:r>
+      <w:r>
+        <w:rPr>
+          <w:b/>
+        </w:rPr>
+        <w:t>prompt</w:t>
+      </w:r>
+      <w:r>
+        <w:rPr>
+          <w:b w:val="0"/>
+        </w:rPr>
+        <w:t xml:space="preserve"> names the Grade 6 card task, supplied records only, exactly three lines in Title/Location/Opening order, not stated for missing values, conflicting information for unresolved disagreements and no added details.</w:t>
+      </w:r>
+    </w:p>
+    <w:p>
+      <w:pPr>
+        <w:spacing w:line="336" w:lineRule="auto" w:after="180"/>
+      </w:pPr>
+      <w:r>
+        <w:rPr>
+          <w:b w:val="0"/>
+        </w:rPr>
+        <w:t>It includes X. Original X gives Title: Shadow Pairs; Location: Hall 2; Opening: not stated. Adding 10 am gives the same title and location with Opening: 10 am. Equivalent clear wording is acceptable.</w:t>
+      </w:r>
+    </w:p>
+    <w:p>
+      <w:pPr>
+        <w:pStyle w:val="Heading2"/>
+      </w:pPr>
+      <w:r>
+        <w:t>Judge explanation, trace and limits</w:t>
+      </w:r>
+    </w:p>
+    <w:tbl>
+      <w:tblPr>
+        <w:tblStyle w:val="LightShading-Accent1"/>
+        <w:tblW w:type="auto" w:w="0"/>
+        <w:tblLook w:firstColumn="1" w:firstRow="1" w:lastColumn="0" w:lastRow="0" w:noHBand="0" w:noVBand="1" w:val="04A0"/>
+      </w:tblPr>
+      <w:tblGrid>
+        <w:gridCol w:w="5112"/>
+        <w:gridCol w:w="5112"/>
+      </w:tblGrid>
+      <w:tr>
+        <w:trPr>
+          <w:tblHeader/>
+        </w:trPr>
+        <w:tc>
+          <w:tcPr>
+            <w:tcW w:type="dxa" w:w="5112"/>
+          </w:tcPr>
+          <w:p>
+            <w:r>
+              <w:t>Dimension</w:t>
+            </w:r>
+          </w:p>
+        </w:tc>
+        <w:tc>
+          <w:tcPr>
+            <w:tcW w:type="dxa" w:w="5112"/>
+          </w:tcPr>
+          <w:p>
+            <w:r>
+              <w:t>Evidence required</w:t>
+            </w:r>
+          </w:p>
+        </w:tc>
+      </w:tr>
+      <w:tr>
+        <w:tc>
+          <w:tcPr>
+            <w:tcW w:type="dxa" w:w="5112"/>
+          </w:tcPr>
+          <w:p>
+            <w:r>
+              <w:t>Explanation</w:t>
+            </w:r>
+          </w:p>
+        </w:tc>
+        <w:tc>
+          <w:tcPr>
+            <w:tcW w:type="dxa" w:w="5112"/>
+          </w:tcPr>
+          <w:p>
+            <w:r>
+              <w:t>Names the applicable idea or procedure and ties it to the supplied facts.</w:t>
+            </w:r>
+          </w:p>
+        </w:tc>
+      </w:tr>
+      <w:tr>
+        <w:tc>
+          <w:tcPr>
+            <w:tcW w:type="dxa" w:w="5112"/>
+          </w:tcPr>
+          <w:p>
+            <w:r>
+              <w:t>Trace and result</w:t>
+            </w:r>
+          </w:p>
+        </w:tc>
+        <w:tc>
+          <w:tcPr>
+            <w:tcW w:type="dxa" w:w="5112"/>
+          </w:tcPr>
+          <w:p>
+            <w:r>
+              <w:t>Preserves the given inputs and shows the relevant intermediate steps; distinguishes a prediction from an observed execution.</w:t>
+            </w:r>
+          </w:p>
+        </w:tc>
+      </w:tr>
+      <w:tr>
+        <w:tc>
+          <w:tcPr>
+            <w:tcW w:type="dxa" w:w="5112"/>
+          </w:tcPr>
+          <w:p>
+            <w:r>
+              <w:t>Limits</w:t>
+            </w:r>
+          </w:p>
+        </w:tc>
+        <w:tc>
+          <w:tcPr>
+            <w:tcW w:type="dxa" w:w="5112"/>
+          </w:tcPr>
+          <w:p>
+            <w:r>
+              <w:t>States the assumptions, missing evidence or conditions under which the result would change.</w:t>
+            </w:r>
+          </w:p>
+        </w:tc>
+      </w:tr>
+    </w:tbl>
+    <w:p>
+      <w:pPr>
+        <w:spacing w:line="336" w:lineRule="auto" w:after="180"/>
+      </w:pPr>
+      <w:r>
+        <w:rPr>
+          <w:b w:val="0"/>
+        </w:rPr>
+        <w:t>Record each dimension as not yet, with support, or independent. Accept a valid alternative procedure with a defensible trace.</w:t>
+      </w:r>
+    </w:p>
+    <w:p>
+      <w:pPr>
+        <w:spacing w:line="336" w:lineRule="auto" w:after="180"/>
+      </w:pPr>
+      <w:r>
+        <w:rPr>
+          <w:b w:val="0"/>
+        </w:rPr>
+        <w:t xml:space="preserve">Do not penalise an honestly recorded model failure if the learner correctly explains its </w:t>
+      </w:r>
+      <w:r>
+        <w:rPr>
+          <w:b/>
+        </w:rPr>
+        <w:t>evidence</w:t>
+      </w:r>
+      <w:r>
+        <w:rPr>
+          <w:b w:val="0"/>
+        </w:rPr>
+        <w:t xml:space="preserve"> and limits.</w:t>
+      </w:r>
+    </w:p>
+    <w:p>
+      <w:pPr>
+        <w:pStyle w:val="Heading2"/>
+      </w:pPr>
+      <w:r>
+        <w:t>Give one usable repair action</w:t>
+      </w:r>
+    </w:p>
+    <w:p>
+      <w:pPr>
+        <w:spacing w:line="336" w:lineRule="auto" w:after="180"/>
+      </w:pPr>
+      <w:r>
+        <w:rPr>
+          <w:b w:val="0"/>
+        </w:rPr>
+        <w:t>Name the earliest unsupported step and give one action to repair it. Have the learner make that repair now and explain why. Then assess the relevant skill on a fresh, fully specified case.</w:t>
+      </w:r>
+    </w:p>
+    <w:p>
+      <w:pPr>
+        <w:spacing w:line="336" w:lineRule="auto" w:after="180"/>
+      </w:pPr>
+      <w:r>
+        <w:rPr>
+          <w:b w:val="0"/>
+        </w:rPr>
+        <w:t xml:space="preserve">Confirm it was not previously practised with feedback; solve and check the new case before assigning it. A follow-up design </w:t>
+      </w:r>
+      <w:r>
+        <w:rPr>
+          <w:b/>
+        </w:rPr>
+        <w:t>prompt</w:t>
+      </w:r>
+      <w:r>
+        <w:rPr>
+          <w:b w:val="0"/>
+        </w:rPr>
+        <w:t xml:space="preserve"> is a starting brief, not automatically an equivalent test.</w:t>
+      </w:r>
+    </w:p>
+    <w:p>
+      <w:pPr>
+        <w:pStyle w:val="Heading2"/>
+      </w:pPr>
+      <w:r>
+        <w:t>W1 Find what the vague request leaves open</w:t>
+      </w:r>
+    </w:p>
+    <w:p>
+      <w:pPr>
+        <w:spacing w:line="336" w:lineRule="auto" w:after="180"/>
+      </w:pPr>
+      <w:r>
+        <w:rPr>
+          <w:b w:val="0"/>
+        </w:rPr>
+        <w:t xml:space="preserve">The request says “Write something good about our club.” Name four decisions it leaves open. Then explain how source C, the Grade 6 </w:t>
+      </w:r>
+      <w:r>
+        <w:rPr>
+          <w:b/>
+        </w:rPr>
+        <w:t>audience</w:t>
+      </w:r>
+      <w:r>
+        <w:rPr>
+          <w:b w:val="0"/>
+        </w:rPr>
+        <w:t xml:space="preserve"> and four labelled lines make the task easier to check.</w:t>
+      </w:r>
+    </w:p>
+    <w:p>
+      <w:pPr>
+        <w:spacing w:line="336" w:lineRule="auto" w:after="180"/>
+      </w:pPr>
+      <w:r>
+        <w:rPr>
+          <w:b w:val="0"/>
+        </w:rPr>
+        <w:t xml:space="preserve">Possible omissions include </w:t>
+      </w:r>
+      <w:r>
+        <w:rPr>
+          <w:b/>
+        </w:rPr>
+        <w:t>audience</w:t>
+      </w:r>
+      <w:r>
+        <w:rPr>
+          <w:b w:val="0"/>
+        </w:rPr>
+        <w:t>, source facts, required fields, format, missing-value behaviour and limits on extra claims.</w:t>
+      </w:r>
+    </w:p>
+    <w:p>
+      <w:pPr>
+        <w:spacing w:line="336" w:lineRule="auto" w:after="180"/>
+      </w:pPr>
+      <w:r>
+        <w:rPr>
+          <w:b w:val="0"/>
+        </w:rPr>
+        <w:t xml:space="preserve">C supplies </w:t>
+      </w:r>
+      <w:r>
+        <w:rPr>
+          <w:b/>
+        </w:rPr>
+        <w:t>evidence</w:t>
+      </w:r>
+      <w:r>
+        <w:rPr>
+          <w:b w:val="0"/>
+        </w:rPr>
+        <w:t>, Grade 6 specifies readers, and four labelled lines define visible fields and structure. These requirements support checks but do not guarantee compliance.</w:t>
+      </w:r>
+    </w:p>
+    <w:p>
+      <w:pPr>
+        <w:pStyle w:val="Heading2"/>
+      </w:pPr>
+      <w:r>
+        <w:t>W2 Score a response by separate criteria</w:t>
+      </w:r>
+    </w:p>
+    <w:p>
+      <w:pPr>
+        <w:spacing w:line="336" w:lineRule="auto" w:after="180"/>
+      </w:pPr>
+      <w:r>
+        <w:rPr>
+          <w:b w:val="0"/>
+        </w:rPr>
+        <w:t xml:space="preserve">For original C, a card gives four correctly labelled lines but says Time: 3 pm. All other values match C. State which format and </w:t>
+      </w:r>
+      <w:r>
+        <w:rPr>
+          <w:b/>
+        </w:rPr>
+        <w:t>evidence</w:t>
+      </w:r>
+      <w:r>
+        <w:rPr>
+          <w:b w:val="0"/>
+        </w:rPr>
+        <w:t xml:space="preserve"> checks pass or fail. Is the card acceptable overall? Explain.</w:t>
+      </w:r>
+    </w:p>
+    <w:p>
+      <w:pPr>
+        <w:spacing w:line="336" w:lineRule="auto" w:after="180"/>
+      </w:pPr>
+      <w:r>
+        <w:rPr>
+          <w:b w:val="0"/>
+        </w:rPr>
+        <w:t>The four-line label and order checks pass; day, place and bring values match. The time and no-unsupported-details checks fail because C gives no time; Time should be not stated.</w:t>
+      </w:r>
+    </w:p>
+    <w:p>
+      <w:pPr>
+        <w:spacing w:line="336" w:lineRule="auto" w:after="180"/>
+      </w:pPr>
+      <w:r>
+        <w:rPr>
+          <w:b w:val="0"/>
+        </w:rPr>
+        <w:t xml:space="preserve">It is not acceptable overall because every required </w:t>
+      </w:r>
+      <w:r>
+        <w:rPr>
+          <w:b/>
+        </w:rPr>
+        <w:t>criterion</w:t>
+      </w:r>
+      <w:r>
+        <w:rPr>
+          <w:b w:val="0"/>
+        </w:rPr>
+        <w:t xml:space="preserve"> must pass.</w:t>
+      </w:r>
+    </w:p>
+    <w:p>
+      <w:pPr>
+        <w:pStyle w:val="Heading2"/>
+      </w:pPr>
+      <w:r>
+        <w:t>W3 Handle disagreement without choosing a favourite</w:t>
+      </w:r>
+    </w:p>
+    <w:p>
+      <w:pPr>
+        <w:spacing w:line="336" w:lineRule="auto" w:after="180"/>
+      </w:pPr>
+      <w:r>
+        <w:rPr>
+          <w:b w:val="0"/>
+        </w:rPr>
+        <w:t>C gives Room 7 and D gives Room 9 for the same club event, with no replacement or priority stated. Both agree on Monday and paper, and neither gives a time.</w:t>
+      </w:r>
+    </w:p>
+    <w:p>
+      <w:pPr>
+        <w:spacing w:line="336" w:lineRule="auto" w:after="180"/>
+      </w:pPr>
+      <w:r>
+        <w:rPr>
+          <w:b w:val="0"/>
+        </w:rPr>
+        <w:t xml:space="preserve">Under P2, write the four </w:t>
+      </w:r>
+      <w:r>
+        <w:rPr>
+          <w:b/>
+        </w:rPr>
+        <w:t>output</w:t>
+      </w:r>
+      <w:r>
+        <w:rPr>
+          <w:b w:val="0"/>
+        </w:rPr>
+        <w:t xml:space="preserve"> values and explain why the room cannot be selected from confidence or wording alone.</w:t>
+      </w:r>
+    </w:p>
+    <w:p>
+      <w:pPr>
+        <w:spacing w:line="336" w:lineRule="auto" w:after="180"/>
+      </w:pPr>
+      <w:r>
+        <w:rPr>
+          <w:b w:val="0"/>
+        </w:rPr>
+        <w:t>Day: Monday; Time: not stated; Place: conflicting information; Bring: paper. Neither source is given priority, so choosing one room from style or confidence would invent a resolution.</w:t>
+      </w:r>
+    </w:p>
+    <w:p>
+      <w:pPr>
+        <w:spacing w:line="336" w:lineRule="auto" w:after="180"/>
+      </w:pPr>
+      <w:r>
+        <w:rPr>
+          <w:b w:val="0"/>
+        </w:rPr>
+        <w:t>The other fields can still preserve their supported values.</w:t>
+      </w:r>
+    </w:p>
+    <w:p>
+      <w:pPr>
+        <w:pStyle w:val="Heading2"/>
+      </w:pPr>
+      <w:r>
+        <w:t>W5 Preserve the comparison evidence</w:t>
+      </w:r>
+    </w:p>
+    <w:p>
+      <w:pPr>
+        <w:spacing w:line="336" w:lineRule="auto" w:after="180"/>
+      </w:pPr>
+      <w:r>
+        <w:rPr>
+          <w:b w:val="0"/>
+        </w:rPr>
+        <w:t>A pupil tries P1 once and P2 five times, then compares the P1 response only with the best P2 response and declares P2 always reliable. Identify two problems and design a fairer small comparison.</w:t>
+      </w:r>
+    </w:p>
+    <w:p>
+      <w:pPr>
+        <w:spacing w:line="336" w:lineRule="auto" w:after="180"/>
+      </w:pPr>
+      <w:r>
+        <w:rPr>
+          <w:b w:val="0"/>
+        </w:rPr>
+        <w:t xml:space="preserve">State a conclusion the </w:t>
+      </w:r>
+      <w:r>
+        <w:rPr>
+          <w:b/>
+        </w:rPr>
+        <w:t>evidence</w:t>
+      </w:r>
+      <w:r>
+        <w:rPr>
+          <w:b w:val="0"/>
+        </w:rPr>
+        <w:t xml:space="preserve"> could support.</w:t>
+      </w:r>
+    </w:p>
+    <w:p>
+      <w:pPr>
+        <w:spacing w:line="336" w:lineRule="auto" w:after="180"/>
+      </w:pPr>
+      <w:r>
+        <w:rPr>
+          <w:b w:val="0"/>
+        </w:rPr>
+        <w:t xml:space="preserve">Selecting only the best P2 </w:t>
+      </w:r>
+      <w:r>
+        <w:rPr>
+          <w:b/>
+        </w:rPr>
+        <w:t>output</w:t>
+      </w:r>
+      <w:r>
+        <w:rPr>
+          <w:b w:val="0"/>
+        </w:rPr>
+        <w:t xml:space="preserve"> hides failures; unequal trial counts and an always-reliable claim also undermine the comparison.</w:t>
+      </w:r>
+    </w:p>
+    <w:p>
+      <w:pPr>
+        <w:spacing w:line="336" w:lineRule="auto" w:after="180"/>
+      </w:pPr>
+      <w:r>
+        <w:rPr>
+          <w:b w:val="0"/>
+        </w:rPr>
+        <w:t xml:space="preserve">Use the same cases, criteria and recorded model conditions, with the same planned number of runs for each version. Keep all </w:t>
+      </w:r>
+      <w:r>
+        <w:rPr>
+          <w:b/>
+        </w:rPr>
+        <w:t>output</w:t>
+      </w:r>
+      <w:r>
+        <w:rPr>
+          <w:b w:val="0"/>
+        </w:rPr>
+        <w:t>s and report pass counts and failures.</w:t>
+      </w:r>
+    </w:p>
+    <w:p>
+      <w:pPr>
+        <w:spacing w:line="336" w:lineRule="auto" w:after="180"/>
+      </w:pPr>
+      <w:r>
+        <w:rPr>
+          <w:b w:val="0"/>
+        </w:rPr>
+        <w:t xml:space="preserve">The </w:t>
+      </w:r>
+      <w:r>
+        <w:rPr>
+          <w:b/>
+        </w:rPr>
+        <w:t>evidence</w:t>
+      </w:r>
+      <w:r>
+        <w:rPr>
+          <w:b w:val="0"/>
+        </w:rPr>
+        <w:t xml:space="preserve"> can describe performance on these trials, not guarantee all future </w:t>
+      </w:r>
+      <w:r>
+        <w:rPr>
+          <w:b/>
+        </w:rPr>
+        <w:t>output</w:t>
+      </w:r>
+      <w:r>
+        <w:rPr>
+          <w:b w:val="0"/>
+        </w:rPr>
+        <w:t>s.</w:t>
+      </w:r>
+    </w:p>
+    <w:p>
+      <w:pPr>
+        <w:pStyle w:val="Heading2"/>
+      </w:pPr>
+      <w:r>
+        <w:t>Earlier wording, alternatives and picture transcripts · reference / check after trying</w:t>
+      </w:r>
+    </w:p>
+    <w:p>
+      <w:pPr>
+        <w:spacing w:line="336" w:lineRule="auto" w:after="180"/>
+      </w:pPr>
+      <w:r>
+        <w:rPr>
+          <w:b w:val="0"/>
+        </w:rPr>
+        <w:t>Assess and explain the answers</w:t>
       </w:r>
     </w:p>
     <w:p>
@@ -4326,22 +4784,56 @@
     </w:p>
     <w:p>
       <w:pPr>
+        <w:spacing w:line="336" w:lineRule="auto" w:after="180"/>
+      </w:pPr>
+      <w:r>
+        <w:rPr>
+          <w:b w:val="0"/>
+        </w:rPr>
+        <w:t>Ask for exactly four lines about rain in simple vocabulary. Check line count, topic and vocabulary separately.</w:t>
+      </w:r>
+    </w:p>
+    <w:p>
+      <w:pPr>
         <w:pStyle w:val="Heading3"/>
       </w:pPr>
       <w:r>
-        <w:t>Teacher key · Worked case answer</w:t>
+        <w:t>Additional transfer practice question</w:t>
       </w:r>
     </w:p>
     <w:p>
       <w:pPr>
         <w:spacing w:line="336" w:lineRule="auto" w:after="180"/>
-        <w:shd w:fill="F1F6FC"/>
-      </w:pPr>
-      <w:r>
-        <w:rPr>
-          <w:b w:val="0"/>
-        </w:rPr>
-        <w:t>Ask for exactly four lines about rain in simple vocabulary. Check line count, topic and vocabulary separately.</w:t>
+      </w:pPr>
+      <w:r>
+        <w:rPr>
+          <w:b w:val="0"/>
+        </w:rPr>
+        <w:t xml:space="preserve">Improve this </w:t>
+      </w:r>
+      <w:r>
+        <w:rPr>
+          <w:b/>
+        </w:rPr>
+        <w:t>prompt</w:t>
+      </w:r>
+      <w:r>
+        <w:rPr>
+          <w:b w:val="0"/>
+        </w:rPr>
+        <w:t xml:space="preserve">: tell me about space. Specify a reader, a focused task and an </w:t>
+      </w:r>
+      <w:r>
+        <w:rPr>
+          <w:b/>
+        </w:rPr>
+        <w:t>output</w:t>
+      </w:r>
+      <w:r>
+        <w:rPr>
+          <w:b w:val="0"/>
+        </w:rPr>
+        <w:t xml:space="preserve"> format suitable for a young learner.</w:t>
       </w:r>
     </w:p>
     <w:p>
@@ -4349,73 +4841,12 @@
         <w:pStyle w:val="Heading3"/>
       </w:pPr>
       <w:r>
-        <w:t>Independent question</w:t>
-      </w:r>
-    </w:p>
-    <w:p>
-      <w:pPr>
-        <w:pStyle w:val="Heading3"/>
-      </w:pPr>
-      <w:r>
-        <w:t>Independent question · withhold the key</w:t>
+        <w:t>Reasoned practice answer</w:t>
       </w:r>
     </w:p>
     <w:p>
       <w:pPr>
         <w:spacing w:line="336" w:lineRule="auto" w:after="180"/>
-        <w:shd w:fill="F5F1FB"/>
-      </w:pPr>
-      <w:r>
-        <w:rPr>
-          <w:b w:val="0"/>
-        </w:rPr>
-        <w:t xml:space="preserve">Improve this </w:t>
-      </w:r>
-      <w:r>
-        <w:rPr>
-          <w:b/>
-        </w:rPr>
-        <w:t>prompt</w:t>
-      </w:r>
-      <w:r>
-        <w:rPr>
-          <w:b w:val="0"/>
-        </w:rPr>
-        <w:t xml:space="preserve">: tell me about space. Specify a reader, a focused task and an </w:t>
-      </w:r>
-      <w:r>
-        <w:rPr>
-          <w:b/>
-        </w:rPr>
-        <w:t>output</w:t>
-      </w:r>
-      <w:r>
-        <w:rPr>
-          <w:b w:val="0"/>
-        </w:rPr>
-        <w:t xml:space="preserve"> format suitable for a young learner.</w:t>
-      </w:r>
-    </w:p>
-    <w:p>
-      <w:pPr>
-        <w:pStyle w:val="Heading3"/>
-      </w:pPr>
-      <w:r>
-        <w:t>Expected independent answer</w:t>
-      </w:r>
-    </w:p>
-    <w:p>
-      <w:pPr>
-        <w:pStyle w:val="Heading3"/>
-      </w:pPr>
-      <w:r>
-        <w:t>Teacher key · Expected independent answer</w:t>
-      </w:r>
-    </w:p>
-    <w:p>
-      <w:pPr>
-        <w:spacing w:line="336" w:lineRule="auto" w:after="180"/>
-        <w:shd w:fill="F1F6FC"/>
       </w:pPr>
       <w:r>
         <w:rPr>
@@ -4757,1320 +5188,564 @@
     </w:p>
     <w:p>
       <w:pPr>
+        <w:spacing w:line="336" w:lineRule="auto" w:after="180"/>
+      </w:pPr>
+      <w:r>
+        <w:rPr>
+          <w:b w:val="0"/>
+        </w:rPr>
+        <w:t xml:space="preserve">Require exactly three bullets, language suitable for Grade 6, and every factual claim supported by the paragraph. If </w:t>
+      </w:r>
+      <w:r>
+        <w:rPr>
+          <w:b/>
+        </w:rPr>
+        <w:t>evidence</w:t>
+      </w:r>
+      <w:r>
+        <w:rPr>
+          <w:b w:val="0"/>
+        </w:rPr>
+        <w:t xml:space="preserve"> is insufficient, the response should say so instead of inventing facts.</w:t>
+      </w:r>
+    </w:p>
+    <w:p>
+      <w:pPr>
+        <w:spacing w:line="336" w:lineRule="auto" w:after="180"/>
+      </w:pPr>
+      <w:r>
+        <w:rPr>
+          <w:b w:val="0"/>
+        </w:rPr>
+        <w:t xml:space="preserve">A </w:t>
+      </w:r>
+      <w:r>
+        <w:rPr>
+          <w:b/>
+        </w:rPr>
+        <w:t>prompt</w:t>
+      </w:r>
+      <w:r>
+        <w:rPr>
+          <w:b w:val="0"/>
+        </w:rPr>
+        <w:t xml:space="preserve"> states desired behaviour; the </w:t>
+      </w:r>
+      <w:r>
+        <w:rPr>
+          <w:b/>
+        </w:rPr>
+        <w:t>output</w:t>
+      </w:r>
+      <w:r>
+        <w:rPr>
+          <w:b w:val="0"/>
+        </w:rPr>
+        <w:t xml:space="preserve"> must still be checked.</w:t>
+      </w:r>
+    </w:p>
+    <w:p>
+      <w:pPr>
         <w:pStyle w:val="Heading3"/>
       </w:pPr>
       <w:r>
-        <w:t>Teacher key · Original transfer answer</w:t>
+        <w:t>Explanations for the additional workbook examples</w:t>
+      </w:r>
+    </w:p>
+    <w:p>
+      <w:pPr>
+        <w:pStyle w:val="Heading3"/>
+      </w:pPr>
+      <w:r>
+        <w:t>W1 Find what the vague request leaves open</w:t>
+      </w:r>
+    </w:p>
+    <w:p>
+      <w:pPr>
+        <w:pStyle w:val="Heading3"/>
+      </w:pPr>
+      <w:r>
+        <w:t>W2 Score a response by separate criteria</w:t>
+      </w:r>
+    </w:p>
+    <w:p>
+      <w:pPr>
+        <w:pStyle w:val="Heading3"/>
+      </w:pPr>
+      <w:r>
+        <w:t>W3 Handle disagreement without choosing a favourite</w:t>
+      </w:r>
+    </w:p>
+    <w:p>
+      <w:pPr>
+        <w:pStyle w:val="Heading3"/>
+      </w:pPr>
+      <w:r>
+        <w:t>W4 Specify and test a new exhibit card</w:t>
       </w:r>
     </w:p>
     <w:p>
       <w:pPr>
         <w:spacing w:line="336" w:lineRule="auto" w:after="180"/>
-        <w:shd w:fill="F1F6FC"/>
-      </w:pPr>
-      <w:r>
-        <w:rPr>
-          <w:b w:val="0"/>
-        </w:rPr>
-        <w:t xml:space="preserve">Require exactly three bullets, language suitable for Grade 6, and every factual claim supported by the paragraph. If </w:t>
+      </w:pPr>
+      <w:r>
+        <w:rPr>
+          <w:b w:val="0"/>
+        </w:rPr>
+        <w:t xml:space="preserve">Fictional record X says an exhibit is called Shadow Pairs and is in Hall 2; no opening time is given. Write a complete </w:t>
       </w:r>
       <w:r>
         <w:rPr>
           <w:b/>
         </w:rPr>
+        <w:t>prompt</w:t>
+      </w:r>
+      <w:r>
+        <w:rPr>
+          <w:b w:val="0"/>
+        </w:rPr>
+        <w:t xml:space="preserve"> for a Grade 6 card with exactly three labelled lines: Title, Location, Opening.</w:t>
+      </w:r>
+    </w:p>
+    <w:p>
+      <w:pPr>
+        <w:spacing w:line="336" w:lineRule="auto" w:after="180"/>
+      </w:pPr>
+      <w:r>
+        <w:rPr>
+          <w:b w:val="0"/>
+        </w:rPr>
+        <w:t xml:space="preserve">Limit facts to supplied records, define missing and conflicting values and prohibit added claims. Give two test </w:t>
+      </w:r>
+      <w:r>
+        <w:rPr>
+          <w:b/>
+        </w:rPr>
+        <w:t>input</w:t>
+      </w:r>
+      <w:r>
+        <w:rPr>
+          <w:b w:val="0"/>
+        </w:rPr>
+        <w:t xml:space="preserve">s and expected </w:t>
+      </w:r>
+      <w:r>
+        <w:rPr>
+          <w:b/>
+        </w:rPr>
+        <w:t>output</w:t>
+      </w:r>
+      <w:r>
+        <w:rPr>
+          <w:b w:val="0"/>
+        </w:rPr>
+        <w:t>s: original X, then X with an opening time of 10 am added.</w:t>
+      </w:r>
+    </w:p>
+    <w:p>
+      <w:pPr>
+        <w:spacing w:line="336" w:lineRule="auto" w:after="180"/>
+      </w:pPr>
+      <w:r>
+        <w:rPr>
+          <w:b w:val="0"/>
+        </w:rPr>
+        <w:t xml:space="preserve">A valid </w:t>
+      </w:r>
+      <w:r>
+        <w:rPr>
+          <w:b/>
+        </w:rPr>
+        <w:t>prompt</w:t>
+      </w:r>
+      <w:r>
+        <w:rPr>
+          <w:b w:val="0"/>
+        </w:rPr>
+        <w:t xml:space="preserve"> names the Grade 6 card task, supplied records only, exactly three lines in Title/Location/Opening order, not stated for missing values, conflicting information for unresolved disagreements and no added details.</w:t>
+      </w:r>
+    </w:p>
+    <w:p>
+      <w:pPr>
+        <w:spacing w:line="336" w:lineRule="auto" w:after="180"/>
+      </w:pPr>
+      <w:r>
+        <w:rPr>
+          <w:b w:val="0"/>
+        </w:rPr>
+        <w:t>It includes X. Original X gives Title: Shadow Pairs; Location: Hall 2; Opening: not stated. Adding 10 am gives the same title and location with Opening: 10 am. Equivalent clear wording is acceptable.</w:t>
+      </w:r>
+    </w:p>
+    <w:p>
+      <w:pPr>
+        <w:pStyle w:val="Heading3"/>
+      </w:pPr>
+      <w:r>
+        <w:t>W5 Preserve the comparison evidence</w:t>
+      </w:r>
+    </w:p>
+    <w:p>
+      <w:pPr>
+        <w:pStyle w:val="Heading3"/>
+      </w:pPr>
+      <w:r>
+        <w:t>Assess independent transfer</w:t>
+      </w:r>
+    </w:p>
+    <w:p>
+      <w:pPr>
+        <w:pStyle w:val="Heading3"/>
+      </w:pPr>
+      <w:r>
+        <w:t>Selected case answer</w:t>
+      </w:r>
+    </w:p>
+    <w:p>
+      <w:pPr>
+        <w:pStyle w:val="Heading3"/>
+      </w:pPr>
+      <w:r>
+        <w:t>Feedback that the learner uses</w:t>
+      </w:r>
+    </w:p>
+    <w:p>
+      <w:pPr>
+        <w:pStyle w:val="Heading1"/>
+      </w:pPr>
+      <w:r>
+        <w:t>06. Connect, adapt and return</w:t>
+      </w:r>
+    </w:p>
+    <w:p>
+      <w:r>
+        <w:t>Retain the project evidence and revisit the reasoning on a changed case.</w:t>
+      </w:r>
+    </w:p>
+    <w:p>
+      <w:pPr>
+        <w:pStyle w:val="Heading2"/>
+      </w:pPr>
+      <w:r>
+        <w:t>Project evidence to keep</w:t>
+      </w:r>
+    </w:p>
+    <w:p>
+      <w:pPr>
+        <w:spacing w:line="336" w:lineRule="auto" w:after="180"/>
+      </w:pPr>
+      <w:r>
+        <w:rPr>
+          <w:b w:val="0"/>
+        </w:rPr>
+        <w:t>Write a transparent instruction for any generative explanation in the sorter and forbid invented item facts.</w:t>
+      </w:r>
+    </w:p>
+    <w:p>
+      <w:pPr>
+        <w:spacing w:line="336" w:lineRule="auto" w:after="180"/>
+      </w:pPr>
+      <w:r>
+        <w:rPr>
+          <w:b w:val="0"/>
+        </w:rPr>
+        <w:t xml:space="preserve">Keep the decision, </w:t>
+      </w:r>
+      <w:r>
+        <w:rPr>
+          <w:b/>
+        </w:rPr>
+        <w:t>input</w:t>
+      </w:r>
+      <w:r>
+        <w:rPr>
+          <w:b w:val="0"/>
+        </w:rPr>
+        <w:t xml:space="preserve">, result, explanation and remaining limitation in the project </w:t>
+      </w:r>
+      <w:r>
+        <w:rPr>
+          <w:b/>
+        </w:rPr>
         <w:t>evidence</w:t>
       </w:r>
       <w:r>
         <w:rPr>
           <w:b w:val="0"/>
         </w:rPr>
-        <w:t xml:space="preserve"> is insufficient, the response should say so instead of inventing facts.</w:t>
+        <w:t xml:space="preserve"> record. Retrieve this record next week rather than restarting the project.</w:t>
       </w:r>
     </w:p>
     <w:p>
       <w:pPr>
         <w:spacing w:line="336" w:lineRule="auto" w:after="180"/>
-        <w:shd w:fill="F1F6FC"/>
-      </w:pPr>
-      <w:r>
-        <w:rPr>
-          <w:b w:val="0"/>
-        </w:rPr>
-        <w:t xml:space="preserve">A </w:t>
+      </w:pPr>
+      <w:r>
+        <w:rPr>
+          <w:b w:val="0"/>
+        </w:rPr>
+        <w:t xml:space="preserve">Specify sorter </w:t>
       </w:r>
       <w:r>
         <w:rPr>
           <w:b/>
         </w:rPr>
+        <w:t>input</w:t>
+      </w:r>
+      <w:r>
+        <w:rPr>
+          <w:b w:val="0"/>
+        </w:rPr>
+        <w:t xml:space="preserve">, </w:t>
+      </w:r>
+      <w:r>
+        <w:rPr>
+          <w:b/>
+        </w:rPr>
+        <w:t>output</w:t>
+      </w:r>
+      <w:r>
+        <w:rPr>
+          <w:b w:val="0"/>
+        </w:rPr>
+        <w:t xml:space="preserve"> fields, </w:t>
+      </w:r>
+      <w:r>
+        <w:rPr>
+          <w:b/>
+        </w:rPr>
+        <w:t>evidence</w:t>
+      </w:r>
+      <w:r>
+        <w:rPr>
+          <w:b w:val="0"/>
+        </w:rPr>
+        <w:t xml:space="preserve"> limits and missing/conflict behavior before improving its wording.</w:t>
+      </w:r>
+    </w:p>
+    <w:p>
+      <w:pPr>
+        <w:pStyle w:val="Heading2"/>
+      </w:pPr>
+      <w:r>
+        <w:t>Support while preserving the reasoning goal</w:t>
+      </w:r>
+    </w:p>
+    <w:p>
+      <w:pPr>
+        <w:spacing w:line="336" w:lineRule="auto" w:after="180"/>
+      </w:pPr>
+      <w:r>
+        <w:rPr>
+          <w:b w:val="0"/>
+        </w:rPr>
+        <w:t xml:space="preserve">Use physical cards, spoken explanations and a three-stage drawing. Read aloud without giving the answer. Stretch: compare two </w:t>
+      </w:r>
+      <w:r>
+        <w:rPr>
+          <w:b/>
+        </w:rPr>
+        <w:t>mechanism</w:t>
+      </w:r>
+      <w:r>
+        <w:rPr>
+          <w:b w:val="0"/>
+        </w:rPr>
+        <w:t xml:space="preserve">s with the same visible </w:t>
+      </w:r>
+      <w:r>
+        <w:rPr>
+          <w:b/>
+        </w:rPr>
+        <w:t>output</w:t>
+      </w:r>
+      <w:r>
+        <w:rPr>
+          <w:b w:val="0"/>
+        </w:rPr>
+        <w:t xml:space="preserve"> and explain what </w:t>
+      </w:r>
+      <w:r>
+        <w:rPr>
+          <w:b/>
+        </w:rPr>
+        <w:t>evidence</w:t>
+      </w:r>
+      <w:r>
+        <w:rPr>
+          <w:b w:val="0"/>
+        </w:rPr>
+        <w:t xml:space="preserve"> distinguishes them.</w:t>
+      </w:r>
+    </w:p>
+    <w:p>
+      <w:pPr>
+        <w:spacing w:line="336" w:lineRule="auto" w:after="180"/>
+      </w:pPr>
+      <w:r>
+        <w:rPr>
+          <w:b w:val="0"/>
+        </w:rPr>
+        <w:t xml:space="preserve">Provide a frame with task, readers, </w:t>
+      </w:r>
+      <w:r>
+        <w:rPr>
+          <w:b/>
+        </w:rPr>
+        <w:t>evidence</w:t>
+      </w:r>
+      <w:r>
+        <w:rPr>
+          <w:b w:val="0"/>
+        </w:rPr>
+        <w:t xml:space="preserve">, </w:t>
+      </w:r>
+      <w:r>
+        <w:rPr>
+          <w:b/>
+        </w:rPr>
+        <w:t>output</w:t>
+      </w:r>
+      <w:r>
+        <w:rPr>
+          <w:b w:val="0"/>
+        </w:rPr>
+        <w:t xml:space="preserve">, missing/conflicting behaviour and checks. Let pupils mark an example </w:t>
+      </w:r>
+      <w:r>
+        <w:rPr>
+          <w:b/>
+        </w:rPr>
+        <w:t>output</w:t>
+      </w:r>
+      <w:r>
+        <w:rPr>
+          <w:b w:val="0"/>
+        </w:rPr>
+        <w:t xml:space="preserve"> before writing their own </w:t>
+      </w:r>
+      <w:r>
+        <w:rPr>
+          <w:b/>
+        </w:rPr>
         <w:t>prompt</w:t>
       </w:r>
       <w:r>
         <w:rPr>
           <w:b w:val="0"/>
         </w:rPr>
-        <w:t xml:space="preserve"> states desired behaviour; the </w:t>
+        <w:t>.</w:t>
+      </w:r>
+    </w:p>
+    <w:p>
+      <w:pPr>
+        <w:spacing w:line="336" w:lineRule="auto" w:after="180"/>
+      </w:pPr>
+      <w:r>
+        <w:rPr>
+          <w:b w:val="0"/>
+        </w:rPr>
+        <w:t xml:space="preserve">Extension: propose a test that reveals whether a </w:t>
       </w:r>
       <w:r>
         <w:rPr>
           <w:b/>
         </w:rPr>
+        <w:t>revision</w:t>
+      </w:r>
+      <w:r>
+        <w:rPr>
+          <w:b w:val="0"/>
+        </w:rPr>
+        <w:t xml:space="preserve"> accidentally marks a present value as missing.</w:t>
+      </w:r>
+    </w:p>
+    <w:p>
+      <w:pPr>
+        <w:spacing w:line="336" w:lineRule="auto" w:after="180"/>
+      </w:pPr>
+      <w:r>
+        <w:rPr>
+          <w:b w:val="0"/>
+        </w:rPr>
+        <w:t xml:space="preserve">W4 requires a complete task, </w:t>
+      </w:r>
+      <w:r>
+        <w:rPr>
+          <w:b/>
+        </w:rPr>
+        <w:t>audience</w:t>
+      </w:r>
+      <w:r>
+        <w:rPr>
+          <w:b w:val="0"/>
+        </w:rPr>
+        <w:t xml:space="preserve">, X, three labels and their order, </w:t>
+      </w:r>
+      <w:r>
+        <w:rPr>
+          <w:b/>
+        </w:rPr>
+        <w:t>evidence</w:t>
+      </w:r>
+      <w:r>
+        <w:rPr>
+          <w:b w:val="0"/>
+        </w:rPr>
+        <w:t xml:space="preserve"> restriction, no additions, missing and conflict rules, and both expected </w:t>
+      </w:r>
+      <w:r>
+        <w:rPr>
+          <w:b/>
+        </w:rPr>
         <w:t>output</w:t>
       </w:r>
       <w:r>
         <w:rPr>
           <w:b w:val="0"/>
         </w:rPr>
-        <w:t xml:space="preserve"> must still be checked.</w:t>
-      </w:r>
-    </w:p>
-    <w:p>
-      <w:pPr>
-        <w:pStyle w:val="Heading3"/>
-      </w:pPr>
-      <w:r>
-        <w:t>Explanations for the additional workbook examples</w:t>
-      </w:r>
-    </w:p>
-    <w:p>
-      <w:pPr>
-        <w:pStyle w:val="Heading3"/>
-      </w:pPr>
-      <w:r>
-        <w:t>W1 Find what the vague request leaves open</w:t>
-      </w:r>
-    </w:p>
-    <w:p>
-      <w:pPr>
-        <w:pStyle w:val="Heading3"/>
-      </w:pPr>
-      <w:r>
-        <w:t>Workbook question · W1</w:t>
+        <w:t>s.</w:t>
       </w:r>
     </w:p>
     <w:p>
       <w:pPr>
         <w:spacing w:line="336" w:lineRule="auto" w:after="180"/>
-        <w:shd w:fill="F5F1FB"/>
-      </w:pPr>
-      <w:r>
-        <w:rPr>
-          <w:b w:val="0"/>
-        </w:rPr>
-        <w:t xml:space="preserve">The request says “Write something good about our club.” Name four decisions it leaves open. Then explain how source C, the Grade 6 </w:t>
+      </w:pPr>
+      <w:r>
+        <w:rPr>
+          <w:b w:val="0"/>
+        </w:rPr>
+        <w:t>After support add Y for the same exhibit giving Hall 4, with no priority and no opening time. Require unchanged title, conflicting information for Location and not stated for Opening.</w:t>
+      </w:r>
+    </w:p>
+    <w:p>
+      <w:pPr>
+        <w:spacing w:line="336" w:lineRule="auto" w:after="180"/>
+      </w:pPr>
+      <w:r>
+        <w:rPr>
+          <w:b w:val="0"/>
+        </w:rPr>
+        <w:t xml:space="preserve">Do not demand identical </w:t>
       </w:r>
       <w:r>
         <w:rPr>
           <w:b/>
         </w:rPr>
-        <w:t>audience</w:t>
-      </w:r>
-      <w:r>
-        <w:rPr>
-          <w:b w:val="0"/>
-        </w:rPr>
-        <w:t xml:space="preserve"> and four labelled lines make the task easier to check.</w:t>
-      </w:r>
-    </w:p>
-    <w:p>
-      <w:pPr>
-        <w:pStyle w:val="Heading3"/>
-      </w:pPr>
-      <w:r>
-        <w:t>Teacher reasoning · W1</w:t>
-      </w:r>
-    </w:p>
-    <w:p>
-      <w:pPr>
-        <w:spacing w:line="336" w:lineRule="auto" w:after="180"/>
-        <w:shd w:fill="F1F6FC"/>
-      </w:pPr>
-      <w:r>
-        <w:rPr>
-          <w:b w:val="0"/>
-        </w:rPr>
-        <w:t xml:space="preserve">Possible omissions include </w:t>
-      </w:r>
-      <w:r>
-        <w:rPr>
-          <w:b/>
-        </w:rPr>
-        <w:t>audience</w:t>
-      </w:r>
-      <w:r>
-        <w:rPr>
-          <w:b w:val="0"/>
-        </w:rPr>
-        <w:t>, source facts, required fields, format, missing-value behaviour and limits on extra claims.</w:t>
-      </w:r>
-    </w:p>
-    <w:p>
-      <w:pPr>
-        <w:spacing w:line="336" w:lineRule="auto" w:after="180"/>
-        <w:shd w:fill="F1F6FC"/>
-      </w:pPr>
-      <w:r>
-        <w:rPr>
-          <w:b w:val="0"/>
-        </w:rPr>
-        <w:t xml:space="preserve">C supplies </w:t>
-      </w:r>
-      <w:r>
-        <w:rPr>
-          <w:b/>
-        </w:rPr>
-        <w:t>evidence</w:t>
-      </w:r>
-      <w:r>
-        <w:rPr>
-          <w:b w:val="0"/>
-        </w:rPr>
-        <w:t>, Grade 6 specifies readers, and four labelled lines define visible fields and structure. These requirements support checks but do not guarantee compliance.</w:t>
-      </w:r>
-    </w:p>
-    <w:p>
-      <w:pPr>
-        <w:pStyle w:val="Heading3"/>
-      </w:pPr>
-      <w:r>
-        <w:t>W2 Score a response by separate criteria</w:t>
-      </w:r>
-    </w:p>
-    <w:p>
-      <w:pPr>
-        <w:pStyle w:val="Heading3"/>
-      </w:pPr>
-      <w:r>
-        <w:t>Workbook question · W2</w:t>
-      </w:r>
-    </w:p>
-    <w:p>
-      <w:pPr>
-        <w:spacing w:line="336" w:lineRule="auto" w:after="180"/>
-        <w:shd w:fill="F5F1FB"/>
-      </w:pPr>
-      <w:r>
-        <w:rPr>
-          <w:b w:val="0"/>
-        </w:rPr>
-        <w:t xml:space="preserve">For original C, a card gives four correctly labelled lines but says Time: 3 pm. All other values match C. State which format and </w:t>
-      </w:r>
-      <w:r>
-        <w:rPr>
-          <w:b/>
-        </w:rPr>
-        <w:t>evidence</w:t>
-      </w:r>
-      <w:r>
-        <w:rPr>
-          <w:b w:val="0"/>
-        </w:rPr>
-        <w:t xml:space="preserve"> checks pass or fail. Is the card acceptable overall? Explain.</w:t>
-      </w:r>
-    </w:p>
-    <w:p>
-      <w:pPr>
-        <w:pStyle w:val="Heading3"/>
-      </w:pPr>
-      <w:r>
-        <w:t>Teacher reasoning · W2</w:t>
-      </w:r>
-    </w:p>
-    <w:p>
-      <w:pPr>
-        <w:spacing w:line="336" w:lineRule="auto" w:after="180"/>
-        <w:shd w:fill="F1F6FC"/>
-      </w:pPr>
-      <w:r>
-        <w:rPr>
-          <w:b w:val="0"/>
-        </w:rPr>
-        <w:t>The four-line label and order checks pass; day, place and bring values match. The time and no-unsupported-details checks fail because C gives no time; Time should be not stated.</w:t>
-      </w:r>
-    </w:p>
-    <w:p>
-      <w:pPr>
-        <w:spacing w:line="336" w:lineRule="auto" w:after="180"/>
-        <w:shd w:fill="F1F6FC"/>
-      </w:pPr>
-      <w:r>
-        <w:rPr>
-          <w:b w:val="0"/>
-        </w:rPr>
-        <w:t xml:space="preserve">It is not acceptable overall because every required </w:t>
-      </w:r>
-      <w:r>
-        <w:rPr>
-          <w:b/>
-        </w:rPr>
-        <w:t>criterion</w:t>
-      </w:r>
-      <w:r>
-        <w:rPr>
-          <w:b w:val="0"/>
-        </w:rPr>
-        <w:t xml:space="preserve"> must pass.</w:t>
-      </w:r>
-    </w:p>
-    <w:p>
-      <w:pPr>
-        <w:pStyle w:val="Heading3"/>
-      </w:pPr>
-      <w:r>
-        <w:t>W3 Handle disagreement without choosing a favourite</w:t>
-      </w:r>
-    </w:p>
-    <w:p>
-      <w:pPr>
-        <w:pStyle w:val="Heading3"/>
-      </w:pPr>
-      <w:r>
-        <w:t>Workbook question · W3</w:t>
-      </w:r>
-    </w:p>
-    <w:p>
-      <w:pPr>
-        <w:spacing w:line="336" w:lineRule="auto" w:after="180"/>
-        <w:shd w:fill="F5F1FB"/>
-      </w:pPr>
-      <w:r>
-        <w:rPr>
-          <w:b w:val="0"/>
-        </w:rPr>
-        <w:t>C gives Room 7 and D gives Room 9 for the same club event, with no replacement or priority stated. Both agree on Monday and paper, and neither gives a time.</w:t>
-      </w:r>
-    </w:p>
-    <w:p>
-      <w:pPr>
-        <w:spacing w:line="336" w:lineRule="auto" w:after="180"/>
-        <w:shd w:fill="F5F1FB"/>
-      </w:pPr>
-      <w:r>
-        <w:rPr>
-          <w:b w:val="0"/>
-        </w:rPr>
-        <w:t xml:space="preserve">Under P2, write the four </w:t>
-      </w:r>
-      <w:r>
-        <w:rPr>
-          <w:b/>
-        </w:rPr>
-        <w:t>output</w:t>
-      </w:r>
-      <w:r>
-        <w:rPr>
-          <w:b w:val="0"/>
-        </w:rPr>
-        <w:t xml:space="preserve"> values and explain why the room cannot be selected from confidence or wording alone.</w:t>
-      </w:r>
-    </w:p>
-    <w:p>
-      <w:pPr>
-        <w:pStyle w:val="Heading3"/>
-      </w:pPr>
-      <w:r>
-        <w:t>Teacher reasoning · W3</w:t>
-      </w:r>
-    </w:p>
-    <w:p>
-      <w:pPr>
-        <w:spacing w:line="336" w:lineRule="auto" w:after="180"/>
-        <w:shd w:fill="F1F6FC"/>
-      </w:pPr>
-      <w:r>
-        <w:rPr>
-          <w:b w:val="0"/>
-        </w:rPr>
-        <w:t>Day: Monday; Time: not stated; Place: conflicting information; Bring: paper. Neither source is given priority, so choosing one room from style or confidence would invent a resolution.</w:t>
-      </w:r>
-    </w:p>
-    <w:p>
-      <w:pPr>
-        <w:spacing w:line="336" w:lineRule="auto" w:after="180"/>
-        <w:shd w:fill="F1F6FC"/>
-      </w:pPr>
-      <w:r>
-        <w:rPr>
-          <w:b w:val="0"/>
-        </w:rPr>
-        <w:t>The other fields can still preserve their supported values.</w:t>
-      </w:r>
-    </w:p>
-    <w:p>
-      <w:pPr>
-        <w:pStyle w:val="Heading3"/>
-      </w:pPr>
-      <w:r>
-        <w:t>W4 Specify and test a new exhibit card</w:t>
-      </w:r>
-    </w:p>
-    <w:p>
-      <w:pPr>
-        <w:pStyle w:val="Heading3"/>
-      </w:pPr>
-      <w:r>
-        <w:t>Workbook question · W4</w:t>
-      </w:r>
-    </w:p>
-    <w:p>
-      <w:pPr>
-        <w:spacing w:line="336" w:lineRule="auto" w:after="180"/>
-        <w:shd w:fill="F5F1FB"/>
-      </w:pPr>
-      <w:r>
-        <w:rPr>
-          <w:b w:val="0"/>
-        </w:rPr>
-        <w:t xml:space="preserve">Fictional record X says an exhibit is called Shadow Pairs and is in Hall 2; no opening time is given. Write a complete </w:t>
-      </w:r>
-      <w:r>
-        <w:rPr>
-          <w:b/>
-        </w:rPr>
         <w:t>prompt</w:t>
       </w:r>
       <w:r>
         <w:rPr>
           <w:b w:val="0"/>
         </w:rPr>
-        <w:t xml:space="preserve"> for a Grade 6 card with exactly three labelled lines: Title, Location, Opening.</w:t>
-      </w:r>
-    </w:p>
-    <w:p>
-      <w:pPr>
-        <w:spacing w:line="336" w:lineRule="auto" w:after="180"/>
-        <w:shd w:fill="F5F1FB"/>
-      </w:pPr>
-      <w:r>
-        <w:rPr>
-          <w:b w:val="0"/>
-        </w:rPr>
-        <w:t xml:space="preserve">Limit facts to supplied records, define missing and conflicting values and prohibit added claims. Give two test </w:t>
-      </w:r>
-      <w:r>
-        <w:rPr>
-          <w:b/>
-        </w:rPr>
-        <w:t>input</w:t>
-      </w:r>
-      <w:r>
-        <w:rPr>
-          <w:b w:val="0"/>
-        </w:rPr>
-        <w:t xml:space="preserve">s and expected </w:t>
-      </w:r>
-      <w:r>
-        <w:rPr>
-          <w:b/>
-        </w:rPr>
-        <w:t>output</w:t>
-      </w:r>
-      <w:r>
-        <w:rPr>
-          <w:b w:val="0"/>
-        </w:rPr>
-        <w:t>s: original X, then X with an opening time of 10 am added.</w:t>
-      </w:r>
-    </w:p>
-    <w:p>
-      <w:pPr>
-        <w:pStyle w:val="Heading3"/>
-      </w:pPr>
-      <w:r>
-        <w:t>Teacher reasoning · W4</w:t>
-      </w:r>
-    </w:p>
-    <w:p>
-      <w:pPr>
-        <w:spacing w:line="336" w:lineRule="auto" w:after="180"/>
-        <w:shd w:fill="F1F6FC"/>
-      </w:pPr>
-      <w:r>
-        <w:rPr>
-          <w:b w:val="0"/>
-        </w:rPr>
-        <w:t xml:space="preserve">A valid </w:t>
-      </w:r>
-      <w:r>
-        <w:rPr>
-          <w:b/>
-        </w:rPr>
-        <w:t>prompt</w:t>
-      </w:r>
-      <w:r>
-        <w:rPr>
-          <w:b w:val="0"/>
-        </w:rPr>
-        <w:t xml:space="preserve"> names the Grade 6 card task, supplied records only, exactly three lines in Title/Location/Opening order, not stated for missing values, conflicting information for unresolved disagreements and no added details.</w:t>
-      </w:r>
-    </w:p>
-    <w:p>
-      <w:pPr>
-        <w:spacing w:line="336" w:lineRule="auto" w:after="180"/>
-        <w:shd w:fill="F1F6FC"/>
-      </w:pPr>
-      <w:r>
-        <w:rPr>
-          <w:b w:val="0"/>
-        </w:rPr>
-        <w:t>It includes X. Original X gives Title: Shadow Pairs; Location: Hall 2; Opening: not stated. Adding 10 am gives the same title and location with Opening: 10 am. Equivalent clear wording is acceptable.</w:t>
-      </w:r>
-    </w:p>
-    <w:p>
-      <w:pPr>
-        <w:pStyle w:val="Heading3"/>
-      </w:pPr>
-      <w:r>
-        <w:t>W5 Preserve the comparison evidence</w:t>
-      </w:r>
-    </w:p>
-    <w:p>
-      <w:pPr>
-        <w:pStyle w:val="Heading3"/>
-      </w:pPr>
-      <w:r>
-        <w:t>Workbook question · W5</w:t>
-      </w:r>
-    </w:p>
-    <w:p>
-      <w:pPr>
-        <w:spacing w:line="336" w:lineRule="auto" w:after="180"/>
-        <w:shd w:fill="F5F1FB"/>
-      </w:pPr>
-      <w:r>
-        <w:rPr>
-          <w:b w:val="0"/>
-        </w:rPr>
-        <w:t>A pupil tries P1 once and P2 five times, then compares the P1 response only with the best P2 response and declares P2 always reliable. Identify two problems and design a fairer small comparison.</w:t>
-      </w:r>
-    </w:p>
-    <w:p>
-      <w:pPr>
-        <w:spacing w:line="336" w:lineRule="auto" w:after="180"/>
-        <w:shd w:fill="F5F1FB"/>
-      </w:pPr>
-      <w:r>
-        <w:rPr>
-          <w:b w:val="0"/>
-        </w:rPr>
-        <w:t xml:space="preserve">State a conclusion the </w:t>
-      </w:r>
-      <w:r>
-        <w:rPr>
-          <w:b/>
-        </w:rPr>
-        <w:t>evidence</w:t>
-      </w:r>
-      <w:r>
-        <w:rPr>
-          <w:b w:val="0"/>
-        </w:rPr>
-        <w:t xml:space="preserve"> could support.</w:t>
-      </w:r>
-    </w:p>
-    <w:p>
-      <w:pPr>
-        <w:pStyle w:val="Heading3"/>
-      </w:pPr>
-      <w:r>
-        <w:t>Teacher reasoning · W5</w:t>
-      </w:r>
-    </w:p>
-    <w:p>
-      <w:pPr>
-        <w:spacing w:line="336" w:lineRule="auto" w:after="180"/>
-        <w:shd w:fill="F1F6FC"/>
-      </w:pPr>
-      <w:r>
-        <w:rPr>
-          <w:b w:val="0"/>
-        </w:rPr>
-        <w:t xml:space="preserve">Selecting only the best P2 </w:t>
-      </w:r>
-      <w:r>
-        <w:rPr>
-          <w:b/>
-        </w:rPr>
-        <w:t>output</w:t>
-      </w:r>
-      <w:r>
-        <w:rPr>
-          <w:b w:val="0"/>
-        </w:rPr>
-        <w:t xml:space="preserve"> hides failures; unequal trial counts and an always-reliable claim also undermine the comparison.</w:t>
-      </w:r>
-    </w:p>
-    <w:p>
-      <w:pPr>
-        <w:spacing w:line="336" w:lineRule="auto" w:after="180"/>
-        <w:shd w:fill="F1F6FC"/>
-      </w:pPr>
-      <w:r>
-        <w:rPr>
-          <w:b w:val="0"/>
-        </w:rPr>
-        <w:t xml:space="preserve">Use the same cases, criteria and recorded model conditions, with the same planned number of runs for each version. Keep all </w:t>
-      </w:r>
-      <w:r>
-        <w:rPr>
-          <w:b/>
-        </w:rPr>
-        <w:t>output</w:t>
-      </w:r>
-      <w:r>
-        <w:rPr>
-          <w:b w:val="0"/>
-        </w:rPr>
-        <w:t>s and report pass counts and failures.</w:t>
-      </w:r>
-    </w:p>
-    <w:p>
-      <w:pPr>
-        <w:spacing w:line="336" w:lineRule="auto" w:after="180"/>
-        <w:shd w:fill="F1F6FC"/>
-      </w:pPr>
-      <w:r>
-        <w:rPr>
-          <w:b w:val="0"/>
-        </w:rPr>
-        <w:t xml:space="preserve">The </w:t>
-      </w:r>
-      <w:r>
-        <w:rPr>
-          <w:b/>
-        </w:rPr>
-        <w:t>evidence</w:t>
-      </w:r>
-      <w:r>
-        <w:rPr>
-          <w:b w:val="0"/>
-        </w:rPr>
-        <w:t xml:space="preserve"> can describe performance on these trials, not guarantee all future </w:t>
-      </w:r>
-      <w:r>
-        <w:rPr>
-          <w:b/>
-        </w:rPr>
-        <w:t>output</w:t>
-      </w:r>
-      <w:r>
-        <w:rPr>
-          <w:b w:val="0"/>
-        </w:rPr>
-        <w:t>s.</w:t>
-      </w:r>
-    </w:p>
-    <w:p>
-      <w:pPr>
-        <w:pStyle w:val="Heading3"/>
-      </w:pPr>
-      <w:r>
-        <w:t>Assess independent transfer</w:t>
-      </w:r>
-    </w:p>
-    <w:p>
-      <w:pPr>
-        <w:pStyle w:val="Heading3"/>
-      </w:pPr>
-      <w:r>
-        <w:t>Independent question · withhold the key</w:t>
-      </w:r>
-    </w:p>
-    <w:p>
-      <w:pPr>
-        <w:spacing w:line="336" w:lineRule="auto" w:after="180"/>
-        <w:shd w:fill="F5F1FB"/>
-      </w:pPr>
-      <w:r>
-        <w:rPr>
-          <w:b w:val="0"/>
-        </w:rPr>
-        <w:t xml:space="preserve">Selected case: Fictional record X says an exhibit is called Shadow Pairs and is in Hall 2; no opening time is given. Write a complete </w:t>
-      </w:r>
-      <w:r>
-        <w:rPr>
-          <w:b/>
-        </w:rPr>
-        <w:t>prompt</w:t>
-      </w:r>
-      <w:r>
-        <w:rPr>
-          <w:b w:val="0"/>
-        </w:rPr>
-        <w:t xml:space="preserve"> for a Grade 6 card with exactly three labelled lines: Title, Location, Opening.</w:t>
-      </w:r>
-    </w:p>
-    <w:p>
-      <w:pPr>
-        <w:spacing w:line="336" w:lineRule="auto" w:after="180"/>
-        <w:shd w:fill="F5F1FB"/>
-      </w:pPr>
-      <w:r>
-        <w:rPr>
-          <w:b w:val="0"/>
-        </w:rPr>
-        <w:t xml:space="preserve">Limit facts to supplied records, define missing and conflicting values and prohibit added claims. Give two test </w:t>
-      </w:r>
-      <w:r>
-        <w:rPr>
-          <w:b/>
-        </w:rPr>
-        <w:t>input</w:t>
-      </w:r>
-      <w:r>
-        <w:rPr>
-          <w:b w:val="0"/>
-        </w:rPr>
-        <w:t xml:space="preserve">s and expected </w:t>
-      </w:r>
-      <w:r>
-        <w:rPr>
-          <w:b/>
-        </w:rPr>
-        <w:t>output</w:t>
-      </w:r>
-      <w:r>
-        <w:rPr>
-          <w:b w:val="0"/>
-        </w:rPr>
-        <w:t>s: original X, then X with an opening time of 10 am added.</w:t>
-      </w:r>
-    </w:p>
-    <w:p>
-      <w:pPr>
-        <w:pStyle w:val="Heading3"/>
-      </w:pPr>
-      <w:r>
-        <w:t>Selected case answer</w:t>
-      </w:r>
-    </w:p>
-    <w:p>
-      <w:pPr>
-        <w:pStyle w:val="Heading3"/>
-      </w:pPr>
-      <w:r>
-        <w:t>Teacher key · Selected case answer</w:t>
-      </w:r>
-    </w:p>
-    <w:p>
-      <w:pPr>
-        <w:spacing w:line="336" w:lineRule="auto" w:after="180"/>
-        <w:shd w:fill="F1F6FC"/>
-      </w:pPr>
-      <w:r>
-        <w:rPr>
-          <w:b w:val="0"/>
-        </w:rPr>
-        <w:t xml:space="preserve">A valid </w:t>
-      </w:r>
-      <w:r>
-        <w:rPr>
-          <w:b/>
-        </w:rPr>
-        <w:t>prompt</w:t>
-      </w:r>
-      <w:r>
-        <w:rPr>
-          <w:b w:val="0"/>
-        </w:rPr>
-        <w:t xml:space="preserve"> names the Grade 6 card task, supplied records only, exactly three lines in Title/Location/Opening order, not stated for missing values, conflicting information for unresolved disagreements and no added details.</w:t>
-      </w:r>
-    </w:p>
-    <w:p>
-      <w:pPr>
-        <w:spacing w:line="336" w:lineRule="auto" w:after="180"/>
-        <w:shd w:fill="F1F6FC"/>
-      </w:pPr>
-      <w:r>
-        <w:rPr>
-          <w:b w:val="0"/>
-        </w:rPr>
-        <w:t>It includes X. Original X gives Title: Shadow Pairs; Location: Hall 2; Opening: not stated. Adding 10 am gives the same title and location with Opening: 10 am. Equivalent clear wording is acceptable.</w:t>
-      </w:r>
-    </w:p>
-    <w:tbl>
-      <w:tblPr>
-        <w:tblStyle w:val="LightShading-Accent1"/>
-        <w:tblW w:type="auto" w:w="0"/>
-        <w:tblLook w:firstColumn="1" w:firstRow="1" w:lastColumn="0" w:lastRow="0" w:noHBand="0" w:noVBand="1" w:val="04A0"/>
-      </w:tblPr>
-      <w:tblGrid>
-        <w:gridCol w:w="5112"/>
-        <w:gridCol w:w="5112"/>
-      </w:tblGrid>
-      <w:tr>
-        <w:trPr>
-          <w:tblHeader/>
-        </w:trPr>
-        <w:tc>
-          <w:tcPr>
-            <w:tcW w:type="dxa" w:w="5112"/>
-          </w:tcPr>
-          <w:p>
-            <w:r>
-              <w:t>Dimension</w:t>
-            </w:r>
-          </w:p>
-        </w:tc>
-        <w:tc>
-          <w:tcPr>
-            <w:tcW w:type="dxa" w:w="5112"/>
-          </w:tcPr>
-          <w:p>
-            <w:r>
-              <w:t>Evidence required</w:t>
-            </w:r>
-          </w:p>
-        </w:tc>
-      </w:tr>
-      <w:tr>
-        <w:tc>
-          <w:tcPr>
-            <w:tcW w:type="dxa" w:w="5112"/>
-          </w:tcPr>
-          <w:p>
-            <w:r>
-              <w:t>Explanation</w:t>
-            </w:r>
-          </w:p>
-        </w:tc>
-        <w:tc>
-          <w:tcPr>
-            <w:tcW w:type="dxa" w:w="5112"/>
-          </w:tcPr>
-          <w:p>
-            <w:r>
-              <w:t>Names the applicable idea or procedure and ties it to the supplied facts.</w:t>
-            </w:r>
-          </w:p>
-        </w:tc>
-      </w:tr>
-      <w:tr>
-        <w:tc>
-          <w:tcPr>
-            <w:tcW w:type="dxa" w:w="5112"/>
-          </w:tcPr>
-          <w:p>
-            <w:r>
-              <w:t>Trace and result</w:t>
-            </w:r>
-          </w:p>
-        </w:tc>
-        <w:tc>
-          <w:tcPr>
-            <w:tcW w:type="dxa" w:w="5112"/>
-          </w:tcPr>
-          <w:p>
-            <w:r>
-              <w:t>Preserves the given inputs and shows the relevant intermediate steps; distinguishes a prediction from an observed execution.</w:t>
-            </w:r>
-          </w:p>
-        </w:tc>
-      </w:tr>
-      <w:tr>
-        <w:tc>
-          <w:tcPr>
-            <w:tcW w:type="dxa" w:w="5112"/>
-          </w:tcPr>
-          <w:p>
-            <w:r>
-              <w:t>Limits</w:t>
-            </w:r>
-          </w:p>
-        </w:tc>
-        <w:tc>
-          <w:tcPr>
-            <w:tcW w:type="dxa" w:w="5112"/>
-          </w:tcPr>
-          <w:p>
-            <w:r>
-              <w:t>States the assumptions, missing evidence or conditions under which the result would change.</w:t>
-            </w:r>
-          </w:p>
-        </w:tc>
-      </w:tr>
-    </w:tbl>
-    <w:p>
-      <w:pPr>
-        <w:pStyle w:val="Heading3"/>
-      </w:pPr>
-      <w:r>
-        <w:t>Teacher key · Selected case answer</w:t>
-      </w:r>
-    </w:p>
-    <w:p>
-      <w:pPr>
-        <w:spacing w:line="336" w:lineRule="auto" w:after="180"/>
-        <w:shd w:fill="F1F6FC"/>
-      </w:pPr>
-      <w:r>
-        <w:rPr>
-          <w:b w:val="0"/>
-        </w:rPr>
-        <w:t>Record each dimension as not yet, with support, or independent. Accept a valid alternative procedure with a defensible trace.</w:t>
-      </w:r>
-    </w:p>
-    <w:p>
-      <w:pPr>
-        <w:spacing w:line="336" w:lineRule="auto" w:after="180"/>
-        <w:shd w:fill="F1F6FC"/>
-      </w:pPr>
-      <w:r>
-        <w:rPr>
-          <w:b w:val="0"/>
-        </w:rPr>
-        <w:t xml:space="preserve">Do not penalise an honestly recorded model failure if the learner correctly explains its </w:t>
-      </w:r>
-      <w:r>
-        <w:rPr>
-          <w:b/>
-        </w:rPr>
-        <w:t>evidence</w:t>
-      </w:r>
-      <w:r>
-        <w:rPr>
-          <w:b w:val="0"/>
-        </w:rPr>
-        <w:t xml:space="preserve"> and limits.</w:t>
-      </w:r>
-    </w:p>
-    <w:p>
-      <w:pPr>
-        <w:pStyle w:val="Heading3"/>
-      </w:pPr>
-      <w:r>
-        <w:t>Feedback that the learner uses</w:t>
-      </w:r>
-    </w:p>
-    <w:p>
-      <w:pPr>
-        <w:spacing w:line="336" w:lineRule="auto" w:after="180"/>
-      </w:pPr>
-      <w:r>
-        <w:rPr>
-          <w:b w:val="0"/>
-        </w:rPr>
-        <w:t>Name the earliest unsupported step and give one action to repair it. Have the learner make that repair now and explain why. Then assess the relevant skill on a fresh, fully specified case.</w:t>
-      </w:r>
-    </w:p>
-    <w:p>
-      <w:pPr>
-        <w:spacing w:line="336" w:lineRule="auto" w:after="180"/>
-      </w:pPr>
-      <w:r>
-        <w:rPr>
-          <w:b w:val="0"/>
-        </w:rPr>
-        <w:t xml:space="preserve">Confirm it was not previously practised with feedback; solve and check the new case before assigning it. A follow-up design </w:t>
-      </w:r>
-      <w:r>
-        <w:rPr>
-          <w:b/>
-        </w:rPr>
-        <w:t>prompt</w:t>
-      </w:r>
-      <w:r>
-        <w:rPr>
-          <w:b w:val="0"/>
-        </w:rPr>
-        <w:t xml:space="preserve"> is a starting brief, not automatically an equivalent test.</w:t>
-      </w:r>
-    </w:p>
-    <w:p>
-      <w:pPr>
-        <w:pStyle w:val="Heading1"/>
-      </w:pPr>
-      <w:r>
-        <w:t>06. Connect and extend learning</w:t>
-      </w:r>
-    </w:p>
-    <w:p>
-      <w:r>
-        <w:t>Connect Prompts Are Design Instructions to Helpful Classroom Sorter, adapt support and plan a later changed-case check.</w:t>
-      </w:r>
-    </w:p>
-    <w:p>
-      <w:pPr>
-        <w:pStyle w:val="Heading3"/>
-      </w:pPr>
-      <w:r>
-        <w:t>Helpful Classroom Sorter</w:t>
-      </w:r>
-    </w:p>
-    <w:p>
-      <w:pPr>
-        <w:spacing w:line="336" w:lineRule="auto" w:after="180"/>
-      </w:pPr>
-      <w:r>
-        <w:rPr>
-          <w:b w:val="0"/>
-        </w:rPr>
-        <w:t>Write a transparent instruction for any generative explanation in the sorter and forbid invented item facts.</w:t>
-      </w:r>
-    </w:p>
-    <w:p>
-      <w:pPr>
-        <w:spacing w:line="336" w:lineRule="auto" w:after="180"/>
-      </w:pPr>
-      <w:r>
-        <w:rPr>
-          <w:b w:val="0"/>
-        </w:rPr>
-        <w:t xml:space="preserve">Keep the decision, </w:t>
-      </w:r>
-      <w:r>
-        <w:rPr>
-          <w:b/>
-        </w:rPr>
-        <w:t>input</w:t>
-      </w:r>
-      <w:r>
-        <w:rPr>
-          <w:b w:val="0"/>
-        </w:rPr>
-        <w:t xml:space="preserve">, result, explanation and remaining limitation in the project </w:t>
-      </w:r>
-      <w:r>
-        <w:rPr>
-          <w:b/>
-        </w:rPr>
-        <w:t>evidence</w:t>
-      </w:r>
-      <w:r>
-        <w:rPr>
-          <w:b w:val="0"/>
-        </w:rPr>
-        <w:t xml:space="preserve"> record. Retrieve this record next week rather than restarting the project.</w:t>
-      </w:r>
-    </w:p>
-    <w:p>
-      <w:pPr>
-        <w:pStyle w:val="Heading3"/>
-      </w:pPr>
-      <w:r>
-        <w:t>Support and stretch</w:t>
-      </w:r>
-    </w:p>
-    <w:p>
-      <w:pPr>
-        <w:spacing w:line="336" w:lineRule="auto" w:after="180"/>
-      </w:pPr>
-      <w:r>
-        <w:rPr>
-          <w:b w:val="0"/>
-        </w:rPr>
-        <w:t xml:space="preserve">Use physical cards, spoken explanations and a three-stage drawing. Read aloud without giving the answer. Stretch: compare two </w:t>
-      </w:r>
-      <w:r>
-        <w:rPr>
-          <w:b/>
-        </w:rPr>
-        <w:t>mechanism</w:t>
-      </w:r>
-      <w:r>
-        <w:rPr>
-          <w:b w:val="0"/>
-        </w:rPr>
-        <w:t xml:space="preserve">s with the same visible </w:t>
-      </w:r>
-      <w:r>
-        <w:rPr>
-          <w:b/>
-        </w:rPr>
-        <w:t>output</w:t>
-      </w:r>
-      <w:r>
-        <w:rPr>
-          <w:b w:val="0"/>
-        </w:rPr>
-        <w:t xml:space="preserve"> and explain what </w:t>
-      </w:r>
-      <w:r>
-        <w:rPr>
-          <w:b/>
-        </w:rPr>
-        <w:t>evidence</w:t>
-      </w:r>
-      <w:r>
-        <w:rPr>
-          <w:b w:val="0"/>
-        </w:rPr>
-        <w:t xml:space="preserve"> distinguishes them.</w:t>
-      </w:r>
-    </w:p>
-    <w:p>
-      <w:pPr>
-        <w:pStyle w:val="Heading3"/>
-      </w:pPr>
-      <w:r>
-        <w:t>Exit reflection</w:t>
-      </w:r>
-    </w:p>
-    <w:p>
-      <w:pPr>
-        <w:spacing w:line="336" w:lineRule="auto" w:after="180"/>
-      </w:pPr>
-      <w:r>
-        <w:rPr>
-          <w:b w:val="0"/>
-        </w:rPr>
-        <w:t xml:space="preserve">Ask for one decision the learner can now justify and one situation requiring more </w:t>
-      </w:r>
-      <w:r>
-        <w:rPr>
-          <w:b/>
-        </w:rPr>
-        <w:t>evidence</w:t>
-      </w:r>
-      <w:r>
-        <w:rPr>
-          <w:b w:val="0"/>
-        </w:rPr>
-        <w:t xml:space="preserve"> or human review. Confidence ratings are separate from correct independent performance.</w:t>
-      </w:r>
-    </w:p>
-    <w:p>
-      <w:pPr>
-        <w:pStyle w:val="Heading3"/>
-      </w:pPr>
-      <w:r>
-        <w:t>Bridge to the next week</w:t>
-      </w:r>
-    </w:p>
-    <w:p>
-      <w:pPr>
-        <w:spacing w:line="336" w:lineRule="auto" w:after="180"/>
-      </w:pPr>
-      <w:r>
-        <w:rPr>
-          <w:b w:val="0"/>
-        </w:rPr>
-        <w:t xml:space="preserve">Next: Week 27: Verify Important </w:t>
-      </w:r>
-      <w:r>
-        <w:rPr>
-          <w:b/>
-        </w:rPr>
-        <w:t>Output</w:t>
-      </w:r>
-      <w:r>
-        <w:rPr>
-          <w:b w:val="0"/>
-        </w:rPr>
-        <w:t xml:space="preserve">s. Retrieve today’s </w:t>
-      </w:r>
-      <w:r>
-        <w:rPr>
-          <w:b/>
-        </w:rPr>
-        <w:t>evidence</w:t>
-      </w:r>
-      <w:r>
-        <w:rPr>
-          <w:b w:val="0"/>
-        </w:rPr>
-        <w:t xml:space="preserve"> and identify what carries forward and what is new.</w:t>
-      </w:r>
-    </w:p>
-    <w:p>
-      <w:pPr>
-        <w:pStyle w:val="Heading3"/>
-      </w:pPr>
-      <w:r>
-        <w:t>Support and fresh reassessment</w:t>
-      </w:r>
-    </w:p>
-    <w:p>
-      <w:pPr>
-        <w:spacing w:line="336" w:lineRule="auto" w:after="180"/>
-      </w:pPr>
-      <w:r>
-        <w:rPr>
-          <w:b w:val="0"/>
-        </w:rPr>
-        <w:t xml:space="preserve">Provide a frame with task, readers, </w:t>
-      </w:r>
-      <w:r>
-        <w:rPr>
-          <w:b/>
-        </w:rPr>
-        <w:t>evidence</w:t>
-      </w:r>
-      <w:r>
-        <w:rPr>
-          <w:b w:val="0"/>
-        </w:rPr>
-        <w:t xml:space="preserve">, </w:t>
-      </w:r>
-      <w:r>
-        <w:rPr>
-          <w:b/>
-        </w:rPr>
-        <w:t>output</w:t>
-      </w:r>
-      <w:r>
-        <w:rPr>
-          <w:b w:val="0"/>
-        </w:rPr>
-        <w:t xml:space="preserve">, missing/conflicting behaviour and checks. Let pupils mark an example </w:t>
-      </w:r>
-      <w:r>
-        <w:rPr>
-          <w:b/>
-        </w:rPr>
-        <w:t>output</w:t>
-      </w:r>
-      <w:r>
-        <w:rPr>
-          <w:b w:val="0"/>
-        </w:rPr>
-        <w:t xml:space="preserve"> before writing their own </w:t>
-      </w:r>
-      <w:r>
-        <w:rPr>
-          <w:b/>
-        </w:rPr>
-        <w:t>prompt</w:t>
-      </w:r>
-      <w:r>
-        <w:rPr>
-          <w:b w:val="0"/>
-        </w:rPr>
-        <w:t>.</w:t>
-      </w:r>
-    </w:p>
-    <w:p>
-      <w:pPr>
-        <w:spacing w:line="336" w:lineRule="auto" w:after="180"/>
-      </w:pPr>
-      <w:r>
-        <w:rPr>
-          <w:b w:val="0"/>
-        </w:rPr>
-        <w:t xml:space="preserve">Extension: propose a test that reveals whether a </w:t>
-      </w:r>
-      <w:r>
-        <w:rPr>
-          <w:b/>
-        </w:rPr>
-        <w:t>revision</w:t>
-      </w:r>
-      <w:r>
-        <w:rPr>
-          <w:b w:val="0"/>
-        </w:rPr>
-        <w:t xml:space="preserve"> accidentally marks a present value as missing.</w:t>
-      </w:r>
-    </w:p>
-    <w:p>
-      <w:pPr>
-        <w:spacing w:line="336" w:lineRule="auto" w:after="180"/>
-      </w:pPr>
-      <w:r>
-        <w:rPr>
-          <w:b w:val="0"/>
-        </w:rPr>
-        <w:t xml:space="preserve">W4 requires a complete task, </w:t>
-      </w:r>
-      <w:r>
-        <w:rPr>
-          <w:b/>
-        </w:rPr>
-        <w:t>audience</w:t>
-      </w:r>
-      <w:r>
-        <w:rPr>
-          <w:b w:val="0"/>
-        </w:rPr>
-        <w:t xml:space="preserve">, X, three labels and their order, </w:t>
-      </w:r>
-      <w:r>
-        <w:rPr>
-          <w:b/>
-        </w:rPr>
-        <w:t>evidence</w:t>
-      </w:r>
-      <w:r>
-        <w:rPr>
-          <w:b w:val="0"/>
-        </w:rPr>
-        <w:t xml:space="preserve"> restriction, no additions, missing and conflict rules, and both expected </w:t>
-      </w:r>
-      <w:r>
-        <w:rPr>
-          <w:b/>
-        </w:rPr>
-        <w:t>output</w:t>
-      </w:r>
-      <w:r>
-        <w:rPr>
-          <w:b w:val="0"/>
-        </w:rPr>
-        <w:t>s.</w:t>
-      </w:r>
-    </w:p>
-    <w:p>
-      <w:pPr>
-        <w:spacing w:line="336" w:lineRule="auto" w:after="180"/>
-      </w:pPr>
-      <w:r>
-        <w:rPr>
-          <w:b w:val="0"/>
-        </w:rPr>
-        <w:t>After support add Y for the same exhibit giving Hall 4, with no priority and no opening time. Require unchanged title, conflicting information for Location and not stated for Opening.</w:t>
-      </w:r>
-    </w:p>
-    <w:p>
-      <w:pPr>
-        <w:spacing w:line="336" w:lineRule="auto" w:after="180"/>
-      </w:pPr>
-      <w:r>
-        <w:rPr>
-          <w:b w:val="0"/>
-        </w:rPr>
-        <w:t xml:space="preserve">Do not demand identical </w:t>
-      </w:r>
-      <w:r>
-        <w:rPr>
-          <w:b/>
-        </w:rPr>
-        <w:t>prompt</w:t>
-      </w:r>
-      <w:r>
-        <w:rPr>
-          <w:b w:val="0"/>
-        </w:rPr>
         <w:t xml:space="preserve"> wording if the requirements are clear.</w:t>
       </w:r>
     </w:p>
     <w:p>
       <w:pPr>
-        <w:spacing w:line="336" w:lineRule="auto" w:after="180"/>
-      </w:pPr>
-      <w:r>
-        <w:rPr>
-          <w:b w:val="0"/>
-        </w:rPr>
-        <w:t xml:space="preserve">Week 27 examines the </w:t>
-      </w:r>
-      <w:r>
-        <w:rPr>
-          <w:b/>
-        </w:rPr>
-        <w:t>evidence</w:t>
-      </w:r>
-      <w:r>
-        <w:rPr>
-          <w:b w:val="0"/>
-        </w:rPr>
-        <w:t xml:space="preserve"> behind individual claims and independently checks quantities and units.</w:t>
-      </w:r>
-    </w:p>
-    <w:p>
-      <w:pPr>
-        <w:pStyle w:val="Heading3"/>
-      </w:pPr>
-      <w:r>
-        <w:t>Plan the delayed return</w:t>
+        <w:pStyle w:val="Heading2"/>
+      </w:pPr>
+      <w:r>
+        <w:t>Plan the delayed check</w:t>
       </w:r>
     </w:p>
     <w:p>
@@ -6287,84 +5962,200 @@
     </w:p>
     <w:p>
       <w:pPr>
+        <w:pStyle w:val="Heading2"/>
+      </w:pPr>
+      <w:r>
+        <w:t>Bridge to next week</w:t>
+      </w:r>
+    </w:p>
+    <w:p>
+      <w:pPr>
+        <w:spacing w:line="336" w:lineRule="auto" w:after="180"/>
+      </w:pPr>
+      <w:r>
+        <w:rPr>
+          <w:b w:val="0"/>
+        </w:rPr>
+        <w:t xml:space="preserve">Ask for one decision the learner can now justify and one situation requiring more </w:t>
+      </w:r>
+      <w:r>
+        <w:rPr>
+          <w:b/>
+        </w:rPr>
+        <w:t>evidence</w:t>
+      </w:r>
+      <w:r>
+        <w:rPr>
+          <w:b w:val="0"/>
+        </w:rPr>
+        <w:t xml:space="preserve"> or human review. Confidence ratings are separate from correct independent performance.</w:t>
+      </w:r>
+    </w:p>
+    <w:p>
+      <w:pPr>
+        <w:spacing w:line="336" w:lineRule="auto" w:after="180"/>
+      </w:pPr>
+      <w:r>
+        <w:rPr>
+          <w:b w:val="0"/>
+        </w:rPr>
+        <w:t xml:space="preserve">Next: Week 27: Verify Important </w:t>
+      </w:r>
+      <w:r>
+        <w:rPr>
+          <w:b/>
+        </w:rPr>
+        <w:t>Output</w:t>
+      </w:r>
+      <w:r>
+        <w:rPr>
+          <w:b w:val="0"/>
+        </w:rPr>
+        <w:t xml:space="preserve">s. Retrieve today’s </w:t>
+      </w:r>
+      <w:r>
+        <w:rPr>
+          <w:b/>
+        </w:rPr>
+        <w:t>evidence</w:t>
+      </w:r>
+      <w:r>
+        <w:rPr>
+          <w:b w:val="0"/>
+        </w:rPr>
+        <w:t xml:space="preserve"> and identify what carries forward and what is new.</w:t>
+      </w:r>
+    </w:p>
+    <w:p>
+      <w:pPr>
+        <w:spacing w:line="336" w:lineRule="auto" w:after="180"/>
+      </w:pPr>
+      <w:r>
+        <w:rPr>
+          <w:b w:val="0"/>
+        </w:rPr>
+        <w:t xml:space="preserve">Week 27 examines the </w:t>
+      </w:r>
+      <w:r>
+        <w:rPr>
+          <w:b/>
+        </w:rPr>
+        <w:t>evidence</w:t>
+      </w:r>
+      <w:r>
+        <w:rPr>
+          <w:b w:val="0"/>
+        </w:rPr>
+        <w:t xml:space="preserve"> behind individual claims and independently checks quantities and units.</w:t>
+      </w:r>
+    </w:p>
+    <w:p>
+      <w:pPr>
+        <w:pStyle w:val="Heading2"/>
+      </w:pPr>
+      <w:r>
+        <w:t>Earlier wording, alternatives and picture transcripts · reference / check after trying</w:t>
+      </w:r>
+    </w:p>
+    <w:p>
+      <w:pPr>
+        <w:spacing w:line="336" w:lineRule="auto" w:after="180"/>
+      </w:pPr>
+      <w:r>
+        <w:rPr>
+          <w:b w:val="0"/>
+        </w:rPr>
+        <w:t>Connect and extend learning</w:t>
+      </w:r>
+    </w:p>
+    <w:p>
+      <w:pPr>
         <w:pStyle w:val="Heading3"/>
       </w:pPr>
       <w:r>
+        <w:t>Helpful Classroom Sorter</w:t>
+      </w:r>
+    </w:p>
+    <w:p>
+      <w:pPr>
+        <w:pStyle w:val="Heading3"/>
+      </w:pPr>
+      <w:r>
+        <w:t>Support and stretch</w:t>
+      </w:r>
+    </w:p>
+    <w:p>
+      <w:pPr>
+        <w:pStyle w:val="Heading3"/>
+      </w:pPr>
+      <w:r>
+        <w:t>Exit reflection</w:t>
+      </w:r>
+    </w:p>
+    <w:p>
+      <w:pPr>
+        <w:pStyle w:val="Heading3"/>
+      </w:pPr>
+      <w:r>
+        <w:t>Bridge to the next week</w:t>
+      </w:r>
+    </w:p>
+    <w:p>
+      <w:pPr>
+        <w:pStyle w:val="Heading3"/>
+      </w:pPr>
+      <w:r>
+        <w:t>Support and fresh reassessment</w:t>
+      </w:r>
+    </w:p>
+    <w:p>
+      <w:pPr>
+        <w:pStyle w:val="Heading3"/>
+      </w:pPr>
+      <w:r>
+        <w:t>Plan the delayed return</w:t>
+      </w:r>
+    </w:p>
+    <w:p>
+      <w:pPr>
+        <w:pStyle w:val="Heading3"/>
+      </w:pPr>
+      <w:r>
         <w:t>Project evidence from this case</w:t>
       </w:r>
     </w:p>
     <w:p>
       <w:pPr>
+        <w:pStyle w:val="Heading1"/>
+      </w:pPr>
+      <w:r>
+        <w:t>Reference bank and extra practice</w:t>
+      </w:r>
+    </w:p>
+    <w:p>
+      <w:pPr>
+        <w:pStyle w:val="Heading1"/>
+      </w:pPr>
+      <w:r>
+        <w:t>07. Reference: alternative planning checklist</w:t>
+      </w:r>
+    </w:p>
+    <w:p>
+      <w:r>
+        <w:t>Use as a reminder alongside the main route rather than teaching the cycle twice.</w:t>
+      </w:r>
+    </w:p>
+    <w:p>
+      <w:pPr>
+        <w:pStyle w:val="Heading2"/>
+      </w:pPr>
+      <w:r>
+        <w:t>Preparation and schedule</w:t>
+      </w:r>
+    </w:p>
+    <w:p>
+      <w:pPr>
         <w:spacing w:line="336" w:lineRule="auto" w:after="180"/>
-      </w:pPr>
-      <w:r>
-        <w:rPr>
-          <w:b w:val="0"/>
-        </w:rPr>
-        <w:t xml:space="preserve">Specify sorter </w:t>
-      </w:r>
-      <w:r>
-        <w:rPr>
-          <w:b/>
-        </w:rPr>
-        <w:t>input</w:t>
-      </w:r>
-      <w:r>
-        <w:rPr>
-          <w:b w:val="0"/>
-        </w:rPr>
-        <w:t xml:space="preserve">, </w:t>
-      </w:r>
-      <w:r>
-        <w:rPr>
-          <w:b/>
-        </w:rPr>
-        <w:t>output</w:t>
-      </w:r>
-      <w:r>
-        <w:rPr>
-          <w:b w:val="0"/>
-        </w:rPr>
-        <w:t xml:space="preserve"> fields, </w:t>
-      </w:r>
-      <w:r>
-        <w:rPr>
-          <w:b/>
-        </w:rPr>
-        <w:t>evidence</w:t>
-      </w:r>
-      <w:r>
-        <w:rPr>
-          <w:b w:val="0"/>
-        </w:rPr>
-        <w:t xml:space="preserve"> limits and missing/conflict behavior before improving its wording.</w:t>
-      </w:r>
-    </w:p>
-    <w:p>
-      <w:pPr>
-        <w:pStyle w:val="Heading1"/>
-      </w:pPr>
-      <w:r>
-        <w:t>07. Prepare, teach and assess</w:t>
-      </w:r>
-    </w:p>
-    <w:p>
-      <w:r>
-        <w:t>Use this preparation summary alongside the detailed Prompts Are Design Instructions lesson; it is a checklist rather than a replacement for the full sequence.</w:t>
-      </w:r>
-    </w:p>
-    <w:p>
-      <w:pPr>
-        <w:pStyle w:val="Heading3"/>
-      </w:pPr>
-      <w:r>
-        <w:t>Teaching target</w:t>
-      </w:r>
-    </w:p>
-    <w:p>
-      <w:pPr>
-        <w:spacing w:line="336" w:lineRule="auto" w:after="180"/>
-        <w:shd w:fill="EDF7F3"/>
       </w:pPr>
       <w:r>
         <w:rPr>
@@ -6577,6 +6368,14 @@
     </w:tbl>
     <w:p>
       <w:pPr>
+        <w:pStyle w:val="Heading2"/>
+      </w:pPr>
+      <w:r>
+        <w:t>Practice and assessment reminders</w:t>
+      </w:r>
+    </w:p>
+    <w:p>
+      <w:pPr>
         <w:spacing w:line="336" w:lineRule="auto" w:after="180"/>
       </w:pPr>
       <w:r>
@@ -6611,16 +6410,7 @@
     </w:p>
     <w:p>
       <w:pPr>
-        <w:pStyle w:val="Heading3"/>
-      </w:pPr>
-      <w:r>
-        <w:t>Supported practice answer</w:t>
-      </w:r>
-    </w:p>
-    <w:p>
-      <w:pPr>
         <w:spacing w:line="336" w:lineRule="auto" w:after="180"/>
-        <w:shd w:fill="F1F6FC"/>
       </w:pPr>
       <w:r>
         <w:rPr>
@@ -6632,7 +6422,6 @@
     <w:p>
       <w:pPr>
         <w:spacing w:line="336" w:lineRule="auto" w:after="180"/>
-        <w:shd w:fill="F1F6FC"/>
       </w:pPr>
       <w:r>
         <w:rPr>
@@ -6689,16 +6478,7 @@
     </w:p>
     <w:p>
       <w:pPr>
-        <w:pStyle w:val="Heading3"/>
-      </w:pPr>
-      <w:r>
-        <w:t>Repair the misconception</w:t>
-      </w:r>
-    </w:p>
-    <w:p>
-      <w:pPr>
         <w:spacing w:line="336" w:lineRule="auto" w:after="180"/>
-        <w:shd w:fill="FFF5E6"/>
       </w:pPr>
       <w:r>
         <w:rPr>
@@ -6709,16 +6489,7 @@
     </w:p>
     <w:p>
       <w:pPr>
-        <w:pStyle w:val="Heading3"/>
-      </w:pPr>
-      <w:r>
-        <w:t>Support without giving away the answer</w:t>
-      </w:r>
-    </w:p>
-    <w:p>
-      <w:pPr>
         <w:spacing w:line="336" w:lineRule="auto" w:after="180"/>
-        <w:shd w:fill="F1F6F8"/>
       </w:pPr>
       <w:r>
         <w:rPr>
@@ -6741,16 +6512,7 @@
     </w:p>
     <w:p>
       <w:pPr>
-        <w:pStyle w:val="Heading3"/>
-      </w:pPr>
-      <w:r>
-        <w:t>Extend the reasoning</w:t>
-      </w:r>
-    </w:p>
-    <w:p>
-      <w:pPr>
         <w:spacing w:line="336" w:lineRule="auto" w:after="180"/>
-        <w:shd w:fill="F5F1FB"/>
       </w:pPr>
       <w:r>
         <w:rPr>
@@ -6774,7 +6536,6 @@
     <w:p>
       <w:pPr>
         <w:spacing w:line="336" w:lineRule="auto" w:after="180"/>
-        <w:shd w:fill="F5F1FB"/>
       </w:pPr>
       <w:r>
         <w:rPr>
@@ -6785,16 +6546,7 @@
     </w:p>
     <w:p>
       <w:pPr>
-        <w:pStyle w:val="Heading3"/>
-      </w:pPr>
-      <w:r>
-        <w:t>Protect the independent attempt</w:t>
-      </w:r>
-    </w:p>
-    <w:p>
-      <w:pPr>
         <w:spacing w:line="336" w:lineRule="auto" w:after="180"/>
-        <w:shd w:fill="FFF5E6"/>
       </w:pPr>
       <w:r>
         <w:rPr>
@@ -6989,16 +6741,7 @@
     </w:tbl>
     <w:p>
       <w:pPr>
-        <w:pStyle w:val="Heading3"/>
-      </w:pPr>
-      <w:r>
-        <w:t>Project checkpoint</w:t>
-      </w:r>
-    </w:p>
-    <w:p>
-      <w:pPr>
         <w:spacing w:line="336" w:lineRule="auto" w:after="180"/>
-        <w:shd w:fill="EDF7F3"/>
       </w:pPr>
       <w:r>
         <w:rPr>
@@ -7047,12 +6790,20 @@
         <w:pStyle w:val="Heading1"/>
       </w:pPr>
       <w:r>
-        <w:t>08. Use feedback, labs and repair paths</w:t>
-      </w:r>
-    </w:p>
-    <w:p>
-      <w:r>
-        <w:t>Use feedback, earlier review and portfolios purposefully. Apply the coding routine only when this lesson has an executable lab.</w:t>
+        <w:t>08. Reference: feedback and records</w:t>
+      </w:r>
+    </w:p>
+    <w:p>
+      <w:r>
+        <w:t>Use digital tools where they help retain an explanation and its evidence.</w:t>
+      </w:r>
+    </w:p>
+    <w:p>
+      <w:pPr>
+        <w:pStyle w:val="Heading2"/>
+      </w:pPr>
+      <w:r>
+        <w:t>Keep practice and independent evidence separate</w:t>
       </w:r>
     </w:p>
     <w:p>
@@ -7091,10 +6842,52 @@
     </w:p>
     <w:p>
       <w:pPr>
-        <w:pStyle w:val="Heading3"/>
-      </w:pPr>
-      <w:r>
-        <w:t>For later coding lessons</w:t>
+        <w:pStyle w:val="Heading2"/>
+      </w:pPr>
+      <w:r>
+        <w:t>Repair and portfolio records</w:t>
+      </w:r>
+    </w:p>
+    <w:p>
+      <w:pPr>
+        <w:spacing w:line="336" w:lineRule="auto" w:after="180"/>
+      </w:pPr>
+      <w:r>
+        <w:rPr>
+          <w:b w:val="0"/>
+        </w:rPr>
+        <w:t>Use the earlier worked-explanation links to address a specific missing building block, then return to the current question. Adapt this suggestion after observing the learner; it is not an automatic diagnosis.</w:t>
+      </w:r>
+    </w:p>
+    <w:p>
+      <w:pPr>
+        <w:spacing w:line="336" w:lineRule="auto" w:after="180"/>
+      </w:pPr>
+      <w:r>
+        <w:rPr>
+          <w:b w:val="0"/>
+        </w:rPr>
+        <w:t xml:space="preserve">Collect the completed-work portfolio as </w:t>
+      </w:r>
+      <w:r>
+        <w:rPr>
+          <w:b/>
+        </w:rPr>
+        <w:t>evidence</w:t>
+      </w:r>
+      <w:r>
+        <w:rPr>
+          <w:b w:val="0"/>
+        </w:rPr>
+        <w:t>. Record support separately from correctness, and assess explanation, trace/test and limitations. Progress ticks and quiz selections alone do not establish mastery.</w:t>
+      </w:r>
+    </w:p>
+    <w:p>
+      <w:pPr>
+        <w:pStyle w:val="Heading2"/>
+      </w:pPr>
+      <w:r>
+        <w:t>Earlier wording, alternatives and picture transcripts · reference / check after trying</w:t>
       </w:r>
     </w:p>
     <w:p>
@@ -7105,7 +6898,6 @@
     <w:p>
       <w:pPr>
         <w:spacing w:line="336" w:lineRule="auto" w:after="180"/>
-        <w:shd w:fill="F1F6F8"/>
       </w:pPr>
       <w:r>
         <w:rPr>
@@ -7128,77 +6920,20 @@
     </w:p>
     <w:p>
       <w:pPr>
-        <w:spacing w:line="336" w:lineRule="auto" w:after="180"/>
-      </w:pPr>
-      <w:r>
-        <w:rPr>
-          <w:b w:val="0"/>
-        </w:rPr>
-        <w:t>Use the earlier worked-explanation links to address a specific missing building block, then return to the current question. Adapt this suggestion after observing the learner; it is not an automatic diagnosis.</w:t>
-      </w:r>
-    </w:p>
-    <w:p>
-      <w:pPr>
-        <w:spacing w:line="336" w:lineRule="auto" w:after="180"/>
-      </w:pPr>
-      <w:r>
-        <w:rPr>
-          <w:b w:val="0"/>
-        </w:rPr>
-        <w:t xml:space="preserve">Collect the completed-work portfolio as </w:t>
-      </w:r>
-      <w:r>
-        <w:rPr>
-          <w:b/>
-        </w:rPr>
-        <w:t>evidence</w:t>
-      </w:r>
-      <w:r>
-        <w:rPr>
-          <w:b w:val="0"/>
-        </w:rPr>
-        <w:t>. Record support separately from correctness, and assess explanation, trace/test and limitations. Progress ticks and quiz selections alone do not establish mastery.</w:t>
-      </w:r>
-    </w:p>
-    <w:p>
-      <w:pPr>
         <w:pStyle w:val="Heading1"/>
       </w:pPr>
       <w:r>
-        <w:t>09. Visual concept journey</w:t>
-      </w:r>
-    </w:p>
-    <w:p>
-      <w:r>
-        <w:t>Show one Prompts Are Design Instructions graphic at a time, request a prediction and discuss its trace before the independent assessment.</w:t>
-      </w:r>
-    </w:p>
-    <w:p>
-      <w:pPr>
-        <w:spacing w:line="336" w:lineRule="auto" w:after="180"/>
-      </w:pPr>
-      <w:r>
-        <w:rPr>
-          <w:b w:val="0"/>
-        </w:rPr>
-        <w:t xml:space="preserve">Use one picture at a time. Hide a worked result before asking for a </w:t>
-      </w:r>
-      <w:r>
-        <w:rPr>
-          <w:b/>
-        </w:rPr>
-        <w:t>prediction</w:t>
-      </w:r>
-      <w:r>
-        <w:rPr>
-          <w:b w:val="0"/>
-        </w:rPr>
-        <w:t>, then reveal it for feedback. These are supported teaching cases; retain the separate independent assessment for a fresh first attempt.</w:t>
-      </w:r>
-    </w:p>
-    <w:p>
-      <w:pPr>
-        <w:pStyle w:val="Heading3"/>
+        <w:t>09. Reference: teach with the six pictures</w:t>
+      </w:r>
+    </w:p>
+    <w:p>
+      <w:r>
+        <w:t>Choose the picture for the teaching move and connect it to the explanation.</w:t>
+      </w:r>
+    </w:p>
+    <w:p>
+      <w:pPr>
+        <w:pStyle w:val="Heading2"/>
       </w:pPr>
       <w:r>
         <w:t>01. Prompts Are Design Instructions: the case</w:t>
@@ -7209,7 +6944,7 @@
         <w:drawing>
           <wp:inline xmlns:a="http://schemas.openxmlformats.org/drawingml/2006/main" xmlns:pic="http://schemas.openxmlformats.org/drawingml/2006/picture">
             <wp:extent cx="5486400" cy="2840736"/>
-            <wp:docPr id="2" name="Picture 2" descr="A fictional club needs a short exhibit card, without guesses. Supplied facts: Source A: exhibit Paper Birds, location Shelf 2. No duration appears. Required output: two labelled lines, Exhibit and Duration; missing values must say not supplied."/>
+            <wp:docPr id="4" name="Picture 4" descr="A fictional club needs a short exhibit card, without guesses. Supplied facts: Source A: exhibit Paper Birds, location Shelf 2. No duration appears. Required output: two labelled lines, Exhibit and Duration; missing values must say not supplied."/>
             <wp:cNvGraphicFramePr>
               <a:graphicFrameLocks noChangeAspect="1"/>
             </wp:cNvGraphicFramePr>
@@ -7221,7 +6956,7 @@
                     <pic:cNvPicPr/>
                   </pic:nvPicPr>
                   <pic:blipFill>
-                    <a:blip r:embed="rId10"/>
+                    <a:blip r:embed="rId12"/>
                     <a:stretch>
                       <a:fillRect/>
                     </a:stretch>
@@ -7277,7 +7012,6 @@
     <w:p>
       <w:pPr>
         <w:spacing w:line="336" w:lineRule="auto" w:after="180"/>
-        <w:shd w:fill="F5F1FB"/>
       </w:pPr>
       <w:r>
         <w:rPr>
@@ -7288,16 +7022,7 @@
     </w:p>
     <w:p>
       <w:pPr>
-        <w:pStyle w:val="Heading3"/>
-      </w:pPr>
-      <w:r>
-        <w:t>Discuss while showing the picture</w:t>
-      </w:r>
-    </w:p>
-    <w:p>
-      <w:pPr>
         <w:spacing w:line="336" w:lineRule="auto" w:after="180"/>
-        <w:shd w:fill="F1F6F8"/>
       </w:pPr>
       <w:r>
         <w:rPr>
@@ -7320,7 +7045,7 @@
     </w:p>
     <w:p>
       <w:pPr>
-        <w:pStyle w:val="Heading3"/>
+        <w:pStyle w:val="Heading2"/>
       </w:pPr>
       <w:r>
         <w:t>02. Follow the deciding steps</w:t>
@@ -7331,7 +7056,7 @@
         <w:drawing>
           <wp:inline xmlns:a="http://schemas.openxmlformats.org/drawingml/2006/main" xmlns:pic="http://schemas.openxmlformats.org/drawingml/2006/picture">
             <wp:extent cx="5486400" cy="4005072"/>
-            <wp:docPr id="3" name="Picture 3" descr="State task: Produce exactly two labelled lines using source A only. → Find evidence: A supplies Paper Birds but no duration. → Follow missing rule: Exhibit: Paper Birds. Duration: not supplied. → Check contract: Check labels, two-line format and each factual claim."/>
+            <wp:docPr id="5" name="Picture 5" descr="State task: Produce exactly two labelled lines using source A only. → Find evidence: A supplies Paper Birds but no duration. → Follow missing rule: Exhibit: Paper Birds. Duration: not supplied. → Check contract: Check labels, two-line format and each factual claim."/>
             <wp:cNvGraphicFramePr>
               <a:graphicFrameLocks noChangeAspect="1"/>
             </wp:cNvGraphicFramePr>
@@ -7343,7 +7068,7 @@
                     <pic:cNvPicPr/>
                   </pic:nvPicPr>
                   <pic:blipFill>
-                    <a:blip r:embed="rId11"/>
+                    <a:blip r:embed="rId10"/>
                     <a:stretch>
                       <a:fillRect/>
                     </a:stretch>
@@ -7399,7 +7124,6 @@
     <w:p>
       <w:pPr>
         <w:spacing w:line="336" w:lineRule="auto" w:after="180"/>
-        <w:shd w:fill="F5F1FB"/>
       </w:pPr>
       <w:r>
         <w:rPr>
@@ -7422,16 +7146,7 @@
     </w:p>
     <w:p>
       <w:pPr>
-        <w:pStyle w:val="Heading3"/>
-      </w:pPr>
-      <w:r>
-        <w:t>Discuss while showing the picture</w:t>
-      </w:r>
-    </w:p>
-    <w:p>
-      <w:pPr>
         <w:spacing w:line="336" w:lineRule="auto" w:after="180"/>
-        <w:shd w:fill="F1F6F8"/>
       </w:pPr>
       <w:r>
         <w:rPr>
@@ -7466,7 +7181,7 @@
     </w:p>
     <w:p>
       <w:pPr>
-        <w:pStyle w:val="Heading3"/>
+        <w:pStyle w:val="Heading2"/>
       </w:pPr>
       <w:r>
         <w:t>03. From prompt requirement to evidence of success</w:t>
@@ -7477,7 +7192,7 @@
         <w:drawing>
           <wp:inline xmlns:a="http://schemas.openxmlformats.org/drawingml/2006/main" xmlns:pic="http://schemas.openxmlformats.org/drawingml/2006/picture">
             <wp:extent cx="5486400" cy="2923032"/>
-            <wp:docPr id="4" name="Picture 4" descr="From prompt requirement to evidence of success. Use source C only | Monday and Room 7 | Compare with C. Mark missing values | Time: not stated | Check absent time. Four labelled lines | Day Time Place Bring | Count and inspect. No added details | No invented promises | Check every claim"/>
+            <wp:docPr id="6" name="Picture 6" descr="From prompt requirement to evidence of success. Use source C only | Monday and Room 7 | Compare with C. Mark missing values | Time: not stated | Check absent time. Four labelled lines | Day Time Place Bring | Count and inspect. No added details | No invented promises | Check every claim"/>
             <wp:cNvGraphicFramePr>
               <a:graphicFrameLocks noChangeAspect="1"/>
             </wp:cNvGraphicFramePr>
@@ -7489,7 +7204,7 @@
                     <pic:cNvPicPr/>
                   </pic:nvPicPr>
                   <pic:blipFill>
-                    <a:blip r:embed="rId12"/>
+                    <a:blip r:embed="rId9"/>
                     <a:stretch>
                       <a:fillRect/>
                     </a:stretch>
@@ -7557,7 +7272,6 @@
     <w:p>
       <w:pPr>
         <w:spacing w:line="336" w:lineRule="auto" w:after="180"/>
-        <w:shd w:fill="F5F1FB"/>
       </w:pPr>
       <w:r>
         <w:rPr>
@@ -7568,16 +7282,7 @@
     </w:p>
     <w:p>
       <w:pPr>
-        <w:pStyle w:val="Heading3"/>
-      </w:pPr>
-      <w:r>
-        <w:t>Discuss while showing the picture</w:t>
-      </w:r>
-    </w:p>
-    <w:p>
-      <w:pPr>
         <w:spacing w:line="336" w:lineRule="auto" w:after="180"/>
-        <w:shd w:fill="F1F6F8"/>
       </w:pPr>
       <w:r>
         <w:rPr>
@@ -7600,7 +7305,7 @@
     </w:p>
     <w:p>
       <w:pPr>
-        <w:pStyle w:val="Heading3"/>
+        <w:pStyle w:val="Heading2"/>
       </w:pPr>
       <w:r>
         <w:t>04. Change one thing. Trace what follows.</w:t>
@@ -7611,7 +7316,7 @@
         <w:drawing>
           <wp:inline xmlns:a="http://schemas.openxmlformats.org/drawingml/2006/main" xmlns:pic="http://schemas.openxmlformats.org/drawingml/2006/picture">
             <wp:extent cx="5486400" cy="3191256"/>
-            <wp:docPr id="5" name="Picture 5" descr="Original case: Check labels, two-line format and each factual claim. Changed condition: Update the prompt to authorise sources A and B. Add B naming the same exhibit duration 20 minutes, with B declared current and authoritative. Expected result: Duration becomes 20 minutes. Reason: There is now an authorised source for the previously missing field."/>
+            <wp:docPr id="7" name="Picture 7" descr="Original case: Check labels, two-line format and each factual claim. Changed condition: Update the prompt to authorise sources A and B. Add B naming the same exhibit duration 20 minutes, with B declared current and authoritative. Expected result: Duration becomes 20 minutes. Reason: There is now an authorised source for the previously missing field."/>
             <wp:cNvGraphicFramePr>
               <a:graphicFrameLocks noChangeAspect="1"/>
             </wp:cNvGraphicFramePr>
@@ -7667,7 +7372,6 @@
     <w:p>
       <w:pPr>
         <w:spacing w:line="336" w:lineRule="auto" w:after="180"/>
-        <w:shd w:fill="F5F1FB"/>
       </w:pPr>
       <w:r>
         <w:rPr>
@@ -7678,16 +7382,7 @@
     </w:p>
     <w:p>
       <w:pPr>
-        <w:pStyle w:val="Heading3"/>
-      </w:pPr>
-      <w:r>
-        <w:t>Discuss while showing the picture</w:t>
-      </w:r>
-    </w:p>
-    <w:p>
-      <w:pPr>
         <w:spacing w:line="336" w:lineRule="auto" w:after="180"/>
-        <w:shd w:fill="F1F6F8"/>
       </w:pPr>
       <w:r>
         <w:rPr>
@@ -7711,7 +7406,6 @@
     <w:p>
       <w:pPr>
         <w:spacing w:line="336" w:lineRule="auto" w:after="180"/>
-        <w:shd w:fill="F1F6F8"/>
       </w:pPr>
       <w:r>
         <w:rPr>
@@ -7722,7 +7416,7 @@
     </w:p>
     <w:p>
       <w:pPr>
-        <w:pStyle w:val="Heading3"/>
+        <w:pStyle w:val="Heading2"/>
       </w:pPr>
       <w:r>
         <w:t>05. Connect the explanation to its limit</w:t>
@@ -7733,7 +7427,7 @@
         <w:drawing>
           <wp:inline xmlns:a="http://schemas.openxmlformats.org/drawingml/2006/main" xmlns:pic="http://schemas.openxmlformats.org/drawingml/2006/picture">
             <wp:extent cx="5486400" cy="2834640"/>
-            <wp:docPr id="6" name="Picture 6" descr="A useful prompt describes both the wanted answer and what to do when evidence is insufficient. Asking for a duration does not create one. Examples can demonstrate the format, but they must not become sources of event facts. Check content support separately from whether the answer looks tidy. Limit: Even a complete prompt does not guarantee an AI system follows it; test returned outputs against the contract."/>
+            <wp:docPr id="8" name="Picture 8" descr="A useful prompt describes both the wanted answer and what to do when evidence is insufficient. Asking for a duration does not create one. Examples can demonstrate the format, but they must not become sources of event facts. Check content support separately from whether the answer looks tidy. Limit: Even a complete prompt does not guarantee an AI system follows it; test returned outputs against the contract."/>
             <wp:cNvGraphicFramePr>
               <a:graphicFrameLocks noChangeAspect="1"/>
             </wp:cNvGraphicFramePr>
@@ -7837,7 +7531,6 @@
     <w:p>
       <w:pPr>
         <w:spacing w:line="336" w:lineRule="auto" w:after="180"/>
-        <w:shd w:fill="F5F1FB"/>
       </w:pPr>
       <w:r>
         <w:rPr>
@@ -7848,16 +7541,7 @@
     </w:p>
     <w:p>
       <w:pPr>
-        <w:pStyle w:val="Heading3"/>
-      </w:pPr>
-      <w:r>
-        <w:t>Discuss while showing the picture</w:t>
-      </w:r>
-    </w:p>
-    <w:p>
-      <w:pPr>
         <w:spacing w:line="336" w:lineRule="auto" w:after="180"/>
-        <w:shd w:fill="F1F6F8"/>
       </w:pPr>
       <w:r>
         <w:rPr>
@@ -7881,7 +7565,6 @@
     <w:p>
       <w:pPr>
         <w:spacing w:line="336" w:lineRule="auto" w:after="180"/>
-        <w:shd w:fill="F1F6F8"/>
       </w:pPr>
       <w:r>
         <w:rPr>
@@ -7916,7 +7599,7 @@
     </w:p>
     <w:p>
       <w:pPr>
-        <w:pStyle w:val="Heading3"/>
+        <w:pStyle w:val="Heading2"/>
       </w:pPr>
       <w:r>
         <w:t>06. Make the idea visible in your project</w:t>
@@ -7927,7 +7610,7 @@
         <w:drawing>
           <wp:inline xmlns:a="http://schemas.openxmlformats.org/drawingml/2006/main" xmlns:pic="http://schemas.openxmlformats.org/drawingml/2006/picture">
             <wp:extent cx="5486400" cy="3380232"/>
-            <wp:docPr id="7" name="Picture 7" descr="Specify sorter input, output fields, evidence limits and missing/conflict behavior before improving its wording. Draw your input, deciding step, result and limit. Supported question: What must happen if B instead conflicts with another equally authoritative duration record?"/>
+            <wp:docPr id="9" name="Picture 9" descr="Specify sorter input, output fields, evidence limits and missing/conflict behavior before improving its wording. Draw your input, deciding step, result and limit. Supported question: What must happen if B instead conflicts with another equally authoritative duration record?"/>
             <wp:cNvGraphicFramePr>
               <a:graphicFrameLocks noChangeAspect="1"/>
             </wp:cNvGraphicFramePr>
@@ -8031,7 +7714,6 @@
     <w:p>
       <w:pPr>
         <w:spacing w:line="336" w:lineRule="auto" w:after="180"/>
-        <w:shd w:fill="F5F1FB"/>
       </w:pPr>
       <w:r>
         <w:rPr>
@@ -8054,58 +7736,127 @@
     </w:p>
     <w:p>
       <w:pPr>
+        <w:spacing w:line="336" w:lineRule="auto" w:after="180"/>
+      </w:pPr>
+      <w:r>
+        <w:rPr>
+          <w:b w:val="0"/>
+        </w:rPr>
+        <w:t xml:space="preserve">Teacher </w:t>
+      </w:r>
+      <w:r>
+        <w:rPr>
+          <w:b/>
+        </w:rPr>
+        <w:t>prompt</w:t>
+      </w:r>
+      <w:r>
+        <w:rPr>
+          <w:b w:val="0"/>
+        </w:rPr>
+        <w:t xml:space="preserve">: Draw your project trace and justify the deciding step using </w:t>
+      </w:r>
+      <w:r>
+        <w:rPr>
+          <w:b/>
+        </w:rPr>
+        <w:t>evidence</w:t>
+      </w:r>
+      <w:r>
+        <w:rPr>
+          <w:b w:val="0"/>
+        </w:rPr>
+        <w:t>. Ask learners to describe one label or arrow in ordinary words. Use the adjacent transcript if the image is difficult to see.</w:t>
+      </w:r>
+    </w:p>
+    <w:p>
+      <w:pPr>
+        <w:spacing w:line="336" w:lineRule="auto" w:after="180"/>
+      </w:pPr>
+      <w:r>
+        <w:rPr>
+          <w:b w:val="0"/>
+        </w:rPr>
+        <w:t>Supported practice key: Flag the duration conflict and request resolution; do not choose a convenient number or silently average them.</w:t>
+      </w:r>
+    </w:p>
+    <w:p>
+      <w:pPr>
+        <w:pStyle w:val="Heading2"/>
+      </w:pPr>
+      <w:r>
+        <w:t>Earlier wording, alternatives and picture transcripts · reference / check after trying</w:t>
+      </w:r>
+    </w:p>
+    <w:p>
+      <w:pPr>
+        <w:spacing w:line="336" w:lineRule="auto" w:after="180"/>
+      </w:pPr>
+      <w:r>
+        <w:rPr>
+          <w:b w:val="0"/>
+        </w:rPr>
+        <w:t xml:space="preserve">Use one picture at a time. Hide a worked result before asking for a </w:t>
+      </w:r>
+      <w:r>
+        <w:rPr>
+          <w:b/>
+        </w:rPr>
+        <w:t>prediction</w:t>
+      </w:r>
+      <w:r>
+        <w:rPr>
+          <w:b w:val="0"/>
+        </w:rPr>
+        <w:t>, then reveal it for feedback. These are supported teaching cases; retain the separate independent assessment for a fresh first attempt.</w:t>
+      </w:r>
+    </w:p>
+    <w:p>
+      <w:pPr>
         <w:pStyle w:val="Heading3"/>
       </w:pPr>
       <w:r>
-        <w:t>Discuss while showing the picture</w:t>
-      </w:r>
-    </w:p>
-    <w:p>
-      <w:pPr>
-        <w:spacing w:line="336" w:lineRule="auto" w:after="180"/>
-        <w:shd w:fill="F1F6F8"/>
-      </w:pPr>
-      <w:r>
-        <w:rPr>
-          <w:b w:val="0"/>
-        </w:rPr>
-        <w:t xml:space="preserve">Teacher </w:t>
-      </w:r>
-      <w:r>
-        <w:rPr>
-          <w:b/>
-        </w:rPr>
-        <w:t>prompt</w:t>
-      </w:r>
-      <w:r>
-        <w:rPr>
-          <w:b w:val="0"/>
-        </w:rPr>
-        <w:t xml:space="preserve">: Draw your project trace and justify the deciding step using </w:t>
-      </w:r>
-      <w:r>
-        <w:rPr>
-          <w:b/>
-        </w:rPr>
-        <w:t>evidence</w:t>
-      </w:r>
-      <w:r>
-        <w:rPr>
-          <w:b w:val="0"/>
-        </w:rPr>
-        <w:t>. Ask learners to describe one label or arrow in ordinary words. Use the adjacent transcript if the image is difficult to see.</w:t>
-      </w:r>
-    </w:p>
-    <w:p>
-      <w:pPr>
-        <w:spacing w:line="336" w:lineRule="auto" w:after="180"/>
-        <w:shd w:fill="F1F6F8"/>
-      </w:pPr>
-      <w:r>
-        <w:rPr>
-          <w:b w:val="0"/>
-        </w:rPr>
-        <w:t>Supported practice key: Flag the duration conflict and request resolution; do not choose a convenient number or silently average them.</w:t>
+        <w:t>01. Prompts Are Design Instructions: the case</w:t>
+      </w:r>
+    </w:p>
+    <w:p>
+      <w:pPr>
+        <w:pStyle w:val="Heading3"/>
+      </w:pPr>
+      <w:r>
+        <w:t>02. Follow the deciding steps</w:t>
+      </w:r>
+    </w:p>
+    <w:p>
+      <w:pPr>
+        <w:pStyle w:val="Heading3"/>
+      </w:pPr>
+      <w:r>
+        <w:t>03. From prompt requirement to evidence of success</w:t>
+      </w:r>
+    </w:p>
+    <w:p>
+      <w:pPr>
+        <w:pStyle w:val="Heading3"/>
+      </w:pPr>
+      <w:r>
+        <w:t>04. Change one thing. Trace what follows.</w:t>
+      </w:r>
+    </w:p>
+    <w:p>
+      <w:pPr>
+        <w:pStyle w:val="Heading3"/>
+      </w:pPr>
+      <w:r>
+        <w:t>05. Connect the explanation to its limit</w:t>
+      </w:r>
+    </w:p>
+    <w:p>
+      <w:pPr>
+        <w:pStyle w:val="Heading3"/>
+      </w:pPr>
+      <w:r>
+        <w:t>06. Make the idea visible in your project</w:t>
       </w:r>
     </w:p>
     <w:sectPr>
